--- a/docs/rapport/Rapport_Client_Infernal.docx
+++ b/docs/rapport/Rapport_Client_Infernal.docx
@@ -4435,67 +4435,15 @@
     <w:p>
       <w:pPr>
         <w:keepNext/>
-        <w:pBdr>
-          <w:top w:val="dashed" w:color="B3261E" w:sz="8" w:space="8"/>
-          <w:left w:val="dashed" w:color="B3261E" w:sz="8" w:space="8"/>
-          <w:bottom w:val="dashed" w:color="B3261E" w:sz="8" w:space="8"/>
-          <w:right w:val="dashed" w:color="B3261E" w:sz="8" w:space="8"/>
-        </w:pBdr>
-        <w:shd w:fill="FDECEB" w:color="auto" w:val="clear"/>
-        <w:spacing w:before="200" w:after="60"/>
-        <w:jc w:val="center"/>
-      </w:pPr>
-      <w:r>
-        <w:rPr>
-          <w:b/>
-          <w:bCs/>
-          <w:color w:val="B3261E"/>
-        </w:rPr>
-        <w:t xml:space="preserve">[CAPTURE 5 À INSÉRER]</w:t>
-      </w:r>
-      <w:r>
-        <w:br/>
-        <w:t xml:space="preserve">Exécution des tests automatisés (npm test)</w:t>
-      </w:r>
-      <w:r>
-        <w:rPr>
-          <w:rFonts w:ascii="Consolas" w:cs="Consolas" w:eastAsia="Consolas" w:hAnsi="Consolas"/>
-          <w:color w:val="5B6474"/>
-          <w:sz w:val="18"/>
-          <w:szCs w:val="18"/>
-        </w:rPr>
-        <w:br/>
-        <w:t xml:space="preserve">Fichier : docs/rapport/captures/p001-05-tests.png</w:t>
-      </w:r>
-    </w:p>
-    <w:p>
-      <w:pPr>
-        <w:spacing w:after="240"/>
-        <w:jc w:val="center"/>
-      </w:pPr>
-      <w:r>
-        <w:rPr>
-          <w:i/>
-          <w:iCs/>
-          <w:color w:val="5B6474"/>
-          <w:sz w:val="19"/>
-          <w:szCs w:val="19"/>
-        </w:rPr>
-        <w:t xml:space="preserve">Figure 6 — Exécution des tests automatisés (npm test)</w:t>
-      </w:r>
-    </w:p>
-    <w:p>
-      <w:pPr>
-        <w:keepNext/>
         <w:spacing w:before="160" w:after="40"/>
         <w:jc w:val="center"/>
       </w:pPr>
       <w:r>
         <w:drawing>
           <wp:inline distT="0" distB="0" distL="0" distR="0">
-            <wp:extent cx="6096000" cy="3810000"/>
+            <wp:extent cx="5419725" cy="7715250"/>
             <wp:effectExtent t="0" r="0" b="0" l="0"/>
-            <wp:docPr id="1" name="p001-06-application-connexion.png" descr="L'application lancée dans le navigateur (connexion et accueil)" title="L'application lancée dans le navigateur (connexion et accueil)"/>
+            <wp:docPr id="1" name="p001-05-tests.png" descr="Exécution des tests automatisés (npm test)" title="Exécution des tests automatisés (npm test)"/>
             <wp:cNvGraphicFramePr>
               <a:graphicFrameLocks xmlns:a="http://schemas.openxmlformats.org/drawingml/2006/main" noChangeAspect="1"/>
             </wp:cNvGraphicFramePr>
@@ -4518,7 +4466,7 @@
                   <pic:spPr bwMode="auto">
                     <a:xfrm>
                       <a:off x="0" y="0"/>
-                      <a:ext cx="6096000" cy="3810000"/>
+                      <a:ext cx="5419725" cy="7715250"/>
                     </a:xfrm>
                     <a:prstGeom prst="rect">
                       <a:avLst/>
@@ -4533,8 +4481,24 @@
     </w:p>
     <w:p>
       <w:pPr>
+        <w:spacing w:after="240"/>
+        <w:jc w:val="center"/>
+      </w:pPr>
+      <w:r>
+        <w:rPr>
+          <w:i/>
+          <w:iCs/>
+          <w:color w:val="5B6474"/>
+          <w:sz w:val="19"/>
+          <w:szCs w:val="19"/>
+        </w:rPr>
+        <w:t xml:space="preserve">Figure 6 — Exécution des tests automatisés (npm test)</w:t>
+      </w:r>
+    </w:p>
+    <w:p>
+      <w:pPr>
         <w:keepNext/>
-        <w:spacing w:before="40" w:after="40"/>
+        <w:spacing w:before="160" w:after="40"/>
         <w:jc w:val="center"/>
       </w:pPr>
       <w:r>
@@ -4542,7 +4506,7 @@
           <wp:inline distT="0" distB="0" distL="0" distR="0">
             <wp:extent cx="6096000" cy="3810000"/>
             <wp:effectExtent t="0" r="0" b="0" l="0"/>
-            <wp:docPr id="1" name="p001-06-application-accueil.png" descr="L'application lancée dans le navigateur (connexion et accueil)" title="L'application lancée dans le navigateur (connexion et accueil)"/>
+            <wp:docPr id="1" name="p001-06-application-connexion.png" descr="L'application lancée dans le navigateur (connexion et accueil)" title="L'application lancée dans le navigateur (connexion et accueil)"/>
             <wp:cNvGraphicFramePr>
               <a:graphicFrameLocks xmlns:a="http://schemas.openxmlformats.org/drawingml/2006/main" noChangeAspect="1"/>
             </wp:cNvGraphicFramePr>
@@ -4580,283 +4544,16 @@
     </w:p>
     <w:p>
       <w:pPr>
-        <w:spacing w:after="240"/>
-        <w:jc w:val="center"/>
-      </w:pPr>
-      <w:r>
-        <w:rPr>
-          <w:i/>
-          <w:iCs/>
-          <w:color w:val="5B6474"/>
-          <w:sz w:val="19"/>
-          <w:szCs w:val="19"/>
-        </w:rPr>
-        <w:t xml:space="preserve">Figure 7 — L'application lancée dans le navigateur (connexion et accueil) (2 captures successives)</w:t>
-      </w:r>
-    </w:p>
-    <w:p>
-      <w:pPr>
         <w:keepNext/>
-        <w:pBdr>
-          <w:top w:val="dashed" w:color="B3261E" w:sz="8" w:space="8"/>
-          <w:left w:val="dashed" w:color="B3261E" w:sz="8" w:space="8"/>
-          <w:bottom w:val="dashed" w:color="B3261E" w:sz="8" w:space="8"/>
-          <w:right w:val="dashed" w:color="B3261E" w:sz="8" w:space="8"/>
-        </w:pBdr>
-        <w:shd w:fill="FDECEB" w:color="auto" w:val="clear"/>
-        <w:spacing w:before="200" w:after="60"/>
-        <w:jc w:val="center"/>
-      </w:pPr>
-      <w:r>
-        <w:rPr>
-          <w:b/>
-          <w:bCs/>
-          <w:color w:val="B3261E"/>
-        </w:rPr>
-        <w:t xml:space="preserve">[CAPTURE 7 À INSÉRER]</w:t>
-      </w:r>
-      <w:r>
-        <w:br/>
-        <w:t xml:space="preserve">Le dépôt GitHub après le premier push (branches main et develop)</w:t>
-      </w:r>
-      <w:r>
-        <w:rPr>
-          <w:rFonts w:ascii="Consolas" w:cs="Consolas" w:eastAsia="Consolas" w:hAnsi="Consolas"/>
-          <w:color w:val="5B6474"/>
-          <w:sz w:val="18"/>
-          <w:szCs w:val="18"/>
-        </w:rPr>
-        <w:br/>
-        <w:t xml:space="preserve">Fichier : docs/rapport/captures/p001-07-github.png</w:t>
-      </w:r>
-    </w:p>
-    <w:p>
-      <w:pPr>
-        <w:spacing w:after="240"/>
-        <w:jc w:val="center"/>
-      </w:pPr>
-      <w:r>
-        <w:rPr>
-          <w:i/>
-          <w:iCs/>
-          <w:color w:val="5B6474"/>
-          <w:sz w:val="19"/>
-          <w:szCs w:val="19"/>
-        </w:rPr>
-        <w:t xml:space="preserve">Figure 8 — Le dépôt GitHub après le premier push (branches main et develop)</w:t>
-      </w:r>
-    </w:p>
-    <w:p>
-      <w:pPr>
-        <w:pStyle w:val="Heading3"/>
-      </w:pPr>
-      <w:r>
-        <w:t xml:space="preserve">Analyse critique</w:t>
-      </w:r>
-    </w:p>
-    <w:p>
-      <w:pPr>
-        <w:spacing w:after="120" w:line="300"/>
-        <w:jc w:val="both"/>
-      </w:pPr>
-      <w:r>
-        <w:rPr>
-          <w:b/>
-          <w:bCs/>
-        </w:rPr>
-        <w:t xml:space="preserve">Points forts du prompt.</w:t>
-      </w:r>
-      <w:r>
-        <w:t xml:space="preserve"> Exiger un plan avant toute action a évité de générer un projet dans une mauvaise direction. La liste explicite des contraintes obligatoires a produit des mécanismes concrets et testés (masquage des données personnelles, triple protection du besoin caché) plutôt que de simples intentions. Enfin, demander une vérification réelle a permis de détecter des problèmes invisibles à la simple lecture du code.</w:t>
-      </w:r>
-    </w:p>
-    <w:p>
-      <w:pPr>
-        <w:spacing w:after="120" w:line="300"/>
-        <w:jc w:val="both"/>
-      </w:pPr>
-      <w:r>
-        <w:rPr>
-          <w:b/>
-          <w:bCs/>
-        </w:rPr>
-        <w:t xml:space="preserve">Problèmes détectés et corrigés pendant la vérification.</w:t>
-      </w:r>
-    </w:p>
-    <w:p>
-      <w:pPr>
-        <w:pStyle w:val="ListParagraph"/>
-        <w:numPr>
-          <w:ilvl w:val="0"/>
-          <w:numId w:val="2"/>
-        </w:numPr>
-        <w:spacing w:after="60" w:line="280"/>
-      </w:pPr>
-      <w:r>
-        <w:t xml:space="preserve">Le port 5433 prévu pour PostgreSQL était déjà occupé sur la machine du chef de projet : le port est passé à </w:t>
-      </w:r>
-      <w:r>
-        <w:rPr>
-          <w:b/>
-          <w:bCs/>
-        </w:rPr>
-        <w:t xml:space="preserve">5434</w:t>
-      </w:r>
-      <w:r>
-        <w:t xml:space="preserve"> et reste modifiable (variable </w:t>
-      </w:r>
-      <w:r>
-        <w:rPr>
-          <w:rFonts w:ascii="Consolas" w:cs="Consolas" w:eastAsia="Consolas" w:hAnsi="Consolas"/>
-          <w:color w:val="8C1D18"/>
-          <w:sz w:val="19"/>
-          <w:szCs w:val="19"/>
-        </w:rPr>
-        <w:t xml:space="preserve">DB_PORT</w:t>
-      </w:r>
-      <w:r>
-        <w:t xml:space="preserve">).</w:t>
-      </w:r>
-    </w:p>
-    <w:p>
-      <w:pPr>
-        <w:pStyle w:val="ListParagraph"/>
-        <w:numPr>
-          <w:ilvl w:val="0"/>
-          <w:numId w:val="2"/>
-        </w:numPr>
-        <w:spacing w:after="60" w:line="280"/>
-      </w:pPr>
-      <w:r>
-        <w:t xml:space="preserve">Un diagramme Mermaid de la documentation contenait une erreur de syntaxe (accent dans une étiquette sans guillemets) qui l'aurait empêché de s'afficher sur GitHub. Il a été détecté et corrigé lors de l'export des figures de ce rapport (prompt P-003).</w:t>
-      </w:r>
-    </w:p>
-    <w:p>
-      <w:pPr>
-        <w:spacing w:after="120" w:line="300"/>
-        <w:jc w:val="both"/>
-      </w:pPr>
-      <w:r>
-        <w:rPr>
-          <w:b/>
-          <w:bCs/>
-        </w:rPr>
-        <w:t xml:space="preserve">Limites.</w:t>
-      </w:r>
-      <w:r>
-        <w:t xml:space="preserve"> Les prompts système des modules ne sont que des brouillons, à affiner par chaque responsable. Une faille de sécurité signalée par </w:t>
-      </w:r>
-      <w:r>
-        <w:rPr>
-          <w:rFonts w:ascii="Consolas" w:cs="Consolas" w:eastAsia="Consolas" w:hAnsi="Consolas"/>
-          <w:color w:val="8C1D18"/>
-          <w:sz w:val="19"/>
-          <w:szCs w:val="19"/>
-        </w:rPr>
-        <w:t xml:space="preserve">npm audit</w:t>
-      </w:r>
-      <w:r>
-        <w:t xml:space="preserve"> concerne l'outil Prisma en ligne de commande (utilisé uniquement en développement) ; sa correction impose une montée de version majeure, reportée. Enfin, l'interface générée était fonctionnelle mais sobre, ce qui a motivé le travail de conception UI/UX (prompt P-003).</w:t>
-      </w:r>
-    </w:p>
-    <w:p>
-      <w:pPr>
-        <w:pBdr>
-          <w:left w:val="single" w:color="E8890C" w:sz="24" w:space="8"/>
-        </w:pBdr>
-        <w:shd w:fill="FFF6E0" w:color="auto" w:val="clear"/>
-        <w:spacing w:before="80" w:after="160"/>
-      </w:pPr>
-      <w:r>
-        <w:rPr>
-          <w:b/>
-          <w:bCs/>
-          <w:color w:val="8A5A00"/>
-        </w:rPr>
-        <w:t xml:space="preserve">À compléter : </w:t>
-      </w:r>
-      <w:r>
-        <w:rPr>
-          <w:color w:val="8A5A00"/>
-        </w:rPr>
-        <w:t xml:space="preserve">ajouter dans la rubrique « Modifications de l'équipe » du journal ce que l'équipe a modifié à la main après P-001.</w:t>
-      </w:r>
-    </w:p>
-    <w:p>
-      <w:pPr>
-        <w:pStyle w:val="Heading2"/>
-      </w:pPr>
-      <w:r>
-        <w:t xml:space="preserve">2.5 Prompt P-002 : auteur des commits</w:t>
-      </w:r>
-    </w:p>
-    <w:p>
-      <w:pPr>
-        <w:spacing w:after="120" w:line="300"/>
-        <w:jc w:val="both"/>
-      </w:pPr>
-      <w:r>
-        <w:t xml:space="preserve">Avant le premier push, le chef de projet a demandé que l'historique Git n'affiche ni son pseudonyme GitHub ni l'assistant comme co-auteur. L'IA a réécrit le commit local (encore non publié) avec l'identité « Khalil Abdelmoumen » et sans mention de co-auteur, puis a rappelé que GitHub rattache un commit à un compte par l'adresse email. Le recours à l'IA reste documenté de manière transparente dans ce rapport et dans le journal des prompts, comme l'exige le module.</w:t>
-      </w:r>
-    </w:p>
-    <w:p>
-      <w:pPr>
-        <w:pStyle w:val="Heading2"/>
-      </w:pPr>
-      <w:r>
-        <w:t xml:space="preserve">2.6 Prompt P-003 : interface et rapport</w:t>
-      </w:r>
-    </w:p>
-    <w:p>
-      <w:pPr>
-        <w:spacing w:after="120" w:line="300"/>
-        <w:jc w:val="both"/>
-      </w:pPr>
-      <w:r>
-        <w:t xml:space="preserve">Le troisième prompt demandait de préparer l'interface (UI/UX) et de commencer ce rapport au format Word, avec des captures d'écran comme preuves de la démarche. L'IA a proposé deux options pour chaque livrable ; l'équipe a retenu </w:t>
-      </w:r>
-      <w:r>
-        <w:rPr>
-          <w:b/>
-          <w:bCs/>
-        </w:rPr>
-        <w:t xml:space="preserve">une charte graphique accompagnée de maquettes</w:t>
-      </w:r>
-      <w:r>
-        <w:t xml:space="preserve">, et un </w:t>
-      </w:r>
-      <w:r>
-        <w:rPr>
-          <w:b/>
-          <w:bCs/>
-        </w:rPr>
-        <w:t xml:space="preserve">rapport Word</w:t>
-      </w:r>
-      <w:r>
-        <w:t xml:space="preserve"> complété au fur et à mesure.</w:t>
-      </w:r>
-    </w:p>
-    <w:p>
-      <w:pPr>
-        <w:spacing w:after="120" w:line="300"/>
-        <w:jc w:val="both"/>
-      </w:pPr>
-      <w:r>
-        <w:t xml:space="preserve">Résultat : une charte graphique appliquée au fichier de styles commun de l'application, dix maquettes d'écrans couvrant les cinq modules, un script d'export des maquettes et des diagrammes en images, et la première version du rapport (chapitre 4).</w:t>
-      </w:r>
-    </w:p>
-    <w:p>
-      <w:pPr>
-        <w:keepNext/>
-        <w:spacing w:before="160" w:after="40"/>
+        <w:spacing w:before="40" w:after="40"/>
         <w:jc w:val="center"/>
       </w:pPr>
       <w:r>
         <w:drawing>
           <wp:inline distT="0" distB="0" distL="0" distR="0">
-            <wp:extent cx="6096000" cy="828675"/>
+            <wp:extent cx="6096000" cy="3810000"/>
             <wp:effectExtent t="0" r="0" b="0" l="0"/>
-            <wp:docPr id="1" name="p003-01-prompt-1.png" descr="Les deux messages du prompt P-003" title="Les deux messages du prompt P-003"/>
+            <wp:docPr id="1" name="p001-06-application-accueil.png" descr="L'application lancée dans le navigateur (connexion et accueil)" title="L'application lancée dans le navigateur (connexion et accueil)"/>
             <wp:cNvGraphicFramePr>
               <a:graphicFrameLocks xmlns:a="http://schemas.openxmlformats.org/drawingml/2006/main" noChangeAspect="1"/>
             </wp:cNvGraphicFramePr>
@@ -4879,7 +4576,7 @@
                   <pic:spPr bwMode="auto">
                     <a:xfrm>
                       <a:off x="0" y="0"/>
-                      <a:ext cx="6096000" cy="828675"/>
+                      <a:ext cx="6096000" cy="3810000"/>
                     </a:xfrm>
                     <a:prstGeom prst="rect">
                       <a:avLst/>
@@ -4894,16 +4591,32 @@
     </w:p>
     <w:p>
       <w:pPr>
+        <w:spacing w:after="240"/>
+        <w:jc w:val="center"/>
+      </w:pPr>
+      <w:r>
+        <w:rPr>
+          <w:i/>
+          <w:iCs/>
+          <w:color w:val="5B6474"/>
+          <w:sz w:val="19"/>
+          <w:szCs w:val="19"/>
+        </w:rPr>
+        <w:t xml:space="preserve">Figure 7 — L'application lancée dans le navigateur (connexion et accueil) (2 captures successives)</w:t>
+      </w:r>
+    </w:p>
+    <w:p>
+      <w:pPr>
         <w:keepNext/>
-        <w:spacing w:before="40" w:after="40"/>
+        <w:spacing w:before="160" w:after="40"/>
         <w:jc w:val="center"/>
       </w:pPr>
       <w:r>
         <w:drawing>
           <wp:inline distT="0" distB="0" distL="0" distR="0">
-            <wp:extent cx="6096000" cy="1371600"/>
+            <wp:extent cx="6096000" cy="5676900"/>
             <wp:effectExtent t="0" r="0" b="0" l="0"/>
-            <wp:docPr id="1" name="p003-01-prompt-2.png" descr="Les deux messages du prompt P-003" title="Les deux messages du prompt P-003"/>
+            <wp:docPr id="1" name="p001-07-github.png" descr="Le dépôt GitHub après le premier push (branches main et develop)" title="Le dépôt GitHub après le premier push (branches main et develop)"/>
             <wp:cNvGraphicFramePr>
               <a:graphicFrameLocks xmlns:a="http://schemas.openxmlformats.org/drawingml/2006/main" noChangeAspect="1"/>
             </wp:cNvGraphicFramePr>
@@ -4926,7 +4639,7 @@
                   <pic:spPr bwMode="auto">
                     <a:xfrm>
                       <a:off x="0" y="0"/>
-                      <a:ext cx="6096000" cy="1371600"/>
+                      <a:ext cx="6096000" cy="5676900"/>
                     </a:xfrm>
                     <a:prstGeom prst="rect">
                       <a:avLst/>
@@ -4952,15 +4665,15 @@
           <w:sz w:val="19"/>
           <w:szCs w:val="19"/>
         </w:rPr>
-        <w:t xml:space="preserve">Figure 9 — Les deux messages du prompt P-003 (2 captures successives)</w:t>
-      </w:r>
-    </w:p>
-    <w:p>
-      <w:pPr>
-        <w:pStyle w:val="Heading2"/>
-      </w:pPr>
-      <w:r>
-        <w:t xml:space="preserve">2.7 Prompt P-004 : un prompt rédigé avec l'IA</w:t>
+        <w:t xml:space="preserve">Figure 8 — Le dépôt GitHub après le premier push (branches main et develop)</w:t>
+      </w:r>
+    </w:p>
+    <w:p>
+      <w:pPr>
+        <w:pStyle w:val="Heading3"/>
+      </w:pPr>
+      <w:r>
+        <w:t xml:space="preserve">Analyse critique</w:t>
       </w:r>
     </w:p>
     <w:p>
@@ -4969,17 +4682,14 @@
         <w:jc w:val="both"/>
       </w:pPr>
       <w:r>
-        <w:t xml:space="preserve">Avant de développer son module, le chef de projet a demandé à l'IA de publier le travail sur GitHub, puis de l'aider à </w:t>
-      </w:r>
-      <w:r>
         <w:rPr>
           <w:b/>
           <w:bCs/>
         </w:rPr>
-        <w:t xml:space="preserve">rédiger un prompt unique et complet</w:t>
-      </w:r>
-      <w:r>
-        <w:t xml:space="preserve"> pour le module 1. L'objectif était de pouvoir présenter dans ce rapport un prompt clairement identifié et le résultat qu'il a produit.</w:t>
+        <w:t xml:space="preserve">Points forts du prompt.</w:t>
+      </w:r>
+      <w:r>
+        <w:t xml:space="preserve"> Exiger un plan avant toute action a évité de générer un projet dans une mauvaise direction. La liste explicite des contraintes obligatoires a produit des mécanismes concrets et testés (masquage des données personnelles, triple protection du besoin caché) plutôt que de simples intentions. Enfin, demander une vérification réelle a permis de détecter des problèmes invisibles à la simple lecture du code.</w:t>
       </w:r>
     </w:p>
     <w:p>
@@ -4988,23 +4698,59 @@
         <w:jc w:val="both"/>
       </w:pPr>
       <w:r>
-        <w:t xml:space="preserve">Le prompt proposé reprend volontairement la structure de P-001 (rôle, contexte, plan avant action, contraintes, vérification, traçabilité) et l'aligne sur le tableau officiel des modules. Il a été relu puis envoyé tel quel par le chef de projet : c'est l'entrée P-005. Cette démarche est assumée : l'IA aide à formuler la demande, mais c'est l'humain qui la valide, l'envoie et contrôle le résultat.</w:t>
-      </w:r>
-    </w:p>
-    <w:p>
-      <w:pPr>
-        <w:pStyle w:val="Heading2"/>
-      </w:pPr>
-      <w:r>
-        <w:t xml:space="preserve">2.8 Prompt P-005 : version complète du module 1</w:t>
-      </w:r>
-    </w:p>
-    <w:p>
-      <w:pPr>
-        <w:pStyle w:val="Heading3"/>
-      </w:pPr>
-      <w:r>
-        <w:t xml:space="preserve">Objectif et structure</w:t>
+        <w:rPr>
+          <w:b/>
+          <w:bCs/>
+        </w:rPr>
+        <w:t xml:space="preserve">Problèmes détectés et corrigés pendant la vérification.</w:t>
+      </w:r>
+    </w:p>
+    <w:p>
+      <w:pPr>
+        <w:pStyle w:val="ListParagraph"/>
+        <w:numPr>
+          <w:ilvl w:val="0"/>
+          <w:numId w:val="2"/>
+        </w:numPr>
+        <w:spacing w:after="60" w:line="280"/>
+      </w:pPr>
+      <w:r>
+        <w:t xml:space="preserve">Le port 5433 prévu pour PostgreSQL était déjà occupé sur la machine du chef de projet : le port est passé à </w:t>
+      </w:r>
+      <w:r>
+        <w:rPr>
+          <w:b/>
+          <w:bCs/>
+        </w:rPr>
+        <w:t xml:space="preserve">5434</w:t>
+      </w:r>
+      <w:r>
+        <w:t xml:space="preserve"> et reste modifiable (variable </w:t>
+      </w:r>
+      <w:r>
+        <w:rPr>
+          <w:rFonts w:ascii="Consolas" w:cs="Consolas" w:eastAsia="Consolas" w:hAnsi="Consolas"/>
+          <w:color w:val="8C1D18"/>
+          <w:sz w:val="19"/>
+          <w:szCs w:val="19"/>
+        </w:rPr>
+        <w:t xml:space="preserve">DB_PORT</w:t>
+      </w:r>
+      <w:r>
+        <w:t xml:space="preserve">).</w:t>
+      </w:r>
+    </w:p>
+    <w:p>
+      <w:pPr>
+        <w:pStyle w:val="ListParagraph"/>
+        <w:numPr>
+          <w:ilvl w:val="0"/>
+          <w:numId w:val="2"/>
+        </w:numPr>
+        <w:spacing w:after="60" w:line="280"/>
+      </w:pPr>
+      <w:r>
+        <w:t xml:space="preserve">Un diagramme Mermaid de la documentation contenait une erreur de syntaxe (accent dans une étiquette sans guillemets) qui l'aurait empêché de s'afficher sur GitHub. Il a été détecté et corrigé lors de l'export des figures de ce rapport (prompt P-003).</w:t>
       </w:r>
     </w:p>
     <w:p>
@@ -5013,17 +4759,112 @@
         <w:jc w:val="both"/>
       </w:pPr>
       <w:r>
-        <w:t xml:space="preserve">Faire passer le module 1 du squelette à une version complète et démontrable : choix du domaine, du niveau et de la personnalité, prompt système v0.2, consultation et suppression des scénarios, interface conforme à la maquette, mode sans clé API, tests et documentation. Le prompt se termine par une exigence de </w:t>
-      </w:r>
-      <w:r>
         <w:rPr>
           <w:b/>
           <w:bCs/>
         </w:rPr>
-        <w:t xml:space="preserve">résumé en six points</w:t>
-      </w:r>
-      <w:r>
-        <w:t xml:space="preserve"> (demandé, réalisé, fichiers, vérifications, problèmes, limites), conçu pour alimenter directement ce rapport.</w:t>
+        <w:t xml:space="preserve">Limites.</w:t>
+      </w:r>
+      <w:r>
+        <w:t xml:space="preserve"> Les prompts système des modules ne sont que des brouillons, à affiner par chaque responsable. Une faille de sécurité signalée par </w:t>
+      </w:r>
+      <w:r>
+        <w:rPr>
+          <w:rFonts w:ascii="Consolas" w:cs="Consolas" w:eastAsia="Consolas" w:hAnsi="Consolas"/>
+          <w:color w:val="8C1D18"/>
+          <w:sz w:val="19"/>
+          <w:szCs w:val="19"/>
+        </w:rPr>
+        <w:t xml:space="preserve">npm audit</w:t>
+      </w:r>
+      <w:r>
+        <w:t xml:space="preserve"> concerne l'outil Prisma en ligne de commande (utilisé uniquement en développement) ; sa correction impose une montée de version majeure, reportée. Enfin, l'interface générée était fonctionnelle mais sobre, ce qui a motivé le travail de conception UI/UX (prompt P-003).</w:t>
+      </w:r>
+    </w:p>
+    <w:p>
+      <w:pPr>
+        <w:pBdr>
+          <w:left w:val="single" w:color="E8890C" w:sz="24" w:space="8"/>
+        </w:pBdr>
+        <w:shd w:fill="FFF6E0" w:color="auto" w:val="clear"/>
+        <w:spacing w:before="80" w:after="160"/>
+      </w:pPr>
+      <w:r>
+        <w:rPr>
+          <w:b/>
+          <w:bCs/>
+          <w:color w:val="8A5A00"/>
+        </w:rPr>
+        <w:t xml:space="preserve">À compléter : </w:t>
+      </w:r>
+      <w:r>
+        <w:rPr>
+          <w:color w:val="8A5A00"/>
+        </w:rPr>
+        <w:t xml:space="preserve">ajouter dans la rubrique « Modifications de l'équipe » du journal ce que l'équipe a modifié à la main après P-001.</w:t>
+      </w:r>
+    </w:p>
+    <w:p>
+      <w:pPr>
+        <w:pStyle w:val="Heading2"/>
+      </w:pPr>
+      <w:r>
+        <w:t xml:space="preserve">2.5 Prompt P-002 : auteur des commits</w:t>
+      </w:r>
+    </w:p>
+    <w:p>
+      <w:pPr>
+        <w:spacing w:after="120" w:line="300"/>
+        <w:jc w:val="both"/>
+      </w:pPr>
+      <w:r>
+        <w:t xml:space="preserve">Avant le premier push, le chef de projet a demandé que l'historique Git n'affiche ni son pseudonyme GitHub ni l'assistant comme co-auteur. L'IA a réécrit le commit local (encore non publié) avec l'identité « Khalil Abdelmoumen » et sans mention de co-auteur, puis a rappelé que GitHub rattache un commit à un compte par l'adresse email. Le recours à l'IA reste documenté de manière transparente dans ce rapport et dans le journal des prompts, comme l'exige le module.</w:t>
+      </w:r>
+    </w:p>
+    <w:p>
+      <w:pPr>
+        <w:pStyle w:val="Heading2"/>
+      </w:pPr>
+      <w:r>
+        <w:t xml:space="preserve">2.6 Prompt P-003 : interface et rapport</w:t>
+      </w:r>
+    </w:p>
+    <w:p>
+      <w:pPr>
+        <w:spacing w:after="120" w:line="300"/>
+        <w:jc w:val="both"/>
+      </w:pPr>
+      <w:r>
+        <w:t xml:space="preserve">Le troisième prompt demandait de préparer l'interface (UI/UX) et de commencer ce rapport au format Word, avec des captures d'écran comme preuves de la démarche. L'IA a proposé deux options pour chaque livrable ; l'équipe a retenu </w:t>
+      </w:r>
+      <w:r>
+        <w:rPr>
+          <w:b/>
+          <w:bCs/>
+        </w:rPr>
+        <w:t xml:space="preserve">une charte graphique accompagnée de maquettes</w:t>
+      </w:r>
+      <w:r>
+        <w:t xml:space="preserve">, et un </w:t>
+      </w:r>
+      <w:r>
+        <w:rPr>
+          <w:b/>
+          <w:bCs/>
+        </w:rPr>
+        <w:t xml:space="preserve">rapport Word</w:t>
+      </w:r>
+      <w:r>
+        <w:t xml:space="preserve"> complété au fur et à mesure.</w:t>
+      </w:r>
+    </w:p>
+    <w:p>
+      <w:pPr>
+        <w:spacing w:after="120" w:line="300"/>
+        <w:jc w:val="both"/>
+      </w:pPr>
+      <w:r>
+        <w:t xml:space="preserve">Résultat : une charte graphique appliquée au fichier de styles commun de l'application, dix maquettes d'écrans couvrant les cinq modules, un script d'export des maquettes et des diagrammes en images, et la première version du rapport (chapitre 4).</w:t>
       </w:r>
     </w:p>
     <w:p>
@@ -5035,9 +4876,9 @@
       <w:r>
         <w:drawing>
           <wp:inline distT="0" distB="0" distL="0" distR="0">
-            <wp:extent cx="6096000" cy="6610350"/>
+            <wp:extent cx="6096000" cy="828675"/>
             <wp:effectExtent t="0" r="0" b="0" l="0"/>
-            <wp:docPr id="1" name="p005-01-prompt-1.png" descr="Le prompt P-005 envoyé dans Claude Code" title="Le prompt P-005 envoyé dans Claude Code"/>
+            <wp:docPr id="1" name="p003-01-prompt-1.png" descr="Les deux messages du prompt P-003" title="Les deux messages du prompt P-003"/>
             <wp:cNvGraphicFramePr>
               <a:graphicFrameLocks xmlns:a="http://schemas.openxmlformats.org/drawingml/2006/main" noChangeAspect="1"/>
             </wp:cNvGraphicFramePr>
@@ -5060,7 +4901,7 @@
                   <pic:spPr bwMode="auto">
                     <a:xfrm>
                       <a:off x="0" y="0"/>
-                      <a:ext cx="6096000" cy="6610350"/>
+                      <a:ext cx="6096000" cy="828675"/>
                     </a:xfrm>
                     <a:prstGeom prst="rect">
                       <a:avLst/>
@@ -5082,9 +4923,9 @@
       <w:r>
         <w:drawing>
           <wp:inline distT="0" distB="0" distL="0" distR="0">
-            <wp:extent cx="6096000" cy="5810250"/>
+            <wp:extent cx="6096000" cy="1371600"/>
             <wp:effectExtent t="0" r="0" b="0" l="0"/>
-            <wp:docPr id="1" name="p005-01-prompt-2.png" descr="Le prompt P-005 envoyé dans Claude Code" title="Le prompt P-005 envoyé dans Claude Code"/>
+            <wp:docPr id="1" name="p003-01-prompt-2.png" descr="Les deux messages du prompt P-003" title="Les deux messages du prompt P-003"/>
             <wp:cNvGraphicFramePr>
               <a:graphicFrameLocks xmlns:a="http://schemas.openxmlformats.org/drawingml/2006/main" noChangeAspect="1"/>
             </wp:cNvGraphicFramePr>
@@ -5107,7 +4948,7 @@
                   <pic:spPr bwMode="auto">
                     <a:xfrm>
                       <a:off x="0" y="0"/>
-                      <a:ext cx="6096000" cy="5810250"/>
+                      <a:ext cx="6096000" cy="1371600"/>
                     </a:xfrm>
                     <a:prstGeom prst="rect">
                       <a:avLst/>
@@ -5133,15 +4974,15 @@
           <w:sz w:val="19"/>
           <w:szCs w:val="19"/>
         </w:rPr>
-        <w:t xml:space="preserve">Figure 10 — Le prompt P-005 envoyé dans Claude Code (2 captures successives)</w:t>
-      </w:r>
-    </w:p>
-    <w:p>
-      <w:pPr>
-        <w:pStyle w:val="Heading3"/>
-      </w:pPr>
-      <w:r>
-        <w:t xml:space="preserve">Déroulement</w:t>
+        <w:t xml:space="preserve">Figure 9 — Les deux messages du prompt P-003 (2 captures successives)</w:t>
+      </w:r>
+    </w:p>
+    <w:p>
+      <w:pPr>
+        <w:pStyle w:val="Heading2"/>
+      </w:pPr>
+      <w:r>
+        <w:t xml:space="preserve">2.7 Prompt P-004 : un prompt rédigé avec l'IA</w:t>
       </w:r>
     </w:p>
     <w:p>
@@ -5150,17 +4991,61 @@
         <w:jc w:val="both"/>
       </w:pPr>
       <w:r>
-        <w:t xml:space="preserve">Comme demandé, l'IA a d'abord présenté son plan (choix techniques, endpoints, fichiers) et posé deux questions : que faire lorsqu'on supprime un scénario déjà joué par des étudiants, et qui peut générer des scénarios. Le chef de projet lui a délégué ces choix (« Faîtes ce qui convient le mieux ») ; l'IA a appliqué ses recommandations et les a </w:t>
+        <w:t xml:space="preserve">Avant de développer son module, le chef de projet a demandé à l'IA de publier le travail sur GitHub, puis de l'aider à </w:t>
       </w:r>
       <w:r>
         <w:rPr>
           <w:b/>
           <w:bCs/>
         </w:rPr>
-        <w:t xml:space="preserve">documentées</w:t>
-      </w:r>
-      <w:r>
-        <w:t xml:space="preserve"> : suppression refusée (erreur 409) pour ne pas effacer le travail des étudiants, génération ouverte aux deux rôles.</w:t>
+        <w:t xml:space="preserve">rédiger un prompt unique et complet</w:t>
+      </w:r>
+      <w:r>
+        <w:t xml:space="preserve"> pour le module 1. L'objectif était de pouvoir présenter dans ce rapport un prompt clairement identifié et le résultat qu'il a produit.</w:t>
+      </w:r>
+    </w:p>
+    <w:p>
+      <w:pPr>
+        <w:spacing w:after="120" w:line="300"/>
+        <w:jc w:val="both"/>
+      </w:pPr>
+      <w:r>
+        <w:t xml:space="preserve">Le prompt proposé reprend volontairement la structure de P-001 (rôle, contexte, plan avant action, contraintes, vérification, traçabilité) et l'aligne sur le tableau officiel des modules. Il a été relu puis envoyé tel quel par le chef de projet : c'est l'entrée P-005. Cette démarche est assumée : l'IA aide à formuler la demande, mais c'est l'humain qui la valide, l'envoie et contrôle le résultat.</w:t>
+      </w:r>
+    </w:p>
+    <w:p>
+      <w:pPr>
+        <w:pStyle w:val="Heading2"/>
+      </w:pPr>
+      <w:r>
+        <w:t xml:space="preserve">2.8 Prompt P-005 : version complète du module 1</w:t>
+      </w:r>
+    </w:p>
+    <w:p>
+      <w:pPr>
+        <w:pStyle w:val="Heading3"/>
+      </w:pPr>
+      <w:r>
+        <w:t xml:space="preserve">Objectif et structure</w:t>
+      </w:r>
+    </w:p>
+    <w:p>
+      <w:pPr>
+        <w:spacing w:after="120" w:line="300"/>
+        <w:jc w:val="both"/>
+      </w:pPr>
+      <w:r>
+        <w:t xml:space="preserve">Faire passer le module 1 du squelette à une version complète et démontrable : choix du domaine, du niveau et de la personnalité, prompt système v0.2, consultation et suppression des scénarios, interface conforme à la maquette, mode sans clé API, tests et documentation. Le prompt se termine par une exigence de </w:t>
+      </w:r>
+      <w:r>
+        <w:rPr>
+          <w:b/>
+          <w:bCs/>
+        </w:rPr>
+        <w:t xml:space="preserve">résumé en six points</w:t>
+      </w:r>
+      <w:r>
+        <w:t xml:space="preserve"> (demandé, réalisé, fichiers, vérifications, problèmes, limites), conçu pour alimenter directement ce rapport.</w:t>
       </w:r>
     </w:p>
     <w:p>
@@ -5172,9 +5057,9 @@
       <w:r>
         <w:drawing>
           <wp:inline distT="0" distB="0" distL="0" distR="0">
-            <wp:extent cx="6096000" cy="4810125"/>
+            <wp:extent cx="6096000" cy="6610350"/>
             <wp:effectExtent t="0" r="0" b="0" l="0"/>
-            <wp:docPr id="1" name="p005-02-plan-1.png" descr="Le plan proposé par l'IA pour le module 1" title="Le plan proposé par l'IA pour le module 1"/>
+            <wp:docPr id="1" name="p005-01-prompt-1.png" descr="Le prompt P-005 envoyé dans Claude Code" title="Le prompt P-005 envoyé dans Claude Code"/>
             <wp:cNvGraphicFramePr>
               <a:graphicFrameLocks xmlns:a="http://schemas.openxmlformats.org/drawingml/2006/main" noChangeAspect="1"/>
             </wp:cNvGraphicFramePr>
@@ -5197,7 +5082,7 @@
                   <pic:spPr bwMode="auto">
                     <a:xfrm>
                       <a:off x="0" y="0"/>
-                      <a:ext cx="6096000" cy="4810125"/>
+                      <a:ext cx="6096000" cy="6610350"/>
                     </a:xfrm>
                     <a:prstGeom prst="rect">
                       <a:avLst/>
@@ -5219,9 +5104,9 @@
       <w:r>
         <w:drawing>
           <wp:inline distT="0" distB="0" distL="0" distR="0">
-            <wp:extent cx="6096000" cy="6019800"/>
+            <wp:extent cx="6096000" cy="5810250"/>
             <wp:effectExtent t="0" r="0" b="0" l="0"/>
-            <wp:docPr id="1" name="p005-02-plan-2.png" descr="Le plan proposé par l'IA pour le module 1" title="Le plan proposé par l'IA pour le module 1"/>
+            <wp:docPr id="1" name="p005-01-prompt-2.png" descr="Le prompt P-005 envoyé dans Claude Code" title="Le prompt P-005 envoyé dans Claude Code"/>
             <wp:cNvGraphicFramePr>
               <a:graphicFrameLocks xmlns:a="http://schemas.openxmlformats.org/drawingml/2006/main" noChangeAspect="1"/>
             </wp:cNvGraphicFramePr>
@@ -5244,7 +5129,7 @@
                   <pic:spPr bwMode="auto">
                     <a:xfrm>
                       <a:off x="0" y="0"/>
-                      <a:ext cx="6096000" cy="6019800"/>
+                      <a:ext cx="6096000" cy="5810250"/>
                     </a:xfrm>
                     <a:prstGeom prst="rect">
                       <a:avLst/>
@@ -5259,16 +5144,59 @@
     </w:p>
     <w:p>
       <w:pPr>
+        <w:spacing w:after="240"/>
+        <w:jc w:val="center"/>
+      </w:pPr>
+      <w:r>
+        <w:rPr>
+          <w:i/>
+          <w:iCs/>
+          <w:color w:val="5B6474"/>
+          <w:sz w:val="19"/>
+          <w:szCs w:val="19"/>
+        </w:rPr>
+        <w:t xml:space="preserve">Figure 10 — Le prompt P-005 envoyé dans Claude Code (2 captures successives)</w:t>
+      </w:r>
+    </w:p>
+    <w:p>
+      <w:pPr>
+        <w:pStyle w:val="Heading3"/>
+      </w:pPr>
+      <w:r>
+        <w:t xml:space="preserve">Déroulement</w:t>
+      </w:r>
+    </w:p>
+    <w:p>
+      <w:pPr>
+        <w:spacing w:after="120" w:line="300"/>
+        <w:jc w:val="both"/>
+      </w:pPr>
+      <w:r>
+        <w:t xml:space="preserve">Comme demandé, l'IA a d'abord présenté son plan (choix techniques, endpoints, fichiers) et posé deux questions : que faire lorsqu'on supprime un scénario déjà joué par des étudiants, et qui peut générer des scénarios. Le chef de projet lui a délégué ces choix (« Faîtes ce qui convient le mieux ») ; l'IA a appliqué ses recommandations et les a </w:t>
+      </w:r>
+      <w:r>
+        <w:rPr>
+          <w:b/>
+          <w:bCs/>
+        </w:rPr>
+        <w:t xml:space="preserve">documentées</w:t>
+      </w:r>
+      <w:r>
+        <w:t xml:space="preserve"> : suppression refusée (erreur 409) pour ne pas effacer le travail des étudiants, génération ouverte aux deux rôles.</w:t>
+      </w:r>
+    </w:p>
+    <w:p>
+      <w:pPr>
         <w:keepNext/>
-        <w:spacing w:before="40" w:after="40"/>
+        <w:spacing w:before="160" w:after="40"/>
         <w:jc w:val="center"/>
       </w:pPr>
       <w:r>
         <w:drawing>
           <wp:inline distT="0" distB="0" distL="0" distR="0">
-            <wp:extent cx="6096000" cy="6315075"/>
+            <wp:extent cx="6096000" cy="4810125"/>
             <wp:effectExtent t="0" r="0" b="0" l="0"/>
-            <wp:docPr id="1" name="p005-02-plan-3.png" descr="Le plan proposé par l'IA pour le module 1" title="Le plan proposé par l'IA pour le module 1"/>
+            <wp:docPr id="1" name="p005-02-plan-1.png" descr="Le plan proposé par l'IA pour le module 1" title="Le plan proposé par l'IA pour le module 1"/>
             <wp:cNvGraphicFramePr>
               <a:graphicFrameLocks xmlns:a="http://schemas.openxmlformats.org/drawingml/2006/main" noChangeAspect="1"/>
             </wp:cNvGraphicFramePr>
@@ -5291,7 +5219,7 @@
                   <pic:spPr bwMode="auto">
                     <a:xfrm>
                       <a:off x="0" y="0"/>
-                      <a:ext cx="6096000" cy="6315075"/>
+                      <a:ext cx="6096000" cy="4810125"/>
                     </a:xfrm>
                     <a:prstGeom prst="rect">
                       <a:avLst/>
@@ -5306,41 +5234,16 @@
     </w:p>
     <w:p>
       <w:pPr>
-        <w:spacing w:after="240"/>
-        <w:jc w:val="center"/>
-      </w:pPr>
-      <w:r>
-        <w:rPr>
-          <w:i/>
-          <w:iCs/>
-          <w:color w:val="5B6474"/>
-          <w:sz w:val="19"/>
-          <w:szCs w:val="19"/>
-        </w:rPr>
-        <w:t xml:space="preserve">Figure 11 — Le plan proposé par l'IA pour le module 1 (3 captures successives)</w:t>
-      </w:r>
-    </w:p>
-    <w:p>
-      <w:pPr>
-        <w:spacing w:after="120" w:line="300"/>
-        <w:jc w:val="both"/>
-      </w:pPr>
-      <w:r>
-        <w:t xml:space="preserve">En cours de vérification, les tests ont révélé que des tests de la base commune dépendaient du prompt du module 1. Conformément à la contrainte du prompt (« si tu dois toucher la base commune, demande-moi avant »), l'IA s'est arrêtée et a proposé trois options au chef de projet, qui a choisi de découpler les tests.</w:t>
-      </w:r>
-    </w:p>
-    <w:p>
-      <w:pPr>
         <w:keepNext/>
-        <w:spacing w:before="160" w:after="40"/>
+        <w:spacing w:before="40" w:after="40"/>
         <w:jc w:val="center"/>
       </w:pPr>
       <w:r>
         <w:drawing>
           <wp:inline distT="0" distB="0" distL="0" distR="0">
-            <wp:extent cx="6096000" cy="2895600"/>
+            <wp:extent cx="6096000" cy="6019800"/>
             <wp:effectExtent t="0" r="0" b="0" l="0"/>
-            <wp:docPr id="1" name="p005-03-question-base-commune.png" descr="La question posée par l'IA avant de modifier la base commune" title="La question posée par l'IA avant de modifier la base commune"/>
+            <wp:docPr id="1" name="p005-02-plan-2.png" descr="Le plan proposé par l'IA pour le module 1" title="Le plan proposé par l'IA pour le module 1"/>
             <wp:cNvGraphicFramePr>
               <a:graphicFrameLocks xmlns:a="http://schemas.openxmlformats.org/drawingml/2006/main" noChangeAspect="1"/>
             </wp:cNvGraphicFramePr>
@@ -5363,7 +5266,7 @@
                   <pic:spPr bwMode="auto">
                     <a:xfrm>
                       <a:off x="0" y="0"/>
-                      <a:ext cx="6096000" cy="2895600"/>
+                      <a:ext cx="6096000" cy="6019800"/>
                     </a:xfrm>
                     <a:prstGeom prst="rect">
                       <a:avLst/>
@@ -5378,108 +5281,16 @@
     </w:p>
     <w:p>
       <w:pPr>
-        <w:spacing w:after="240"/>
-        <w:jc w:val="center"/>
-      </w:pPr>
-      <w:r>
-        <w:rPr>
-          <w:i/>
-          <w:iCs/>
-          <w:color w:val="5B6474"/>
-          <w:sz w:val="19"/>
-          <w:szCs w:val="19"/>
-        </w:rPr>
-        <w:t xml:space="preserve">Figure 12 — La question posée par l'IA avant de modifier la base commune</w:t>
-      </w:r>
-    </w:p>
-    <w:p>
-      <w:pPr>
-        <w:pStyle w:val="Heading3"/>
-      </w:pPr>
-      <w:r>
-        <w:t xml:space="preserve">Analyse critique</w:t>
-      </w:r>
-    </w:p>
-    <w:p>
-      <w:pPr>
-        <w:spacing w:after="120" w:line="300"/>
-        <w:jc w:val="both"/>
-      </w:pPr>
-      <w:r>
-        <w:rPr>
-          <w:b/>
-          <w:bCs/>
-        </w:rPr>
-        <w:t xml:space="preserve">Points forts.</w:t>
-      </w:r>
-      <w:r>
-        <w:t xml:space="preserve"> La contrainte « demande avant de toucher la base commune » a réellement été respectée : l'IA n'a modifié le code partagé qu'après accord, ce qui est essentiel dans un projet à cinq. Les tests exigés par le prompt ont détecté un couplage invisible à la lecture du code. Le format de résumé imposé rend le résultat directement exploitable (section 5.1).</w:t>
-      </w:r>
-    </w:p>
-    <w:p>
-      <w:pPr>
-        <w:spacing w:after="120" w:line="300"/>
-        <w:jc w:val="both"/>
-      </w:pPr>
-      <w:r>
-        <w:rPr>
-          <w:b/>
-          <w:bCs/>
-        </w:rPr>
-        <w:t xml:space="preserve">Limites.</w:t>
-      </w:r>
-      <w:r>
-        <w:t xml:space="preserve"> Déléguer une décision à l'IA (« ce qui convient le mieux ») est efficace mais doit rester exceptionnel et tracé : les choix retenus sont consignés dans le journal. Le prompt système v0.2 n'a pas encore été évalué avec un vrai fournisseur, faute de clé API : seul le mode simulé a été testé.</w:t>
-      </w:r>
-    </w:p>
-    <w:p>
-      <w:pPr>
-        <w:pStyle w:val="Heading1"/>
-        <w:pageBreakBefore/>
-      </w:pPr>
-      <w:r>
-        <w:t xml:space="preserve">3. Architecture technique</w:t>
-      </w:r>
-    </w:p>
-    <w:p>
-      <w:pPr>
-        <w:pStyle w:val="Heading2"/>
-      </w:pPr>
-      <w:r>
-        <w:t xml:space="preserve">3.1 Vue d'ensemble</w:t>
-      </w:r>
-    </w:p>
-    <w:p>
-      <w:pPr>
-        <w:spacing w:after="120" w:line="300"/>
-        <w:jc w:val="both"/>
-      </w:pPr>
-      <w:r>
-        <w:t xml:space="preserve">L'application suit une architecture client-serveur classique en trois couches, complétée par un </w:t>
-      </w:r>
-      <w:r>
-        <w:rPr>
-          <w:b/>
-          <w:bCs/>
-        </w:rPr>
-        <w:t xml:space="preserve">service IA partagé</w:t>
-      </w:r>
-      <w:r>
-        <w:t xml:space="preserve"> qui isole tous les appels au LLM.</w:t>
-      </w:r>
-    </w:p>
-    <w:p>
-      <w:pPr>
         <w:keepNext/>
-        <w:spacing w:before="120" w:after="60"/>
+        <w:spacing w:before="40" w:after="40"/>
         <w:jc w:val="center"/>
       </w:pPr>
       <w:r>
         <w:drawing>
           <wp:inline distT="0" distB="0" distL="0" distR="0">
-            <wp:extent cx="6096000" cy="3181350"/>
+            <wp:extent cx="6096000" cy="6315075"/>
             <wp:effectExtent t="0" r="0" b="0" l="0"/>
-            <wp:docPr id="1" name="01-architecture-globale.png" descr="Architecture globale de l'application" title="Architecture globale de l'application"/>
+            <wp:docPr id="1" name="p005-02-plan-3.png" descr="Le plan proposé par l'IA pour le module 1" title="Le plan proposé par l'IA pour le module 1"/>
             <wp:cNvGraphicFramePr>
               <a:graphicFrameLocks xmlns:a="http://schemas.openxmlformats.org/drawingml/2006/main" noChangeAspect="1"/>
             </wp:cNvGraphicFramePr>
@@ -5502,7 +5313,7 @@
                   <pic:spPr bwMode="auto">
                     <a:xfrm>
                       <a:off x="0" y="0"/>
-                      <a:ext cx="6096000" cy="3181350"/>
+                      <a:ext cx="6096000" cy="6315075"/>
                     </a:xfrm>
                     <a:prstGeom prst="rect">
                       <a:avLst/>
@@ -5528,457 +5339,7 @@
           <w:sz w:val="19"/>
           <w:szCs w:val="19"/>
         </w:rPr>
-        <w:t xml:space="preserve">Figure 13 — Architecture globale de l'application</w:t>
-      </w:r>
-    </w:p>
-    <w:tbl>
-      <w:tblPr>
-        <w:tblW w:type="dxa" w:w="9638"/>
-        <w:tblBorders>
-          <w:top w:val="single" w:color="auto" w:sz="4"/>
-          <w:left w:val="single" w:color="auto" w:sz="4"/>
-          <w:bottom w:val="single" w:color="auto" w:sz="4"/>
-          <w:right w:val="single" w:color="auto" w:sz="4"/>
-          <w:insideH w:val="single" w:color="auto" w:sz="4"/>
-          <w:insideV w:val="single" w:color="auto" w:sz="4"/>
-        </w:tblBorders>
-      </w:tblPr>
-      <w:tblGrid>
-        <w:gridCol w:w="2120"/>
-        <w:gridCol w:w="7518"/>
-      </w:tblGrid>
-      <w:tr>
-        <w:trPr>
-          <w:tblHeader/>
-        </w:trPr>
-        <w:tc>
-          <w:tcPr>
-            <w:tcW w:type="dxa" w:w="2120"/>
-            <w:shd w:fill="B3261E" w:color="auto" w:val="clear"/>
-            <w:tcMar>
-              <w:top w:type="dxa" w:w="60"/>
-              <w:left w:type="dxa" w:w="100"/>
-              <w:bottom w:type="dxa" w:w="60"/>
-              <w:right w:type="dxa" w:w="100"/>
-            </w:tcMar>
-            <w:vAlign w:val="center"/>
-          </w:tcPr>
-          <w:p>
-            <w:pPr>
-              <w:spacing w:after="0"/>
-            </w:pPr>
-            <w:r>
-              <w:rPr>
-                <w:b/>
-                <w:bCs/>
-                <w:color w:val="FFFFFF"/>
-                <w:sz w:val="19"/>
-                <w:szCs w:val="19"/>
-              </w:rPr>
-              <w:t xml:space="preserve">Couche</w:t>
-            </w:r>
-          </w:p>
-        </w:tc>
-        <w:tc>
-          <w:tcPr>
-            <w:tcW w:type="dxa" w:w="7518"/>
-            <w:shd w:fill="B3261E" w:color="auto" w:val="clear"/>
-            <w:tcMar>
-              <w:top w:type="dxa" w:w="60"/>
-              <w:left w:type="dxa" w:w="100"/>
-              <w:bottom w:type="dxa" w:w="60"/>
-              <w:right w:type="dxa" w:w="100"/>
-            </w:tcMar>
-            <w:vAlign w:val="center"/>
-          </w:tcPr>
-          <w:p>
-            <w:pPr>
-              <w:spacing w:after="0"/>
-            </w:pPr>
-            <w:r>
-              <w:rPr>
-                <w:b/>
-                <w:bCs/>
-                <w:color w:val="FFFFFF"/>
-                <w:sz w:val="19"/>
-                <w:szCs w:val="19"/>
-              </w:rPr>
-              <w:t xml:space="preserve">Rôle</w:t>
-            </w:r>
-          </w:p>
-        </w:tc>
-      </w:tr>
-      <w:tr>
-        <w:tc>
-          <w:tcPr>
-            <w:tcW w:type="dxa" w:w="2120"/>
-            <w:tcMar>
-              <w:top w:type="dxa" w:w="60"/>
-              <w:left w:type="dxa" w:w="100"/>
-              <w:bottom w:type="dxa" w:w="60"/>
-              <w:right w:type="dxa" w:w="100"/>
-            </w:tcMar>
-            <w:vAlign w:val="center"/>
-          </w:tcPr>
-          <w:p>
-            <w:pPr>
-              <w:spacing w:after="0"/>
-            </w:pPr>
-            <w:r>
-              <w:rPr>
-                <w:sz w:val="19"/>
-                <w:szCs w:val="19"/>
-              </w:rPr>
-              <w:t xml:space="preserve">Présentation (React)</w:t>
-            </w:r>
-          </w:p>
-        </w:tc>
-        <w:tc>
-          <w:tcPr>
-            <w:tcW w:type="dxa" w:w="7518"/>
-            <w:tcMar>
-              <w:top w:type="dxa" w:w="60"/>
-              <w:left w:type="dxa" w:w="100"/>
-              <w:bottom w:type="dxa" w:w="60"/>
-              <w:right w:type="dxa" w:w="100"/>
-            </w:tcMar>
-            <w:vAlign w:val="center"/>
-          </w:tcPr>
-          <w:p>
-            <w:pPr>
-              <w:spacing w:after="0"/>
-            </w:pPr>
-            <w:r>
-              <w:rPr>
-                <w:sz w:val="19"/>
-                <w:szCs w:val="19"/>
-              </w:rPr>
-              <w:t xml:space="preserve">Interface en français. </w:t>
-            </w:r>
-            <w:r>
-              <w:rPr>
-                <w:rFonts w:ascii="Consolas" w:cs="Consolas" w:eastAsia="Consolas" w:hAnsi="Consolas"/>
-                <w:color w:val="8C1D18"/>
-                <w:sz w:val="19"/>
-                <w:szCs w:val="19"/>
-              </w:rPr>
-              <w:t xml:space="preserve">shared/</w:t>
-            </w:r>
-            <w:r>
-              <w:rPr>
-                <w:sz w:val="19"/>
-                <w:szCs w:val="19"/>
-              </w:rPr>
-              <w:t xml:space="preserve"> contient le layout, l'authentification et le client HTTP ; chaque module a ses pages dans </w:t>
-            </w:r>
-            <w:r>
-              <w:rPr>
-                <w:rFonts w:ascii="Consolas" w:cs="Consolas" w:eastAsia="Consolas" w:hAnsi="Consolas"/>
-                <w:color w:val="8C1D18"/>
-                <w:sz w:val="19"/>
-                <w:szCs w:val="19"/>
-              </w:rPr>
-              <w:t xml:space="preserve">modules/&lt;module&gt;/</w:t>
-            </w:r>
-            <w:r>
-              <w:rPr>
-                <w:sz w:val="19"/>
-                <w:szCs w:val="19"/>
-              </w:rPr>
-              <w:t xml:space="preserve">.</w:t>
-            </w:r>
-          </w:p>
-        </w:tc>
-      </w:tr>
-      <w:tr>
-        <w:tc>
-          <w:tcPr>
-            <w:tcW w:type="dxa" w:w="2120"/>
-            <w:tcMar>
-              <w:top w:type="dxa" w:w="60"/>
-              <w:left w:type="dxa" w:w="100"/>
-              <w:bottom w:type="dxa" w:w="60"/>
-              <w:right w:type="dxa" w:w="100"/>
-            </w:tcMar>
-            <w:vAlign w:val="center"/>
-          </w:tcPr>
-          <w:p>
-            <w:pPr>
-              <w:spacing w:after="0"/>
-            </w:pPr>
-            <w:r>
-              <w:rPr>
-                <w:sz w:val="19"/>
-                <w:szCs w:val="19"/>
-              </w:rPr>
-              <w:t xml:space="preserve">API (Express)</w:t>
-            </w:r>
-          </w:p>
-        </w:tc>
-        <w:tc>
-          <w:tcPr>
-            <w:tcW w:type="dxa" w:w="7518"/>
-            <w:tcMar>
-              <w:top w:type="dxa" w:w="60"/>
-              <w:left w:type="dxa" w:w="100"/>
-              <w:bottom w:type="dxa" w:w="60"/>
-              <w:right w:type="dxa" w:w="100"/>
-            </w:tcMar>
-            <w:vAlign w:val="center"/>
-          </w:tcPr>
-          <w:p>
-            <w:pPr>
-              <w:spacing w:after="0"/>
-            </w:pPr>
-            <w:r>
-              <w:rPr>
-                <w:sz w:val="19"/>
-                <w:szCs w:val="19"/>
-              </w:rPr>
-              <w:t xml:space="preserve">Routes REST sous </w:t>
-            </w:r>
-            <w:r>
-              <w:rPr>
-                <w:rFonts w:ascii="Consolas" w:cs="Consolas" w:eastAsia="Consolas" w:hAnsi="Consolas"/>
-                <w:color w:val="8C1D18"/>
-                <w:sz w:val="19"/>
-                <w:szCs w:val="19"/>
-              </w:rPr>
-              <w:t xml:space="preserve">/api</w:t>
-            </w:r>
-            <w:r>
-              <w:rPr>
-                <w:sz w:val="19"/>
-                <w:szCs w:val="19"/>
-              </w:rPr>
-              <w:t xml:space="preserve">, middlewares communs : sécurité HTTP, authentification JWT, contrôle des rôles, validation Zod, filtre des secrets.</w:t>
-            </w:r>
-          </w:p>
-        </w:tc>
-      </w:tr>
-      <w:tr>
-        <w:tc>
-          <w:tcPr>
-            <w:tcW w:type="dxa" w:w="2120"/>
-            <w:tcMar>
-              <w:top w:type="dxa" w:w="60"/>
-              <w:left w:type="dxa" w:w="100"/>
-              <w:bottom w:type="dxa" w:w="60"/>
-              <w:right w:type="dxa" w:w="100"/>
-            </w:tcMar>
-            <w:vAlign w:val="center"/>
-          </w:tcPr>
-          <w:p>
-            <w:pPr>
-              <w:spacing w:after="0"/>
-            </w:pPr>
-            <w:r>
-              <w:rPr>
-                <w:sz w:val="19"/>
-                <w:szCs w:val="19"/>
-              </w:rPr>
-              <w:t xml:space="preserve">Métier (services)</w:t>
-            </w:r>
-          </w:p>
-        </w:tc>
-        <w:tc>
-          <w:tcPr>
-            <w:tcW w:type="dxa" w:w="7518"/>
-            <w:tcMar>
-              <w:top w:type="dxa" w:w="60"/>
-              <w:left w:type="dxa" w:w="100"/>
-              <w:bottom w:type="dxa" w:w="60"/>
-              <w:right w:type="dxa" w:w="100"/>
-            </w:tcMar>
-            <w:vAlign w:val="center"/>
-          </w:tcPr>
-          <w:p>
-            <w:pPr>
-              <w:spacing w:after="0"/>
-            </w:pPr>
-            <w:r>
-              <w:rPr>
-                <w:sz w:val="19"/>
-                <w:szCs w:val="19"/>
-              </w:rPr>
-              <w:t xml:space="preserve">Découpage routes → controller → service dans chaque module ; la logique métier et l'accès aux données sont dans le service.</w:t>
-            </w:r>
-          </w:p>
-        </w:tc>
-      </w:tr>
-      <w:tr>
-        <w:tc>
-          <w:tcPr>
-            <w:tcW w:type="dxa" w:w="2120"/>
-            <w:tcMar>
-              <w:top w:type="dxa" w:w="60"/>
-              <w:left w:type="dxa" w:w="100"/>
-              <w:bottom w:type="dxa" w:w="60"/>
-              <w:right w:type="dxa" w:w="100"/>
-            </w:tcMar>
-            <w:vAlign w:val="center"/>
-          </w:tcPr>
-          <w:p>
-            <w:pPr>
-              <w:spacing w:after="0"/>
-            </w:pPr>
-            <w:r>
-              <w:rPr>
-                <w:sz w:val="19"/>
-                <w:szCs w:val="19"/>
-              </w:rPr>
-              <w:t xml:space="preserve">Service IA</w:t>
-            </w:r>
-          </w:p>
-        </w:tc>
-        <w:tc>
-          <w:tcPr>
-            <w:tcW w:type="dxa" w:w="7518"/>
-            <w:tcMar>
-              <w:top w:type="dxa" w:w="60"/>
-              <w:left w:type="dxa" w:w="100"/>
-              <w:bottom w:type="dxa" w:w="60"/>
-              <w:right w:type="dxa" w:w="100"/>
-            </w:tcMar>
-            <w:vAlign w:val="center"/>
-          </w:tcPr>
-          <w:p>
-            <w:pPr>
-              <w:spacing w:after="0"/>
-            </w:pPr>
-            <w:r>
-              <w:rPr>
-                <w:sz w:val="19"/>
-                <w:szCs w:val="19"/>
-              </w:rPr>
-              <w:t xml:space="preserve">Point d'entrée unique vers les LLM : prompts en fichiers, masquage des données personnelles, délai, nouvelles tentatives, validation Zod.</w:t>
-            </w:r>
-          </w:p>
-        </w:tc>
-      </w:tr>
-      <w:tr>
-        <w:tc>
-          <w:tcPr>
-            <w:tcW w:type="dxa" w:w="2120"/>
-            <w:tcMar>
-              <w:top w:type="dxa" w:w="60"/>
-              <w:left w:type="dxa" w:w="100"/>
-              <w:bottom w:type="dxa" w:w="60"/>
-              <w:right w:type="dxa" w:w="100"/>
-            </w:tcMar>
-            <w:vAlign w:val="center"/>
-          </w:tcPr>
-          <w:p>
-            <w:pPr>
-              <w:spacing w:after="0"/>
-            </w:pPr>
-            <w:r>
-              <w:rPr>
-                <w:sz w:val="19"/>
-                <w:szCs w:val="19"/>
-              </w:rPr>
-              <w:t xml:space="preserve">Données (Prisma)</w:t>
-            </w:r>
-          </w:p>
-        </w:tc>
-        <w:tc>
-          <w:tcPr>
-            <w:tcW w:type="dxa" w:w="7518"/>
-            <w:tcMar>
-              <w:top w:type="dxa" w:w="60"/>
-              <w:left w:type="dxa" w:w="100"/>
-              <w:bottom w:type="dxa" w:w="60"/>
-              <w:right w:type="dxa" w:w="100"/>
-            </w:tcMar>
-            <w:vAlign w:val="center"/>
-          </w:tcPr>
-          <w:p>
-            <w:pPr>
-              <w:spacing w:after="0"/>
-            </w:pPr>
-            <w:r>
-              <w:rPr>
-                <w:sz w:val="19"/>
-                <w:szCs w:val="19"/>
-              </w:rPr>
-              <w:t xml:space="preserve">Client unique, configuré pour omettre par défaut les champs secrets du scénario.</w:t>
-            </w:r>
-          </w:p>
-        </w:tc>
-      </w:tr>
-      <w:tr>
-        <w:tc>
-          <w:tcPr>
-            <w:tcW w:type="dxa" w:w="2120"/>
-            <w:tcMar>
-              <w:top w:type="dxa" w:w="60"/>
-              <w:left w:type="dxa" w:w="100"/>
-              <w:bottom w:type="dxa" w:w="60"/>
-              <w:right w:type="dxa" w:w="100"/>
-            </w:tcMar>
-            <w:vAlign w:val="center"/>
-          </w:tcPr>
-          <w:p>
-            <w:pPr>
-              <w:spacing w:after="0"/>
-            </w:pPr>
-            <w:r>
-              <w:rPr>
-                <w:sz w:val="19"/>
-                <w:szCs w:val="19"/>
-              </w:rPr>
-              <w:t xml:space="preserve">Persistance</w:t>
-            </w:r>
-          </w:p>
-        </w:tc>
-        <w:tc>
-          <w:tcPr>
-            <w:tcW w:type="dxa" w:w="7518"/>
-            <w:tcMar>
-              <w:top w:type="dxa" w:w="60"/>
-              <w:left w:type="dxa" w:w="100"/>
-              <w:bottom w:type="dxa" w:w="60"/>
-              <w:right w:type="dxa" w:w="100"/>
-            </w:tcMar>
-            <w:vAlign w:val="center"/>
-          </w:tcPr>
-          <w:p>
-            <w:pPr>
-              <w:spacing w:after="0"/>
-            </w:pPr>
-            <w:r>
-              <w:rPr>
-                <w:sz w:val="19"/>
-                <w:szCs w:val="19"/>
-              </w:rPr>
-              <w:t xml:space="preserve">PostgreSQL 16 dans Docker, une base locale par membre.</w:t>
-            </w:r>
-          </w:p>
-        </w:tc>
-      </w:tr>
-    </w:tbl>
-    <w:p>
-      <w:pPr>
-        <w:spacing w:before="80" w:after="240"/>
-        <w:jc w:val="center"/>
-      </w:pPr>
-      <w:r>
-        <w:rPr>
-          <w:i/>
-          <w:iCs/>
-          <w:color w:val="5B6474"/>
-          <w:sz w:val="19"/>
-          <w:szCs w:val="19"/>
-        </w:rPr>
-        <w:t xml:space="preserve">Tableau 5 — Rôle de chaque couche</w:t>
-      </w:r>
-    </w:p>
-    <w:p>
-      <w:pPr>
-        <w:pStyle w:val="Heading2"/>
-      </w:pPr>
-      <w:r>
-        <w:t xml:space="preserve">3.2 Organisation du dépôt</w:t>
+        <w:t xml:space="preserve">Figure 11 — Le plan proposé par l'IA pour le module 1 (3 captures successives)</w:t>
       </w:r>
     </w:p>
     <w:p>
@@ -5987,121 +5348,21 @@
         <w:jc w:val="both"/>
       </w:pPr>
       <w:r>
-        <w:t xml:space="preserve">Le dépôt est un </w:t>
-      </w:r>
-      <w:r>
-        <w:rPr>
-          <w:b/>
-          <w:bCs/>
-        </w:rPr>
-        <w:t xml:space="preserve">monorepo</w:t>
-      </w:r>
-      <w:r>
-        <w:t xml:space="preserve"> à deux espaces de travail npm (</w:t>
-      </w:r>
-      <w:r>
-        <w:rPr>
-          <w:rFonts w:ascii="Consolas" w:cs="Consolas" w:eastAsia="Consolas" w:hAnsi="Consolas"/>
-          <w:color w:val="8C1D18"/>
-          <w:sz w:val="19"/>
-          <w:szCs w:val="19"/>
-        </w:rPr>
-        <w:t xml:space="preserve">server</w:t>
-      </w:r>
-      <w:r>
-        <w:t xml:space="preserve"> et </w:t>
-      </w:r>
-      <w:r>
-        <w:rPr>
-          <w:rFonts w:ascii="Consolas" w:cs="Consolas" w:eastAsia="Consolas" w:hAnsi="Consolas"/>
-          <w:color w:val="8C1D18"/>
-          <w:sz w:val="19"/>
-          <w:szCs w:val="19"/>
-        </w:rPr>
-        <w:t xml:space="preserve">client</w:t>
-      </w:r>
-      <w:r>
-        <w:t xml:space="preserve">). La base commune se trouve dans </w:t>
-      </w:r>
-      <w:r>
-        <w:rPr>
-          <w:rFonts w:ascii="Consolas" w:cs="Consolas" w:eastAsia="Consolas" w:hAnsi="Consolas"/>
-          <w:color w:val="8C1D18"/>
-          <w:sz w:val="19"/>
-          <w:szCs w:val="19"/>
-        </w:rPr>
-        <w:t xml:space="preserve">server/src/shared/</w:t>
-      </w:r>
-      <w:r>
-        <w:t xml:space="preserve"> et </w:t>
-      </w:r>
-      <w:r>
-        <w:rPr>
-          <w:rFonts w:ascii="Consolas" w:cs="Consolas" w:eastAsia="Consolas" w:hAnsi="Consolas"/>
-          <w:color w:val="8C1D18"/>
-          <w:sz w:val="19"/>
-          <w:szCs w:val="19"/>
-        </w:rPr>
-        <w:t xml:space="preserve">client/src/shared/</w:t>
-      </w:r>
-      <w:r>
-        <w:t xml:space="preserve"> ; chaque module occupe ses propres dossiers </w:t>
-      </w:r>
-      <w:r>
-        <w:rPr>
-          <w:rFonts w:ascii="Consolas" w:cs="Consolas" w:eastAsia="Consolas" w:hAnsi="Consolas"/>
-          <w:color w:val="8C1D18"/>
-          <w:sz w:val="19"/>
-          <w:szCs w:val="19"/>
-        </w:rPr>
-        <w:t xml:space="preserve">server/src/modules/&lt;module&gt;/</w:t>
-      </w:r>
-      <w:r>
-        <w:t xml:space="preserve"> et </w:t>
-      </w:r>
-      <w:r>
-        <w:rPr>
-          <w:rFonts w:ascii="Consolas" w:cs="Consolas" w:eastAsia="Consolas" w:hAnsi="Consolas"/>
-          <w:color w:val="8C1D18"/>
-          <w:sz w:val="19"/>
-          <w:szCs w:val="19"/>
-        </w:rPr>
-        <w:t xml:space="preserve">client/src/modules/&lt;module&gt;/</w:t>
-      </w:r>
-      <w:r>
-        <w:t xml:space="preserve">. Deux </w:t>
-      </w:r>
-      <w:r>
-        <w:rPr>
-          <w:b/>
-          <w:bCs/>
-        </w:rPr>
-        <w:t xml:space="preserve">registres</w:t>
-      </w:r>
-      <w:r>
-        <w:t xml:space="preserve"> (un côté serveur, un côté client) branchent automatiquement les cinq modules : aucun membre n'a besoin de modifier la base commune pour rendre son module accessible, ce qui limite fortement les conflits Git.</w:t>
-      </w:r>
-    </w:p>
-    <w:p>
-      <w:pPr>
-        <w:pStyle w:val="Heading2"/>
-      </w:pPr>
-      <w:r>
-        <w:t xml:space="preserve">3.3 Modèle de données</w:t>
+        <w:t xml:space="preserve">En cours de vérification, les tests ont révélé que des tests de la base commune dépendaient du prompt du module 1. Conformément à la contrainte du prompt (« si tu dois toucher la base commune, demande-moi avant »), l'IA s'est arrêtée et a proposé trois options au chef de projet, qui a choisi de découpler les tests.</w:t>
       </w:r>
     </w:p>
     <w:p>
       <w:pPr>
         <w:keepNext/>
-        <w:spacing w:before="120" w:after="60"/>
+        <w:spacing w:before="160" w:after="40"/>
         <w:jc w:val="center"/>
       </w:pPr>
       <w:r>
         <w:drawing>
           <wp:inline distT="0" distB="0" distL="0" distR="0">
-            <wp:extent cx="6096000" cy="6819900"/>
+            <wp:extent cx="6096000" cy="2895600"/>
             <wp:effectExtent t="0" r="0" b="0" l="0"/>
-            <wp:docPr id="1" name="03-modele-de-donnees.png" descr="Modèle de données (diagramme entité-association)" title="Modèle de données (diagramme entité-association)"/>
+            <wp:docPr id="1" name="p005-03-question-base-commune.png" descr="La question posée par l'IA avant de modifier la base commune" title="La question posée par l'IA avant de modifier la base commune"/>
             <wp:cNvGraphicFramePr>
               <a:graphicFrameLocks xmlns:a="http://schemas.openxmlformats.org/drawingml/2006/main" noChangeAspect="1"/>
             </wp:cNvGraphicFramePr>
@@ -6124,7 +5385,7 @@
                   <pic:spPr bwMode="auto">
                     <a:xfrm>
                       <a:off x="0" y="0"/>
-                      <a:ext cx="6096000" cy="6819900"/>
+                      <a:ext cx="6096000" cy="2895600"/>
                     </a:xfrm>
                     <a:prstGeom prst="rect">
                       <a:avLst/>
@@ -6150,574 +5411,15 @@
           <w:sz w:val="19"/>
           <w:szCs w:val="19"/>
         </w:rPr>
-        <w:t xml:space="preserve">Figure 14 — Modèle de données (diagramme entité-association)</w:t>
-      </w:r>
-    </w:p>
-    <w:tbl>
-      <w:tblPr>
-        <w:tblW w:type="dxa" w:w="9638"/>
-        <w:tblBorders>
-          <w:top w:val="single" w:color="auto" w:sz="4"/>
-          <w:left w:val="single" w:color="auto" w:sz="4"/>
-          <w:bottom w:val="single" w:color="auto" w:sz="4"/>
-          <w:right w:val="single" w:color="auto" w:sz="4"/>
-          <w:insideH w:val="single" w:color="auto" w:sz="4"/>
-          <w:insideV w:val="single" w:color="auto" w:sz="4"/>
-        </w:tblBorders>
-      </w:tblPr>
-      <w:tblGrid>
-        <w:gridCol w:w="3855"/>
-        <w:gridCol w:w="2313"/>
-        <w:gridCol w:w="3470"/>
-      </w:tblGrid>
-      <w:tr>
-        <w:trPr>
-          <w:tblHeader/>
-        </w:trPr>
-        <w:tc>
-          <w:tcPr>
-            <w:tcW w:type="dxa" w:w="3855"/>
-            <w:shd w:fill="B3261E" w:color="auto" w:val="clear"/>
-            <w:tcMar>
-              <w:top w:type="dxa" w:w="60"/>
-              <w:left w:type="dxa" w:w="100"/>
-              <w:bottom w:type="dxa" w:w="60"/>
-              <w:right w:type="dxa" w:w="100"/>
-            </w:tcMar>
-            <w:vAlign w:val="center"/>
-          </w:tcPr>
-          <w:p>
-            <w:pPr>
-              <w:spacing w:after="0"/>
-            </w:pPr>
-            <w:r>
-              <w:rPr>
-                <w:b/>
-                <w:bCs/>
-                <w:color w:val="FFFFFF"/>
-                <w:sz w:val="19"/>
-                <w:szCs w:val="19"/>
-              </w:rPr>
-              <w:t xml:space="preserve">Table</w:t>
-            </w:r>
-          </w:p>
-        </w:tc>
-        <w:tc>
-          <w:tcPr>
-            <w:tcW w:type="dxa" w:w="2313"/>
-            <w:shd w:fill="B3261E" w:color="auto" w:val="clear"/>
-            <w:tcMar>
-              <w:top w:type="dxa" w:w="60"/>
-              <w:left w:type="dxa" w:w="100"/>
-              <w:bottom w:type="dxa" w:w="60"/>
-              <w:right w:type="dxa" w:w="100"/>
-            </w:tcMar>
-            <w:vAlign w:val="center"/>
-          </w:tcPr>
-          <w:p>
-            <w:pPr>
-              <w:spacing w:after="0"/>
-            </w:pPr>
-            <w:r>
-              <w:rPr>
-                <w:b/>
-                <w:bCs/>
-                <w:color w:val="FFFFFF"/>
-                <w:sz w:val="19"/>
-                <w:szCs w:val="19"/>
-              </w:rPr>
-              <w:t xml:space="preserve">Propriétaire</w:t>
-            </w:r>
-          </w:p>
-        </w:tc>
-        <w:tc>
-          <w:tcPr>
-            <w:tcW w:type="dxa" w:w="3470"/>
-            <w:shd w:fill="B3261E" w:color="auto" w:val="clear"/>
-            <w:tcMar>
-              <w:top w:type="dxa" w:w="60"/>
-              <w:left w:type="dxa" w:w="100"/>
-              <w:bottom w:type="dxa" w:w="60"/>
-              <w:right w:type="dxa" w:w="100"/>
-            </w:tcMar>
-            <w:vAlign w:val="center"/>
-          </w:tcPr>
-          <w:p>
-            <w:pPr>
-              <w:spacing w:after="0"/>
-            </w:pPr>
-            <w:r>
-              <w:rPr>
-                <w:b/>
-                <w:bCs/>
-                <w:color w:val="FFFFFF"/>
-                <w:sz w:val="19"/>
-                <w:szCs w:val="19"/>
-              </w:rPr>
-              <w:t xml:space="preserve">Lue par</w:t>
-            </w:r>
-          </w:p>
-        </w:tc>
-      </w:tr>
-      <w:tr>
-        <w:tc>
-          <w:tcPr>
-            <w:tcW w:type="dxa" w:w="3855"/>
-            <w:tcMar>
-              <w:top w:type="dxa" w:w="60"/>
-              <w:left w:type="dxa" w:w="100"/>
-              <w:bottom w:type="dxa" w:w="60"/>
-              <w:right w:type="dxa" w:w="100"/>
-            </w:tcMar>
-            <w:vAlign w:val="center"/>
-          </w:tcPr>
-          <w:p>
-            <w:pPr>
-              <w:spacing w:after="0"/>
-            </w:pPr>
-            <w:r>
-              <w:rPr>
-                <w:sz w:val="19"/>
-                <w:szCs w:val="19"/>
-              </w:rPr>
-              <w:t xml:space="preserve">User, TrainingSession, AiCallLog</w:t>
-            </w:r>
-          </w:p>
-        </w:tc>
-        <w:tc>
-          <w:tcPr>
-            <w:tcW w:type="dxa" w:w="2313"/>
-            <w:tcMar>
-              <w:top w:type="dxa" w:w="60"/>
-              <w:left w:type="dxa" w:w="100"/>
-              <w:bottom w:type="dxa" w:w="60"/>
-              <w:right w:type="dxa" w:w="100"/>
-            </w:tcMar>
-            <w:vAlign w:val="center"/>
-          </w:tcPr>
-          <w:p>
-            <w:pPr>
-              <w:spacing w:after="0"/>
-            </w:pPr>
-            <w:r>
-              <w:rPr>
-                <w:sz w:val="19"/>
-                <w:szCs w:val="19"/>
-              </w:rPr>
-              <w:t xml:space="preserve">Base commune</w:t>
-            </w:r>
-          </w:p>
-        </w:tc>
-        <w:tc>
-          <w:tcPr>
-            <w:tcW w:type="dxa" w:w="3470"/>
-            <w:tcMar>
-              <w:top w:type="dxa" w:w="60"/>
-              <w:left w:type="dxa" w:w="100"/>
-              <w:bottom w:type="dxa" w:w="60"/>
-              <w:right w:type="dxa" w:w="100"/>
-            </w:tcMar>
-            <w:vAlign w:val="center"/>
-          </w:tcPr>
-          <w:p>
-            <w:pPr>
-              <w:spacing w:after="0"/>
-            </w:pPr>
-            <w:r>
-              <w:rPr>
-                <w:sz w:val="19"/>
-                <w:szCs w:val="19"/>
-              </w:rPr>
-              <w:t xml:space="preserve">Tous les modules</w:t>
-            </w:r>
-          </w:p>
-        </w:tc>
-      </w:tr>
-      <w:tr>
-        <w:tc>
-          <w:tcPr>
-            <w:tcW w:type="dxa" w:w="3855"/>
-            <w:tcMar>
-              <w:top w:type="dxa" w:w="60"/>
-              <w:left w:type="dxa" w:w="100"/>
-              <w:bottom w:type="dxa" w:w="60"/>
-              <w:right w:type="dxa" w:w="100"/>
-            </w:tcMar>
-            <w:vAlign w:val="center"/>
-          </w:tcPr>
-          <w:p>
-            <w:pPr>
-              <w:spacing w:after="0"/>
-            </w:pPr>
-            <w:r>
-              <w:rPr>
-                <w:sz w:val="19"/>
-                <w:szCs w:val="19"/>
-              </w:rPr>
-              <w:t xml:space="preserve">Scenario</w:t>
-            </w:r>
-          </w:p>
-        </w:tc>
-        <w:tc>
-          <w:tcPr>
-            <w:tcW w:type="dxa" w:w="2313"/>
-            <w:tcMar>
-              <w:top w:type="dxa" w:w="60"/>
-              <w:left w:type="dxa" w:w="100"/>
-              <w:bottom w:type="dxa" w:w="60"/>
-              <w:right w:type="dxa" w:w="100"/>
-            </w:tcMar>
-            <w:vAlign w:val="center"/>
-          </w:tcPr>
-          <w:p>
-            <w:pPr>
-              <w:spacing w:after="0"/>
-            </w:pPr>
-            <w:r>
-              <w:rPr>
-                <w:sz w:val="19"/>
-                <w:szCs w:val="19"/>
-              </w:rPr>
-              <w:t xml:space="preserve">M1 client-generator</w:t>
-            </w:r>
-          </w:p>
-        </w:tc>
-        <w:tc>
-          <w:tcPr>
-            <w:tcW w:type="dxa" w:w="3470"/>
-            <w:tcMar>
-              <w:top w:type="dxa" w:w="60"/>
-              <w:left w:type="dxa" w:w="100"/>
-              <w:bottom w:type="dxa" w:w="60"/>
-              <w:right w:type="dxa" w:w="100"/>
-            </w:tcMar>
-            <w:vAlign w:val="center"/>
-          </w:tcPr>
-          <w:p>
-            <w:pPr>
-              <w:spacing w:after="0"/>
-            </w:pPr>
-            <w:r>
-              <w:rPr>
-                <w:sz w:val="19"/>
-                <w:szCs w:val="19"/>
-              </w:rPr>
-              <w:t xml:space="preserve">M2, M3, M4 (besoin caché côté serveur), M5</w:t>
-            </w:r>
-          </w:p>
-        </w:tc>
-      </w:tr>
-      <w:tr>
-        <w:tc>
-          <w:tcPr>
-            <w:tcW w:type="dxa" w:w="3855"/>
-            <w:tcMar>
-              <w:top w:type="dxa" w:w="60"/>
-              <w:left w:type="dxa" w:w="100"/>
-              <w:bottom w:type="dxa" w:w="60"/>
-              <w:right w:type="dxa" w:w="100"/>
-            </w:tcMar>
-            <w:vAlign w:val="center"/>
-          </w:tcPr>
-          <w:p>
-            <w:pPr>
-              <w:spacing w:after="0"/>
-            </w:pPr>
-            <w:r>
-              <w:rPr>
-                <w:sz w:val="19"/>
-                <w:szCs w:val="19"/>
-              </w:rPr>
-              <w:t xml:space="preserve">InterviewMessage</w:t>
-            </w:r>
-          </w:p>
-        </w:tc>
-        <w:tc>
-          <w:tcPr>
-            <w:tcW w:type="dxa" w:w="2313"/>
-            <w:tcMar>
-              <w:top w:type="dxa" w:w="60"/>
-              <w:left w:type="dxa" w:w="100"/>
-              <w:bottom w:type="dxa" w:w="60"/>
-              <w:right w:type="dxa" w:w="100"/>
-            </w:tcMar>
-            <w:vAlign w:val="center"/>
-          </w:tcPr>
-          <w:p>
-            <w:pPr>
-              <w:spacing w:after="0"/>
-            </w:pPr>
-            <w:r>
-              <w:rPr>
-                <w:sz w:val="19"/>
-                <w:szCs w:val="19"/>
-              </w:rPr>
-              <w:t xml:space="preserve">M2 interview</w:t>
-            </w:r>
-          </w:p>
-        </w:tc>
-        <w:tc>
-          <w:tcPr>
-            <w:tcW w:type="dxa" w:w="3470"/>
-            <w:tcMar>
-              <w:top w:type="dxa" w:w="60"/>
-              <w:left w:type="dxa" w:w="100"/>
-              <w:bottom w:type="dxa" w:w="60"/>
-              <w:right w:type="dxa" w:w="100"/>
-            </w:tcMar>
-            <w:vAlign w:val="center"/>
-          </w:tcPr>
-          <w:p>
-            <w:pPr>
-              <w:spacing w:after="0"/>
-            </w:pPr>
-            <w:r>
-              <w:rPr>
-                <w:sz w:val="19"/>
-                <w:szCs w:val="19"/>
-              </w:rPr>
-              <w:t xml:space="preserve">M4 (optionnel), M5</w:t>
-            </w:r>
-          </w:p>
-        </w:tc>
-      </w:tr>
-      <w:tr>
-        <w:tc>
-          <w:tcPr>
-            <w:tcW w:type="dxa" w:w="3855"/>
-            <w:tcMar>
-              <w:top w:type="dxa" w:w="60"/>
-              <w:left w:type="dxa" w:w="100"/>
-              <w:bottom w:type="dxa" w:w="60"/>
-              <w:right w:type="dxa" w:w="100"/>
-            </w:tcMar>
-            <w:vAlign w:val="center"/>
-          </w:tcPr>
-          <w:p>
-            <w:pPr>
-              <w:spacing w:after="0"/>
-            </w:pPr>
-            <w:r>
-              <w:rPr>
-                <w:sz w:val="19"/>
-                <w:szCs w:val="19"/>
-              </w:rPr>
-              <w:t xml:space="preserve">ChangeRequest</w:t>
-            </w:r>
-          </w:p>
-        </w:tc>
-        <w:tc>
-          <w:tcPr>
-            <w:tcW w:type="dxa" w:w="2313"/>
-            <w:tcMar>
-              <w:top w:type="dxa" w:w="60"/>
-              <w:left w:type="dxa" w:w="100"/>
-              <w:bottom w:type="dxa" w:w="60"/>
-              <w:right w:type="dxa" w:w="100"/>
-            </w:tcMar>
-            <w:vAlign w:val="center"/>
-          </w:tcPr>
-          <w:p>
-            <w:pPr>
-              <w:spacing w:after="0"/>
-            </w:pPr>
-            <w:r>
-              <w:rPr>
-                <w:sz w:val="19"/>
-                <w:szCs w:val="19"/>
-              </w:rPr>
-              <w:t xml:space="preserve">M3 change-requests</w:t>
-            </w:r>
-          </w:p>
-        </w:tc>
-        <w:tc>
-          <w:tcPr>
-            <w:tcW w:type="dxa" w:w="3470"/>
-            <w:tcMar>
-              <w:top w:type="dxa" w:w="60"/>
-              <w:left w:type="dxa" w:w="100"/>
-              <w:bottom w:type="dxa" w:w="60"/>
-              <w:right w:type="dxa" w:w="100"/>
-            </w:tcMar>
-            <w:vAlign w:val="center"/>
-          </w:tcPr>
-          <w:p>
-            <w:pPr>
-              <w:spacing w:after="0"/>
-            </w:pPr>
-            <w:r>
-              <w:rPr>
-                <w:sz w:val="19"/>
-                <w:szCs w:val="19"/>
-              </w:rPr>
-              <w:t xml:space="preserve">M5</w:t>
-            </w:r>
-          </w:p>
-        </w:tc>
-      </w:tr>
-      <w:tr>
-        <w:tc>
-          <w:tcPr>
-            <w:tcW w:type="dxa" w:w="3855"/>
-            <w:tcMar>
-              <w:top w:type="dxa" w:w="60"/>
-              <w:left w:type="dxa" w:w="100"/>
-              <w:bottom w:type="dxa" w:w="60"/>
-              <w:right w:type="dxa" w:w="100"/>
-            </w:tcMar>
-            <w:vAlign w:val="center"/>
-          </w:tcPr>
-          <w:p>
-            <w:pPr>
-              <w:spacing w:after="0"/>
-            </w:pPr>
-            <w:r>
-              <w:rPr>
-                <w:sz w:val="19"/>
-                <w:szCs w:val="19"/>
-              </w:rPr>
-              <w:t xml:space="preserve">RequirementsDocument, Requirement, RequirementsEvaluation</w:t>
-            </w:r>
-          </w:p>
-        </w:tc>
-        <w:tc>
-          <w:tcPr>
-            <w:tcW w:type="dxa" w:w="2313"/>
-            <w:tcMar>
-              <w:top w:type="dxa" w:w="60"/>
-              <w:left w:type="dxa" w:w="100"/>
-              <w:bottom w:type="dxa" w:w="60"/>
-              <w:right w:type="dxa" w:w="100"/>
-            </w:tcMar>
-            <w:vAlign w:val="center"/>
-          </w:tcPr>
-          <w:p>
-            <w:pPr>
-              <w:spacing w:after="0"/>
-            </w:pPr>
-            <w:r>
-              <w:rPr>
-                <w:sz w:val="19"/>
-                <w:szCs w:val="19"/>
-              </w:rPr>
-              <w:t xml:space="preserve">M4 requirements</w:t>
-            </w:r>
-          </w:p>
-        </w:tc>
-        <w:tc>
-          <w:tcPr>
-            <w:tcW w:type="dxa" w:w="3470"/>
-            <w:tcMar>
-              <w:top w:type="dxa" w:w="60"/>
-              <w:left w:type="dxa" w:w="100"/>
-              <w:bottom w:type="dxa" w:w="60"/>
-              <w:right w:type="dxa" w:w="100"/>
-            </w:tcMar>
-            <w:vAlign w:val="center"/>
-          </w:tcPr>
-          <w:p>
-            <w:pPr>
-              <w:spacing w:after="0"/>
-            </w:pPr>
-            <w:r>
-              <w:rPr>
-                <w:sz w:val="19"/>
-                <w:szCs w:val="19"/>
-              </w:rPr>
-              <w:t xml:space="preserve">M3 (optionnel), M5</w:t>
-            </w:r>
-          </w:p>
-        </w:tc>
-      </w:tr>
-      <w:tr>
-        <w:tc>
-          <w:tcPr>
-            <w:tcW w:type="dxa" w:w="3855"/>
-            <w:tcMar>
-              <w:top w:type="dxa" w:w="60"/>
-              <w:left w:type="dxa" w:w="100"/>
-              <w:bottom w:type="dxa" w:w="60"/>
-              <w:right w:type="dxa" w:w="100"/>
-            </w:tcMar>
-            <w:vAlign w:val="center"/>
-          </w:tcPr>
-          <w:p>
-            <w:pPr>
-              <w:spacing w:after="0"/>
-            </w:pPr>
-            <w:r>
-              <w:rPr>
-                <w:sz w:val="19"/>
-                <w:szCs w:val="19"/>
-              </w:rPr>
-              <w:t xml:space="preserve">TeacherFeedback</w:t>
-            </w:r>
-          </w:p>
-        </w:tc>
-        <w:tc>
-          <w:tcPr>
-            <w:tcW w:type="dxa" w:w="2313"/>
-            <w:tcMar>
-              <w:top w:type="dxa" w:w="60"/>
-              <w:left w:type="dxa" w:w="100"/>
-              <w:bottom w:type="dxa" w:w="60"/>
-              <w:right w:type="dxa" w:w="100"/>
-            </w:tcMar>
-            <w:vAlign w:val="center"/>
-          </w:tcPr>
-          <w:p>
-            <w:pPr>
-              <w:spacing w:after="0"/>
-            </w:pPr>
-            <w:r>
-              <w:rPr>
-                <w:sz w:val="19"/>
-                <w:szCs w:val="19"/>
-              </w:rPr>
-              <w:t xml:space="preserve">M5 dashboard</w:t>
-            </w:r>
-          </w:p>
-        </w:tc>
-        <w:tc>
-          <w:tcPr>
-            <w:tcW w:type="dxa" w:w="3470"/>
-            <w:tcMar>
-              <w:top w:type="dxa" w:w="60"/>
-              <w:left w:type="dxa" w:w="100"/>
-              <w:bottom w:type="dxa" w:w="60"/>
-              <w:right w:type="dxa" w:w="100"/>
-            </w:tcMar>
-            <w:vAlign w:val="center"/>
-          </w:tcPr>
-          <w:p>
-            <w:pPr>
-              <w:spacing w:after="0"/>
-            </w:pPr>
-            <w:r>
-              <w:rPr>
-                <w:sz w:val="19"/>
-                <w:szCs w:val="19"/>
-              </w:rPr>
-              <w:t xml:space="preserve">M5</w:t>
-            </w:r>
-          </w:p>
-        </w:tc>
-      </w:tr>
-    </w:tbl>
-    <w:p>
-      <w:pPr>
-        <w:spacing w:before="80" w:after="240"/>
-        <w:jc w:val="center"/>
-      </w:pPr>
-      <w:r>
-        <w:rPr>
-          <w:i/>
-          <w:iCs/>
-          <w:color w:val="5B6474"/>
-          <w:sz w:val="19"/>
-          <w:szCs w:val="19"/>
-        </w:rPr>
-        <w:t xml:space="preserve">Tableau 6 — Propriétaire de chaque table</w:t>
+        <w:t xml:space="preserve">Figure 12 — La question posée par l'IA avant de modifier la base commune</w:t>
+      </w:r>
+    </w:p>
+    <w:p>
+      <w:pPr>
+        <w:pStyle w:val="Heading3"/>
+      </w:pPr>
+      <w:r>
+        <w:t xml:space="preserve">Analyse critique</w:t>
       </w:r>
     </w:p>
     <w:p>
@@ -6726,19 +5428,39 @@
         <w:jc w:val="both"/>
       </w:pPr>
       <w:r>
-        <w:t xml:space="preserve">Règle : un module n'écrit que dans ses propres tables ; il peut lire celles des autres. La table </w:t>
-      </w:r>
-      <w:r>
-        <w:rPr>
-          <w:rFonts w:ascii="Consolas" w:cs="Consolas" w:eastAsia="Consolas" w:hAnsi="Consolas"/>
-          <w:color w:val="8C1D18"/>
-          <w:sz w:val="19"/>
-          <w:szCs w:val="19"/>
-        </w:rPr>
-        <w:t xml:space="preserve">TrainingSession</w:t>
-      </w:r>
-      <w:r>
-        <w:t xml:space="preserve"> (une séance d'un étudiant sur un scénario) relie tous les modules.</w:t>
+        <w:rPr>
+          <w:b/>
+          <w:bCs/>
+        </w:rPr>
+        <w:t xml:space="preserve">Points forts.</w:t>
+      </w:r>
+      <w:r>
+        <w:t xml:space="preserve"> La contrainte « demande avant de toucher la base commune » a réellement été respectée : l'IA n'a modifié le code partagé qu'après accord, ce qui est essentiel dans un projet à cinq. Les tests exigés par le prompt ont détecté un couplage invisible à la lecture du code. Le format de résumé imposé rend le résultat directement exploitable (section 5.1).</w:t>
+      </w:r>
+    </w:p>
+    <w:p>
+      <w:pPr>
+        <w:spacing w:after="120" w:line="300"/>
+        <w:jc w:val="both"/>
+      </w:pPr>
+      <w:r>
+        <w:rPr>
+          <w:b/>
+          <w:bCs/>
+        </w:rPr>
+        <w:t xml:space="preserve">Limites.</w:t>
+      </w:r>
+      <w:r>
+        <w:t xml:space="preserve"> Déléguer une décision à l'IA (« ce qui convient le mieux ») est efficace mais doit rester exceptionnel et tracé : les choix retenus sont consignés dans le journal. Le prompt système v0.2 n'a pas encore été évalué avec un vrai fournisseur, faute de clé API : seul le mode simulé a été testé.</w:t>
+      </w:r>
+    </w:p>
+    <w:p>
+      <w:pPr>
+        <w:pStyle w:val="Heading1"/>
+        <w:pageBreakBefore/>
+      </w:pPr>
+      <w:r>
+        <w:t xml:space="preserve">3. Architecture technique</w:t>
       </w:r>
     </w:p>
     <w:p>
@@ -6746,7 +5468,26 @@
         <w:pStyle w:val="Heading2"/>
       </w:pPr>
       <w:r>
-        <w:t xml:space="preserve">3.4 Circulation du scénario</w:t>
+        <w:t xml:space="preserve">3.1 Vue d'ensemble</w:t>
+      </w:r>
+    </w:p>
+    <w:p>
+      <w:pPr>
+        <w:spacing w:after="120" w:line="300"/>
+        <w:jc w:val="both"/>
+      </w:pPr>
+      <w:r>
+        <w:t xml:space="preserve">L'application suit une architecture client-serveur classique en trois couches, complétée par un </w:t>
+      </w:r>
+      <w:r>
+        <w:rPr>
+          <w:b/>
+          <w:bCs/>
+        </w:rPr>
+        <w:t xml:space="preserve">service IA partagé</w:t>
+      </w:r>
+      <w:r>
+        <w:t xml:space="preserve"> qui isole tous les appels au LLM.</w:t>
       </w:r>
     </w:p>
     <w:p>
@@ -6758,9 +5499,9 @@
       <w:r>
         <w:drawing>
           <wp:inline distT="0" distB="0" distL="0" distR="0">
-            <wp:extent cx="6096000" cy="4848225"/>
+            <wp:extent cx="6096000" cy="3181350"/>
             <wp:effectExtent t="0" r="0" b="0" l="0"/>
-            <wp:docPr id="1" name="04-circulation-scenario.png" descr="Circulation du scénario du module 1 vers les modules 2 à 5" title="Circulation du scénario du module 1 vers les modules 2 à 5"/>
+            <wp:docPr id="1" name="01-architecture-globale.png" descr="Architecture globale de l'application" title="Architecture globale de l'application"/>
             <wp:cNvGraphicFramePr>
               <a:graphicFrameLocks xmlns:a="http://schemas.openxmlformats.org/drawingml/2006/main" noChangeAspect="1"/>
             </wp:cNvGraphicFramePr>
@@ -6783,7 +5524,7 @@
                   <pic:spPr bwMode="auto">
                     <a:xfrm>
                       <a:off x="0" y="0"/>
-                      <a:ext cx="6096000" cy="4848225"/>
+                      <a:ext cx="6096000" cy="3181350"/>
                     </a:xfrm>
                     <a:prstGeom prst="rect">
                       <a:avLst/>
@@ -6809,69 +5550,7 @@
           <w:sz w:val="19"/>
           <w:szCs w:val="19"/>
         </w:rPr>
-        <w:t xml:space="preserve">Figure 15 — Circulation du scénario du module 1 vers les modules 2 à 5</w:t>
-      </w:r>
-    </w:p>
-    <w:p>
-      <w:pPr>
-        <w:spacing w:after="120" w:line="300"/>
-        <w:jc w:val="both"/>
-      </w:pPr>
-      <w:r>
-        <w:t xml:space="preserve">Le module 1 génère et enregistre le scénario ; l'API n'en renvoie que la version publique. Les modules 2, 3 et 4 lisent le besoin caché côté serveur, uniquement pour construire leurs prompts : il part vers le LLM, jamais vers le navigateur.</w:t>
-      </w:r>
-    </w:p>
-    <w:p>
-      <w:pPr>
-        <w:pStyle w:val="Heading2"/>
-      </w:pPr>
-      <w:r>
-        <w:t xml:space="preserve">3.5 Contrat d'API</w:t>
-      </w:r>
-    </w:p>
-    <w:p>
-      <w:pPr>
-        <w:spacing w:after="120" w:line="300"/>
-        <w:jc w:val="both"/>
-      </w:pPr>
-      <w:r>
-        <w:t xml:space="preserve">Toutes les routes sont préfixées par </w:t>
-      </w:r>
-      <w:r>
-        <w:rPr>
-          <w:rFonts w:ascii="Consolas" w:cs="Consolas" w:eastAsia="Consolas" w:hAnsi="Consolas"/>
-          <w:color w:val="8C1D18"/>
-          <w:sz w:val="19"/>
-          <w:szCs w:val="19"/>
-        </w:rPr>
-        <w:t xml:space="preserve">/api</w:t>
-      </w:r>
-      <w:r>
-        <w:t xml:space="preserve">, échangent du JSON et utilisent un format d'erreur unique </w:t>
-      </w:r>
-      <w:r>
-        <w:rPr>
-          <w:rFonts w:ascii="Consolas" w:cs="Consolas" w:eastAsia="Consolas" w:hAnsi="Consolas"/>
-          <w:color w:val="8C1D18"/>
-          <w:sz w:val="19"/>
-          <w:szCs w:val="19"/>
-        </w:rPr>
-        <w:t xml:space="preserve">{ error: { code, message, details } }</w:t>
-      </w:r>
-      <w:r>
-        <w:t xml:space="preserve">. Le contrat complet (y compris les endpoints prévus) est dans </w:t>
-      </w:r>
-      <w:r>
-        <w:rPr>
-          <w:rFonts w:ascii="Consolas" w:cs="Consolas" w:eastAsia="Consolas" w:hAnsi="Consolas"/>
-          <w:color w:val="8C1D18"/>
-          <w:sz w:val="19"/>
-          <w:szCs w:val="19"/>
-        </w:rPr>
-        <w:t xml:space="preserve">docs/ARCHITECTURE.md</w:t>
-      </w:r>
-      <w:r>
-        <w:t xml:space="preserve"> ; le tableau suivant liste les endpoints déjà fonctionnels.</w:t>
+        <w:t xml:space="preserve">Figure 13 — Architecture globale de l'application</w:t>
       </w:r>
     </w:p>
     <w:tbl>
@@ -6918,7 +5597,7 @@
                 <w:sz w:val="19"/>
                 <w:szCs w:val="19"/>
               </w:rPr>
-              <w:t xml:space="preserve">Module</w:t>
+              <w:t xml:space="preserve">Couche</w:t>
             </w:r>
           </w:p>
         </w:tc>
@@ -6946,7 +5625,7 @@
                 <w:sz w:val="19"/>
                 <w:szCs w:val="19"/>
               </w:rPr>
-              <w:t xml:space="preserve">Endpoints fonctionnels</w:t>
+              <w:t xml:space="preserve">Rôle</w:t>
             </w:r>
           </w:p>
         </w:tc>
@@ -6972,7 +5651,7 @@
                 <w:sz w:val="19"/>
                 <w:szCs w:val="19"/>
               </w:rPr>
-              <w:t xml:space="preserve">Base commune</w:t>
+              <w:t xml:space="preserve">Présentation (React)</w:t>
             </w:r>
           </w:p>
         </w:tc>
@@ -6996,7 +5675,39 @@
                 <w:sz w:val="19"/>
                 <w:szCs w:val="19"/>
               </w:rPr>
-              <w:t xml:space="preserve">POST /auth/register, POST /auth/login, GET /auth/me, GET/POST /sessions, GET /sessions/:id, PATCH /sessions/:id/status, GET /health</w:t>
+              <w:t xml:space="preserve">Interface en français. </w:t>
+            </w:r>
+            <w:r>
+              <w:rPr>
+                <w:rFonts w:ascii="Consolas" w:cs="Consolas" w:eastAsia="Consolas" w:hAnsi="Consolas"/>
+                <w:color w:val="8C1D18"/>
+                <w:sz w:val="19"/>
+                <w:szCs w:val="19"/>
+              </w:rPr>
+              <w:t xml:space="preserve">shared/</w:t>
+            </w:r>
+            <w:r>
+              <w:rPr>
+                <w:sz w:val="19"/>
+                <w:szCs w:val="19"/>
+              </w:rPr>
+              <w:t xml:space="preserve"> contient le layout, l'authentification et le client HTTP ; chaque module a ses pages dans </w:t>
+            </w:r>
+            <w:r>
+              <w:rPr>
+                <w:rFonts w:ascii="Consolas" w:cs="Consolas" w:eastAsia="Consolas" w:hAnsi="Consolas"/>
+                <w:color w:val="8C1D18"/>
+                <w:sz w:val="19"/>
+                <w:szCs w:val="19"/>
+              </w:rPr>
+              <w:t xml:space="preserve">modules/&lt;module&gt;/</w:t>
+            </w:r>
+            <w:r>
+              <w:rPr>
+                <w:sz w:val="19"/>
+                <w:szCs w:val="19"/>
+              </w:rPr>
+              <w:t xml:space="preserve">.</w:t>
             </w:r>
           </w:p>
         </w:tc>
@@ -7022,7 +5733,7 @@
                 <w:sz w:val="19"/>
                 <w:szCs w:val="19"/>
               </w:rPr>
-              <w:t xml:space="preserve">M1 client-generator</w:t>
+              <w:t xml:space="preserve">API (Express)</w:t>
             </w:r>
           </w:p>
         </w:tc>
@@ -7046,7 +5757,23 @@
                 <w:sz w:val="19"/>
                 <w:szCs w:val="19"/>
               </w:rPr>
-              <w:t xml:space="preserve">POST /client-generator/scenarios, GET /client-generator/scenarios, GET /client-generator/scenarios/:id</w:t>
+              <w:t xml:space="preserve">Routes REST sous </w:t>
+            </w:r>
+            <w:r>
+              <w:rPr>
+                <w:rFonts w:ascii="Consolas" w:cs="Consolas" w:eastAsia="Consolas" w:hAnsi="Consolas"/>
+                <w:color w:val="8C1D18"/>
+                <w:sz w:val="19"/>
+                <w:szCs w:val="19"/>
+              </w:rPr>
+              <w:t xml:space="preserve">/api</w:t>
+            </w:r>
+            <w:r>
+              <w:rPr>
+                <w:sz w:val="19"/>
+                <w:szCs w:val="19"/>
+              </w:rPr>
+              <w:t xml:space="preserve">, middlewares communs : sécurité HTTP, authentification JWT, contrôle des rôles, validation Zod, filtre des secrets.</w:t>
             </w:r>
           </w:p>
         </w:tc>
@@ -7072,7 +5799,7 @@
                 <w:sz w:val="19"/>
                 <w:szCs w:val="19"/>
               </w:rPr>
-              <w:t xml:space="preserve">M2 interview</w:t>
+              <w:t xml:space="preserve">Métier (services)</w:t>
             </w:r>
           </w:p>
         </w:tc>
@@ -7096,7 +5823,7 @@
                 <w:sz w:val="19"/>
                 <w:szCs w:val="19"/>
               </w:rPr>
-              <w:t xml:space="preserve">GET et POST /interview/sessions/:id/messages</w:t>
+              <w:t xml:space="preserve">Découpage routes → controller → service dans chaque module ; la logique métier et l'accès aux données sont dans le service.</w:t>
             </w:r>
           </w:p>
         </w:tc>
@@ -7122,7 +5849,7 @@
                 <w:sz w:val="19"/>
                 <w:szCs w:val="19"/>
               </w:rPr>
-              <w:t xml:space="preserve">M3 change-requests</w:t>
+              <w:t xml:space="preserve">Service IA</w:t>
             </w:r>
           </w:p>
         </w:tc>
@@ -7146,7 +5873,7 @@
                 <w:sz w:val="19"/>
                 <w:szCs w:val="19"/>
               </w:rPr>
-              <w:t xml:space="preserve">GET /change-requests/sessions/:id, POST /change-requests/sessions/:id/generate</w:t>
+              <w:t xml:space="preserve">Point d'entrée unique vers les LLM : prompts en fichiers, masquage des données personnelles, délai, nouvelles tentatives, validation Zod.</w:t>
             </w:r>
           </w:p>
         </w:tc>
@@ -7172,7 +5899,7 @@
                 <w:sz w:val="19"/>
                 <w:szCs w:val="19"/>
               </w:rPr>
-              <w:t xml:space="preserve">M4 requirements</w:t>
+              <w:t xml:space="preserve">Données (Prisma)</w:t>
             </w:r>
           </w:p>
         </w:tc>
@@ -7196,7 +5923,7 @@
                 <w:sz w:val="19"/>
                 <w:szCs w:val="19"/>
               </w:rPr>
-              <w:t xml:space="preserve">GET et PUT /requirements/sessions/:id/document</w:t>
+              <w:t xml:space="preserve">Client unique, configuré pour omettre par défaut les champs secrets du scénario.</w:t>
             </w:r>
           </w:p>
         </w:tc>
@@ -7222,7 +5949,7 @@
                 <w:sz w:val="19"/>
                 <w:szCs w:val="19"/>
               </w:rPr>
-              <w:t xml:space="preserve">M5 dashboard</w:t>
+              <w:t xml:space="preserve">Persistance</w:t>
             </w:r>
           </w:p>
         </w:tc>
@@ -7246,7 +5973,7 @@
                 <w:sz w:val="19"/>
                 <w:szCs w:val="19"/>
               </w:rPr>
-              <w:t xml:space="preserve">GET /dashboard/me/stats (étudiant), GET /dashboard/teacher/overview (enseignant)</w:t>
+              <w:t xml:space="preserve">PostgreSQL 16 dans Docker, une base locale par membre.</w:t>
             </w:r>
           </w:p>
         </w:tc>
@@ -7265,7 +5992,7 @@
           <w:sz w:val="19"/>
           <w:szCs w:val="19"/>
         </w:rPr>
-        <w:t xml:space="preserve">Tableau 7 — Endpoints implémentés à ce stade</w:t>
+        <w:t xml:space="preserve">Tableau 5 — Rôle de chaque couche</w:t>
       </w:r>
     </w:p>
     <w:p>
@@ -7273,7 +6000,7 @@
         <w:pStyle w:val="Heading2"/>
       </w:pPr>
       <w:r>
-        <w:t xml:space="preserve">3.6 Service IA partagé</w:t>
+        <w:t xml:space="preserve">3.2 Organisation du dépôt</w:t>
       </w:r>
     </w:p>
     <w:p>
@@ -7282,7 +6009,17 @@
         <w:jc w:val="both"/>
       </w:pPr>
       <w:r>
-        <w:t xml:space="preserve">Tous les appels au LLM passent par une fonction unique, </w:t>
+        <w:t xml:space="preserve">Le dépôt est un </w:t>
+      </w:r>
+      <w:r>
+        <w:rPr>
+          <w:b/>
+          <w:bCs/>
+        </w:rPr>
+        <w:t xml:space="preserve">monorepo</w:t>
+      </w:r>
+      <w:r>
+        <w:t xml:space="preserve"> à deux espaces de travail npm (</w:t>
       </w:r>
       <w:r>
         <w:rPr>
@@ -7291,20 +6028,88 @@
           <w:sz w:val="19"/>
           <w:szCs w:val="19"/>
         </w:rPr>
-        <w:t xml:space="preserve">callLLM()</w:t>
-      </w:r>
-      <w:r>
-        <w:t xml:space="preserve">. Le module indique le prompt à utiliser, ses variables et le </w:t>
+        <w:t xml:space="preserve">server</w:t>
+      </w:r>
+      <w:r>
+        <w:t xml:space="preserve"> et </w:t>
+      </w:r>
+      <w:r>
+        <w:rPr>
+          <w:rFonts w:ascii="Consolas" w:cs="Consolas" w:eastAsia="Consolas" w:hAnsi="Consolas"/>
+          <w:color w:val="8C1D18"/>
+          <w:sz w:val="19"/>
+          <w:szCs w:val="19"/>
+        </w:rPr>
+        <w:t xml:space="preserve">client</w:t>
+      </w:r>
+      <w:r>
+        <w:t xml:space="preserve">). La base commune se trouve dans </w:t>
+      </w:r>
+      <w:r>
+        <w:rPr>
+          <w:rFonts w:ascii="Consolas" w:cs="Consolas" w:eastAsia="Consolas" w:hAnsi="Consolas"/>
+          <w:color w:val="8C1D18"/>
+          <w:sz w:val="19"/>
+          <w:szCs w:val="19"/>
+        </w:rPr>
+        <w:t xml:space="preserve">server/src/shared/</w:t>
+      </w:r>
+      <w:r>
+        <w:t xml:space="preserve"> et </w:t>
+      </w:r>
+      <w:r>
+        <w:rPr>
+          <w:rFonts w:ascii="Consolas" w:cs="Consolas" w:eastAsia="Consolas" w:hAnsi="Consolas"/>
+          <w:color w:val="8C1D18"/>
+          <w:sz w:val="19"/>
+          <w:szCs w:val="19"/>
+        </w:rPr>
+        <w:t xml:space="preserve">client/src/shared/</w:t>
+      </w:r>
+      <w:r>
+        <w:t xml:space="preserve"> ; chaque module occupe ses propres dossiers </w:t>
+      </w:r>
+      <w:r>
+        <w:rPr>
+          <w:rFonts w:ascii="Consolas" w:cs="Consolas" w:eastAsia="Consolas" w:hAnsi="Consolas"/>
+          <w:color w:val="8C1D18"/>
+          <w:sz w:val="19"/>
+          <w:szCs w:val="19"/>
+        </w:rPr>
+        <w:t xml:space="preserve">server/src/modules/&lt;module&gt;/</w:t>
+      </w:r>
+      <w:r>
+        <w:t xml:space="preserve"> et </w:t>
+      </w:r>
+      <w:r>
+        <w:rPr>
+          <w:rFonts w:ascii="Consolas" w:cs="Consolas" w:eastAsia="Consolas" w:hAnsi="Consolas"/>
+          <w:color w:val="8C1D18"/>
+          <w:sz w:val="19"/>
+          <w:szCs w:val="19"/>
+        </w:rPr>
+        <w:t xml:space="preserve">client/src/modules/&lt;module&gt;/</w:t>
+      </w:r>
+      <w:r>
+        <w:t xml:space="preserve">. Deux </w:t>
       </w:r>
       <w:r>
         <w:rPr>
           <w:b/>
           <w:bCs/>
         </w:rPr>
-        <w:t xml:space="preserve">schéma Zod</w:t>
-      </w:r>
-      <w:r>
-        <w:t xml:space="preserve"> attendu ; le service se charge du reste.</w:t>
+        <w:t xml:space="preserve">registres</w:t>
+      </w:r>
+      <w:r>
+        <w:t xml:space="preserve"> (un côté serveur, un côté client) branchent automatiquement les cinq modules : aucun membre n'a besoin de modifier la base commune pour rendre son module accessible, ce qui limite fortement les conflits Git.</w:t>
+      </w:r>
+    </w:p>
+    <w:p>
+      <w:pPr>
+        <w:pStyle w:val="Heading2"/>
+      </w:pPr>
+      <w:r>
+        <w:t xml:space="preserve">3.3 Modèle de données</w:t>
       </w:r>
     </w:p>
     <w:p>
@@ -7316,9 +6121,9 @@
       <w:r>
         <w:drawing>
           <wp:inline distT="0" distB="0" distL="0" distR="0">
-            <wp:extent cx="5143500" cy="8191500"/>
+            <wp:extent cx="6096000" cy="6819900"/>
             <wp:effectExtent t="0" r="0" b="0" l="0"/>
-            <wp:docPr id="1" name="05-service-ia.png" descr="Déroulement d'un appel au service IA" title="Déroulement d'un appel au service IA"/>
+            <wp:docPr id="1" name="03-modele-de-donnees.png" descr="Modèle de données (diagramme entité-association)" title="Modèle de données (diagramme entité-association)"/>
             <wp:cNvGraphicFramePr>
               <a:graphicFrameLocks xmlns:a="http://schemas.openxmlformats.org/drawingml/2006/main" noChangeAspect="1"/>
             </wp:cNvGraphicFramePr>
@@ -7341,6 +6146,1223 @@
                   <pic:spPr bwMode="auto">
                     <a:xfrm>
                       <a:off x="0" y="0"/>
+                      <a:ext cx="6096000" cy="6819900"/>
+                    </a:xfrm>
+                    <a:prstGeom prst="rect">
+                      <a:avLst/>
+                    </a:prstGeom>
+                  </pic:spPr>
+                </pic:pic>
+              </a:graphicData>
+            </a:graphic>
+          </wp:inline>
+        </w:drawing>
+      </w:r>
+    </w:p>
+    <w:p>
+      <w:pPr>
+        <w:spacing w:after="240"/>
+        <w:jc w:val="center"/>
+      </w:pPr>
+      <w:r>
+        <w:rPr>
+          <w:i/>
+          <w:iCs/>
+          <w:color w:val="5B6474"/>
+          <w:sz w:val="19"/>
+          <w:szCs w:val="19"/>
+        </w:rPr>
+        <w:t xml:space="preserve">Figure 14 — Modèle de données (diagramme entité-association)</w:t>
+      </w:r>
+    </w:p>
+    <w:tbl>
+      <w:tblPr>
+        <w:tblW w:type="dxa" w:w="9638"/>
+        <w:tblBorders>
+          <w:top w:val="single" w:color="auto" w:sz="4"/>
+          <w:left w:val="single" w:color="auto" w:sz="4"/>
+          <w:bottom w:val="single" w:color="auto" w:sz="4"/>
+          <w:right w:val="single" w:color="auto" w:sz="4"/>
+          <w:insideH w:val="single" w:color="auto" w:sz="4"/>
+          <w:insideV w:val="single" w:color="auto" w:sz="4"/>
+        </w:tblBorders>
+      </w:tblPr>
+      <w:tblGrid>
+        <w:gridCol w:w="3855"/>
+        <w:gridCol w:w="2313"/>
+        <w:gridCol w:w="3470"/>
+      </w:tblGrid>
+      <w:tr>
+        <w:trPr>
+          <w:tblHeader/>
+        </w:trPr>
+        <w:tc>
+          <w:tcPr>
+            <w:tcW w:type="dxa" w:w="3855"/>
+            <w:shd w:fill="B3261E" w:color="auto" w:val="clear"/>
+            <w:tcMar>
+              <w:top w:type="dxa" w:w="60"/>
+              <w:left w:type="dxa" w:w="100"/>
+              <w:bottom w:type="dxa" w:w="60"/>
+              <w:right w:type="dxa" w:w="100"/>
+            </w:tcMar>
+            <w:vAlign w:val="center"/>
+          </w:tcPr>
+          <w:p>
+            <w:pPr>
+              <w:spacing w:after="0"/>
+            </w:pPr>
+            <w:r>
+              <w:rPr>
+                <w:b/>
+                <w:bCs/>
+                <w:color w:val="FFFFFF"/>
+                <w:sz w:val="19"/>
+                <w:szCs w:val="19"/>
+              </w:rPr>
+              <w:t xml:space="preserve">Table</w:t>
+            </w:r>
+          </w:p>
+        </w:tc>
+        <w:tc>
+          <w:tcPr>
+            <w:tcW w:type="dxa" w:w="2313"/>
+            <w:shd w:fill="B3261E" w:color="auto" w:val="clear"/>
+            <w:tcMar>
+              <w:top w:type="dxa" w:w="60"/>
+              <w:left w:type="dxa" w:w="100"/>
+              <w:bottom w:type="dxa" w:w="60"/>
+              <w:right w:type="dxa" w:w="100"/>
+            </w:tcMar>
+            <w:vAlign w:val="center"/>
+          </w:tcPr>
+          <w:p>
+            <w:pPr>
+              <w:spacing w:after="0"/>
+            </w:pPr>
+            <w:r>
+              <w:rPr>
+                <w:b/>
+                <w:bCs/>
+                <w:color w:val="FFFFFF"/>
+                <w:sz w:val="19"/>
+                <w:szCs w:val="19"/>
+              </w:rPr>
+              <w:t xml:space="preserve">Propriétaire</w:t>
+            </w:r>
+          </w:p>
+        </w:tc>
+        <w:tc>
+          <w:tcPr>
+            <w:tcW w:type="dxa" w:w="3470"/>
+            <w:shd w:fill="B3261E" w:color="auto" w:val="clear"/>
+            <w:tcMar>
+              <w:top w:type="dxa" w:w="60"/>
+              <w:left w:type="dxa" w:w="100"/>
+              <w:bottom w:type="dxa" w:w="60"/>
+              <w:right w:type="dxa" w:w="100"/>
+            </w:tcMar>
+            <w:vAlign w:val="center"/>
+          </w:tcPr>
+          <w:p>
+            <w:pPr>
+              <w:spacing w:after="0"/>
+            </w:pPr>
+            <w:r>
+              <w:rPr>
+                <w:b/>
+                <w:bCs/>
+                <w:color w:val="FFFFFF"/>
+                <w:sz w:val="19"/>
+                <w:szCs w:val="19"/>
+              </w:rPr>
+              <w:t xml:space="preserve">Lue par</w:t>
+            </w:r>
+          </w:p>
+        </w:tc>
+      </w:tr>
+      <w:tr>
+        <w:tc>
+          <w:tcPr>
+            <w:tcW w:type="dxa" w:w="3855"/>
+            <w:tcMar>
+              <w:top w:type="dxa" w:w="60"/>
+              <w:left w:type="dxa" w:w="100"/>
+              <w:bottom w:type="dxa" w:w="60"/>
+              <w:right w:type="dxa" w:w="100"/>
+            </w:tcMar>
+            <w:vAlign w:val="center"/>
+          </w:tcPr>
+          <w:p>
+            <w:pPr>
+              <w:spacing w:after="0"/>
+            </w:pPr>
+            <w:r>
+              <w:rPr>
+                <w:sz w:val="19"/>
+                <w:szCs w:val="19"/>
+              </w:rPr>
+              <w:t xml:space="preserve">User, TrainingSession, AiCallLog</w:t>
+            </w:r>
+          </w:p>
+        </w:tc>
+        <w:tc>
+          <w:tcPr>
+            <w:tcW w:type="dxa" w:w="2313"/>
+            <w:tcMar>
+              <w:top w:type="dxa" w:w="60"/>
+              <w:left w:type="dxa" w:w="100"/>
+              <w:bottom w:type="dxa" w:w="60"/>
+              <w:right w:type="dxa" w:w="100"/>
+            </w:tcMar>
+            <w:vAlign w:val="center"/>
+          </w:tcPr>
+          <w:p>
+            <w:pPr>
+              <w:spacing w:after="0"/>
+            </w:pPr>
+            <w:r>
+              <w:rPr>
+                <w:sz w:val="19"/>
+                <w:szCs w:val="19"/>
+              </w:rPr>
+              <w:t xml:space="preserve">Base commune</w:t>
+            </w:r>
+          </w:p>
+        </w:tc>
+        <w:tc>
+          <w:tcPr>
+            <w:tcW w:type="dxa" w:w="3470"/>
+            <w:tcMar>
+              <w:top w:type="dxa" w:w="60"/>
+              <w:left w:type="dxa" w:w="100"/>
+              <w:bottom w:type="dxa" w:w="60"/>
+              <w:right w:type="dxa" w:w="100"/>
+            </w:tcMar>
+            <w:vAlign w:val="center"/>
+          </w:tcPr>
+          <w:p>
+            <w:pPr>
+              <w:spacing w:after="0"/>
+            </w:pPr>
+            <w:r>
+              <w:rPr>
+                <w:sz w:val="19"/>
+                <w:szCs w:val="19"/>
+              </w:rPr>
+              <w:t xml:space="preserve">Tous les modules</w:t>
+            </w:r>
+          </w:p>
+        </w:tc>
+      </w:tr>
+      <w:tr>
+        <w:tc>
+          <w:tcPr>
+            <w:tcW w:type="dxa" w:w="3855"/>
+            <w:tcMar>
+              <w:top w:type="dxa" w:w="60"/>
+              <w:left w:type="dxa" w:w="100"/>
+              <w:bottom w:type="dxa" w:w="60"/>
+              <w:right w:type="dxa" w:w="100"/>
+            </w:tcMar>
+            <w:vAlign w:val="center"/>
+          </w:tcPr>
+          <w:p>
+            <w:pPr>
+              <w:spacing w:after="0"/>
+            </w:pPr>
+            <w:r>
+              <w:rPr>
+                <w:sz w:val="19"/>
+                <w:szCs w:val="19"/>
+              </w:rPr>
+              <w:t xml:space="preserve">Scenario</w:t>
+            </w:r>
+          </w:p>
+        </w:tc>
+        <w:tc>
+          <w:tcPr>
+            <w:tcW w:type="dxa" w:w="2313"/>
+            <w:tcMar>
+              <w:top w:type="dxa" w:w="60"/>
+              <w:left w:type="dxa" w:w="100"/>
+              <w:bottom w:type="dxa" w:w="60"/>
+              <w:right w:type="dxa" w:w="100"/>
+            </w:tcMar>
+            <w:vAlign w:val="center"/>
+          </w:tcPr>
+          <w:p>
+            <w:pPr>
+              <w:spacing w:after="0"/>
+            </w:pPr>
+            <w:r>
+              <w:rPr>
+                <w:sz w:val="19"/>
+                <w:szCs w:val="19"/>
+              </w:rPr>
+              <w:t xml:space="preserve">M1 client-generator</w:t>
+            </w:r>
+          </w:p>
+        </w:tc>
+        <w:tc>
+          <w:tcPr>
+            <w:tcW w:type="dxa" w:w="3470"/>
+            <w:tcMar>
+              <w:top w:type="dxa" w:w="60"/>
+              <w:left w:type="dxa" w:w="100"/>
+              <w:bottom w:type="dxa" w:w="60"/>
+              <w:right w:type="dxa" w:w="100"/>
+            </w:tcMar>
+            <w:vAlign w:val="center"/>
+          </w:tcPr>
+          <w:p>
+            <w:pPr>
+              <w:spacing w:after="0"/>
+            </w:pPr>
+            <w:r>
+              <w:rPr>
+                <w:sz w:val="19"/>
+                <w:szCs w:val="19"/>
+              </w:rPr>
+              <w:t xml:space="preserve">M2, M3, M4 (besoin caché côté serveur), M5</w:t>
+            </w:r>
+          </w:p>
+        </w:tc>
+      </w:tr>
+      <w:tr>
+        <w:tc>
+          <w:tcPr>
+            <w:tcW w:type="dxa" w:w="3855"/>
+            <w:tcMar>
+              <w:top w:type="dxa" w:w="60"/>
+              <w:left w:type="dxa" w:w="100"/>
+              <w:bottom w:type="dxa" w:w="60"/>
+              <w:right w:type="dxa" w:w="100"/>
+            </w:tcMar>
+            <w:vAlign w:val="center"/>
+          </w:tcPr>
+          <w:p>
+            <w:pPr>
+              <w:spacing w:after="0"/>
+            </w:pPr>
+            <w:r>
+              <w:rPr>
+                <w:sz w:val="19"/>
+                <w:szCs w:val="19"/>
+              </w:rPr>
+              <w:t xml:space="preserve">InterviewMessage</w:t>
+            </w:r>
+          </w:p>
+        </w:tc>
+        <w:tc>
+          <w:tcPr>
+            <w:tcW w:type="dxa" w:w="2313"/>
+            <w:tcMar>
+              <w:top w:type="dxa" w:w="60"/>
+              <w:left w:type="dxa" w:w="100"/>
+              <w:bottom w:type="dxa" w:w="60"/>
+              <w:right w:type="dxa" w:w="100"/>
+            </w:tcMar>
+            <w:vAlign w:val="center"/>
+          </w:tcPr>
+          <w:p>
+            <w:pPr>
+              <w:spacing w:after="0"/>
+            </w:pPr>
+            <w:r>
+              <w:rPr>
+                <w:sz w:val="19"/>
+                <w:szCs w:val="19"/>
+              </w:rPr>
+              <w:t xml:space="preserve">M2 interview</w:t>
+            </w:r>
+          </w:p>
+        </w:tc>
+        <w:tc>
+          <w:tcPr>
+            <w:tcW w:type="dxa" w:w="3470"/>
+            <w:tcMar>
+              <w:top w:type="dxa" w:w="60"/>
+              <w:left w:type="dxa" w:w="100"/>
+              <w:bottom w:type="dxa" w:w="60"/>
+              <w:right w:type="dxa" w:w="100"/>
+            </w:tcMar>
+            <w:vAlign w:val="center"/>
+          </w:tcPr>
+          <w:p>
+            <w:pPr>
+              <w:spacing w:after="0"/>
+            </w:pPr>
+            <w:r>
+              <w:rPr>
+                <w:sz w:val="19"/>
+                <w:szCs w:val="19"/>
+              </w:rPr>
+              <w:t xml:space="preserve">M4 (optionnel), M5</w:t>
+            </w:r>
+          </w:p>
+        </w:tc>
+      </w:tr>
+      <w:tr>
+        <w:tc>
+          <w:tcPr>
+            <w:tcW w:type="dxa" w:w="3855"/>
+            <w:tcMar>
+              <w:top w:type="dxa" w:w="60"/>
+              <w:left w:type="dxa" w:w="100"/>
+              <w:bottom w:type="dxa" w:w="60"/>
+              <w:right w:type="dxa" w:w="100"/>
+            </w:tcMar>
+            <w:vAlign w:val="center"/>
+          </w:tcPr>
+          <w:p>
+            <w:pPr>
+              <w:spacing w:after="0"/>
+            </w:pPr>
+            <w:r>
+              <w:rPr>
+                <w:sz w:val="19"/>
+                <w:szCs w:val="19"/>
+              </w:rPr>
+              <w:t xml:space="preserve">ChangeRequest</w:t>
+            </w:r>
+          </w:p>
+        </w:tc>
+        <w:tc>
+          <w:tcPr>
+            <w:tcW w:type="dxa" w:w="2313"/>
+            <w:tcMar>
+              <w:top w:type="dxa" w:w="60"/>
+              <w:left w:type="dxa" w:w="100"/>
+              <w:bottom w:type="dxa" w:w="60"/>
+              <w:right w:type="dxa" w:w="100"/>
+            </w:tcMar>
+            <w:vAlign w:val="center"/>
+          </w:tcPr>
+          <w:p>
+            <w:pPr>
+              <w:spacing w:after="0"/>
+            </w:pPr>
+            <w:r>
+              <w:rPr>
+                <w:sz w:val="19"/>
+                <w:szCs w:val="19"/>
+              </w:rPr>
+              <w:t xml:space="preserve">M3 change-requests</w:t>
+            </w:r>
+          </w:p>
+        </w:tc>
+        <w:tc>
+          <w:tcPr>
+            <w:tcW w:type="dxa" w:w="3470"/>
+            <w:tcMar>
+              <w:top w:type="dxa" w:w="60"/>
+              <w:left w:type="dxa" w:w="100"/>
+              <w:bottom w:type="dxa" w:w="60"/>
+              <w:right w:type="dxa" w:w="100"/>
+            </w:tcMar>
+            <w:vAlign w:val="center"/>
+          </w:tcPr>
+          <w:p>
+            <w:pPr>
+              <w:spacing w:after="0"/>
+            </w:pPr>
+            <w:r>
+              <w:rPr>
+                <w:sz w:val="19"/>
+                <w:szCs w:val="19"/>
+              </w:rPr>
+              <w:t xml:space="preserve">M5</w:t>
+            </w:r>
+          </w:p>
+        </w:tc>
+      </w:tr>
+      <w:tr>
+        <w:tc>
+          <w:tcPr>
+            <w:tcW w:type="dxa" w:w="3855"/>
+            <w:tcMar>
+              <w:top w:type="dxa" w:w="60"/>
+              <w:left w:type="dxa" w:w="100"/>
+              <w:bottom w:type="dxa" w:w="60"/>
+              <w:right w:type="dxa" w:w="100"/>
+            </w:tcMar>
+            <w:vAlign w:val="center"/>
+          </w:tcPr>
+          <w:p>
+            <w:pPr>
+              <w:spacing w:after="0"/>
+            </w:pPr>
+            <w:r>
+              <w:rPr>
+                <w:sz w:val="19"/>
+                <w:szCs w:val="19"/>
+              </w:rPr>
+              <w:t xml:space="preserve">RequirementsDocument, Requirement, RequirementsEvaluation</w:t>
+            </w:r>
+          </w:p>
+        </w:tc>
+        <w:tc>
+          <w:tcPr>
+            <w:tcW w:type="dxa" w:w="2313"/>
+            <w:tcMar>
+              <w:top w:type="dxa" w:w="60"/>
+              <w:left w:type="dxa" w:w="100"/>
+              <w:bottom w:type="dxa" w:w="60"/>
+              <w:right w:type="dxa" w:w="100"/>
+            </w:tcMar>
+            <w:vAlign w:val="center"/>
+          </w:tcPr>
+          <w:p>
+            <w:pPr>
+              <w:spacing w:after="0"/>
+            </w:pPr>
+            <w:r>
+              <w:rPr>
+                <w:sz w:val="19"/>
+                <w:szCs w:val="19"/>
+              </w:rPr>
+              <w:t xml:space="preserve">M4 requirements</w:t>
+            </w:r>
+          </w:p>
+        </w:tc>
+        <w:tc>
+          <w:tcPr>
+            <w:tcW w:type="dxa" w:w="3470"/>
+            <w:tcMar>
+              <w:top w:type="dxa" w:w="60"/>
+              <w:left w:type="dxa" w:w="100"/>
+              <w:bottom w:type="dxa" w:w="60"/>
+              <w:right w:type="dxa" w:w="100"/>
+            </w:tcMar>
+            <w:vAlign w:val="center"/>
+          </w:tcPr>
+          <w:p>
+            <w:pPr>
+              <w:spacing w:after="0"/>
+            </w:pPr>
+            <w:r>
+              <w:rPr>
+                <w:sz w:val="19"/>
+                <w:szCs w:val="19"/>
+              </w:rPr>
+              <w:t xml:space="preserve">M3 (optionnel), M5</w:t>
+            </w:r>
+          </w:p>
+        </w:tc>
+      </w:tr>
+      <w:tr>
+        <w:tc>
+          <w:tcPr>
+            <w:tcW w:type="dxa" w:w="3855"/>
+            <w:tcMar>
+              <w:top w:type="dxa" w:w="60"/>
+              <w:left w:type="dxa" w:w="100"/>
+              <w:bottom w:type="dxa" w:w="60"/>
+              <w:right w:type="dxa" w:w="100"/>
+            </w:tcMar>
+            <w:vAlign w:val="center"/>
+          </w:tcPr>
+          <w:p>
+            <w:pPr>
+              <w:spacing w:after="0"/>
+            </w:pPr>
+            <w:r>
+              <w:rPr>
+                <w:sz w:val="19"/>
+                <w:szCs w:val="19"/>
+              </w:rPr>
+              <w:t xml:space="preserve">TeacherFeedback</w:t>
+            </w:r>
+          </w:p>
+        </w:tc>
+        <w:tc>
+          <w:tcPr>
+            <w:tcW w:type="dxa" w:w="2313"/>
+            <w:tcMar>
+              <w:top w:type="dxa" w:w="60"/>
+              <w:left w:type="dxa" w:w="100"/>
+              <w:bottom w:type="dxa" w:w="60"/>
+              <w:right w:type="dxa" w:w="100"/>
+            </w:tcMar>
+            <w:vAlign w:val="center"/>
+          </w:tcPr>
+          <w:p>
+            <w:pPr>
+              <w:spacing w:after="0"/>
+            </w:pPr>
+            <w:r>
+              <w:rPr>
+                <w:sz w:val="19"/>
+                <w:szCs w:val="19"/>
+              </w:rPr>
+              <w:t xml:space="preserve">M5 dashboard</w:t>
+            </w:r>
+          </w:p>
+        </w:tc>
+        <w:tc>
+          <w:tcPr>
+            <w:tcW w:type="dxa" w:w="3470"/>
+            <w:tcMar>
+              <w:top w:type="dxa" w:w="60"/>
+              <w:left w:type="dxa" w:w="100"/>
+              <w:bottom w:type="dxa" w:w="60"/>
+              <w:right w:type="dxa" w:w="100"/>
+            </w:tcMar>
+            <w:vAlign w:val="center"/>
+          </w:tcPr>
+          <w:p>
+            <w:pPr>
+              <w:spacing w:after="0"/>
+            </w:pPr>
+            <w:r>
+              <w:rPr>
+                <w:sz w:val="19"/>
+                <w:szCs w:val="19"/>
+              </w:rPr>
+              <w:t xml:space="preserve">M5</w:t>
+            </w:r>
+          </w:p>
+        </w:tc>
+      </w:tr>
+    </w:tbl>
+    <w:p>
+      <w:pPr>
+        <w:spacing w:before="80" w:after="240"/>
+        <w:jc w:val="center"/>
+      </w:pPr>
+      <w:r>
+        <w:rPr>
+          <w:i/>
+          <w:iCs/>
+          <w:color w:val="5B6474"/>
+          <w:sz w:val="19"/>
+          <w:szCs w:val="19"/>
+        </w:rPr>
+        <w:t xml:space="preserve">Tableau 6 — Propriétaire de chaque table</w:t>
+      </w:r>
+    </w:p>
+    <w:p>
+      <w:pPr>
+        <w:spacing w:after="120" w:line="300"/>
+        <w:jc w:val="both"/>
+      </w:pPr>
+      <w:r>
+        <w:t xml:space="preserve">Règle : un module n'écrit que dans ses propres tables ; il peut lire celles des autres. La table </w:t>
+      </w:r>
+      <w:r>
+        <w:rPr>
+          <w:rFonts w:ascii="Consolas" w:cs="Consolas" w:eastAsia="Consolas" w:hAnsi="Consolas"/>
+          <w:color w:val="8C1D18"/>
+          <w:sz w:val="19"/>
+          <w:szCs w:val="19"/>
+        </w:rPr>
+        <w:t xml:space="preserve">TrainingSession</w:t>
+      </w:r>
+      <w:r>
+        <w:t xml:space="preserve"> (une séance d'un étudiant sur un scénario) relie tous les modules.</w:t>
+      </w:r>
+    </w:p>
+    <w:p>
+      <w:pPr>
+        <w:pStyle w:val="Heading2"/>
+      </w:pPr>
+      <w:r>
+        <w:t xml:space="preserve">3.4 Circulation du scénario</w:t>
+      </w:r>
+    </w:p>
+    <w:p>
+      <w:pPr>
+        <w:keepNext/>
+        <w:spacing w:before="120" w:after="60"/>
+        <w:jc w:val="center"/>
+      </w:pPr>
+      <w:r>
+        <w:drawing>
+          <wp:inline distT="0" distB="0" distL="0" distR="0">
+            <wp:extent cx="6096000" cy="4848225"/>
+            <wp:effectExtent t="0" r="0" b="0" l="0"/>
+            <wp:docPr id="1" name="04-circulation-scenario.png" descr="Circulation du scénario du module 1 vers les modules 2 à 5" title="Circulation du scénario du module 1 vers les modules 2 à 5"/>
+            <wp:cNvGraphicFramePr>
+              <a:graphicFrameLocks xmlns:a="http://schemas.openxmlformats.org/drawingml/2006/main" noChangeAspect="1"/>
+            </wp:cNvGraphicFramePr>
+            <a:graphic xmlns:a="http://schemas.openxmlformats.org/drawingml/2006/main">
+              <a:graphicData uri="http://schemas.openxmlformats.org/drawingml/2006/picture">
+                <pic:pic xmlns:pic="http://schemas.openxmlformats.org/drawingml/2006/picture">
+                  <pic:nvPicPr>
+                    <pic:cNvPr id="0" name="" descr=""/>
+                    <pic:cNvPicPr>
+                      <a:picLocks noChangeAspect="1" noChangeArrowheads="1"/>
+                    </pic:cNvPicPr>
+                  </pic:nvPicPr>
+                  <pic:blipFill>
+                    <a:blip r:embed="rId34" cstate="none"/>
+                    <a:srcRect/>
+                    <a:stretch>
+                      <a:fillRect/>
+                    </a:stretch>
+                  </pic:blipFill>
+                  <pic:spPr bwMode="auto">
+                    <a:xfrm>
+                      <a:off x="0" y="0"/>
+                      <a:ext cx="6096000" cy="4848225"/>
+                    </a:xfrm>
+                    <a:prstGeom prst="rect">
+                      <a:avLst/>
+                    </a:prstGeom>
+                  </pic:spPr>
+                </pic:pic>
+              </a:graphicData>
+            </a:graphic>
+          </wp:inline>
+        </w:drawing>
+      </w:r>
+    </w:p>
+    <w:p>
+      <w:pPr>
+        <w:spacing w:after="240"/>
+        <w:jc w:val="center"/>
+      </w:pPr>
+      <w:r>
+        <w:rPr>
+          <w:i/>
+          <w:iCs/>
+          <w:color w:val="5B6474"/>
+          <w:sz w:val="19"/>
+          <w:szCs w:val="19"/>
+        </w:rPr>
+        <w:t xml:space="preserve">Figure 15 — Circulation du scénario du module 1 vers les modules 2 à 5</w:t>
+      </w:r>
+    </w:p>
+    <w:p>
+      <w:pPr>
+        <w:spacing w:after="120" w:line="300"/>
+        <w:jc w:val="both"/>
+      </w:pPr>
+      <w:r>
+        <w:t xml:space="preserve">Le module 1 génère et enregistre le scénario ; l'API n'en renvoie que la version publique. Les modules 2, 3 et 4 lisent le besoin caché côté serveur, uniquement pour construire leurs prompts : il part vers le LLM, jamais vers le navigateur.</w:t>
+      </w:r>
+    </w:p>
+    <w:p>
+      <w:pPr>
+        <w:pStyle w:val="Heading2"/>
+      </w:pPr>
+      <w:r>
+        <w:t xml:space="preserve">3.5 Contrat d'API</w:t>
+      </w:r>
+    </w:p>
+    <w:p>
+      <w:pPr>
+        <w:spacing w:after="120" w:line="300"/>
+        <w:jc w:val="both"/>
+      </w:pPr>
+      <w:r>
+        <w:t xml:space="preserve">Toutes les routes sont préfixées par </w:t>
+      </w:r>
+      <w:r>
+        <w:rPr>
+          <w:rFonts w:ascii="Consolas" w:cs="Consolas" w:eastAsia="Consolas" w:hAnsi="Consolas"/>
+          <w:color w:val="8C1D18"/>
+          <w:sz w:val="19"/>
+          <w:szCs w:val="19"/>
+        </w:rPr>
+        <w:t xml:space="preserve">/api</w:t>
+      </w:r>
+      <w:r>
+        <w:t xml:space="preserve">, échangent du JSON et utilisent un format d'erreur unique </w:t>
+      </w:r>
+      <w:r>
+        <w:rPr>
+          <w:rFonts w:ascii="Consolas" w:cs="Consolas" w:eastAsia="Consolas" w:hAnsi="Consolas"/>
+          <w:color w:val="8C1D18"/>
+          <w:sz w:val="19"/>
+          <w:szCs w:val="19"/>
+        </w:rPr>
+        <w:t xml:space="preserve">{ error: { code, message, details } }</w:t>
+      </w:r>
+      <w:r>
+        <w:t xml:space="preserve">. Le contrat complet (y compris les endpoints prévus) est dans </w:t>
+      </w:r>
+      <w:r>
+        <w:rPr>
+          <w:rFonts w:ascii="Consolas" w:cs="Consolas" w:eastAsia="Consolas" w:hAnsi="Consolas"/>
+          <w:color w:val="8C1D18"/>
+          <w:sz w:val="19"/>
+          <w:szCs w:val="19"/>
+        </w:rPr>
+        <w:t xml:space="preserve">docs/ARCHITECTURE.md</w:t>
+      </w:r>
+      <w:r>
+        <w:t xml:space="preserve"> ; le tableau suivant liste les endpoints déjà fonctionnels.</w:t>
+      </w:r>
+    </w:p>
+    <w:tbl>
+      <w:tblPr>
+        <w:tblW w:type="dxa" w:w="9638"/>
+        <w:tblBorders>
+          <w:top w:val="single" w:color="auto" w:sz="4"/>
+          <w:left w:val="single" w:color="auto" w:sz="4"/>
+          <w:bottom w:val="single" w:color="auto" w:sz="4"/>
+          <w:right w:val="single" w:color="auto" w:sz="4"/>
+          <w:insideH w:val="single" w:color="auto" w:sz="4"/>
+          <w:insideV w:val="single" w:color="auto" w:sz="4"/>
+        </w:tblBorders>
+      </w:tblPr>
+      <w:tblGrid>
+        <w:gridCol w:w="2120"/>
+        <w:gridCol w:w="7518"/>
+      </w:tblGrid>
+      <w:tr>
+        <w:trPr>
+          <w:tblHeader/>
+        </w:trPr>
+        <w:tc>
+          <w:tcPr>
+            <w:tcW w:type="dxa" w:w="2120"/>
+            <w:shd w:fill="B3261E" w:color="auto" w:val="clear"/>
+            <w:tcMar>
+              <w:top w:type="dxa" w:w="60"/>
+              <w:left w:type="dxa" w:w="100"/>
+              <w:bottom w:type="dxa" w:w="60"/>
+              <w:right w:type="dxa" w:w="100"/>
+            </w:tcMar>
+            <w:vAlign w:val="center"/>
+          </w:tcPr>
+          <w:p>
+            <w:pPr>
+              <w:spacing w:after="0"/>
+            </w:pPr>
+            <w:r>
+              <w:rPr>
+                <w:b/>
+                <w:bCs/>
+                <w:color w:val="FFFFFF"/>
+                <w:sz w:val="19"/>
+                <w:szCs w:val="19"/>
+              </w:rPr>
+              <w:t xml:space="preserve">Module</w:t>
+            </w:r>
+          </w:p>
+        </w:tc>
+        <w:tc>
+          <w:tcPr>
+            <w:tcW w:type="dxa" w:w="7518"/>
+            <w:shd w:fill="B3261E" w:color="auto" w:val="clear"/>
+            <w:tcMar>
+              <w:top w:type="dxa" w:w="60"/>
+              <w:left w:type="dxa" w:w="100"/>
+              <w:bottom w:type="dxa" w:w="60"/>
+              <w:right w:type="dxa" w:w="100"/>
+            </w:tcMar>
+            <w:vAlign w:val="center"/>
+          </w:tcPr>
+          <w:p>
+            <w:pPr>
+              <w:spacing w:after="0"/>
+            </w:pPr>
+            <w:r>
+              <w:rPr>
+                <w:b/>
+                <w:bCs/>
+                <w:color w:val="FFFFFF"/>
+                <w:sz w:val="19"/>
+                <w:szCs w:val="19"/>
+              </w:rPr>
+              <w:t xml:space="preserve">Endpoints fonctionnels</w:t>
+            </w:r>
+          </w:p>
+        </w:tc>
+      </w:tr>
+      <w:tr>
+        <w:tc>
+          <w:tcPr>
+            <w:tcW w:type="dxa" w:w="2120"/>
+            <w:tcMar>
+              <w:top w:type="dxa" w:w="60"/>
+              <w:left w:type="dxa" w:w="100"/>
+              <w:bottom w:type="dxa" w:w="60"/>
+              <w:right w:type="dxa" w:w="100"/>
+            </w:tcMar>
+            <w:vAlign w:val="center"/>
+          </w:tcPr>
+          <w:p>
+            <w:pPr>
+              <w:spacing w:after="0"/>
+            </w:pPr>
+            <w:r>
+              <w:rPr>
+                <w:sz w:val="19"/>
+                <w:szCs w:val="19"/>
+              </w:rPr>
+              <w:t xml:space="preserve">Base commune</w:t>
+            </w:r>
+          </w:p>
+        </w:tc>
+        <w:tc>
+          <w:tcPr>
+            <w:tcW w:type="dxa" w:w="7518"/>
+            <w:tcMar>
+              <w:top w:type="dxa" w:w="60"/>
+              <w:left w:type="dxa" w:w="100"/>
+              <w:bottom w:type="dxa" w:w="60"/>
+              <w:right w:type="dxa" w:w="100"/>
+            </w:tcMar>
+            <w:vAlign w:val="center"/>
+          </w:tcPr>
+          <w:p>
+            <w:pPr>
+              <w:spacing w:after="0"/>
+            </w:pPr>
+            <w:r>
+              <w:rPr>
+                <w:sz w:val="19"/>
+                <w:szCs w:val="19"/>
+              </w:rPr>
+              <w:t xml:space="preserve">POST /auth/register, POST /auth/login, GET /auth/me, GET/POST /sessions, GET /sessions/:id, PATCH /sessions/:id/status, GET /health</w:t>
+            </w:r>
+          </w:p>
+        </w:tc>
+      </w:tr>
+      <w:tr>
+        <w:tc>
+          <w:tcPr>
+            <w:tcW w:type="dxa" w:w="2120"/>
+            <w:tcMar>
+              <w:top w:type="dxa" w:w="60"/>
+              <w:left w:type="dxa" w:w="100"/>
+              <w:bottom w:type="dxa" w:w="60"/>
+              <w:right w:type="dxa" w:w="100"/>
+            </w:tcMar>
+            <w:vAlign w:val="center"/>
+          </w:tcPr>
+          <w:p>
+            <w:pPr>
+              <w:spacing w:after="0"/>
+            </w:pPr>
+            <w:r>
+              <w:rPr>
+                <w:sz w:val="19"/>
+                <w:szCs w:val="19"/>
+              </w:rPr>
+              <w:t xml:space="preserve">M1 client-generator</w:t>
+            </w:r>
+          </w:p>
+        </w:tc>
+        <w:tc>
+          <w:tcPr>
+            <w:tcW w:type="dxa" w:w="7518"/>
+            <w:tcMar>
+              <w:top w:type="dxa" w:w="60"/>
+              <w:left w:type="dxa" w:w="100"/>
+              <w:bottom w:type="dxa" w:w="60"/>
+              <w:right w:type="dxa" w:w="100"/>
+            </w:tcMar>
+            <w:vAlign w:val="center"/>
+          </w:tcPr>
+          <w:p>
+            <w:pPr>
+              <w:spacing w:after="0"/>
+            </w:pPr>
+            <w:r>
+              <w:rPr>
+                <w:sz w:val="19"/>
+                <w:szCs w:val="19"/>
+              </w:rPr>
+              <w:t xml:space="preserve">POST /client-generator/scenarios, GET /client-generator/scenarios, GET /client-generator/scenarios/:id</w:t>
+            </w:r>
+          </w:p>
+        </w:tc>
+      </w:tr>
+      <w:tr>
+        <w:tc>
+          <w:tcPr>
+            <w:tcW w:type="dxa" w:w="2120"/>
+            <w:tcMar>
+              <w:top w:type="dxa" w:w="60"/>
+              <w:left w:type="dxa" w:w="100"/>
+              <w:bottom w:type="dxa" w:w="60"/>
+              <w:right w:type="dxa" w:w="100"/>
+            </w:tcMar>
+            <w:vAlign w:val="center"/>
+          </w:tcPr>
+          <w:p>
+            <w:pPr>
+              <w:spacing w:after="0"/>
+            </w:pPr>
+            <w:r>
+              <w:rPr>
+                <w:sz w:val="19"/>
+                <w:szCs w:val="19"/>
+              </w:rPr>
+              <w:t xml:space="preserve">M2 interview</w:t>
+            </w:r>
+          </w:p>
+        </w:tc>
+        <w:tc>
+          <w:tcPr>
+            <w:tcW w:type="dxa" w:w="7518"/>
+            <w:tcMar>
+              <w:top w:type="dxa" w:w="60"/>
+              <w:left w:type="dxa" w:w="100"/>
+              <w:bottom w:type="dxa" w:w="60"/>
+              <w:right w:type="dxa" w:w="100"/>
+            </w:tcMar>
+            <w:vAlign w:val="center"/>
+          </w:tcPr>
+          <w:p>
+            <w:pPr>
+              <w:spacing w:after="0"/>
+            </w:pPr>
+            <w:r>
+              <w:rPr>
+                <w:sz w:val="19"/>
+                <w:szCs w:val="19"/>
+              </w:rPr>
+              <w:t xml:space="preserve">GET et POST /interview/sessions/:id/messages</w:t>
+            </w:r>
+          </w:p>
+        </w:tc>
+      </w:tr>
+      <w:tr>
+        <w:tc>
+          <w:tcPr>
+            <w:tcW w:type="dxa" w:w="2120"/>
+            <w:tcMar>
+              <w:top w:type="dxa" w:w="60"/>
+              <w:left w:type="dxa" w:w="100"/>
+              <w:bottom w:type="dxa" w:w="60"/>
+              <w:right w:type="dxa" w:w="100"/>
+            </w:tcMar>
+            <w:vAlign w:val="center"/>
+          </w:tcPr>
+          <w:p>
+            <w:pPr>
+              <w:spacing w:after="0"/>
+            </w:pPr>
+            <w:r>
+              <w:rPr>
+                <w:sz w:val="19"/>
+                <w:szCs w:val="19"/>
+              </w:rPr>
+              <w:t xml:space="preserve">M3 change-requests</w:t>
+            </w:r>
+          </w:p>
+        </w:tc>
+        <w:tc>
+          <w:tcPr>
+            <w:tcW w:type="dxa" w:w="7518"/>
+            <w:tcMar>
+              <w:top w:type="dxa" w:w="60"/>
+              <w:left w:type="dxa" w:w="100"/>
+              <w:bottom w:type="dxa" w:w="60"/>
+              <w:right w:type="dxa" w:w="100"/>
+            </w:tcMar>
+            <w:vAlign w:val="center"/>
+          </w:tcPr>
+          <w:p>
+            <w:pPr>
+              <w:spacing w:after="0"/>
+            </w:pPr>
+            <w:r>
+              <w:rPr>
+                <w:sz w:val="19"/>
+                <w:szCs w:val="19"/>
+              </w:rPr>
+              <w:t xml:space="preserve">GET /change-requests/sessions/:id, POST /change-requests/sessions/:id/generate</w:t>
+            </w:r>
+          </w:p>
+        </w:tc>
+      </w:tr>
+      <w:tr>
+        <w:tc>
+          <w:tcPr>
+            <w:tcW w:type="dxa" w:w="2120"/>
+            <w:tcMar>
+              <w:top w:type="dxa" w:w="60"/>
+              <w:left w:type="dxa" w:w="100"/>
+              <w:bottom w:type="dxa" w:w="60"/>
+              <w:right w:type="dxa" w:w="100"/>
+            </w:tcMar>
+            <w:vAlign w:val="center"/>
+          </w:tcPr>
+          <w:p>
+            <w:pPr>
+              <w:spacing w:after="0"/>
+            </w:pPr>
+            <w:r>
+              <w:rPr>
+                <w:sz w:val="19"/>
+                <w:szCs w:val="19"/>
+              </w:rPr>
+              <w:t xml:space="preserve">M4 requirements</w:t>
+            </w:r>
+          </w:p>
+        </w:tc>
+        <w:tc>
+          <w:tcPr>
+            <w:tcW w:type="dxa" w:w="7518"/>
+            <w:tcMar>
+              <w:top w:type="dxa" w:w="60"/>
+              <w:left w:type="dxa" w:w="100"/>
+              <w:bottom w:type="dxa" w:w="60"/>
+              <w:right w:type="dxa" w:w="100"/>
+            </w:tcMar>
+            <w:vAlign w:val="center"/>
+          </w:tcPr>
+          <w:p>
+            <w:pPr>
+              <w:spacing w:after="0"/>
+            </w:pPr>
+            <w:r>
+              <w:rPr>
+                <w:sz w:val="19"/>
+                <w:szCs w:val="19"/>
+              </w:rPr>
+              <w:t xml:space="preserve">GET et PUT /requirements/sessions/:id/document</w:t>
+            </w:r>
+          </w:p>
+        </w:tc>
+      </w:tr>
+      <w:tr>
+        <w:tc>
+          <w:tcPr>
+            <w:tcW w:type="dxa" w:w="2120"/>
+            <w:tcMar>
+              <w:top w:type="dxa" w:w="60"/>
+              <w:left w:type="dxa" w:w="100"/>
+              <w:bottom w:type="dxa" w:w="60"/>
+              <w:right w:type="dxa" w:w="100"/>
+            </w:tcMar>
+            <w:vAlign w:val="center"/>
+          </w:tcPr>
+          <w:p>
+            <w:pPr>
+              <w:spacing w:after="0"/>
+            </w:pPr>
+            <w:r>
+              <w:rPr>
+                <w:sz w:val="19"/>
+                <w:szCs w:val="19"/>
+              </w:rPr>
+              <w:t xml:space="preserve">M5 dashboard</w:t>
+            </w:r>
+          </w:p>
+        </w:tc>
+        <w:tc>
+          <w:tcPr>
+            <w:tcW w:type="dxa" w:w="7518"/>
+            <w:tcMar>
+              <w:top w:type="dxa" w:w="60"/>
+              <w:left w:type="dxa" w:w="100"/>
+              <w:bottom w:type="dxa" w:w="60"/>
+              <w:right w:type="dxa" w:w="100"/>
+            </w:tcMar>
+            <w:vAlign w:val="center"/>
+          </w:tcPr>
+          <w:p>
+            <w:pPr>
+              <w:spacing w:after="0"/>
+            </w:pPr>
+            <w:r>
+              <w:rPr>
+                <w:sz w:val="19"/>
+                <w:szCs w:val="19"/>
+              </w:rPr>
+              <w:t xml:space="preserve">GET /dashboard/me/stats (étudiant), GET /dashboard/teacher/overview (enseignant)</w:t>
+            </w:r>
+          </w:p>
+        </w:tc>
+      </w:tr>
+    </w:tbl>
+    <w:p>
+      <w:pPr>
+        <w:spacing w:before="80" w:after="240"/>
+        <w:jc w:val="center"/>
+      </w:pPr>
+      <w:r>
+        <w:rPr>
+          <w:i/>
+          <w:iCs/>
+          <w:color w:val="5B6474"/>
+          <w:sz w:val="19"/>
+          <w:szCs w:val="19"/>
+        </w:rPr>
+        <w:t xml:space="preserve">Tableau 7 — Endpoints implémentés à ce stade</w:t>
+      </w:r>
+    </w:p>
+    <w:p>
+      <w:pPr>
+        <w:pStyle w:val="Heading2"/>
+      </w:pPr>
+      <w:r>
+        <w:t xml:space="preserve">3.6 Service IA partagé</w:t>
+      </w:r>
+    </w:p>
+    <w:p>
+      <w:pPr>
+        <w:spacing w:after="120" w:line="300"/>
+        <w:jc w:val="both"/>
+      </w:pPr>
+      <w:r>
+        <w:t xml:space="preserve">Tous les appels au LLM passent par une fonction unique, </w:t>
+      </w:r>
+      <w:r>
+        <w:rPr>
+          <w:rFonts w:ascii="Consolas" w:cs="Consolas" w:eastAsia="Consolas" w:hAnsi="Consolas"/>
+          <w:color w:val="8C1D18"/>
+          <w:sz w:val="19"/>
+          <w:szCs w:val="19"/>
+        </w:rPr>
+        <w:t xml:space="preserve">callLLM()</w:t>
+      </w:r>
+      <w:r>
+        <w:t xml:space="preserve">. Le module indique le prompt à utiliser, ses variables et le </w:t>
+      </w:r>
+      <w:r>
+        <w:rPr>
+          <w:b/>
+          <w:bCs/>
+        </w:rPr>
+        <w:t xml:space="preserve">schéma Zod</w:t>
+      </w:r>
+      <w:r>
+        <w:t xml:space="preserve"> attendu ; le service se charge du reste.</w:t>
+      </w:r>
+    </w:p>
+    <w:p>
+      <w:pPr>
+        <w:keepNext/>
+        <w:spacing w:before="120" w:after="60"/>
+        <w:jc w:val="center"/>
+      </w:pPr>
+      <w:r>
+        <w:drawing>
+          <wp:inline distT="0" distB="0" distL="0" distR="0">
+            <wp:extent cx="5143500" cy="8191500"/>
+            <wp:effectExtent t="0" r="0" b="0" l="0"/>
+            <wp:docPr id="1" name="05-service-ia.png" descr="Déroulement d'un appel au service IA" title="Déroulement d'un appel au service IA"/>
+            <wp:cNvGraphicFramePr>
+              <a:graphicFrameLocks xmlns:a="http://schemas.openxmlformats.org/drawingml/2006/main" noChangeAspect="1"/>
+            </wp:cNvGraphicFramePr>
+            <a:graphic xmlns:a="http://schemas.openxmlformats.org/drawingml/2006/main">
+              <a:graphicData uri="http://schemas.openxmlformats.org/drawingml/2006/picture">
+                <pic:pic xmlns:pic="http://schemas.openxmlformats.org/drawingml/2006/picture">
+                  <pic:nvPicPr>
+                    <pic:cNvPr id="0" name="" descr=""/>
+                    <pic:cNvPicPr>
+                      <a:picLocks noChangeAspect="1" noChangeArrowheads="1"/>
+                    </pic:cNvPicPr>
+                  </pic:nvPicPr>
+                  <pic:blipFill>
+                    <a:blip r:embed="rId35" cstate="none"/>
+                    <a:srcRect/>
+                    <a:stretch>
+                      <a:fillRect/>
+                    </a:stretch>
+                  </pic:blipFill>
+                  <pic:spPr bwMode="auto">
+                    <a:xfrm>
+                      <a:off x="0" y="0"/>
                       <a:ext cx="5143500" cy="8191500"/>
                     </a:xfrm>
                     <a:prstGeom prst="rect">
@@ -8524,7 +8546,7 @@
                     </pic:cNvPicPr>
                   </pic:nvPicPr>
                   <pic:blipFill>
-                    <a:blip r:embed="rId34" cstate="none"/>
+                    <a:blip r:embed="rId36" cstate="none"/>
                     <a:srcRect/>
                     <a:stretch>
                       <a:fillRect/>
@@ -8718,853 +8740,6 @@
             <wp:extent cx="6096000" cy="6686550"/>
             <wp:effectExtent t="0" r="0" b="0" l="0"/>
             <wp:docPr id="1" name="00-charte.png" descr="Charte graphique : couleurs, typographie et composants" title="Charte graphique : couleurs, typographie et composants"/>
-            <wp:cNvGraphicFramePr>
-              <a:graphicFrameLocks xmlns:a="http://schemas.openxmlformats.org/drawingml/2006/main" noChangeAspect="1"/>
-            </wp:cNvGraphicFramePr>
-            <a:graphic xmlns:a="http://schemas.openxmlformats.org/drawingml/2006/main">
-              <a:graphicData uri="http://schemas.openxmlformats.org/drawingml/2006/picture">
-                <pic:pic xmlns:pic="http://schemas.openxmlformats.org/drawingml/2006/picture">
-                  <pic:nvPicPr>
-                    <pic:cNvPr id="0" name="" descr=""/>
-                    <pic:cNvPicPr>
-                      <a:picLocks noChangeAspect="1" noChangeArrowheads="1"/>
-                    </pic:cNvPicPr>
-                  </pic:nvPicPr>
-                  <pic:blipFill>
-                    <a:blip r:embed="rId35" cstate="none"/>
-                    <a:srcRect/>
-                    <a:stretch>
-                      <a:fillRect/>
-                    </a:stretch>
-                  </pic:blipFill>
-                  <pic:spPr bwMode="auto">
-                    <a:xfrm>
-                      <a:off x="0" y="0"/>
-                      <a:ext cx="6096000" cy="6686550"/>
-                    </a:xfrm>
-                    <a:prstGeom prst="rect">
-                      <a:avLst/>
-                    </a:prstGeom>
-                  </pic:spPr>
-                </pic:pic>
-              </a:graphicData>
-            </a:graphic>
-          </wp:inline>
-        </w:drawing>
-      </w:r>
-    </w:p>
-    <w:p>
-      <w:pPr>
-        <w:spacing w:after="240"/>
-        <w:jc w:val="center"/>
-      </w:pPr>
-      <w:r>
-        <w:rPr>
-          <w:i/>
-          <w:iCs/>
-          <w:color w:val="5B6474"/>
-          <w:sz w:val="19"/>
-          <w:szCs w:val="19"/>
-        </w:rPr>
-        <w:t xml:space="preserve">Figure 18 — Charte graphique : couleurs, typographie et composants</w:t>
-      </w:r>
-    </w:p>
-    <w:tbl>
-      <w:tblPr>
-        <w:tblW w:type="dxa" w:w="9638"/>
-        <w:tblBorders>
-          <w:top w:val="single" w:color="auto" w:sz="4"/>
-          <w:left w:val="single" w:color="auto" w:sz="4"/>
-          <w:bottom w:val="single" w:color="auto" w:sz="4"/>
-          <w:right w:val="single" w:color="auto" w:sz="4"/>
-          <w:insideH w:val="single" w:color="auto" w:sz="4"/>
-          <w:insideV w:val="single" w:color="auto" w:sz="4"/>
-        </w:tblBorders>
-      </w:tblPr>
-      <w:tblGrid>
-        <w:gridCol w:w="1927"/>
-        <w:gridCol w:w="2313"/>
-        <w:gridCol w:w="5398"/>
-      </w:tblGrid>
-      <w:tr>
-        <w:trPr>
-          <w:tblHeader/>
-        </w:trPr>
-        <w:tc>
-          <w:tcPr>
-            <w:tcW w:type="dxa" w:w="1927"/>
-            <w:shd w:fill="B3261E" w:color="auto" w:val="clear"/>
-            <w:tcMar>
-              <w:top w:type="dxa" w:w="60"/>
-              <w:left w:type="dxa" w:w="100"/>
-              <w:bottom w:type="dxa" w:w="60"/>
-              <w:right w:type="dxa" w:w="100"/>
-            </w:tcMar>
-            <w:vAlign w:val="center"/>
-          </w:tcPr>
-          <w:p>
-            <w:pPr>
-              <w:spacing w:after="0"/>
-            </w:pPr>
-            <w:r>
-              <w:rPr>
-                <w:b/>
-                <w:bCs/>
-                <w:color w:val="FFFFFF"/>
-                <w:sz w:val="19"/>
-                <w:szCs w:val="19"/>
-              </w:rPr>
-              <w:t xml:space="preserve">Rôle</w:t>
-            </w:r>
-          </w:p>
-        </w:tc>
-        <w:tc>
-          <w:tcPr>
-            <w:tcW w:type="dxa" w:w="2313"/>
-            <w:shd w:fill="B3261E" w:color="auto" w:val="clear"/>
-            <w:tcMar>
-              <w:top w:type="dxa" w:w="60"/>
-              <w:left w:type="dxa" w:w="100"/>
-              <w:bottom w:type="dxa" w:w="60"/>
-              <w:right w:type="dxa" w:w="100"/>
-            </w:tcMar>
-            <w:vAlign w:val="center"/>
-          </w:tcPr>
-          <w:p>
-            <w:pPr>
-              <w:spacing w:after="0"/>
-            </w:pPr>
-            <w:r>
-              <w:rPr>
-                <w:b/>
-                <w:bCs/>
-                <w:color w:val="FFFFFF"/>
-                <w:sz w:val="19"/>
-                <w:szCs w:val="19"/>
-              </w:rPr>
-              <w:t xml:space="preserve">Couleur</w:t>
-            </w:r>
-          </w:p>
-        </w:tc>
-        <w:tc>
-          <w:tcPr>
-            <w:tcW w:type="dxa" w:w="5398"/>
-            <w:shd w:fill="B3261E" w:color="auto" w:val="clear"/>
-            <w:tcMar>
-              <w:top w:type="dxa" w:w="60"/>
-              <w:left w:type="dxa" w:w="100"/>
-              <w:bottom w:type="dxa" w:w="60"/>
-              <w:right w:type="dxa" w:w="100"/>
-            </w:tcMar>
-            <w:vAlign w:val="center"/>
-          </w:tcPr>
-          <w:p>
-            <w:pPr>
-              <w:spacing w:after="0"/>
-            </w:pPr>
-            <w:r>
-              <w:rPr>
-                <w:b/>
-                <w:bCs/>
-                <w:color w:val="FFFFFF"/>
-                <w:sz w:val="19"/>
-                <w:szCs w:val="19"/>
-              </w:rPr>
-              <w:t xml:space="preserve">Usage</w:t>
-            </w:r>
-          </w:p>
-        </w:tc>
-      </w:tr>
-      <w:tr>
-        <w:tc>
-          <w:tcPr>
-            <w:tcW w:type="dxa" w:w="1927"/>
-            <w:tcMar>
-              <w:top w:type="dxa" w:w="60"/>
-              <w:left w:type="dxa" w:w="100"/>
-              <w:bottom w:type="dxa" w:w="60"/>
-              <w:right w:type="dxa" w:w="100"/>
-            </w:tcMar>
-            <w:vAlign w:val="center"/>
-          </w:tcPr>
-          <w:p>
-            <w:pPr>
-              <w:spacing w:after="0"/>
-            </w:pPr>
-            <w:r>
-              <w:rPr>
-                <w:sz w:val="19"/>
-                <w:szCs w:val="19"/>
-              </w:rPr>
-              <w:t xml:space="preserve">Marque</w:t>
-            </w:r>
-          </w:p>
-        </w:tc>
-        <w:tc>
-          <w:tcPr>
-            <w:tcW w:type="dxa" w:w="2313"/>
-            <w:tcMar>
-              <w:top w:type="dxa" w:w="60"/>
-              <w:left w:type="dxa" w:w="100"/>
-              <w:bottom w:type="dxa" w:w="60"/>
-              <w:right w:type="dxa" w:w="100"/>
-            </w:tcMar>
-            <w:vAlign w:val="center"/>
-          </w:tcPr>
-          <w:p>
-            <w:pPr>
-              <w:spacing w:after="0"/>
-            </w:pPr>
-            <w:r>
-              <w:rPr>
-                <w:sz w:val="19"/>
-                <w:szCs w:val="19"/>
-              </w:rPr>
-              <w:t xml:space="preserve">#B3261E</w:t>
-            </w:r>
-          </w:p>
-        </w:tc>
-        <w:tc>
-          <w:tcPr>
-            <w:tcW w:type="dxa" w:w="5398"/>
-            <w:tcMar>
-              <w:top w:type="dxa" w:w="60"/>
-              <w:left w:type="dxa" w:w="100"/>
-              <w:bottom w:type="dxa" w:w="60"/>
-              <w:right w:type="dxa" w:w="100"/>
-            </w:tcMar>
-            <w:vAlign w:val="center"/>
-          </w:tcPr>
-          <w:p>
-            <w:pPr>
-              <w:spacing w:after="0"/>
-            </w:pPr>
-            <w:r>
-              <w:rPr>
-                <w:sz w:val="19"/>
-                <w:szCs w:val="19"/>
-              </w:rPr>
-              <w:t xml:space="preserve">Boutons principaux, liens, élément actif</w:t>
-            </w:r>
-          </w:p>
-        </w:tc>
-      </w:tr>
-      <w:tr>
-        <w:tc>
-          <w:tcPr>
-            <w:tcW w:type="dxa" w:w="1927"/>
-            <w:tcMar>
-              <w:top w:type="dxa" w:w="60"/>
-              <w:left w:type="dxa" w:w="100"/>
-              <w:bottom w:type="dxa" w:w="60"/>
-              <w:right w:type="dxa" w:w="100"/>
-            </w:tcMar>
-            <w:vAlign w:val="center"/>
-          </w:tcPr>
-          <w:p>
-            <w:pPr>
-              <w:spacing w:after="0"/>
-            </w:pPr>
-            <w:r>
-              <w:rPr>
-                <w:sz w:val="19"/>
-                <w:szCs w:val="19"/>
-              </w:rPr>
-              <w:t xml:space="preserve">Flamme</w:t>
-            </w:r>
-          </w:p>
-        </w:tc>
-        <w:tc>
-          <w:tcPr>
-            <w:tcW w:type="dxa" w:w="2313"/>
-            <w:tcMar>
-              <w:top w:type="dxa" w:w="60"/>
-              <w:left w:type="dxa" w:w="100"/>
-              <w:bottom w:type="dxa" w:w="60"/>
-              <w:right w:type="dxa" w:w="100"/>
-            </w:tcMar>
-            <w:vAlign w:val="center"/>
-          </w:tcPr>
-          <w:p>
-            <w:pPr>
-              <w:spacing w:after="0"/>
-            </w:pPr>
-            <w:r>
-              <w:rPr>
-                <w:sz w:val="19"/>
-                <w:szCs w:val="19"/>
-              </w:rPr>
-              <w:t xml:space="preserve">#E8890C</w:t>
-            </w:r>
-          </w:p>
-        </w:tc>
-        <w:tc>
-          <w:tcPr>
-            <w:tcW w:type="dxa" w:w="5398"/>
-            <w:tcMar>
-              <w:top w:type="dxa" w:w="60"/>
-              <w:left w:type="dxa" w:w="100"/>
-              <w:bottom w:type="dxa" w:w="60"/>
-              <w:right w:type="dxa" w:w="100"/>
-            </w:tcMar>
-            <w:vAlign w:val="center"/>
-          </w:tcPr>
-          <w:p>
-            <w:pPr>
-              <w:spacing w:after="0"/>
-            </w:pPr>
-            <w:r>
-              <w:rPr>
-                <w:sz w:val="19"/>
-                <w:szCs w:val="19"/>
-              </w:rPr>
-              <w:t xml:space="preserve">Indices, jauges de progression</w:t>
-            </w:r>
-          </w:p>
-        </w:tc>
-      </w:tr>
-      <w:tr>
-        <w:tc>
-          <w:tcPr>
-            <w:tcW w:type="dxa" w:w="1927"/>
-            <w:tcMar>
-              <w:top w:type="dxa" w:w="60"/>
-              <w:left w:type="dxa" w:w="100"/>
-              <w:bottom w:type="dxa" w:w="60"/>
-              <w:right w:type="dxa" w:w="100"/>
-            </w:tcMar>
-            <w:vAlign w:val="center"/>
-          </w:tcPr>
-          <w:p>
-            <w:pPr>
-              <w:spacing w:after="0"/>
-            </w:pPr>
-            <w:r>
-              <w:rPr>
-                <w:sz w:val="19"/>
-                <w:szCs w:val="19"/>
-              </w:rPr>
-              <w:t xml:space="preserve">Succès</w:t>
-            </w:r>
-          </w:p>
-        </w:tc>
-        <w:tc>
-          <w:tcPr>
-            <w:tcW w:type="dxa" w:w="2313"/>
-            <w:tcMar>
-              <w:top w:type="dxa" w:w="60"/>
-              <w:left w:type="dxa" w:w="100"/>
-              <w:bottom w:type="dxa" w:w="60"/>
-              <w:right w:type="dxa" w:w="100"/>
-            </w:tcMar>
-            <w:vAlign w:val="center"/>
-          </w:tcPr>
-          <w:p>
-            <w:pPr>
-              <w:spacing w:after="0"/>
-            </w:pPr>
-            <w:r>
-              <w:rPr>
-                <w:sz w:val="19"/>
-                <w:szCs w:val="19"/>
-              </w:rPr>
-              <w:t xml:space="preserve">#1E7D4F</w:t>
-            </w:r>
-          </w:p>
-        </w:tc>
-        <w:tc>
-          <w:tcPr>
-            <w:tcW w:type="dxa" w:w="5398"/>
-            <w:tcMar>
-              <w:top w:type="dxa" w:w="60"/>
-              <w:left w:type="dxa" w:w="100"/>
-              <w:bottom w:type="dxa" w:w="60"/>
-              <w:right w:type="dxa" w:w="100"/>
-            </w:tcMar>
-            <w:vAlign w:val="center"/>
-          </w:tcPr>
-          <w:p>
-            <w:pPr>
-              <w:spacing w:after="0"/>
-            </w:pPr>
-            <w:r>
-              <w:rPr>
-                <w:sz w:val="19"/>
-                <w:szCs w:val="19"/>
-              </w:rPr>
-              <w:t xml:space="preserve">Étape terminée, bonne note, niveau débutant</w:t>
-            </w:r>
-          </w:p>
-        </w:tc>
-      </w:tr>
-      <w:tr>
-        <w:tc>
-          <w:tcPr>
-            <w:tcW w:type="dxa" w:w="1927"/>
-            <w:tcMar>
-              <w:top w:type="dxa" w:w="60"/>
-              <w:left w:type="dxa" w:w="100"/>
-              <w:bottom w:type="dxa" w:w="60"/>
-              <w:right w:type="dxa" w:w="100"/>
-            </w:tcMar>
-            <w:vAlign w:val="center"/>
-          </w:tcPr>
-          <w:p>
-            <w:pPr>
-              <w:spacing w:after="0"/>
-            </w:pPr>
-            <w:r>
-              <w:rPr>
-                <w:sz w:val="19"/>
-                <w:szCs w:val="19"/>
-              </w:rPr>
-              <w:t xml:space="preserve">Attention</w:t>
-            </w:r>
-          </w:p>
-        </w:tc>
-        <w:tc>
-          <w:tcPr>
-            <w:tcW w:type="dxa" w:w="2313"/>
-            <w:tcMar>
-              <w:top w:type="dxa" w:w="60"/>
-              <w:left w:type="dxa" w:w="100"/>
-              <w:bottom w:type="dxa" w:w="60"/>
-              <w:right w:type="dxa" w:w="100"/>
-            </w:tcMar>
-            <w:vAlign w:val="center"/>
-          </w:tcPr>
-          <w:p>
-            <w:pPr>
-              <w:spacing w:after="0"/>
-            </w:pPr>
-            <w:r>
-              <w:rPr>
-                <w:sz w:val="19"/>
-                <w:szCs w:val="19"/>
-              </w:rPr>
-              <w:t xml:space="preserve">#8A5A00</w:t>
-            </w:r>
-          </w:p>
-        </w:tc>
-        <w:tc>
-          <w:tcPr>
-            <w:tcW w:type="dxa" w:w="5398"/>
-            <w:tcMar>
-              <w:top w:type="dxa" w:w="60"/>
-              <w:left w:type="dxa" w:w="100"/>
-              <w:bottom w:type="dxa" w:w="60"/>
-              <w:right w:type="dxa" w:w="100"/>
-            </w:tcMar>
-            <w:vAlign w:val="center"/>
-          </w:tcPr>
-          <w:p>
-            <w:pPr>
-              <w:spacing w:after="0"/>
-            </w:pPr>
-            <w:r>
-              <w:rPr>
-                <w:sz w:val="19"/>
-                <w:szCs w:val="19"/>
-              </w:rPr>
-              <w:t xml:space="preserve">En attente, niveau intermédiaire</w:t>
-            </w:r>
-          </w:p>
-        </w:tc>
-      </w:tr>
-      <w:tr>
-        <w:tc>
-          <w:tcPr>
-            <w:tcW w:type="dxa" w:w="1927"/>
-            <w:tcMar>
-              <w:top w:type="dxa" w:w="60"/>
-              <w:left w:type="dxa" w:w="100"/>
-              <w:bottom w:type="dxa" w:w="60"/>
-              <w:right w:type="dxa" w:w="100"/>
-            </w:tcMar>
-            <w:vAlign w:val="center"/>
-          </w:tcPr>
-          <w:p>
-            <w:pPr>
-              <w:spacing w:after="0"/>
-            </w:pPr>
-            <w:r>
-              <w:rPr>
-                <w:sz w:val="19"/>
-                <w:szCs w:val="19"/>
-              </w:rPr>
-              <w:t xml:space="preserve">Information</w:t>
-            </w:r>
-          </w:p>
-        </w:tc>
-        <w:tc>
-          <w:tcPr>
-            <w:tcW w:type="dxa" w:w="2313"/>
-            <w:tcMar>
-              <w:top w:type="dxa" w:w="60"/>
-              <w:left w:type="dxa" w:w="100"/>
-              <w:bottom w:type="dxa" w:w="60"/>
-              <w:right w:type="dxa" w:w="100"/>
-            </w:tcMar>
-            <w:vAlign w:val="center"/>
-          </w:tcPr>
-          <w:p>
-            <w:pPr>
-              <w:spacing w:after="0"/>
-            </w:pPr>
-            <w:r>
-              <w:rPr>
-                <w:sz w:val="19"/>
-                <w:szCs w:val="19"/>
-              </w:rPr>
-              <w:t xml:space="preserve">#1F5FBF</w:t>
-            </w:r>
-          </w:p>
-        </w:tc>
-        <w:tc>
-          <w:tcPr>
-            <w:tcW w:type="dxa" w:w="5398"/>
-            <w:tcMar>
-              <w:top w:type="dxa" w:w="60"/>
-              <w:left w:type="dxa" w:w="100"/>
-              <w:bottom w:type="dxa" w:w="60"/>
-              <w:right w:type="dxa" w:w="100"/>
-            </w:tcMar>
-            <w:vAlign w:val="center"/>
-          </w:tcPr>
-          <w:p>
-            <w:pPr>
-              <w:spacing w:after="0"/>
-            </w:pPr>
-            <w:r>
-              <w:rPr>
-                <w:sz w:val="19"/>
-                <w:szCs w:val="19"/>
-              </w:rPr>
-              <w:t xml:space="preserve">Astuces, statut « en cours »</w:t>
-            </w:r>
-          </w:p>
-        </w:tc>
-      </w:tr>
-      <w:tr>
-        <w:tc>
-          <w:tcPr>
-            <w:tcW w:type="dxa" w:w="1927"/>
-            <w:tcMar>
-              <w:top w:type="dxa" w:w="60"/>
-              <w:left w:type="dxa" w:w="100"/>
-              <w:bottom w:type="dxa" w:w="60"/>
-              <w:right w:type="dxa" w:w="100"/>
-            </w:tcMar>
-            <w:vAlign w:val="center"/>
-          </w:tcPr>
-          <w:p>
-            <w:pPr>
-              <w:spacing w:after="0"/>
-            </w:pPr>
-            <w:r>
-              <w:rPr>
-                <w:sz w:val="19"/>
-                <w:szCs w:val="19"/>
-              </w:rPr>
-              <w:t xml:space="preserve">Texte</w:t>
-            </w:r>
-          </w:p>
-        </w:tc>
-        <w:tc>
-          <w:tcPr>
-            <w:tcW w:type="dxa" w:w="2313"/>
-            <w:tcMar>
-              <w:top w:type="dxa" w:w="60"/>
-              <w:left w:type="dxa" w:w="100"/>
-              <w:bottom w:type="dxa" w:w="60"/>
-              <w:right w:type="dxa" w:w="100"/>
-            </w:tcMar>
-            <w:vAlign w:val="center"/>
-          </w:tcPr>
-          <w:p>
-            <w:pPr>
-              <w:spacing w:after="0"/>
-            </w:pPr>
-            <w:r>
-              <w:rPr>
-                <w:sz w:val="19"/>
-                <w:szCs w:val="19"/>
-              </w:rPr>
-              <w:t xml:space="preserve">#161A22 / #5B6474</w:t>
-            </w:r>
-          </w:p>
-        </w:tc>
-        <w:tc>
-          <w:tcPr>
-            <w:tcW w:type="dxa" w:w="5398"/>
-            <w:tcMar>
-              <w:top w:type="dxa" w:w="60"/>
-              <w:left w:type="dxa" w:w="100"/>
-              <w:bottom w:type="dxa" w:w="60"/>
-              <w:right w:type="dxa" w:w="100"/>
-            </w:tcMar>
-            <w:vAlign w:val="center"/>
-          </w:tcPr>
-          <w:p>
-            <w:pPr>
-              <w:spacing w:after="0"/>
-            </w:pPr>
-            <w:r>
-              <w:rPr>
-                <w:sz w:val="19"/>
-                <w:szCs w:val="19"/>
-              </w:rPr>
-              <w:t xml:space="preserve">Texte principal / secondaire</w:t>
-            </w:r>
-          </w:p>
-        </w:tc>
-      </w:tr>
-    </w:tbl>
-    <w:p>
-      <w:pPr>
-        <w:spacing w:before="80" w:after="240"/>
-        <w:jc w:val="center"/>
-      </w:pPr>
-      <w:r>
-        <w:rPr>
-          <w:i/>
-          <w:iCs/>
-          <w:color w:val="5B6474"/>
-          <w:sz w:val="19"/>
-          <w:szCs w:val="19"/>
-        </w:rPr>
-        <w:t xml:space="preserve">Tableau 10 — Palette de couleurs</w:t>
-      </w:r>
-    </w:p>
-    <w:p>
-      <w:pPr>
-        <w:spacing w:after="120" w:line="300"/>
-        <w:jc w:val="both"/>
-      </w:pPr>
-      <w:r>
-        <w:t xml:space="preserve">Les contrastes ont été vérifiés par calcul selon le référentiel WCAG (niveau AA, 4,5:1 minimum pour le texte). Un gris trop clair (2,5:1), initialement utilisé pour de petits libellés, a été remplacé ; il est désormais réservé aux textes d'exemple des champs et aux éléments décoratifs.</w:t>
-      </w:r>
-    </w:p>
-    <w:p>
-      <w:pPr>
-        <w:pStyle w:val="Heading2"/>
-      </w:pPr>
-      <w:r>
-        <w:t xml:space="preserve">4.3 Principes d'expérience utilisateur</w:t>
-      </w:r>
-    </w:p>
-    <w:p>
-      <w:pPr>
-        <w:pStyle w:val="ListParagraph"/>
-        <w:numPr>
-          <w:ilvl w:val="0"/>
-          <w:numId w:val="2"/>
-        </w:numPr>
-        <w:spacing w:after="60" w:line="280"/>
-      </w:pPr>
-      <w:r>
-        <w:rPr>
-          <w:b/>
-          <w:bCs/>
-        </w:rPr>
-        <w:t xml:space="preserve">Parcours guidé</w:t>
-      </w:r>
-      <w:r>
-        <w:t xml:space="preserve"> : un indicateur d'étapes (Scénario → Entretien → Cahier des charges → Changements → Évaluation) situe l'étudiant dans sa séance.</w:t>
-      </w:r>
-    </w:p>
-    <w:p>
-      <w:pPr>
-        <w:pStyle w:val="ListParagraph"/>
-        <w:numPr>
-          <w:ilvl w:val="0"/>
-          <w:numId w:val="2"/>
-        </w:numPr>
-        <w:spacing w:after="60" w:line="280"/>
-      </w:pPr>
-      <w:r>
-        <w:rPr>
-          <w:b/>
-          <w:bCs/>
-        </w:rPr>
-        <w:t xml:space="preserve">La séance suit l'étudiant</w:t>
-      </w:r>
-      <w:r>
-        <w:t xml:space="preserve"> : elle est conservée dans l'adresse de la page pour passer d'un module à l'autre sans la perdre.</w:t>
-      </w:r>
-    </w:p>
-    <w:p>
-      <w:pPr>
-        <w:pStyle w:val="ListParagraph"/>
-        <w:numPr>
-          <w:ilvl w:val="0"/>
-          <w:numId w:val="2"/>
-        </w:numPr>
-        <w:spacing w:after="60" w:line="280"/>
-      </w:pPr>
-      <w:r>
-        <w:rPr>
-          <w:b/>
-          <w:bCs/>
-        </w:rPr>
-        <w:t xml:space="preserve">Le besoin caché reste caché</w:t>
-      </w:r>
-      <w:r>
-        <w:t xml:space="preserve"> : aucun écran ne l'affiche, même indirectement ; les évaluations donnent des pistes, pas la réponse.</w:t>
-      </w:r>
-    </w:p>
-    <w:p>
-      <w:pPr>
-        <w:pStyle w:val="ListParagraph"/>
-        <w:numPr>
-          <w:ilvl w:val="0"/>
-          <w:numId w:val="2"/>
-        </w:numPr>
-        <w:spacing w:after="60" w:line="280"/>
-      </w:pPr>
-      <w:r>
-        <w:rPr>
-          <w:b/>
-          <w:bCs/>
-        </w:rPr>
-        <w:t xml:space="preserve">L'IA est lente et faillible, on le montre</w:t>
-      </w:r>
-      <w:r>
-        <w:t xml:space="preserve"> : chaque appel affiche un état d'attente, et les erreurs temporaires proposent un bouton « Réessayer ».</w:t>
-      </w:r>
-    </w:p>
-    <w:p>
-      <w:pPr>
-        <w:pStyle w:val="ListParagraph"/>
-        <w:numPr>
-          <w:ilvl w:val="0"/>
-          <w:numId w:val="2"/>
-        </w:numPr>
-        <w:spacing w:after="60" w:line="280"/>
-      </w:pPr>
-      <w:r>
-        <w:rPr>
-          <w:b/>
-          <w:bCs/>
-        </w:rPr>
-        <w:t xml:space="preserve">Une action principale par écran</w:t>
-      </w:r>
-      <w:r>
-        <w:t xml:space="preserve">, et jamais d'écran vide sans action pour avancer.</w:t>
-      </w:r>
-    </w:p>
-    <w:p>
-      <w:pPr>
-        <w:pStyle w:val="ListParagraph"/>
-        <w:numPr>
-          <w:ilvl w:val="0"/>
-          <w:numId w:val="2"/>
-        </w:numPr>
-        <w:spacing w:after="60" w:line="280"/>
-      </w:pPr>
-      <w:r>
-        <w:rPr>
-          <w:b/>
-          <w:bCs/>
-        </w:rPr>
-        <w:t xml:space="preserve">Accessibilité</w:t>
-      </w:r>
-      <w:r>
-        <w:t xml:space="preserve"> : contraste AA, focus visible, libellés sur tous les champs, navigation au clavier, adaptation aux petits écrans.</w:t>
-      </w:r>
-    </w:p>
-    <w:p>
-      <w:pPr>
-        <w:pStyle w:val="Heading2"/>
-      </w:pPr>
-      <w:r>
-        <w:t xml:space="preserve">4.4 Maquettes des écrans</w:t>
-      </w:r>
-    </w:p>
-    <w:p>
-      <w:pPr>
-        <w:spacing w:after="120" w:line="300"/>
-        <w:jc w:val="both"/>
-      </w:pPr>
-      <w:r>
-        <w:t xml:space="preserve">Les maquettes suivantes définissent la cible visuelle de chaque module. Les données affichées sont fictives ; certains éléments (fin d'entretien, jauge de compétences…) correspondent à des fonctionnalités prévues que chaque responsable implémentera.</w:t>
-      </w:r>
-    </w:p>
-    <w:p>
-      <w:pPr>
-        <w:keepNext/>
-        <w:spacing w:before="120" w:after="60"/>
-        <w:jc w:val="center"/>
-      </w:pPr>
-      <w:r>
-        <w:drawing>
-          <wp:inline distT="0" distB="0" distL="0" distR="0">
-            <wp:extent cx="6096000" cy="2543175"/>
-            <wp:effectExtent t="0" r="0" b="0" l="0"/>
-            <wp:docPr id="1" name="01-connexion.png" descr="Écran de connexion" title="Écran de connexion"/>
-            <wp:cNvGraphicFramePr>
-              <a:graphicFrameLocks xmlns:a="http://schemas.openxmlformats.org/drawingml/2006/main" noChangeAspect="1"/>
-            </wp:cNvGraphicFramePr>
-            <a:graphic xmlns:a="http://schemas.openxmlformats.org/drawingml/2006/main">
-              <a:graphicData uri="http://schemas.openxmlformats.org/drawingml/2006/picture">
-                <pic:pic xmlns:pic="http://schemas.openxmlformats.org/drawingml/2006/picture">
-                  <pic:nvPicPr>
-                    <pic:cNvPr id="0" name="" descr=""/>
-                    <pic:cNvPicPr>
-                      <a:picLocks noChangeAspect="1" noChangeArrowheads="1"/>
-                    </pic:cNvPicPr>
-                  </pic:nvPicPr>
-                  <pic:blipFill>
-                    <a:blip r:embed="rId36" cstate="none"/>
-                    <a:srcRect/>
-                    <a:stretch>
-                      <a:fillRect/>
-                    </a:stretch>
-                  </pic:blipFill>
-                  <pic:spPr bwMode="auto">
-                    <a:xfrm>
-                      <a:off x="0" y="0"/>
-                      <a:ext cx="6096000" cy="2543175"/>
-                    </a:xfrm>
-                    <a:prstGeom prst="rect">
-                      <a:avLst/>
-                    </a:prstGeom>
-                  </pic:spPr>
-                </pic:pic>
-              </a:graphicData>
-            </a:graphic>
-          </wp:inline>
-        </w:drawing>
-      </w:r>
-    </w:p>
-    <w:p>
-      <w:pPr>
-        <w:spacing w:after="240"/>
-        <w:jc w:val="center"/>
-      </w:pPr>
-      <w:r>
-        <w:rPr>
-          <w:i/>
-          <w:iCs/>
-          <w:color w:val="5B6474"/>
-          <w:sz w:val="19"/>
-          <w:szCs w:val="19"/>
-        </w:rPr>
-        <w:t xml:space="preserve">Figure 19 — Écran de connexion</w:t>
-      </w:r>
-    </w:p>
-    <w:p>
-      <w:pPr>
-        <w:keepNext/>
-        <w:spacing w:before="120" w:after="60"/>
-        <w:jc w:val="center"/>
-      </w:pPr>
-      <w:r>
-        <w:drawing>
-          <wp:inline distT="0" distB="0" distL="0" distR="0">
-            <wp:extent cx="6096000" cy="3552825"/>
-            <wp:effectExtent t="0" r="0" b="0" l="0"/>
-            <wp:docPr id="1" name="02-accueil.png" descr="Accueil de l'étudiant : séance en cours et accès aux modules" title="Accueil de l'étudiant : séance en cours et accès aux modules"/>
             <wp:cNvGraphicFramePr>
               <a:graphicFrameLocks xmlns:a="http://schemas.openxmlformats.org/drawingml/2006/main" noChangeAspect="1"/>
             </wp:cNvGraphicFramePr>
@@ -9587,7 +8762,7 @@
                   <pic:spPr bwMode="auto">
                     <a:xfrm>
                       <a:off x="0" y="0"/>
-                      <a:ext cx="6096000" cy="3552825"/>
+                      <a:ext cx="6096000" cy="6686550"/>
                     </a:xfrm>
                     <a:prstGeom prst="rect">
                       <a:avLst/>
@@ -9613,7 +8788,728 @@
           <w:sz w:val="19"/>
           <w:szCs w:val="19"/>
         </w:rPr>
-        <w:t xml:space="preserve">Figure 20 — Accueil de l'étudiant : séance en cours et accès aux modules</w:t>
+        <w:t xml:space="preserve">Figure 18 — Charte graphique : couleurs, typographie et composants</w:t>
+      </w:r>
+    </w:p>
+    <w:tbl>
+      <w:tblPr>
+        <w:tblW w:type="dxa" w:w="9638"/>
+        <w:tblBorders>
+          <w:top w:val="single" w:color="auto" w:sz="4"/>
+          <w:left w:val="single" w:color="auto" w:sz="4"/>
+          <w:bottom w:val="single" w:color="auto" w:sz="4"/>
+          <w:right w:val="single" w:color="auto" w:sz="4"/>
+          <w:insideH w:val="single" w:color="auto" w:sz="4"/>
+          <w:insideV w:val="single" w:color="auto" w:sz="4"/>
+        </w:tblBorders>
+      </w:tblPr>
+      <w:tblGrid>
+        <w:gridCol w:w="1927"/>
+        <w:gridCol w:w="2313"/>
+        <w:gridCol w:w="5398"/>
+      </w:tblGrid>
+      <w:tr>
+        <w:trPr>
+          <w:tblHeader/>
+        </w:trPr>
+        <w:tc>
+          <w:tcPr>
+            <w:tcW w:type="dxa" w:w="1927"/>
+            <w:shd w:fill="B3261E" w:color="auto" w:val="clear"/>
+            <w:tcMar>
+              <w:top w:type="dxa" w:w="60"/>
+              <w:left w:type="dxa" w:w="100"/>
+              <w:bottom w:type="dxa" w:w="60"/>
+              <w:right w:type="dxa" w:w="100"/>
+            </w:tcMar>
+            <w:vAlign w:val="center"/>
+          </w:tcPr>
+          <w:p>
+            <w:pPr>
+              <w:spacing w:after="0"/>
+            </w:pPr>
+            <w:r>
+              <w:rPr>
+                <w:b/>
+                <w:bCs/>
+                <w:color w:val="FFFFFF"/>
+                <w:sz w:val="19"/>
+                <w:szCs w:val="19"/>
+              </w:rPr>
+              <w:t xml:space="preserve">Rôle</w:t>
+            </w:r>
+          </w:p>
+        </w:tc>
+        <w:tc>
+          <w:tcPr>
+            <w:tcW w:type="dxa" w:w="2313"/>
+            <w:shd w:fill="B3261E" w:color="auto" w:val="clear"/>
+            <w:tcMar>
+              <w:top w:type="dxa" w:w="60"/>
+              <w:left w:type="dxa" w:w="100"/>
+              <w:bottom w:type="dxa" w:w="60"/>
+              <w:right w:type="dxa" w:w="100"/>
+            </w:tcMar>
+            <w:vAlign w:val="center"/>
+          </w:tcPr>
+          <w:p>
+            <w:pPr>
+              <w:spacing w:after="0"/>
+            </w:pPr>
+            <w:r>
+              <w:rPr>
+                <w:b/>
+                <w:bCs/>
+                <w:color w:val="FFFFFF"/>
+                <w:sz w:val="19"/>
+                <w:szCs w:val="19"/>
+              </w:rPr>
+              <w:t xml:space="preserve">Couleur</w:t>
+            </w:r>
+          </w:p>
+        </w:tc>
+        <w:tc>
+          <w:tcPr>
+            <w:tcW w:type="dxa" w:w="5398"/>
+            <w:shd w:fill="B3261E" w:color="auto" w:val="clear"/>
+            <w:tcMar>
+              <w:top w:type="dxa" w:w="60"/>
+              <w:left w:type="dxa" w:w="100"/>
+              <w:bottom w:type="dxa" w:w="60"/>
+              <w:right w:type="dxa" w:w="100"/>
+            </w:tcMar>
+            <w:vAlign w:val="center"/>
+          </w:tcPr>
+          <w:p>
+            <w:pPr>
+              <w:spacing w:after="0"/>
+            </w:pPr>
+            <w:r>
+              <w:rPr>
+                <w:b/>
+                <w:bCs/>
+                <w:color w:val="FFFFFF"/>
+                <w:sz w:val="19"/>
+                <w:szCs w:val="19"/>
+              </w:rPr>
+              <w:t xml:space="preserve">Usage</w:t>
+            </w:r>
+          </w:p>
+        </w:tc>
+      </w:tr>
+      <w:tr>
+        <w:tc>
+          <w:tcPr>
+            <w:tcW w:type="dxa" w:w="1927"/>
+            <w:tcMar>
+              <w:top w:type="dxa" w:w="60"/>
+              <w:left w:type="dxa" w:w="100"/>
+              <w:bottom w:type="dxa" w:w="60"/>
+              <w:right w:type="dxa" w:w="100"/>
+            </w:tcMar>
+            <w:vAlign w:val="center"/>
+          </w:tcPr>
+          <w:p>
+            <w:pPr>
+              <w:spacing w:after="0"/>
+            </w:pPr>
+            <w:r>
+              <w:rPr>
+                <w:sz w:val="19"/>
+                <w:szCs w:val="19"/>
+              </w:rPr>
+              <w:t xml:space="preserve">Marque</w:t>
+            </w:r>
+          </w:p>
+        </w:tc>
+        <w:tc>
+          <w:tcPr>
+            <w:tcW w:type="dxa" w:w="2313"/>
+            <w:tcMar>
+              <w:top w:type="dxa" w:w="60"/>
+              <w:left w:type="dxa" w:w="100"/>
+              <w:bottom w:type="dxa" w:w="60"/>
+              <w:right w:type="dxa" w:w="100"/>
+            </w:tcMar>
+            <w:vAlign w:val="center"/>
+          </w:tcPr>
+          <w:p>
+            <w:pPr>
+              <w:spacing w:after="0"/>
+            </w:pPr>
+            <w:r>
+              <w:rPr>
+                <w:sz w:val="19"/>
+                <w:szCs w:val="19"/>
+              </w:rPr>
+              <w:t xml:space="preserve">#B3261E</w:t>
+            </w:r>
+          </w:p>
+        </w:tc>
+        <w:tc>
+          <w:tcPr>
+            <w:tcW w:type="dxa" w:w="5398"/>
+            <w:tcMar>
+              <w:top w:type="dxa" w:w="60"/>
+              <w:left w:type="dxa" w:w="100"/>
+              <w:bottom w:type="dxa" w:w="60"/>
+              <w:right w:type="dxa" w:w="100"/>
+            </w:tcMar>
+            <w:vAlign w:val="center"/>
+          </w:tcPr>
+          <w:p>
+            <w:pPr>
+              <w:spacing w:after="0"/>
+            </w:pPr>
+            <w:r>
+              <w:rPr>
+                <w:sz w:val="19"/>
+                <w:szCs w:val="19"/>
+              </w:rPr>
+              <w:t xml:space="preserve">Boutons principaux, liens, élément actif</w:t>
+            </w:r>
+          </w:p>
+        </w:tc>
+      </w:tr>
+      <w:tr>
+        <w:tc>
+          <w:tcPr>
+            <w:tcW w:type="dxa" w:w="1927"/>
+            <w:tcMar>
+              <w:top w:type="dxa" w:w="60"/>
+              <w:left w:type="dxa" w:w="100"/>
+              <w:bottom w:type="dxa" w:w="60"/>
+              <w:right w:type="dxa" w:w="100"/>
+            </w:tcMar>
+            <w:vAlign w:val="center"/>
+          </w:tcPr>
+          <w:p>
+            <w:pPr>
+              <w:spacing w:after="0"/>
+            </w:pPr>
+            <w:r>
+              <w:rPr>
+                <w:sz w:val="19"/>
+                <w:szCs w:val="19"/>
+              </w:rPr>
+              <w:t xml:space="preserve">Flamme</w:t>
+            </w:r>
+          </w:p>
+        </w:tc>
+        <w:tc>
+          <w:tcPr>
+            <w:tcW w:type="dxa" w:w="2313"/>
+            <w:tcMar>
+              <w:top w:type="dxa" w:w="60"/>
+              <w:left w:type="dxa" w:w="100"/>
+              <w:bottom w:type="dxa" w:w="60"/>
+              <w:right w:type="dxa" w:w="100"/>
+            </w:tcMar>
+            <w:vAlign w:val="center"/>
+          </w:tcPr>
+          <w:p>
+            <w:pPr>
+              <w:spacing w:after="0"/>
+            </w:pPr>
+            <w:r>
+              <w:rPr>
+                <w:sz w:val="19"/>
+                <w:szCs w:val="19"/>
+              </w:rPr>
+              <w:t xml:space="preserve">#E8890C</w:t>
+            </w:r>
+          </w:p>
+        </w:tc>
+        <w:tc>
+          <w:tcPr>
+            <w:tcW w:type="dxa" w:w="5398"/>
+            <w:tcMar>
+              <w:top w:type="dxa" w:w="60"/>
+              <w:left w:type="dxa" w:w="100"/>
+              <w:bottom w:type="dxa" w:w="60"/>
+              <w:right w:type="dxa" w:w="100"/>
+            </w:tcMar>
+            <w:vAlign w:val="center"/>
+          </w:tcPr>
+          <w:p>
+            <w:pPr>
+              <w:spacing w:after="0"/>
+            </w:pPr>
+            <w:r>
+              <w:rPr>
+                <w:sz w:val="19"/>
+                <w:szCs w:val="19"/>
+              </w:rPr>
+              <w:t xml:space="preserve">Indices, jauges de progression</w:t>
+            </w:r>
+          </w:p>
+        </w:tc>
+      </w:tr>
+      <w:tr>
+        <w:tc>
+          <w:tcPr>
+            <w:tcW w:type="dxa" w:w="1927"/>
+            <w:tcMar>
+              <w:top w:type="dxa" w:w="60"/>
+              <w:left w:type="dxa" w:w="100"/>
+              <w:bottom w:type="dxa" w:w="60"/>
+              <w:right w:type="dxa" w:w="100"/>
+            </w:tcMar>
+            <w:vAlign w:val="center"/>
+          </w:tcPr>
+          <w:p>
+            <w:pPr>
+              <w:spacing w:after="0"/>
+            </w:pPr>
+            <w:r>
+              <w:rPr>
+                <w:sz w:val="19"/>
+                <w:szCs w:val="19"/>
+              </w:rPr>
+              <w:t xml:space="preserve">Succès</w:t>
+            </w:r>
+          </w:p>
+        </w:tc>
+        <w:tc>
+          <w:tcPr>
+            <w:tcW w:type="dxa" w:w="2313"/>
+            <w:tcMar>
+              <w:top w:type="dxa" w:w="60"/>
+              <w:left w:type="dxa" w:w="100"/>
+              <w:bottom w:type="dxa" w:w="60"/>
+              <w:right w:type="dxa" w:w="100"/>
+            </w:tcMar>
+            <w:vAlign w:val="center"/>
+          </w:tcPr>
+          <w:p>
+            <w:pPr>
+              <w:spacing w:after="0"/>
+            </w:pPr>
+            <w:r>
+              <w:rPr>
+                <w:sz w:val="19"/>
+                <w:szCs w:val="19"/>
+              </w:rPr>
+              <w:t xml:space="preserve">#1E7D4F</w:t>
+            </w:r>
+          </w:p>
+        </w:tc>
+        <w:tc>
+          <w:tcPr>
+            <w:tcW w:type="dxa" w:w="5398"/>
+            <w:tcMar>
+              <w:top w:type="dxa" w:w="60"/>
+              <w:left w:type="dxa" w:w="100"/>
+              <w:bottom w:type="dxa" w:w="60"/>
+              <w:right w:type="dxa" w:w="100"/>
+            </w:tcMar>
+            <w:vAlign w:val="center"/>
+          </w:tcPr>
+          <w:p>
+            <w:pPr>
+              <w:spacing w:after="0"/>
+            </w:pPr>
+            <w:r>
+              <w:rPr>
+                <w:sz w:val="19"/>
+                <w:szCs w:val="19"/>
+              </w:rPr>
+              <w:t xml:space="preserve">Étape terminée, bonne note, niveau débutant</w:t>
+            </w:r>
+          </w:p>
+        </w:tc>
+      </w:tr>
+      <w:tr>
+        <w:tc>
+          <w:tcPr>
+            <w:tcW w:type="dxa" w:w="1927"/>
+            <w:tcMar>
+              <w:top w:type="dxa" w:w="60"/>
+              <w:left w:type="dxa" w:w="100"/>
+              <w:bottom w:type="dxa" w:w="60"/>
+              <w:right w:type="dxa" w:w="100"/>
+            </w:tcMar>
+            <w:vAlign w:val="center"/>
+          </w:tcPr>
+          <w:p>
+            <w:pPr>
+              <w:spacing w:after="0"/>
+            </w:pPr>
+            <w:r>
+              <w:rPr>
+                <w:sz w:val="19"/>
+                <w:szCs w:val="19"/>
+              </w:rPr>
+              <w:t xml:space="preserve">Attention</w:t>
+            </w:r>
+          </w:p>
+        </w:tc>
+        <w:tc>
+          <w:tcPr>
+            <w:tcW w:type="dxa" w:w="2313"/>
+            <w:tcMar>
+              <w:top w:type="dxa" w:w="60"/>
+              <w:left w:type="dxa" w:w="100"/>
+              <w:bottom w:type="dxa" w:w="60"/>
+              <w:right w:type="dxa" w:w="100"/>
+            </w:tcMar>
+            <w:vAlign w:val="center"/>
+          </w:tcPr>
+          <w:p>
+            <w:pPr>
+              <w:spacing w:after="0"/>
+            </w:pPr>
+            <w:r>
+              <w:rPr>
+                <w:sz w:val="19"/>
+                <w:szCs w:val="19"/>
+              </w:rPr>
+              <w:t xml:space="preserve">#8A5A00</w:t>
+            </w:r>
+          </w:p>
+        </w:tc>
+        <w:tc>
+          <w:tcPr>
+            <w:tcW w:type="dxa" w:w="5398"/>
+            <w:tcMar>
+              <w:top w:type="dxa" w:w="60"/>
+              <w:left w:type="dxa" w:w="100"/>
+              <w:bottom w:type="dxa" w:w="60"/>
+              <w:right w:type="dxa" w:w="100"/>
+            </w:tcMar>
+            <w:vAlign w:val="center"/>
+          </w:tcPr>
+          <w:p>
+            <w:pPr>
+              <w:spacing w:after="0"/>
+            </w:pPr>
+            <w:r>
+              <w:rPr>
+                <w:sz w:val="19"/>
+                <w:szCs w:val="19"/>
+              </w:rPr>
+              <w:t xml:space="preserve">En attente, niveau intermédiaire</w:t>
+            </w:r>
+          </w:p>
+        </w:tc>
+      </w:tr>
+      <w:tr>
+        <w:tc>
+          <w:tcPr>
+            <w:tcW w:type="dxa" w:w="1927"/>
+            <w:tcMar>
+              <w:top w:type="dxa" w:w="60"/>
+              <w:left w:type="dxa" w:w="100"/>
+              <w:bottom w:type="dxa" w:w="60"/>
+              <w:right w:type="dxa" w:w="100"/>
+            </w:tcMar>
+            <w:vAlign w:val="center"/>
+          </w:tcPr>
+          <w:p>
+            <w:pPr>
+              <w:spacing w:after="0"/>
+            </w:pPr>
+            <w:r>
+              <w:rPr>
+                <w:sz w:val="19"/>
+                <w:szCs w:val="19"/>
+              </w:rPr>
+              <w:t xml:space="preserve">Information</w:t>
+            </w:r>
+          </w:p>
+        </w:tc>
+        <w:tc>
+          <w:tcPr>
+            <w:tcW w:type="dxa" w:w="2313"/>
+            <w:tcMar>
+              <w:top w:type="dxa" w:w="60"/>
+              <w:left w:type="dxa" w:w="100"/>
+              <w:bottom w:type="dxa" w:w="60"/>
+              <w:right w:type="dxa" w:w="100"/>
+            </w:tcMar>
+            <w:vAlign w:val="center"/>
+          </w:tcPr>
+          <w:p>
+            <w:pPr>
+              <w:spacing w:after="0"/>
+            </w:pPr>
+            <w:r>
+              <w:rPr>
+                <w:sz w:val="19"/>
+                <w:szCs w:val="19"/>
+              </w:rPr>
+              <w:t xml:space="preserve">#1F5FBF</w:t>
+            </w:r>
+          </w:p>
+        </w:tc>
+        <w:tc>
+          <w:tcPr>
+            <w:tcW w:type="dxa" w:w="5398"/>
+            <w:tcMar>
+              <w:top w:type="dxa" w:w="60"/>
+              <w:left w:type="dxa" w:w="100"/>
+              <w:bottom w:type="dxa" w:w="60"/>
+              <w:right w:type="dxa" w:w="100"/>
+            </w:tcMar>
+            <w:vAlign w:val="center"/>
+          </w:tcPr>
+          <w:p>
+            <w:pPr>
+              <w:spacing w:after="0"/>
+            </w:pPr>
+            <w:r>
+              <w:rPr>
+                <w:sz w:val="19"/>
+                <w:szCs w:val="19"/>
+              </w:rPr>
+              <w:t xml:space="preserve">Astuces, statut « en cours »</w:t>
+            </w:r>
+          </w:p>
+        </w:tc>
+      </w:tr>
+      <w:tr>
+        <w:tc>
+          <w:tcPr>
+            <w:tcW w:type="dxa" w:w="1927"/>
+            <w:tcMar>
+              <w:top w:type="dxa" w:w="60"/>
+              <w:left w:type="dxa" w:w="100"/>
+              <w:bottom w:type="dxa" w:w="60"/>
+              <w:right w:type="dxa" w:w="100"/>
+            </w:tcMar>
+            <w:vAlign w:val="center"/>
+          </w:tcPr>
+          <w:p>
+            <w:pPr>
+              <w:spacing w:after="0"/>
+            </w:pPr>
+            <w:r>
+              <w:rPr>
+                <w:sz w:val="19"/>
+                <w:szCs w:val="19"/>
+              </w:rPr>
+              <w:t xml:space="preserve">Texte</w:t>
+            </w:r>
+          </w:p>
+        </w:tc>
+        <w:tc>
+          <w:tcPr>
+            <w:tcW w:type="dxa" w:w="2313"/>
+            <w:tcMar>
+              <w:top w:type="dxa" w:w="60"/>
+              <w:left w:type="dxa" w:w="100"/>
+              <w:bottom w:type="dxa" w:w="60"/>
+              <w:right w:type="dxa" w:w="100"/>
+            </w:tcMar>
+            <w:vAlign w:val="center"/>
+          </w:tcPr>
+          <w:p>
+            <w:pPr>
+              <w:spacing w:after="0"/>
+            </w:pPr>
+            <w:r>
+              <w:rPr>
+                <w:sz w:val="19"/>
+                <w:szCs w:val="19"/>
+              </w:rPr>
+              <w:t xml:space="preserve">#161A22 / #5B6474</w:t>
+            </w:r>
+          </w:p>
+        </w:tc>
+        <w:tc>
+          <w:tcPr>
+            <w:tcW w:type="dxa" w:w="5398"/>
+            <w:tcMar>
+              <w:top w:type="dxa" w:w="60"/>
+              <w:left w:type="dxa" w:w="100"/>
+              <w:bottom w:type="dxa" w:w="60"/>
+              <w:right w:type="dxa" w:w="100"/>
+            </w:tcMar>
+            <w:vAlign w:val="center"/>
+          </w:tcPr>
+          <w:p>
+            <w:pPr>
+              <w:spacing w:after="0"/>
+            </w:pPr>
+            <w:r>
+              <w:rPr>
+                <w:sz w:val="19"/>
+                <w:szCs w:val="19"/>
+              </w:rPr>
+              <w:t xml:space="preserve">Texte principal / secondaire</w:t>
+            </w:r>
+          </w:p>
+        </w:tc>
+      </w:tr>
+    </w:tbl>
+    <w:p>
+      <w:pPr>
+        <w:spacing w:before="80" w:after="240"/>
+        <w:jc w:val="center"/>
+      </w:pPr>
+      <w:r>
+        <w:rPr>
+          <w:i/>
+          <w:iCs/>
+          <w:color w:val="5B6474"/>
+          <w:sz w:val="19"/>
+          <w:szCs w:val="19"/>
+        </w:rPr>
+        <w:t xml:space="preserve">Tableau 10 — Palette de couleurs</w:t>
+      </w:r>
+    </w:p>
+    <w:p>
+      <w:pPr>
+        <w:spacing w:after="120" w:line="300"/>
+        <w:jc w:val="both"/>
+      </w:pPr>
+      <w:r>
+        <w:t xml:space="preserve">Les contrastes ont été vérifiés par calcul selon le référentiel WCAG (niveau AA, 4,5:1 minimum pour le texte). Un gris trop clair (2,5:1), initialement utilisé pour de petits libellés, a été remplacé ; il est désormais réservé aux textes d'exemple des champs et aux éléments décoratifs.</w:t>
+      </w:r>
+    </w:p>
+    <w:p>
+      <w:pPr>
+        <w:pStyle w:val="Heading2"/>
+      </w:pPr>
+      <w:r>
+        <w:t xml:space="preserve">4.3 Principes d'expérience utilisateur</w:t>
+      </w:r>
+    </w:p>
+    <w:p>
+      <w:pPr>
+        <w:pStyle w:val="ListParagraph"/>
+        <w:numPr>
+          <w:ilvl w:val="0"/>
+          <w:numId w:val="2"/>
+        </w:numPr>
+        <w:spacing w:after="60" w:line="280"/>
+      </w:pPr>
+      <w:r>
+        <w:rPr>
+          <w:b/>
+          <w:bCs/>
+        </w:rPr>
+        <w:t xml:space="preserve">Parcours guidé</w:t>
+      </w:r>
+      <w:r>
+        <w:t xml:space="preserve"> : un indicateur d'étapes (Scénario → Entretien → Cahier des charges → Changements → Évaluation) situe l'étudiant dans sa séance.</w:t>
+      </w:r>
+    </w:p>
+    <w:p>
+      <w:pPr>
+        <w:pStyle w:val="ListParagraph"/>
+        <w:numPr>
+          <w:ilvl w:val="0"/>
+          <w:numId w:val="2"/>
+        </w:numPr>
+        <w:spacing w:after="60" w:line="280"/>
+      </w:pPr>
+      <w:r>
+        <w:rPr>
+          <w:b/>
+          <w:bCs/>
+        </w:rPr>
+        <w:t xml:space="preserve">La séance suit l'étudiant</w:t>
+      </w:r>
+      <w:r>
+        <w:t xml:space="preserve"> : elle est conservée dans l'adresse de la page pour passer d'un module à l'autre sans la perdre.</w:t>
+      </w:r>
+    </w:p>
+    <w:p>
+      <w:pPr>
+        <w:pStyle w:val="ListParagraph"/>
+        <w:numPr>
+          <w:ilvl w:val="0"/>
+          <w:numId w:val="2"/>
+        </w:numPr>
+        <w:spacing w:after="60" w:line="280"/>
+      </w:pPr>
+      <w:r>
+        <w:rPr>
+          <w:b/>
+          <w:bCs/>
+        </w:rPr>
+        <w:t xml:space="preserve">Le besoin caché reste caché</w:t>
+      </w:r>
+      <w:r>
+        <w:t xml:space="preserve"> : aucun écran ne l'affiche, même indirectement ; les évaluations donnent des pistes, pas la réponse.</w:t>
+      </w:r>
+    </w:p>
+    <w:p>
+      <w:pPr>
+        <w:pStyle w:val="ListParagraph"/>
+        <w:numPr>
+          <w:ilvl w:val="0"/>
+          <w:numId w:val="2"/>
+        </w:numPr>
+        <w:spacing w:after="60" w:line="280"/>
+      </w:pPr>
+      <w:r>
+        <w:rPr>
+          <w:b/>
+          <w:bCs/>
+        </w:rPr>
+        <w:t xml:space="preserve">L'IA est lente et faillible, on le montre</w:t>
+      </w:r>
+      <w:r>
+        <w:t xml:space="preserve"> : chaque appel affiche un état d'attente, et les erreurs temporaires proposent un bouton « Réessayer ».</w:t>
+      </w:r>
+    </w:p>
+    <w:p>
+      <w:pPr>
+        <w:pStyle w:val="ListParagraph"/>
+        <w:numPr>
+          <w:ilvl w:val="0"/>
+          <w:numId w:val="2"/>
+        </w:numPr>
+        <w:spacing w:after="60" w:line="280"/>
+      </w:pPr>
+      <w:r>
+        <w:rPr>
+          <w:b/>
+          <w:bCs/>
+        </w:rPr>
+        <w:t xml:space="preserve">Une action principale par écran</w:t>
+      </w:r>
+      <w:r>
+        <w:t xml:space="preserve">, et jamais d'écran vide sans action pour avancer.</w:t>
+      </w:r>
+    </w:p>
+    <w:p>
+      <w:pPr>
+        <w:pStyle w:val="ListParagraph"/>
+        <w:numPr>
+          <w:ilvl w:val="0"/>
+          <w:numId w:val="2"/>
+        </w:numPr>
+        <w:spacing w:after="60" w:line="280"/>
+      </w:pPr>
+      <w:r>
+        <w:rPr>
+          <w:b/>
+          <w:bCs/>
+        </w:rPr>
+        <w:t xml:space="preserve">Accessibilité</w:t>
+      </w:r>
+      <w:r>
+        <w:t xml:space="preserve"> : contraste AA, focus visible, libellés sur tous les champs, navigation au clavier, adaptation aux petits écrans.</w:t>
+      </w:r>
+    </w:p>
+    <w:p>
+      <w:pPr>
+        <w:pStyle w:val="Heading2"/>
+      </w:pPr>
+      <w:r>
+        <w:t xml:space="preserve">4.4 Maquettes des écrans</w:t>
+      </w:r>
+    </w:p>
+    <w:p>
+      <w:pPr>
+        <w:spacing w:after="120" w:line="300"/>
+        <w:jc w:val="both"/>
+      </w:pPr>
+      <w:r>
+        <w:t xml:space="preserve">Les maquettes suivantes définissent la cible visuelle de chaque module. Les données affichées sont fictives ; certains éléments (fin d'entretien, jauge de compétences…) correspondent à des fonctionnalités prévues que chaque responsable implémentera.</w:t>
       </w:r>
     </w:p>
     <w:p>
@@ -9625,9 +9521,9 @@
       <w:r>
         <w:drawing>
           <wp:inline distT="0" distB="0" distL="0" distR="0">
-            <wp:extent cx="6096000" cy="3238500"/>
+            <wp:extent cx="6096000" cy="2543175"/>
             <wp:effectExtent t="0" r="0" b="0" l="0"/>
-            <wp:docPr id="1" name="03-m1-generateur.png" descr="Module 1 — génération et choix d'un scénario" title="Module 1 — génération et choix d'un scénario"/>
+            <wp:docPr id="1" name="01-connexion.png" descr="Écran de connexion" title="Écran de connexion"/>
             <wp:cNvGraphicFramePr>
               <a:graphicFrameLocks xmlns:a="http://schemas.openxmlformats.org/drawingml/2006/main" noChangeAspect="1"/>
             </wp:cNvGraphicFramePr>
@@ -9650,7 +9546,7 @@
                   <pic:spPr bwMode="auto">
                     <a:xfrm>
                       <a:off x="0" y="0"/>
-                      <a:ext cx="6096000" cy="3238500"/>
+                      <a:ext cx="6096000" cy="2543175"/>
                     </a:xfrm>
                     <a:prstGeom prst="rect">
                       <a:avLst/>
@@ -9676,7 +9572,7 @@
           <w:sz w:val="19"/>
           <w:szCs w:val="19"/>
         </w:rPr>
-        <w:t xml:space="preserve">Figure 21 — Module 1 — génération et choix d'un scénario</w:t>
+        <w:t xml:space="preserve">Figure 19 — Écran de connexion</w:t>
       </w:r>
     </w:p>
     <w:p>
@@ -9688,9 +9584,9 @@
       <w:r>
         <w:drawing>
           <wp:inline distT="0" distB="0" distL="0" distR="0">
-            <wp:extent cx="6096000" cy="3943350"/>
+            <wp:extent cx="6096000" cy="3552825"/>
             <wp:effectExtent t="0" r="0" b="0" l="0"/>
-            <wp:docPr id="1" name="04-m2-entretien.png" descr="Module 2 — entretien avec le client simulé" title="Module 2 — entretien avec le client simulé"/>
+            <wp:docPr id="1" name="02-accueil.png" descr="Accueil de l'étudiant : séance en cours et accès aux modules" title="Accueil de l'étudiant : séance en cours et accès aux modules"/>
             <wp:cNvGraphicFramePr>
               <a:graphicFrameLocks xmlns:a="http://schemas.openxmlformats.org/drawingml/2006/main" noChangeAspect="1"/>
             </wp:cNvGraphicFramePr>
@@ -9713,7 +9609,7 @@
                   <pic:spPr bwMode="auto">
                     <a:xfrm>
                       <a:off x="0" y="0"/>
-                      <a:ext cx="6096000" cy="3943350"/>
+                      <a:ext cx="6096000" cy="3552825"/>
                     </a:xfrm>
                     <a:prstGeom prst="rect">
                       <a:avLst/>
@@ -9739,7 +9635,7 @@
           <w:sz w:val="19"/>
           <w:szCs w:val="19"/>
         </w:rPr>
-        <w:t xml:space="preserve">Figure 22 — Module 2 — entretien avec le client simulé</w:t>
+        <w:t xml:space="preserve">Figure 20 — Accueil de l'étudiant : séance en cours et accès aux modules</w:t>
       </w:r>
     </w:p>
     <w:p>
@@ -9751,9 +9647,9 @@
       <w:r>
         <w:drawing>
           <wp:inline distT="0" distB="0" distL="0" distR="0">
-            <wp:extent cx="6096000" cy="4362450"/>
+            <wp:extent cx="6096000" cy="3238500"/>
             <wp:effectExtent t="0" r="0" b="0" l="0"/>
-            <wp:docPr id="1" name="05-m4-cahier-des-charges.png" descr="Module 4 — éditeur du cahier des charges" title="Module 4 — éditeur du cahier des charges"/>
+            <wp:docPr id="1" name="03-m1-generateur.png" descr="Module 1 — génération et choix d'un scénario" title="Module 1 — génération et choix d'un scénario"/>
             <wp:cNvGraphicFramePr>
               <a:graphicFrameLocks xmlns:a="http://schemas.openxmlformats.org/drawingml/2006/main" noChangeAspect="1"/>
             </wp:cNvGraphicFramePr>
@@ -9776,7 +9672,7 @@
                   <pic:spPr bwMode="auto">
                     <a:xfrm>
                       <a:off x="0" y="0"/>
-                      <a:ext cx="6096000" cy="4362450"/>
+                      <a:ext cx="6096000" cy="3238500"/>
                     </a:xfrm>
                     <a:prstGeom prst="rect">
                       <a:avLst/>
@@ -9802,7 +9698,7 @@
           <w:sz w:val="19"/>
           <w:szCs w:val="19"/>
         </w:rPr>
-        <w:t xml:space="preserve">Figure 23 — Module 4 — éditeur du cahier des charges</w:t>
+        <w:t xml:space="preserve">Figure 21 — Module 1 — génération et choix d'un scénario</w:t>
       </w:r>
     </w:p>
     <w:p>
@@ -9814,9 +9710,9 @@
       <w:r>
         <w:drawing>
           <wp:inline distT="0" distB="0" distL="0" distR="0">
-            <wp:extent cx="6096000" cy="3038475"/>
+            <wp:extent cx="6096000" cy="3943350"/>
             <wp:effectExtent t="0" r="0" b="0" l="0"/>
-            <wp:docPr id="1" name="06-m4-evaluation.png" descr="Module 4 — évaluation du cahier des charges selon la grille" title="Module 4 — évaluation du cahier des charges selon la grille"/>
+            <wp:docPr id="1" name="04-m2-entretien.png" descr="Module 2 — entretien avec le client simulé" title="Module 2 — entretien avec le client simulé"/>
             <wp:cNvGraphicFramePr>
               <a:graphicFrameLocks xmlns:a="http://schemas.openxmlformats.org/drawingml/2006/main" noChangeAspect="1"/>
             </wp:cNvGraphicFramePr>
@@ -9839,7 +9735,7 @@
                   <pic:spPr bwMode="auto">
                     <a:xfrm>
                       <a:off x="0" y="0"/>
-                      <a:ext cx="6096000" cy="3038475"/>
+                      <a:ext cx="6096000" cy="3943350"/>
                     </a:xfrm>
                     <a:prstGeom prst="rect">
                       <a:avLst/>
@@ -9865,7 +9761,7 @@
           <w:sz w:val="19"/>
           <w:szCs w:val="19"/>
         </w:rPr>
-        <w:t xml:space="preserve">Figure 24 — Module 4 — évaluation du cahier des charges selon la grille</w:t>
+        <w:t xml:space="preserve">Figure 22 — Module 2 — entretien avec le client simulé</w:t>
       </w:r>
     </w:p>
     <w:p>
@@ -9877,9 +9773,9 @@
       <w:r>
         <w:drawing>
           <wp:inline distT="0" distB="0" distL="0" distR="0">
-            <wp:extent cx="6096000" cy="4191000"/>
+            <wp:extent cx="6096000" cy="4362450"/>
             <wp:effectExtent t="0" r="0" b="0" l="0"/>
-            <wp:docPr id="1" name="07-m3-demande-changement.png" descr="Module 3 — réponse à une demande de changement" title="Module 3 — réponse à une demande de changement"/>
+            <wp:docPr id="1" name="05-m4-cahier-des-charges.png" descr="Module 4 — éditeur du cahier des charges" title="Module 4 — éditeur du cahier des charges"/>
             <wp:cNvGraphicFramePr>
               <a:graphicFrameLocks xmlns:a="http://schemas.openxmlformats.org/drawingml/2006/main" noChangeAspect="1"/>
             </wp:cNvGraphicFramePr>
@@ -9902,7 +9798,7 @@
                   <pic:spPr bwMode="auto">
                     <a:xfrm>
                       <a:off x="0" y="0"/>
-                      <a:ext cx="6096000" cy="4191000"/>
+                      <a:ext cx="6096000" cy="4362450"/>
                     </a:xfrm>
                     <a:prstGeom prst="rect">
                       <a:avLst/>
@@ -9928,7 +9824,7 @@
           <w:sz w:val="19"/>
           <w:szCs w:val="19"/>
         </w:rPr>
-        <w:t xml:space="preserve">Figure 25 — Module 3 — réponse à une demande de changement</w:t>
+        <w:t xml:space="preserve">Figure 23 — Module 4 — éditeur du cahier des charges</w:t>
       </w:r>
     </w:p>
     <w:p>
@@ -9940,9 +9836,9 @@
       <w:r>
         <w:drawing>
           <wp:inline distT="0" distB="0" distL="0" distR="0">
-            <wp:extent cx="6096000" cy="3448050"/>
+            <wp:extent cx="6096000" cy="3038475"/>
             <wp:effectExtent t="0" r="0" b="0" l="0"/>
-            <wp:docPr id="1" name="08-m5-tableau-de-bord.png" descr="Module 5 — tableau de bord de l'étudiant" title="Module 5 — tableau de bord de l'étudiant"/>
+            <wp:docPr id="1" name="06-m4-evaluation.png" descr="Module 4 — évaluation du cahier des charges selon la grille" title="Module 4 — évaluation du cahier des charges selon la grille"/>
             <wp:cNvGraphicFramePr>
               <a:graphicFrameLocks xmlns:a="http://schemas.openxmlformats.org/drawingml/2006/main" noChangeAspect="1"/>
             </wp:cNvGraphicFramePr>
@@ -9965,7 +9861,7 @@
                   <pic:spPr bwMode="auto">
                     <a:xfrm>
                       <a:off x="0" y="0"/>
-                      <a:ext cx="6096000" cy="3448050"/>
+                      <a:ext cx="6096000" cy="3038475"/>
                     </a:xfrm>
                     <a:prstGeom prst="rect">
                       <a:avLst/>
@@ -9991,7 +9887,7 @@
           <w:sz w:val="19"/>
           <w:szCs w:val="19"/>
         </w:rPr>
-        <w:t xml:space="preserve">Figure 26 — Module 5 — tableau de bord de l'étudiant</w:t>
+        <w:t xml:space="preserve">Figure 24 — Module 4 — évaluation du cahier des charges selon la grille</w:t>
       </w:r>
     </w:p>
     <w:p>
@@ -10003,9 +9899,9 @@
       <w:r>
         <w:drawing>
           <wp:inline distT="0" distB="0" distL="0" distR="0">
-            <wp:extent cx="6096000" cy="3429000"/>
+            <wp:extent cx="6096000" cy="4191000"/>
             <wp:effectExtent t="0" r="0" b="0" l="0"/>
-            <wp:docPr id="1" name="09-m5-espace-enseignant.png" descr="Module 5 — espace enseignant" title="Module 5 — espace enseignant"/>
+            <wp:docPr id="1" name="07-m3-demande-changement.png" descr="Module 3 — réponse à une demande de changement" title="Module 3 — réponse à une demande de changement"/>
             <wp:cNvGraphicFramePr>
               <a:graphicFrameLocks xmlns:a="http://schemas.openxmlformats.org/drawingml/2006/main" noChangeAspect="1"/>
             </wp:cNvGraphicFramePr>
@@ -10028,7 +9924,7 @@
                   <pic:spPr bwMode="auto">
                     <a:xfrm>
                       <a:off x="0" y="0"/>
-                      <a:ext cx="6096000" cy="3429000"/>
+                      <a:ext cx="6096000" cy="4191000"/>
                     </a:xfrm>
                     <a:prstGeom prst="rect">
                       <a:avLst/>
@@ -10054,21 +9950,21 @@
           <w:sz w:val="19"/>
           <w:szCs w:val="19"/>
         </w:rPr>
-        <w:t xml:space="preserve">Figure 27 — Module 5 — espace enseignant</w:t>
+        <w:t xml:space="preserve">Figure 25 — Module 3 — réponse à une demande de changement</w:t>
       </w:r>
     </w:p>
     <w:p>
       <w:pPr>
         <w:keepNext/>
-        <w:spacing w:before="160" w:after="40"/>
+        <w:spacing w:before="120" w:after="60"/>
         <w:jc w:val="center"/>
       </w:pPr>
       <w:r>
         <w:drawing>
           <wp:inline distT="0" distB="0" distL="0" distR="0">
-            <wp:extent cx="6096000" cy="4076700"/>
+            <wp:extent cx="6096000" cy="3448050"/>
             <wp:effectExtent t="0" r="0" b="0" l="0"/>
-            <wp:docPr id="1" name="p003-02-maquettes-navigateur.png" descr="Une maquette ouverte dans le navigateur (écran d'entretien, docs/ui/maquettes/04-m2-entretien.html)" title="Une maquette ouverte dans le navigateur (écran d'entretien, docs/ui/maquettes/04-m2-entretien.html)"/>
+            <wp:docPr id="1" name="08-m5-tableau-de-bord.png" descr="Module 5 — tableau de bord de l'étudiant" title="Module 5 — tableau de bord de l'étudiant"/>
             <wp:cNvGraphicFramePr>
               <a:graphicFrameLocks xmlns:a="http://schemas.openxmlformats.org/drawingml/2006/main" noChangeAspect="1"/>
             </wp:cNvGraphicFramePr>
@@ -10091,6 +9987,132 @@
                   <pic:spPr bwMode="auto">
                     <a:xfrm>
                       <a:off x="0" y="0"/>
+                      <a:ext cx="6096000" cy="3448050"/>
+                    </a:xfrm>
+                    <a:prstGeom prst="rect">
+                      <a:avLst/>
+                    </a:prstGeom>
+                  </pic:spPr>
+                </pic:pic>
+              </a:graphicData>
+            </a:graphic>
+          </wp:inline>
+        </w:drawing>
+      </w:r>
+    </w:p>
+    <w:p>
+      <w:pPr>
+        <w:spacing w:after="240"/>
+        <w:jc w:val="center"/>
+      </w:pPr>
+      <w:r>
+        <w:rPr>
+          <w:i/>
+          <w:iCs/>
+          <w:color w:val="5B6474"/>
+          <w:sz w:val="19"/>
+          <w:szCs w:val="19"/>
+        </w:rPr>
+        <w:t xml:space="preserve">Figure 26 — Module 5 — tableau de bord de l'étudiant</w:t>
+      </w:r>
+    </w:p>
+    <w:p>
+      <w:pPr>
+        <w:keepNext/>
+        <w:spacing w:before="120" w:after="60"/>
+        <w:jc w:val="center"/>
+      </w:pPr>
+      <w:r>
+        <w:drawing>
+          <wp:inline distT="0" distB="0" distL="0" distR="0">
+            <wp:extent cx="6096000" cy="3429000"/>
+            <wp:effectExtent t="0" r="0" b="0" l="0"/>
+            <wp:docPr id="1" name="09-m5-espace-enseignant.png" descr="Module 5 — espace enseignant" title="Module 5 — espace enseignant"/>
+            <wp:cNvGraphicFramePr>
+              <a:graphicFrameLocks xmlns:a="http://schemas.openxmlformats.org/drawingml/2006/main" noChangeAspect="1"/>
+            </wp:cNvGraphicFramePr>
+            <a:graphic xmlns:a="http://schemas.openxmlformats.org/drawingml/2006/main">
+              <a:graphicData uri="http://schemas.openxmlformats.org/drawingml/2006/picture">
+                <pic:pic xmlns:pic="http://schemas.openxmlformats.org/drawingml/2006/picture">
+                  <pic:nvPicPr>
+                    <pic:cNvPr id="0" name="" descr=""/>
+                    <pic:cNvPicPr>
+                      <a:picLocks noChangeAspect="1" noChangeArrowheads="1"/>
+                    </pic:cNvPicPr>
+                  </pic:nvPicPr>
+                  <pic:blipFill>
+                    <a:blip r:embed="rId46" cstate="none"/>
+                    <a:srcRect/>
+                    <a:stretch>
+                      <a:fillRect/>
+                    </a:stretch>
+                  </pic:blipFill>
+                  <pic:spPr bwMode="auto">
+                    <a:xfrm>
+                      <a:off x="0" y="0"/>
+                      <a:ext cx="6096000" cy="3429000"/>
+                    </a:xfrm>
+                    <a:prstGeom prst="rect">
+                      <a:avLst/>
+                    </a:prstGeom>
+                  </pic:spPr>
+                </pic:pic>
+              </a:graphicData>
+            </a:graphic>
+          </wp:inline>
+        </w:drawing>
+      </w:r>
+    </w:p>
+    <w:p>
+      <w:pPr>
+        <w:spacing w:after="240"/>
+        <w:jc w:val="center"/>
+      </w:pPr>
+      <w:r>
+        <w:rPr>
+          <w:i/>
+          <w:iCs/>
+          <w:color w:val="5B6474"/>
+          <w:sz w:val="19"/>
+          <w:szCs w:val="19"/>
+        </w:rPr>
+        <w:t xml:space="preserve">Figure 27 — Module 5 — espace enseignant</w:t>
+      </w:r>
+    </w:p>
+    <w:p>
+      <w:pPr>
+        <w:keepNext/>
+        <w:spacing w:before="160" w:after="40"/>
+        <w:jc w:val="center"/>
+      </w:pPr>
+      <w:r>
+        <w:drawing>
+          <wp:inline distT="0" distB="0" distL="0" distR="0">
+            <wp:extent cx="6096000" cy="4076700"/>
+            <wp:effectExtent t="0" r="0" b="0" l="0"/>
+            <wp:docPr id="1" name="p003-02-maquettes-navigateur.png" descr="Une maquette ouverte dans le navigateur (écran d'entretien, docs/ui/maquettes/04-m2-entretien.html)" title="Une maquette ouverte dans le navigateur (écran d'entretien, docs/ui/maquettes/04-m2-entretien.html)"/>
+            <wp:cNvGraphicFramePr>
+              <a:graphicFrameLocks xmlns:a="http://schemas.openxmlformats.org/drawingml/2006/main" noChangeAspect="1"/>
+            </wp:cNvGraphicFramePr>
+            <a:graphic xmlns:a="http://schemas.openxmlformats.org/drawingml/2006/main">
+              <a:graphicData uri="http://schemas.openxmlformats.org/drawingml/2006/picture">
+                <pic:pic xmlns:pic="http://schemas.openxmlformats.org/drawingml/2006/picture">
+                  <pic:nvPicPr>
+                    <pic:cNvPr id="0" name="" descr=""/>
+                    <pic:cNvPicPr>
+                      <a:picLocks noChangeAspect="1" noChangeArrowheads="1"/>
+                    </pic:cNvPicPr>
+                  </pic:nvPicPr>
+                  <pic:blipFill>
+                    <a:blip r:embed="rId47" cstate="none"/>
+                    <a:srcRect/>
+                    <a:stretch>
+                      <a:fillRect/>
+                    </a:stretch>
+                  </pic:blipFill>
+                  <pic:spPr bwMode="auto">
+                    <a:xfrm>
+                      <a:off x="0" y="0"/>
                       <a:ext cx="6096000" cy="4076700"/>
                     </a:xfrm>
                     <a:prstGeom prst="rect">
@@ -12438,7 +12460,7 @@
                     </pic:cNvPicPr>
                   </pic:nvPicPr>
                   <pic:blipFill>
-                    <a:blip r:embed="rId46" cstate="none"/>
+                    <a:blip r:embed="rId48" cstate="none"/>
                     <a:srcRect/>
                     <a:stretch>
                       <a:fillRect/>
@@ -12488,292 +12510,6 @@
             <wp:extent cx="6096000" cy="3810000"/>
             <wp:effectExtent t="0" r="0" b="0" l="0"/>
             <wp:docPr id="1" name="p005-06-ecran-detail-scenario.png" descr="Module 1 réalisé : fiche publique d'un scénario (vue enseignant, avec le bouton Supprimer)" title="Module 1 réalisé : fiche publique d'un scénario (vue enseignant, avec le bouton Supprimer)"/>
-            <wp:cNvGraphicFramePr>
-              <a:graphicFrameLocks xmlns:a="http://schemas.openxmlformats.org/drawingml/2006/main" noChangeAspect="1"/>
-            </wp:cNvGraphicFramePr>
-            <a:graphic xmlns:a="http://schemas.openxmlformats.org/drawingml/2006/main">
-              <a:graphicData uri="http://schemas.openxmlformats.org/drawingml/2006/picture">
-                <pic:pic xmlns:pic="http://schemas.openxmlformats.org/drawingml/2006/picture">
-                  <pic:nvPicPr>
-                    <pic:cNvPr id="0" name="" descr=""/>
-                    <pic:cNvPicPr>
-                      <a:picLocks noChangeAspect="1" noChangeArrowheads="1"/>
-                    </pic:cNvPicPr>
-                  </pic:nvPicPr>
-                  <pic:blipFill>
-                    <a:blip r:embed="rId47" cstate="none"/>
-                    <a:srcRect/>
-                    <a:stretch>
-                      <a:fillRect/>
-                    </a:stretch>
-                  </pic:blipFill>
-                  <pic:spPr bwMode="auto">
-                    <a:xfrm>
-                      <a:off x="0" y="0"/>
-                      <a:ext cx="6096000" cy="3810000"/>
-                    </a:xfrm>
-                    <a:prstGeom prst="rect">
-                      <a:avLst/>
-                    </a:prstGeom>
-                  </pic:spPr>
-                </pic:pic>
-              </a:graphicData>
-            </a:graphic>
-          </wp:inline>
-        </w:drawing>
-      </w:r>
-    </w:p>
-    <w:p>
-      <w:pPr>
-        <w:spacing w:after="240"/>
-        <w:jc w:val="center"/>
-      </w:pPr>
-      <w:r>
-        <w:rPr>
-          <w:i/>
-          <w:iCs/>
-          <w:color w:val="5B6474"/>
-          <w:sz w:val="19"/>
-          <w:szCs w:val="19"/>
-        </w:rPr>
-        <w:t xml:space="preserve">Figure 30 — Module 1 réalisé : fiche publique d'un scénario (vue enseignant, avec le bouton Supprimer)</w:t>
-      </w:r>
-    </w:p>
-    <w:p>
-      <w:pPr>
-        <w:spacing w:after="120" w:line="300"/>
-        <w:jc w:val="both"/>
-      </w:pPr>
-      <w:r>
-        <w:t xml:space="preserve">Par rapport à la maquette, l'écran réalisé ajoute le choix de la personnalité et les filtres demandés par le tableau officiel du projet ; la structure (en-tête, formulaire, cartes de scénarios, badges de niveau) est conservée.</w:t>
-      </w:r>
-    </w:p>
-    <w:p>
-      <w:pPr>
-        <w:pStyle w:val="Heading3"/>
-      </w:pPr>
-      <w:r>
-        <w:t xml:space="preserve">Tests</w:t>
-      </w:r>
-    </w:p>
-    <w:p>
-      <w:pPr>
-        <w:spacing w:after="120" w:line="300"/>
-        <w:jc w:val="both"/>
-      </w:pPr>
-      <w:r>
-        <w:t xml:space="preserve">Le module est couvert par </w:t>
-      </w:r>
-      <w:r>
-        <w:rPr>
-          <w:b/>
-          <w:bCs/>
-        </w:rPr>
-        <w:t xml:space="preserve">18 tests automatisés</w:t>
-      </w:r>
-      <w:r>
-        <w:t xml:space="preserve">, exécutés avec les 13 tests de la base commune (31 tests au total, tous réussis) :</w:t>
-      </w:r>
-    </w:p>
-    <w:p>
-      <w:pPr>
-        <w:pStyle w:val="ListParagraph"/>
-        <w:numPr>
-          <w:ilvl w:val="0"/>
-          <w:numId w:val="2"/>
-        </w:numPr>
-        <w:spacing w:after="60" w:line="280"/>
-      </w:pPr>
-      <w:r>
-        <w:t xml:space="preserve">validation des schémas : profil inconnu refusé, besoin caché identique au besoin exprimé refusé, nombre de contraintes contrôlé pour chaque niveau ;</w:t>
-      </w:r>
-    </w:p>
-    <w:p>
-      <w:pPr>
-        <w:pStyle w:val="ListParagraph"/>
-        <w:numPr>
-          <w:ilvl w:val="0"/>
-          <w:numId w:val="2"/>
-        </w:numPr>
-        <w:spacing w:after="60" w:line="280"/>
-      </w:pPr>
-      <w:r>
-        <w:t xml:space="preserve">réponses simulées conformes au schéma pour les </w:t>
-      </w:r>
-      <w:r>
-        <w:rPr>
-          <w:b/>
-          <w:bCs/>
-        </w:rPr>
-        <w:t xml:space="preserve">108 combinaisons</w:t>
-      </w:r>
-      <w:r>
-        <w:t xml:space="preserve"> domaine × niveau × personnalité ;</w:t>
-      </w:r>
-    </w:p>
-    <w:p>
-      <w:pPr>
-        <w:pStyle w:val="ListParagraph"/>
-        <w:numPr>
-          <w:ilvl w:val="0"/>
-          <w:numId w:val="2"/>
-        </w:numPr>
-        <w:spacing w:after="60" w:line="280"/>
-      </w:pPr>
-      <w:r>
-        <w:t xml:space="preserve">construction du prompt v0.2 sans variable manquante ;</w:t>
-      </w:r>
-    </w:p>
-    <w:p>
-      <w:pPr>
-        <w:pStyle w:val="ListParagraph"/>
-        <w:numPr>
-          <w:ilvl w:val="0"/>
-          <w:numId w:val="2"/>
-        </w:numPr>
-        <w:spacing w:after="60" w:line="280"/>
-      </w:pPr>
-      <w:r>
-        <w:t xml:space="preserve">endpoints testés sur une vraie base : authentification, validation, filtres, rôles (403 pour un étudiant qui supprime), refus de suppression (409), et </w:t>
-      </w:r>
-      <w:r>
-        <w:rPr>
-          <w:b/>
-          <w:bCs/>
-        </w:rPr>
-        <w:t xml:space="preserve">absence du besoin caché et des contraintes implicites dans toutes les réponses</w:t>
-      </w:r>
-      <w:r>
-        <w:t xml:space="preserve">, sans compter sur le filtre de sécurité.</w:t>
-      </w:r>
-    </w:p>
-    <w:p>
-      <w:pPr>
-        <w:pStyle w:val="Heading3"/>
-      </w:pPr>
-      <w:r>
-        <w:t xml:space="preserve">Difficultés et apport de l'IA</w:t>
-      </w:r>
-    </w:p>
-    <w:p>
-      <w:pPr>
-        <w:pStyle w:val="ListParagraph"/>
-        <w:numPr>
-          <w:ilvl w:val="0"/>
-          <w:numId w:val="2"/>
-        </w:numPr>
-        <w:spacing w:after="60" w:line="280"/>
-      </w:pPr>
-      <w:r>
-        <w:rPr>
-          <w:b/>
-          <w:bCs/>
-        </w:rPr>
-        <w:t xml:space="preserve">Couplage caché entre tests</w:t>
-      </w:r>
-      <w:r>
-        <w:t xml:space="preserve"> : des tests de la base commune utilisaient le prompt du module 1 comme exemple et ont échoué avec la v0.2. L'IA a demandé l'accord du chef de projet avant de toucher au code partagé, puis a découplé les tests : chaque membre peut désormais faire évoluer ses prompts sans casser les tests communs.</w:t>
-      </w:r>
-    </w:p>
-    <w:p>
-      <w:pPr>
-        <w:pStyle w:val="ListParagraph"/>
-        <w:numPr>
-          <w:ilvl w:val="0"/>
-          <w:numId w:val="2"/>
-        </w:numPr>
-        <w:spacing w:after="60" w:line="280"/>
-      </w:pPr>
-      <w:r>
-        <w:rPr>
-          <w:b/>
-          <w:bCs/>
-        </w:rPr>
-        <w:t xml:space="preserve">Mode simulé peu crédible</w:t>
-      </w:r>
-      <w:r>
-        <w:t xml:space="preserve"> : pour un domaine sans gabarit dédié (ex. Tourisme), la réponse simulée ne mentionnait pas le domaine. Le défaut a été repéré en vérifiant l'écran dans un navigateur, puis corrigé.</w:t>
-      </w:r>
-    </w:p>
-    <w:p>
-      <w:pPr>
-        <w:pStyle w:val="ListParagraph"/>
-        <w:numPr>
-          <w:ilvl w:val="0"/>
-          <w:numId w:val="2"/>
-        </w:numPr>
-        <w:spacing w:after="60" w:line="280"/>
-      </w:pPr>
-      <w:r>
-        <w:rPr>
-          <w:b/>
-          <w:bCs/>
-        </w:rPr>
-        <w:t xml:space="preserve">Décisions humaines</w:t>
-      </w:r>
-      <w:r>
-        <w:t xml:space="preserve"> : refus de suppression d'un scénario utilisé, génération ouverte aux deux rôles, découplage des tests. Ces choix sont tracés dans le journal des prompts.</w:t>
-      </w:r>
-    </w:p>
-    <w:p>
-      <w:pPr>
-        <w:keepNext/>
-        <w:spacing w:before="160" w:after="40"/>
-        <w:jc w:val="center"/>
-      </w:pPr>
-      <w:r>
-        <w:drawing>
-          <wp:inline distT="0" distB="0" distL="0" distR="0">
-            <wp:extent cx="6096000" cy="5410200"/>
-            <wp:effectExtent t="0" r="0" b="0" l="0"/>
-            <wp:docPr id="1" name="p005-04-resume-1.png" descr="Le résumé produit par l'IA à la fin du prompt P-005" title="Le résumé produit par l'IA à la fin du prompt P-005"/>
-            <wp:cNvGraphicFramePr>
-              <a:graphicFrameLocks xmlns:a="http://schemas.openxmlformats.org/drawingml/2006/main" noChangeAspect="1"/>
-            </wp:cNvGraphicFramePr>
-            <a:graphic xmlns:a="http://schemas.openxmlformats.org/drawingml/2006/main">
-              <a:graphicData uri="http://schemas.openxmlformats.org/drawingml/2006/picture">
-                <pic:pic xmlns:pic="http://schemas.openxmlformats.org/drawingml/2006/picture">
-                  <pic:nvPicPr>
-                    <pic:cNvPr id="0" name="" descr=""/>
-                    <pic:cNvPicPr>
-                      <a:picLocks noChangeAspect="1" noChangeArrowheads="1"/>
-                    </pic:cNvPicPr>
-                  </pic:nvPicPr>
-                  <pic:blipFill>
-                    <a:blip r:embed="rId48" cstate="none"/>
-                    <a:srcRect/>
-                    <a:stretch>
-                      <a:fillRect/>
-                    </a:stretch>
-                  </pic:blipFill>
-                  <pic:spPr bwMode="auto">
-                    <a:xfrm>
-                      <a:off x="0" y="0"/>
-                      <a:ext cx="6096000" cy="5410200"/>
-                    </a:xfrm>
-                    <a:prstGeom prst="rect">
-                      <a:avLst/>
-                    </a:prstGeom>
-                  </pic:spPr>
-                </pic:pic>
-              </a:graphicData>
-            </a:graphic>
-          </wp:inline>
-        </w:drawing>
-      </w:r>
-    </w:p>
-    <w:p>
-      <w:pPr>
-        <w:keepNext/>
-        <w:spacing w:before="40" w:after="40"/>
-        <w:jc w:val="center"/>
-      </w:pPr>
-      <w:r>
-        <w:drawing>
-          <wp:inline distT="0" distB="0" distL="0" distR="0">
-            <wp:extent cx="6096000" cy="6124575"/>
-            <wp:effectExtent t="0" r="0" b="0" l="0"/>
-            <wp:docPr id="1" name="p005-04-resume-2.png" descr="Le résumé produit par l'IA à la fin du prompt P-005" title="Le résumé produit par l'IA à la fin du prompt P-005"/>
             <wp:cNvGraphicFramePr>
               <a:graphicFrameLocks xmlns:a="http://schemas.openxmlformats.org/drawingml/2006/main" noChangeAspect="1"/>
             </wp:cNvGraphicFramePr>
@@ -12796,6 +12532,292 @@
                   <pic:spPr bwMode="auto">
                     <a:xfrm>
                       <a:off x="0" y="0"/>
+                      <a:ext cx="6096000" cy="3810000"/>
+                    </a:xfrm>
+                    <a:prstGeom prst="rect">
+                      <a:avLst/>
+                    </a:prstGeom>
+                  </pic:spPr>
+                </pic:pic>
+              </a:graphicData>
+            </a:graphic>
+          </wp:inline>
+        </w:drawing>
+      </w:r>
+    </w:p>
+    <w:p>
+      <w:pPr>
+        <w:spacing w:after="240"/>
+        <w:jc w:val="center"/>
+      </w:pPr>
+      <w:r>
+        <w:rPr>
+          <w:i/>
+          <w:iCs/>
+          <w:color w:val="5B6474"/>
+          <w:sz w:val="19"/>
+          <w:szCs w:val="19"/>
+        </w:rPr>
+        <w:t xml:space="preserve">Figure 30 — Module 1 réalisé : fiche publique d'un scénario (vue enseignant, avec le bouton Supprimer)</w:t>
+      </w:r>
+    </w:p>
+    <w:p>
+      <w:pPr>
+        <w:spacing w:after="120" w:line="300"/>
+        <w:jc w:val="both"/>
+      </w:pPr>
+      <w:r>
+        <w:t xml:space="preserve">Par rapport à la maquette, l'écran réalisé ajoute le choix de la personnalité et les filtres demandés par le tableau officiel du projet ; la structure (en-tête, formulaire, cartes de scénarios, badges de niveau) est conservée.</w:t>
+      </w:r>
+    </w:p>
+    <w:p>
+      <w:pPr>
+        <w:pStyle w:val="Heading3"/>
+      </w:pPr>
+      <w:r>
+        <w:t xml:space="preserve">Tests</w:t>
+      </w:r>
+    </w:p>
+    <w:p>
+      <w:pPr>
+        <w:spacing w:after="120" w:line="300"/>
+        <w:jc w:val="both"/>
+      </w:pPr>
+      <w:r>
+        <w:t xml:space="preserve">Le module est couvert par </w:t>
+      </w:r>
+      <w:r>
+        <w:rPr>
+          <w:b/>
+          <w:bCs/>
+        </w:rPr>
+        <w:t xml:space="preserve">18 tests automatisés</w:t>
+      </w:r>
+      <w:r>
+        <w:t xml:space="preserve">, exécutés avec les 13 tests de la base commune (31 tests au total, tous réussis) :</w:t>
+      </w:r>
+    </w:p>
+    <w:p>
+      <w:pPr>
+        <w:pStyle w:val="ListParagraph"/>
+        <w:numPr>
+          <w:ilvl w:val="0"/>
+          <w:numId w:val="2"/>
+        </w:numPr>
+        <w:spacing w:after="60" w:line="280"/>
+      </w:pPr>
+      <w:r>
+        <w:t xml:space="preserve">validation des schémas : profil inconnu refusé, besoin caché identique au besoin exprimé refusé, nombre de contraintes contrôlé pour chaque niveau ;</w:t>
+      </w:r>
+    </w:p>
+    <w:p>
+      <w:pPr>
+        <w:pStyle w:val="ListParagraph"/>
+        <w:numPr>
+          <w:ilvl w:val="0"/>
+          <w:numId w:val="2"/>
+        </w:numPr>
+        <w:spacing w:after="60" w:line="280"/>
+      </w:pPr>
+      <w:r>
+        <w:t xml:space="preserve">réponses simulées conformes au schéma pour les </w:t>
+      </w:r>
+      <w:r>
+        <w:rPr>
+          <w:b/>
+          <w:bCs/>
+        </w:rPr>
+        <w:t xml:space="preserve">108 combinaisons</w:t>
+      </w:r>
+      <w:r>
+        <w:t xml:space="preserve"> domaine × niveau × personnalité ;</w:t>
+      </w:r>
+    </w:p>
+    <w:p>
+      <w:pPr>
+        <w:pStyle w:val="ListParagraph"/>
+        <w:numPr>
+          <w:ilvl w:val="0"/>
+          <w:numId w:val="2"/>
+        </w:numPr>
+        <w:spacing w:after="60" w:line="280"/>
+      </w:pPr>
+      <w:r>
+        <w:t xml:space="preserve">construction du prompt v0.2 sans variable manquante ;</w:t>
+      </w:r>
+    </w:p>
+    <w:p>
+      <w:pPr>
+        <w:pStyle w:val="ListParagraph"/>
+        <w:numPr>
+          <w:ilvl w:val="0"/>
+          <w:numId w:val="2"/>
+        </w:numPr>
+        <w:spacing w:after="60" w:line="280"/>
+      </w:pPr>
+      <w:r>
+        <w:t xml:space="preserve">endpoints testés sur une vraie base : authentification, validation, filtres, rôles (403 pour un étudiant qui supprime), refus de suppression (409), et </w:t>
+      </w:r>
+      <w:r>
+        <w:rPr>
+          <w:b/>
+          <w:bCs/>
+        </w:rPr>
+        <w:t xml:space="preserve">absence du besoin caché et des contraintes implicites dans toutes les réponses</w:t>
+      </w:r>
+      <w:r>
+        <w:t xml:space="preserve">, sans compter sur le filtre de sécurité.</w:t>
+      </w:r>
+    </w:p>
+    <w:p>
+      <w:pPr>
+        <w:pStyle w:val="Heading3"/>
+      </w:pPr>
+      <w:r>
+        <w:t xml:space="preserve">Difficultés et apport de l'IA</w:t>
+      </w:r>
+    </w:p>
+    <w:p>
+      <w:pPr>
+        <w:pStyle w:val="ListParagraph"/>
+        <w:numPr>
+          <w:ilvl w:val="0"/>
+          <w:numId w:val="2"/>
+        </w:numPr>
+        <w:spacing w:after="60" w:line="280"/>
+      </w:pPr>
+      <w:r>
+        <w:rPr>
+          <w:b/>
+          <w:bCs/>
+        </w:rPr>
+        <w:t xml:space="preserve">Couplage caché entre tests</w:t>
+      </w:r>
+      <w:r>
+        <w:t xml:space="preserve"> : des tests de la base commune utilisaient le prompt du module 1 comme exemple et ont échoué avec la v0.2. L'IA a demandé l'accord du chef de projet avant de toucher au code partagé, puis a découplé les tests : chaque membre peut désormais faire évoluer ses prompts sans casser les tests communs.</w:t>
+      </w:r>
+    </w:p>
+    <w:p>
+      <w:pPr>
+        <w:pStyle w:val="ListParagraph"/>
+        <w:numPr>
+          <w:ilvl w:val="0"/>
+          <w:numId w:val="2"/>
+        </w:numPr>
+        <w:spacing w:after="60" w:line="280"/>
+      </w:pPr>
+      <w:r>
+        <w:rPr>
+          <w:b/>
+          <w:bCs/>
+        </w:rPr>
+        <w:t xml:space="preserve">Mode simulé peu crédible</w:t>
+      </w:r>
+      <w:r>
+        <w:t xml:space="preserve"> : pour un domaine sans gabarit dédié (ex. Tourisme), la réponse simulée ne mentionnait pas le domaine. Le défaut a été repéré en vérifiant l'écran dans un navigateur, puis corrigé.</w:t>
+      </w:r>
+    </w:p>
+    <w:p>
+      <w:pPr>
+        <w:pStyle w:val="ListParagraph"/>
+        <w:numPr>
+          <w:ilvl w:val="0"/>
+          <w:numId w:val="2"/>
+        </w:numPr>
+        <w:spacing w:after="60" w:line="280"/>
+      </w:pPr>
+      <w:r>
+        <w:rPr>
+          <w:b/>
+          <w:bCs/>
+        </w:rPr>
+        <w:t xml:space="preserve">Décisions humaines</w:t>
+      </w:r>
+      <w:r>
+        <w:t xml:space="preserve"> : refus de suppression d'un scénario utilisé, génération ouverte aux deux rôles, découplage des tests. Ces choix sont tracés dans le journal des prompts.</w:t>
+      </w:r>
+    </w:p>
+    <w:p>
+      <w:pPr>
+        <w:keepNext/>
+        <w:spacing w:before="160" w:after="40"/>
+        <w:jc w:val="center"/>
+      </w:pPr>
+      <w:r>
+        <w:drawing>
+          <wp:inline distT="0" distB="0" distL="0" distR="0">
+            <wp:extent cx="6096000" cy="5410200"/>
+            <wp:effectExtent t="0" r="0" b="0" l="0"/>
+            <wp:docPr id="1" name="p005-04-resume-1.png" descr="Le résumé produit par l'IA à la fin du prompt P-005" title="Le résumé produit par l'IA à la fin du prompt P-005"/>
+            <wp:cNvGraphicFramePr>
+              <a:graphicFrameLocks xmlns:a="http://schemas.openxmlformats.org/drawingml/2006/main" noChangeAspect="1"/>
+            </wp:cNvGraphicFramePr>
+            <a:graphic xmlns:a="http://schemas.openxmlformats.org/drawingml/2006/main">
+              <a:graphicData uri="http://schemas.openxmlformats.org/drawingml/2006/picture">
+                <pic:pic xmlns:pic="http://schemas.openxmlformats.org/drawingml/2006/picture">
+                  <pic:nvPicPr>
+                    <pic:cNvPr id="0" name="" descr=""/>
+                    <pic:cNvPicPr>
+                      <a:picLocks noChangeAspect="1" noChangeArrowheads="1"/>
+                    </pic:cNvPicPr>
+                  </pic:nvPicPr>
+                  <pic:blipFill>
+                    <a:blip r:embed="rId50" cstate="none"/>
+                    <a:srcRect/>
+                    <a:stretch>
+                      <a:fillRect/>
+                    </a:stretch>
+                  </pic:blipFill>
+                  <pic:spPr bwMode="auto">
+                    <a:xfrm>
+                      <a:off x="0" y="0"/>
+                      <a:ext cx="6096000" cy="5410200"/>
+                    </a:xfrm>
+                    <a:prstGeom prst="rect">
+                      <a:avLst/>
+                    </a:prstGeom>
+                  </pic:spPr>
+                </pic:pic>
+              </a:graphicData>
+            </a:graphic>
+          </wp:inline>
+        </w:drawing>
+      </w:r>
+    </w:p>
+    <w:p>
+      <w:pPr>
+        <w:keepNext/>
+        <w:spacing w:before="40" w:after="40"/>
+        <w:jc w:val="center"/>
+      </w:pPr>
+      <w:r>
+        <w:drawing>
+          <wp:inline distT="0" distB="0" distL="0" distR="0">
+            <wp:extent cx="6096000" cy="6124575"/>
+            <wp:effectExtent t="0" r="0" b="0" l="0"/>
+            <wp:docPr id="1" name="p005-04-resume-2.png" descr="Le résumé produit par l'IA à la fin du prompt P-005" title="Le résumé produit par l'IA à la fin du prompt P-005"/>
+            <wp:cNvGraphicFramePr>
+              <a:graphicFrameLocks xmlns:a="http://schemas.openxmlformats.org/drawingml/2006/main" noChangeAspect="1"/>
+            </wp:cNvGraphicFramePr>
+            <a:graphic xmlns:a="http://schemas.openxmlformats.org/drawingml/2006/main">
+              <a:graphicData uri="http://schemas.openxmlformats.org/drawingml/2006/picture">
+                <pic:pic xmlns:pic="http://schemas.openxmlformats.org/drawingml/2006/picture">
+                  <pic:nvPicPr>
+                    <pic:cNvPr id="0" name="" descr=""/>
+                    <pic:cNvPicPr>
+                      <a:picLocks noChangeAspect="1" noChangeArrowheads="1"/>
+                    </pic:cNvPicPr>
+                  </pic:nvPicPr>
+                  <pic:blipFill>
+                    <a:blip r:embed="rId51" cstate="none"/>
+                    <a:srcRect/>
+                    <a:stretch>
+                      <a:fillRect/>
+                    </a:stretch>
+                  </pic:blipFill>
+                  <pic:spPr bwMode="auto">
+                    <a:xfrm>
+                      <a:off x="0" y="0"/>
                       <a:ext cx="6096000" cy="6124575"/>
                     </a:xfrm>
                     <a:prstGeom prst="rect">
@@ -15986,7 +16008,7 @@
                 <w:sz w:val="19"/>
                 <w:szCs w:val="19"/>
               </w:rPr>
-              <w:t xml:space="preserve">À fournir</w:t>
+              <w:t xml:space="preserve">Insérée</w:t>
             </w:r>
           </w:p>
         </w:tc>
@@ -16182,7 +16204,7 @@
                 <w:sz w:val="19"/>
                 <w:szCs w:val="19"/>
               </w:rPr>
-              <w:t xml:space="preserve">À fournir</w:t>
+              <w:t xml:space="preserve">Insérée</w:t>
             </w:r>
           </w:p>
         </w:tc>

--- a/docs/rapport/Rapport_Client_Infernal.docx
+++ b/docs/rapport/Rapport_Client_Infernal.docx
@@ -4290,160 +4290,15 @@
     <w:p>
       <w:pPr>
         <w:keepNext/>
-        <w:pBdr>
-          <w:top w:val="dashed" w:color="B3261E" w:sz="8" w:space="8"/>
-          <w:left w:val="dashed" w:color="B3261E" w:sz="8" w:space="8"/>
-          <w:bottom w:val="dashed" w:color="B3261E" w:sz="8" w:space="8"/>
-          <w:right w:val="dashed" w:color="B3261E" w:sz="8" w:space="8"/>
-        </w:pBdr>
-        <w:shd w:fill="FDECEB" w:color="auto" w:val="clear"/>
-        <w:spacing w:before="200" w:after="60"/>
-        <w:jc w:val="center"/>
-      </w:pPr>
-      <w:r>
-        <w:rPr>
-          <w:b/>
-          <w:bCs/>
-          <w:color w:val="B3261E"/>
-        </w:rPr>
-        <w:t xml:space="preserve">[CAPTURE 4 À INSÉRER]</w:t>
-      </w:r>
-      <w:r>
-        <w:br/>
-        <w:t xml:space="preserve">L'arborescence générée, vue dans l'explorateur de VS Code</w:t>
-      </w:r>
-      <w:r>
-        <w:rPr>
-          <w:rFonts w:ascii="Consolas" w:cs="Consolas" w:eastAsia="Consolas" w:hAnsi="Consolas"/>
-          <w:color w:val="5B6474"/>
-          <w:sz w:val="18"/>
-          <w:szCs w:val="18"/>
-        </w:rPr>
-        <w:br/>
-        <w:t xml:space="preserve">Fichier : docs/rapport/captures/p001-04-arborescence.png</w:t>
-      </w:r>
-    </w:p>
-    <w:p>
-      <w:pPr>
-        <w:spacing w:after="240"/>
-        <w:jc w:val="center"/>
-      </w:pPr>
-      <w:r>
-        <w:rPr>
-          <w:i/>
-          <w:iCs/>
-          <w:color w:val="5B6474"/>
-          <w:sz w:val="19"/>
-          <w:szCs w:val="19"/>
-        </w:rPr>
-        <w:t xml:space="preserve">Figure 5 — L'arborescence générée, vue dans l'explorateur de VS Code</w:t>
-      </w:r>
-    </w:p>
-    <w:p>
-      <w:pPr>
-        <w:pStyle w:val="Heading3"/>
-      </w:pPr>
-      <w:r>
-        <w:t xml:space="preserve">Vérifications effectuées par l'IA</w:t>
-      </w:r>
-    </w:p>
-    <w:p>
-      <w:pPr>
-        <w:pStyle w:val="ListParagraph"/>
-        <w:numPr>
-          <w:ilvl w:val="0"/>
-          <w:numId w:val="2"/>
-        </w:numPr>
-        <w:spacing w:after="60" w:line="280"/>
-      </w:pPr>
-      <w:r>
-        <w:t xml:space="preserve">Installation des dépendances et exécution de </w:t>
-      </w:r>
-      <w:r>
-        <w:rPr>
-          <w:b/>
-          <w:bCs/>
-        </w:rPr>
-        <w:t xml:space="preserve">13 tests automatisés</w:t>
-      </w:r>
-      <w:r>
-        <w:t xml:space="preserve"> à ce stade (service IA, délai dépassé, quota 429, clé absente, réponse invalide, masquage des données personnelles, protection du besoin caché) : tous réussis.</w:t>
-      </w:r>
-    </w:p>
-    <w:p>
-      <w:pPr>
-        <w:pStyle w:val="ListParagraph"/>
-        <w:numPr>
-          <w:ilvl w:val="0"/>
-          <w:numId w:val="2"/>
-        </w:numPr>
-        <w:spacing w:after="60" w:line="280"/>
-      </w:pPr>
-      <w:r>
-        <w:t xml:space="preserve">Démarrage de PostgreSQL avec Docker, création de la migration initiale, chargement des données de démonstration.</w:t>
-      </w:r>
-    </w:p>
-    <w:p>
-      <w:pPr>
-        <w:pStyle w:val="ListParagraph"/>
-        <w:numPr>
-          <w:ilvl w:val="0"/>
-          <w:numId w:val="2"/>
-        </w:numPr>
-        <w:spacing w:after="60" w:line="280"/>
-      </w:pPr>
-      <w:r>
-        <w:t xml:space="preserve">Appel de tous les endpoints d'exemple : contrôle des rôles, validation des entrées, format des erreurs et </w:t>
-      </w:r>
-      <w:r>
-        <w:rPr>
-          <w:b/>
-          <w:bCs/>
-        </w:rPr>
-        <w:t xml:space="preserve">absence du besoin caché</w:t>
-      </w:r>
-      <w:r>
-        <w:t xml:space="preserve"> dans chaque réponse.</w:t>
-      </w:r>
-    </w:p>
-    <w:p>
-      <w:pPr>
-        <w:pStyle w:val="ListParagraph"/>
-        <w:numPr>
-          <w:ilvl w:val="0"/>
-          <w:numId w:val="2"/>
-        </w:numPr>
-        <w:spacing w:after="60" w:line="280"/>
-      </w:pPr>
-      <w:r>
-        <w:t xml:space="preserve">Vérification de l'erreur « clé API absente » (code 503) en forçant le fournisseur Claude sans clé.</w:t>
-      </w:r>
-    </w:p>
-    <w:p>
-      <w:pPr>
-        <w:pStyle w:val="ListParagraph"/>
-        <w:numPr>
-          <w:ilvl w:val="0"/>
-          <w:numId w:val="2"/>
-        </w:numPr>
-        <w:spacing w:after="60" w:line="280"/>
-      </w:pPr>
-      <w:r>
-        <w:t xml:space="preserve">Compilation du client React et vérification du proxy vers l'API.</w:t>
-      </w:r>
-    </w:p>
-    <w:p>
-      <w:pPr>
-        <w:keepNext/>
         <w:spacing w:before="160" w:after="40"/>
         <w:jc w:val="center"/>
       </w:pPr>
       <w:r>
         <w:drawing>
           <wp:inline distT="0" distB="0" distL="0" distR="0">
-            <wp:extent cx="5419725" cy="7715250"/>
+            <wp:extent cx="2962275" cy="5372100"/>
             <wp:effectExtent t="0" r="0" b="0" l="0"/>
-            <wp:docPr id="1" name="p001-05-tests.png" descr="Exécution des tests automatisés (npm test)" title="Exécution des tests automatisés (npm test)"/>
+            <wp:docPr id="1" name="p001-04-arborescence-1.png" descr="L'arborescence générée, vue dans l'explorateur de VS Code : côté serveur puis côté client" title="L'arborescence générée, vue dans l'explorateur de VS Code : côté serveur puis côté client"/>
             <wp:cNvGraphicFramePr>
               <a:graphicFrameLocks xmlns:a="http://schemas.openxmlformats.org/drawingml/2006/main" noChangeAspect="1"/>
             </wp:cNvGraphicFramePr>
@@ -4466,7 +4321,7 @@
                   <pic:spPr bwMode="auto">
                     <a:xfrm>
                       <a:off x="0" y="0"/>
-                      <a:ext cx="5419725" cy="7715250"/>
+                      <a:ext cx="2962275" cy="5372100"/>
                     </a:xfrm>
                     <a:prstGeom prst="rect">
                       <a:avLst/>
@@ -4481,32 +4336,16 @@
     </w:p>
     <w:p>
       <w:pPr>
-        <w:spacing w:after="240"/>
-        <w:jc w:val="center"/>
-      </w:pPr>
-      <w:r>
-        <w:rPr>
-          <w:i/>
-          <w:iCs/>
-          <w:color w:val="5B6474"/>
-          <w:sz w:val="19"/>
-          <w:szCs w:val="19"/>
-        </w:rPr>
-        <w:t xml:space="preserve">Figure 6 — Exécution des tests automatisés (npm test)</w:t>
-      </w:r>
-    </w:p>
-    <w:p>
-      <w:pPr>
         <w:keepNext/>
-        <w:spacing w:before="160" w:after="40"/>
+        <w:spacing w:before="40" w:after="40"/>
         <w:jc w:val="center"/>
       </w:pPr>
       <w:r>
         <w:drawing>
           <wp:inline distT="0" distB="0" distL="0" distR="0">
-            <wp:extent cx="6096000" cy="3810000"/>
+            <wp:extent cx="2781300" cy="6743700"/>
             <wp:effectExtent t="0" r="0" b="0" l="0"/>
-            <wp:docPr id="1" name="p001-06-application-connexion.png" descr="L'application lancée dans le navigateur (connexion et accueil)" title="L'application lancée dans le navigateur (connexion et accueil)"/>
+            <wp:docPr id="1" name="p001-04-arborescence-2.png" descr="L'arborescence générée, vue dans l'explorateur de VS Code : côté serveur puis côté client" title="L'arborescence générée, vue dans l'explorateur de VS Code : côté serveur puis côté client"/>
             <wp:cNvGraphicFramePr>
               <a:graphicFrameLocks xmlns:a="http://schemas.openxmlformats.org/drawingml/2006/main" noChangeAspect="1"/>
             </wp:cNvGraphicFramePr>
@@ -4529,7 +4368,7 @@
                   <pic:spPr bwMode="auto">
                     <a:xfrm>
                       <a:off x="0" y="0"/>
-                      <a:ext cx="6096000" cy="3810000"/>
+                      <a:ext cx="2781300" cy="6743700"/>
                     </a:xfrm>
                     <a:prstGeom prst="rect">
                       <a:avLst/>
@@ -4544,16 +4383,125 @@
     </w:p>
     <w:p>
       <w:pPr>
+        <w:spacing w:after="240"/>
+        <w:jc w:val="center"/>
+      </w:pPr>
+      <w:r>
+        <w:rPr>
+          <w:i/>
+          <w:iCs/>
+          <w:color w:val="5B6474"/>
+          <w:sz w:val="19"/>
+          <w:szCs w:val="19"/>
+        </w:rPr>
+        <w:t xml:space="preserve">Figure 5 — L'arborescence générée, vue dans l'explorateur de VS Code : côté serveur puis côté client (2 captures successives)</w:t>
+      </w:r>
+    </w:p>
+    <w:p>
+      <w:pPr>
+        <w:pStyle w:val="Heading3"/>
+      </w:pPr>
+      <w:r>
+        <w:t xml:space="preserve">Vérifications effectuées par l'IA</w:t>
+      </w:r>
+    </w:p>
+    <w:p>
+      <w:pPr>
+        <w:pStyle w:val="ListParagraph"/>
+        <w:numPr>
+          <w:ilvl w:val="0"/>
+          <w:numId w:val="2"/>
+        </w:numPr>
+        <w:spacing w:after="60" w:line="280"/>
+      </w:pPr>
+      <w:r>
+        <w:t xml:space="preserve">Installation des dépendances et exécution de </w:t>
+      </w:r>
+      <w:r>
+        <w:rPr>
+          <w:b/>
+          <w:bCs/>
+        </w:rPr>
+        <w:t xml:space="preserve">13 tests automatisés</w:t>
+      </w:r>
+      <w:r>
+        <w:t xml:space="preserve"> à ce stade (service IA, délai dépassé, quota 429, clé absente, réponse invalide, masquage des données personnelles, protection du besoin caché) : tous réussis.</w:t>
+      </w:r>
+    </w:p>
+    <w:p>
+      <w:pPr>
+        <w:pStyle w:val="ListParagraph"/>
+        <w:numPr>
+          <w:ilvl w:val="0"/>
+          <w:numId w:val="2"/>
+        </w:numPr>
+        <w:spacing w:after="60" w:line="280"/>
+      </w:pPr>
+      <w:r>
+        <w:t xml:space="preserve">Démarrage de PostgreSQL avec Docker, création de la migration initiale, chargement des données de démonstration.</w:t>
+      </w:r>
+    </w:p>
+    <w:p>
+      <w:pPr>
+        <w:pStyle w:val="ListParagraph"/>
+        <w:numPr>
+          <w:ilvl w:val="0"/>
+          <w:numId w:val="2"/>
+        </w:numPr>
+        <w:spacing w:after="60" w:line="280"/>
+      </w:pPr>
+      <w:r>
+        <w:t xml:space="preserve">Appel de tous les endpoints d'exemple : contrôle des rôles, validation des entrées, format des erreurs et </w:t>
+      </w:r>
+      <w:r>
+        <w:rPr>
+          <w:b/>
+          <w:bCs/>
+        </w:rPr>
+        <w:t xml:space="preserve">absence du besoin caché</w:t>
+      </w:r>
+      <w:r>
+        <w:t xml:space="preserve"> dans chaque réponse.</w:t>
+      </w:r>
+    </w:p>
+    <w:p>
+      <w:pPr>
+        <w:pStyle w:val="ListParagraph"/>
+        <w:numPr>
+          <w:ilvl w:val="0"/>
+          <w:numId w:val="2"/>
+        </w:numPr>
+        <w:spacing w:after="60" w:line="280"/>
+      </w:pPr>
+      <w:r>
+        <w:t xml:space="preserve">Vérification de l'erreur « clé API absente » (code 503) en forçant le fournisseur Claude sans clé.</w:t>
+      </w:r>
+    </w:p>
+    <w:p>
+      <w:pPr>
+        <w:pStyle w:val="ListParagraph"/>
+        <w:numPr>
+          <w:ilvl w:val="0"/>
+          <w:numId w:val="2"/>
+        </w:numPr>
+        <w:spacing w:after="60" w:line="280"/>
+      </w:pPr>
+      <w:r>
+        <w:t xml:space="preserve">Compilation du client React et vérification du proxy vers l'API.</w:t>
+      </w:r>
+    </w:p>
+    <w:p>
+      <w:pPr>
         <w:keepNext/>
-        <w:spacing w:before="40" w:after="40"/>
+        <w:spacing w:before="160" w:after="40"/>
         <w:jc w:val="center"/>
       </w:pPr>
       <w:r>
         <w:drawing>
           <wp:inline distT="0" distB="0" distL="0" distR="0">
-            <wp:extent cx="6096000" cy="3810000"/>
+            <wp:extent cx="5419725" cy="7715250"/>
             <wp:effectExtent t="0" r="0" b="0" l="0"/>
-            <wp:docPr id="1" name="p001-06-application-accueil.png" descr="L'application lancée dans le navigateur (connexion et accueil)" title="L'application lancée dans le navigateur (connexion et accueil)"/>
+            <wp:docPr id="1" name="p001-05-tests.png" descr="Exécution des tests automatisés (npm test)" title="Exécution des tests automatisés (npm test)"/>
             <wp:cNvGraphicFramePr>
               <a:graphicFrameLocks xmlns:a="http://schemas.openxmlformats.org/drawingml/2006/main" noChangeAspect="1"/>
             </wp:cNvGraphicFramePr>
@@ -4576,7 +4524,7 @@
                   <pic:spPr bwMode="auto">
                     <a:xfrm>
                       <a:off x="0" y="0"/>
-                      <a:ext cx="6096000" cy="3810000"/>
+                      <a:ext cx="5419725" cy="7715250"/>
                     </a:xfrm>
                     <a:prstGeom prst="rect">
                       <a:avLst/>
@@ -4602,7 +4550,7 @@
           <w:sz w:val="19"/>
           <w:szCs w:val="19"/>
         </w:rPr>
-        <w:t xml:space="preserve">Figure 7 — L'application lancée dans le navigateur (connexion et accueil) (2 captures successives)</w:t>
+        <w:t xml:space="preserve">Figure 6 — Exécution des tests automatisés (npm test)</w:t>
       </w:r>
     </w:p>
     <w:p>
@@ -4614,9 +4562,9 @@
       <w:r>
         <w:drawing>
           <wp:inline distT="0" distB="0" distL="0" distR="0">
-            <wp:extent cx="6096000" cy="5676900"/>
+            <wp:extent cx="6096000" cy="3810000"/>
             <wp:effectExtent t="0" r="0" b="0" l="0"/>
-            <wp:docPr id="1" name="p001-07-github.png" descr="Le dépôt GitHub après le premier push (branches main et develop)" title="Le dépôt GitHub après le premier push (branches main et develop)"/>
+            <wp:docPr id="1" name="p001-06-application-connexion.png" descr="L'application lancée dans le navigateur (connexion et accueil)" title="L'application lancée dans le navigateur (connexion et accueil)"/>
             <wp:cNvGraphicFramePr>
               <a:graphicFrameLocks xmlns:a="http://schemas.openxmlformats.org/drawingml/2006/main" noChangeAspect="1"/>
             </wp:cNvGraphicFramePr>
@@ -4639,7 +4587,7 @@
                   <pic:spPr bwMode="auto">
                     <a:xfrm>
                       <a:off x="0" y="0"/>
-                      <a:ext cx="6096000" cy="5676900"/>
+                      <a:ext cx="6096000" cy="3810000"/>
                     </a:xfrm>
                     <a:prstGeom prst="rect">
                       <a:avLst/>
@@ -4654,231 +4602,16 @@
     </w:p>
     <w:p>
       <w:pPr>
-        <w:spacing w:after="240"/>
-        <w:jc w:val="center"/>
-      </w:pPr>
-      <w:r>
-        <w:rPr>
-          <w:i/>
-          <w:iCs/>
-          <w:color w:val="5B6474"/>
-          <w:sz w:val="19"/>
-          <w:szCs w:val="19"/>
-        </w:rPr>
-        <w:t xml:space="preserve">Figure 8 — Le dépôt GitHub après le premier push (branches main et develop)</w:t>
-      </w:r>
-    </w:p>
-    <w:p>
-      <w:pPr>
-        <w:pStyle w:val="Heading3"/>
-      </w:pPr>
-      <w:r>
-        <w:t xml:space="preserve">Analyse critique</w:t>
-      </w:r>
-    </w:p>
-    <w:p>
-      <w:pPr>
-        <w:spacing w:after="120" w:line="300"/>
-        <w:jc w:val="both"/>
-      </w:pPr>
-      <w:r>
-        <w:rPr>
-          <w:b/>
-          <w:bCs/>
-        </w:rPr>
-        <w:t xml:space="preserve">Points forts du prompt.</w:t>
-      </w:r>
-      <w:r>
-        <w:t xml:space="preserve"> Exiger un plan avant toute action a évité de générer un projet dans une mauvaise direction. La liste explicite des contraintes obligatoires a produit des mécanismes concrets et testés (masquage des données personnelles, triple protection du besoin caché) plutôt que de simples intentions. Enfin, demander une vérification réelle a permis de détecter des problèmes invisibles à la simple lecture du code.</w:t>
-      </w:r>
-    </w:p>
-    <w:p>
-      <w:pPr>
-        <w:spacing w:after="120" w:line="300"/>
-        <w:jc w:val="both"/>
-      </w:pPr>
-      <w:r>
-        <w:rPr>
-          <w:b/>
-          <w:bCs/>
-        </w:rPr>
-        <w:t xml:space="preserve">Problèmes détectés et corrigés pendant la vérification.</w:t>
-      </w:r>
-    </w:p>
-    <w:p>
-      <w:pPr>
-        <w:pStyle w:val="ListParagraph"/>
-        <w:numPr>
-          <w:ilvl w:val="0"/>
-          <w:numId w:val="2"/>
-        </w:numPr>
-        <w:spacing w:after="60" w:line="280"/>
-      </w:pPr>
-      <w:r>
-        <w:t xml:space="preserve">Le port 5433 prévu pour PostgreSQL était déjà occupé sur la machine du chef de projet : le port est passé à </w:t>
-      </w:r>
-      <w:r>
-        <w:rPr>
-          <w:b/>
-          <w:bCs/>
-        </w:rPr>
-        <w:t xml:space="preserve">5434</w:t>
-      </w:r>
-      <w:r>
-        <w:t xml:space="preserve"> et reste modifiable (variable </w:t>
-      </w:r>
-      <w:r>
-        <w:rPr>
-          <w:rFonts w:ascii="Consolas" w:cs="Consolas" w:eastAsia="Consolas" w:hAnsi="Consolas"/>
-          <w:color w:val="8C1D18"/>
-          <w:sz w:val="19"/>
-          <w:szCs w:val="19"/>
-        </w:rPr>
-        <w:t xml:space="preserve">DB_PORT</w:t>
-      </w:r>
-      <w:r>
-        <w:t xml:space="preserve">).</w:t>
-      </w:r>
-    </w:p>
-    <w:p>
-      <w:pPr>
-        <w:pStyle w:val="ListParagraph"/>
-        <w:numPr>
-          <w:ilvl w:val="0"/>
-          <w:numId w:val="2"/>
-        </w:numPr>
-        <w:spacing w:after="60" w:line="280"/>
-      </w:pPr>
-      <w:r>
-        <w:t xml:space="preserve">Un diagramme Mermaid de la documentation contenait une erreur de syntaxe (accent dans une étiquette sans guillemets) qui l'aurait empêché de s'afficher sur GitHub. Il a été détecté et corrigé lors de l'export des figures de ce rapport (prompt P-003).</w:t>
-      </w:r>
-    </w:p>
-    <w:p>
-      <w:pPr>
-        <w:spacing w:after="120" w:line="300"/>
-        <w:jc w:val="both"/>
-      </w:pPr>
-      <w:r>
-        <w:rPr>
-          <w:b/>
-          <w:bCs/>
-        </w:rPr>
-        <w:t xml:space="preserve">Limites.</w:t>
-      </w:r>
-      <w:r>
-        <w:t xml:space="preserve"> Les prompts système des modules ne sont que des brouillons, à affiner par chaque responsable. Une faille de sécurité signalée par </w:t>
-      </w:r>
-      <w:r>
-        <w:rPr>
-          <w:rFonts w:ascii="Consolas" w:cs="Consolas" w:eastAsia="Consolas" w:hAnsi="Consolas"/>
-          <w:color w:val="8C1D18"/>
-          <w:sz w:val="19"/>
-          <w:szCs w:val="19"/>
-        </w:rPr>
-        <w:t xml:space="preserve">npm audit</w:t>
-      </w:r>
-      <w:r>
-        <w:t xml:space="preserve"> concerne l'outil Prisma en ligne de commande (utilisé uniquement en développement) ; sa correction impose une montée de version majeure, reportée. Enfin, l'interface générée était fonctionnelle mais sobre, ce qui a motivé le travail de conception UI/UX (prompt P-003).</w:t>
-      </w:r>
-    </w:p>
-    <w:p>
-      <w:pPr>
-        <w:pBdr>
-          <w:left w:val="single" w:color="E8890C" w:sz="24" w:space="8"/>
-        </w:pBdr>
-        <w:shd w:fill="FFF6E0" w:color="auto" w:val="clear"/>
-        <w:spacing w:before="80" w:after="160"/>
-      </w:pPr>
-      <w:r>
-        <w:rPr>
-          <w:b/>
-          <w:bCs/>
-          <w:color w:val="8A5A00"/>
-        </w:rPr>
-        <w:t xml:space="preserve">À compléter : </w:t>
-      </w:r>
-      <w:r>
-        <w:rPr>
-          <w:color w:val="8A5A00"/>
-        </w:rPr>
-        <w:t xml:space="preserve">ajouter dans la rubrique « Modifications de l'équipe » du journal ce que l'équipe a modifié à la main après P-001.</w:t>
-      </w:r>
-    </w:p>
-    <w:p>
-      <w:pPr>
-        <w:pStyle w:val="Heading2"/>
-      </w:pPr>
-      <w:r>
-        <w:t xml:space="preserve">2.5 Prompt P-002 : auteur des commits</w:t>
-      </w:r>
-    </w:p>
-    <w:p>
-      <w:pPr>
-        <w:spacing w:after="120" w:line="300"/>
-        <w:jc w:val="both"/>
-      </w:pPr>
-      <w:r>
-        <w:t xml:space="preserve">Avant le premier push, le chef de projet a demandé que l'historique Git n'affiche ni son pseudonyme GitHub ni l'assistant comme co-auteur. L'IA a réécrit le commit local (encore non publié) avec l'identité « Khalil Abdelmoumen » et sans mention de co-auteur, puis a rappelé que GitHub rattache un commit à un compte par l'adresse email. Le recours à l'IA reste documenté de manière transparente dans ce rapport et dans le journal des prompts, comme l'exige le module.</w:t>
-      </w:r>
-    </w:p>
-    <w:p>
-      <w:pPr>
-        <w:pStyle w:val="Heading2"/>
-      </w:pPr>
-      <w:r>
-        <w:t xml:space="preserve">2.6 Prompt P-003 : interface et rapport</w:t>
-      </w:r>
-    </w:p>
-    <w:p>
-      <w:pPr>
-        <w:spacing w:after="120" w:line="300"/>
-        <w:jc w:val="both"/>
-      </w:pPr>
-      <w:r>
-        <w:t xml:space="preserve">Le troisième prompt demandait de préparer l'interface (UI/UX) et de commencer ce rapport au format Word, avec des captures d'écran comme preuves de la démarche. L'IA a proposé deux options pour chaque livrable ; l'équipe a retenu </w:t>
-      </w:r>
-      <w:r>
-        <w:rPr>
-          <w:b/>
-          <w:bCs/>
-        </w:rPr>
-        <w:t xml:space="preserve">une charte graphique accompagnée de maquettes</w:t>
-      </w:r>
-      <w:r>
-        <w:t xml:space="preserve">, et un </w:t>
-      </w:r>
-      <w:r>
-        <w:rPr>
-          <w:b/>
-          <w:bCs/>
-        </w:rPr>
-        <w:t xml:space="preserve">rapport Word</w:t>
-      </w:r>
-      <w:r>
-        <w:t xml:space="preserve"> complété au fur et à mesure.</w:t>
-      </w:r>
-    </w:p>
-    <w:p>
-      <w:pPr>
-        <w:spacing w:after="120" w:line="300"/>
-        <w:jc w:val="both"/>
-      </w:pPr>
-      <w:r>
-        <w:t xml:space="preserve">Résultat : une charte graphique appliquée au fichier de styles commun de l'application, dix maquettes d'écrans couvrant les cinq modules, un script d'export des maquettes et des diagrammes en images, et la première version du rapport (chapitre 4).</w:t>
-      </w:r>
-    </w:p>
-    <w:p>
-      <w:pPr>
         <w:keepNext/>
-        <w:spacing w:before="160" w:after="40"/>
+        <w:spacing w:before="40" w:after="40"/>
         <w:jc w:val="center"/>
       </w:pPr>
       <w:r>
         <w:drawing>
           <wp:inline distT="0" distB="0" distL="0" distR="0">
-            <wp:extent cx="6096000" cy="828675"/>
+            <wp:extent cx="6096000" cy="3810000"/>
             <wp:effectExtent t="0" r="0" b="0" l="0"/>
-            <wp:docPr id="1" name="p003-01-prompt-1.png" descr="Les deux messages du prompt P-003" title="Les deux messages du prompt P-003"/>
+            <wp:docPr id="1" name="p001-06-application-accueil.png" descr="L'application lancée dans le navigateur (connexion et accueil)" title="L'application lancée dans le navigateur (connexion et accueil)"/>
             <wp:cNvGraphicFramePr>
               <a:graphicFrameLocks xmlns:a="http://schemas.openxmlformats.org/drawingml/2006/main" noChangeAspect="1"/>
             </wp:cNvGraphicFramePr>
@@ -4901,7 +4634,7 @@
                   <pic:spPr bwMode="auto">
                     <a:xfrm>
                       <a:off x="0" y="0"/>
-                      <a:ext cx="6096000" cy="828675"/>
+                      <a:ext cx="6096000" cy="3810000"/>
                     </a:xfrm>
                     <a:prstGeom prst="rect">
                       <a:avLst/>
@@ -4916,16 +4649,32 @@
     </w:p>
     <w:p>
       <w:pPr>
+        <w:spacing w:after="240"/>
+        <w:jc w:val="center"/>
+      </w:pPr>
+      <w:r>
+        <w:rPr>
+          <w:i/>
+          <w:iCs/>
+          <w:color w:val="5B6474"/>
+          <w:sz w:val="19"/>
+          <w:szCs w:val="19"/>
+        </w:rPr>
+        <w:t xml:space="preserve">Figure 7 — L'application lancée dans le navigateur (connexion et accueil) (2 captures successives)</w:t>
+      </w:r>
+    </w:p>
+    <w:p>
+      <w:pPr>
         <w:keepNext/>
-        <w:spacing w:before="40" w:after="40"/>
+        <w:spacing w:before="160" w:after="40"/>
         <w:jc w:val="center"/>
       </w:pPr>
       <w:r>
         <w:drawing>
           <wp:inline distT="0" distB="0" distL="0" distR="0">
-            <wp:extent cx="6096000" cy="1371600"/>
+            <wp:extent cx="6096000" cy="5676900"/>
             <wp:effectExtent t="0" r="0" b="0" l="0"/>
-            <wp:docPr id="1" name="p003-01-prompt-2.png" descr="Les deux messages du prompt P-003" title="Les deux messages du prompt P-003"/>
+            <wp:docPr id="1" name="p001-07-github.png" descr="Le dépôt GitHub après le premier push (branches main et develop)" title="Le dépôt GitHub après le premier push (branches main et develop)"/>
             <wp:cNvGraphicFramePr>
               <a:graphicFrameLocks xmlns:a="http://schemas.openxmlformats.org/drawingml/2006/main" noChangeAspect="1"/>
             </wp:cNvGraphicFramePr>
@@ -4948,7 +4697,7 @@
                   <pic:spPr bwMode="auto">
                     <a:xfrm>
                       <a:off x="0" y="0"/>
-                      <a:ext cx="6096000" cy="1371600"/>
+                      <a:ext cx="6096000" cy="5676900"/>
                     </a:xfrm>
                     <a:prstGeom prst="rect">
                       <a:avLst/>
@@ -4974,15 +4723,15 @@
           <w:sz w:val="19"/>
           <w:szCs w:val="19"/>
         </w:rPr>
-        <w:t xml:space="preserve">Figure 9 — Les deux messages du prompt P-003 (2 captures successives)</w:t>
-      </w:r>
-    </w:p>
-    <w:p>
-      <w:pPr>
-        <w:pStyle w:val="Heading2"/>
-      </w:pPr>
-      <w:r>
-        <w:t xml:space="preserve">2.7 Prompt P-004 : un prompt rédigé avec l'IA</w:t>
+        <w:t xml:space="preserve">Figure 8 — Le dépôt GitHub après le premier push (branches main et develop)</w:t>
+      </w:r>
+    </w:p>
+    <w:p>
+      <w:pPr>
+        <w:pStyle w:val="Heading3"/>
+      </w:pPr>
+      <w:r>
+        <w:t xml:space="preserve">Analyse critique</w:t>
       </w:r>
     </w:p>
     <w:p>
@@ -4991,17 +4740,14 @@
         <w:jc w:val="both"/>
       </w:pPr>
       <w:r>
-        <w:t xml:space="preserve">Avant de développer son module, le chef de projet a demandé à l'IA de publier le travail sur GitHub, puis de l'aider à </w:t>
-      </w:r>
-      <w:r>
         <w:rPr>
           <w:b/>
           <w:bCs/>
         </w:rPr>
-        <w:t xml:space="preserve">rédiger un prompt unique et complet</w:t>
-      </w:r>
-      <w:r>
-        <w:t xml:space="preserve"> pour le module 1. L'objectif était de pouvoir présenter dans ce rapport un prompt clairement identifié et le résultat qu'il a produit.</w:t>
+        <w:t xml:space="preserve">Points forts du prompt.</w:t>
+      </w:r>
+      <w:r>
+        <w:t xml:space="preserve"> Exiger un plan avant toute action a évité de générer un projet dans une mauvaise direction. La liste explicite des contraintes obligatoires a produit des mécanismes concrets et testés (masquage des données personnelles, triple protection du besoin caché) plutôt que de simples intentions. Enfin, demander une vérification réelle a permis de détecter des problèmes invisibles à la simple lecture du code.</w:t>
       </w:r>
     </w:p>
     <w:p>
@@ -5010,23 +4756,59 @@
         <w:jc w:val="both"/>
       </w:pPr>
       <w:r>
-        <w:t xml:space="preserve">Le prompt proposé reprend volontairement la structure de P-001 (rôle, contexte, plan avant action, contraintes, vérification, traçabilité) et l'aligne sur le tableau officiel des modules. Il a été relu puis envoyé tel quel par le chef de projet : c'est l'entrée P-005. Cette démarche est assumée : l'IA aide à formuler la demande, mais c'est l'humain qui la valide, l'envoie et contrôle le résultat.</w:t>
-      </w:r>
-    </w:p>
-    <w:p>
-      <w:pPr>
-        <w:pStyle w:val="Heading2"/>
-      </w:pPr>
-      <w:r>
-        <w:t xml:space="preserve">2.8 Prompt P-005 : version complète du module 1</w:t>
-      </w:r>
-    </w:p>
-    <w:p>
-      <w:pPr>
-        <w:pStyle w:val="Heading3"/>
-      </w:pPr>
-      <w:r>
-        <w:t xml:space="preserve">Objectif et structure</w:t>
+        <w:rPr>
+          <w:b/>
+          <w:bCs/>
+        </w:rPr>
+        <w:t xml:space="preserve">Problèmes détectés et corrigés pendant la vérification.</w:t>
+      </w:r>
+    </w:p>
+    <w:p>
+      <w:pPr>
+        <w:pStyle w:val="ListParagraph"/>
+        <w:numPr>
+          <w:ilvl w:val="0"/>
+          <w:numId w:val="2"/>
+        </w:numPr>
+        <w:spacing w:after="60" w:line="280"/>
+      </w:pPr>
+      <w:r>
+        <w:t xml:space="preserve">Le port 5433 prévu pour PostgreSQL était déjà occupé sur la machine du chef de projet : le port est passé à </w:t>
+      </w:r>
+      <w:r>
+        <w:rPr>
+          <w:b/>
+          <w:bCs/>
+        </w:rPr>
+        <w:t xml:space="preserve">5434</w:t>
+      </w:r>
+      <w:r>
+        <w:t xml:space="preserve"> et reste modifiable (variable </w:t>
+      </w:r>
+      <w:r>
+        <w:rPr>
+          <w:rFonts w:ascii="Consolas" w:cs="Consolas" w:eastAsia="Consolas" w:hAnsi="Consolas"/>
+          <w:color w:val="8C1D18"/>
+          <w:sz w:val="19"/>
+          <w:szCs w:val="19"/>
+        </w:rPr>
+        <w:t xml:space="preserve">DB_PORT</w:t>
+      </w:r>
+      <w:r>
+        <w:t xml:space="preserve">).</w:t>
+      </w:r>
+    </w:p>
+    <w:p>
+      <w:pPr>
+        <w:pStyle w:val="ListParagraph"/>
+        <w:numPr>
+          <w:ilvl w:val="0"/>
+          <w:numId w:val="2"/>
+        </w:numPr>
+        <w:spacing w:after="60" w:line="280"/>
+      </w:pPr>
+      <w:r>
+        <w:t xml:space="preserve">Un diagramme Mermaid de la documentation contenait une erreur de syntaxe (accent dans une étiquette sans guillemets) qui l'aurait empêché de s'afficher sur GitHub. Il a été détecté et corrigé lors de l'export des figures de ce rapport (prompt P-003).</w:t>
       </w:r>
     </w:p>
     <w:p>
@@ -5035,17 +4817,112 @@
         <w:jc w:val="both"/>
       </w:pPr>
       <w:r>
-        <w:t xml:space="preserve">Faire passer le module 1 du squelette à une version complète et démontrable : choix du domaine, du niveau et de la personnalité, prompt système v0.2, consultation et suppression des scénarios, interface conforme à la maquette, mode sans clé API, tests et documentation. Le prompt se termine par une exigence de </w:t>
-      </w:r>
-      <w:r>
         <w:rPr>
           <w:b/>
           <w:bCs/>
         </w:rPr>
-        <w:t xml:space="preserve">résumé en six points</w:t>
-      </w:r>
-      <w:r>
-        <w:t xml:space="preserve"> (demandé, réalisé, fichiers, vérifications, problèmes, limites), conçu pour alimenter directement ce rapport.</w:t>
+        <w:t xml:space="preserve">Limites.</w:t>
+      </w:r>
+      <w:r>
+        <w:t xml:space="preserve"> Les prompts système des modules ne sont que des brouillons, à affiner par chaque responsable. Une faille de sécurité signalée par </w:t>
+      </w:r>
+      <w:r>
+        <w:rPr>
+          <w:rFonts w:ascii="Consolas" w:cs="Consolas" w:eastAsia="Consolas" w:hAnsi="Consolas"/>
+          <w:color w:val="8C1D18"/>
+          <w:sz w:val="19"/>
+          <w:szCs w:val="19"/>
+        </w:rPr>
+        <w:t xml:space="preserve">npm audit</w:t>
+      </w:r>
+      <w:r>
+        <w:t xml:space="preserve"> concerne l'outil Prisma en ligne de commande (utilisé uniquement en développement) ; sa correction impose une montée de version majeure, reportée. Enfin, l'interface générée était fonctionnelle mais sobre, ce qui a motivé le travail de conception UI/UX (prompt P-003).</w:t>
+      </w:r>
+    </w:p>
+    <w:p>
+      <w:pPr>
+        <w:pBdr>
+          <w:left w:val="single" w:color="E8890C" w:sz="24" w:space="8"/>
+        </w:pBdr>
+        <w:shd w:fill="FFF6E0" w:color="auto" w:val="clear"/>
+        <w:spacing w:before="80" w:after="160"/>
+      </w:pPr>
+      <w:r>
+        <w:rPr>
+          <w:b/>
+          <w:bCs/>
+          <w:color w:val="8A5A00"/>
+        </w:rPr>
+        <w:t xml:space="preserve">À compléter : </w:t>
+      </w:r>
+      <w:r>
+        <w:rPr>
+          <w:color w:val="8A5A00"/>
+        </w:rPr>
+        <w:t xml:space="preserve">ajouter dans la rubrique « Modifications de l'équipe » du journal ce que l'équipe a modifié à la main après P-001.</w:t>
+      </w:r>
+    </w:p>
+    <w:p>
+      <w:pPr>
+        <w:pStyle w:val="Heading2"/>
+      </w:pPr>
+      <w:r>
+        <w:t xml:space="preserve">2.5 Prompt P-002 : auteur des commits</w:t>
+      </w:r>
+    </w:p>
+    <w:p>
+      <w:pPr>
+        <w:spacing w:after="120" w:line="300"/>
+        <w:jc w:val="both"/>
+      </w:pPr>
+      <w:r>
+        <w:t xml:space="preserve">Avant le premier push, le chef de projet a demandé que l'historique Git n'affiche ni son pseudonyme GitHub ni l'assistant comme co-auteur. L'IA a réécrit le commit local (encore non publié) avec l'identité « Khalil Abdelmoumen » et sans mention de co-auteur, puis a rappelé que GitHub rattache un commit à un compte par l'adresse email. Le recours à l'IA reste documenté de manière transparente dans ce rapport et dans le journal des prompts, comme l'exige le module.</w:t>
+      </w:r>
+    </w:p>
+    <w:p>
+      <w:pPr>
+        <w:pStyle w:val="Heading2"/>
+      </w:pPr>
+      <w:r>
+        <w:t xml:space="preserve">2.6 Prompt P-003 : interface et rapport</w:t>
+      </w:r>
+    </w:p>
+    <w:p>
+      <w:pPr>
+        <w:spacing w:after="120" w:line="300"/>
+        <w:jc w:val="both"/>
+      </w:pPr>
+      <w:r>
+        <w:t xml:space="preserve">Le troisième prompt demandait de préparer l'interface (UI/UX) et de commencer ce rapport au format Word, avec des captures d'écran comme preuves de la démarche. L'IA a proposé deux options pour chaque livrable ; l'équipe a retenu </w:t>
+      </w:r>
+      <w:r>
+        <w:rPr>
+          <w:b/>
+          <w:bCs/>
+        </w:rPr>
+        <w:t xml:space="preserve">une charte graphique accompagnée de maquettes</w:t>
+      </w:r>
+      <w:r>
+        <w:t xml:space="preserve">, et un </w:t>
+      </w:r>
+      <w:r>
+        <w:rPr>
+          <w:b/>
+          <w:bCs/>
+        </w:rPr>
+        <w:t xml:space="preserve">rapport Word</w:t>
+      </w:r>
+      <w:r>
+        <w:t xml:space="preserve"> complété au fur et à mesure.</w:t>
+      </w:r>
+    </w:p>
+    <w:p>
+      <w:pPr>
+        <w:spacing w:after="120" w:line="300"/>
+        <w:jc w:val="both"/>
+      </w:pPr>
+      <w:r>
+        <w:t xml:space="preserve">Résultat : une charte graphique appliquée au fichier de styles commun de l'application, dix maquettes d'écrans couvrant les cinq modules, un script d'export des maquettes et des diagrammes en images, et la première version du rapport (chapitre 4).</w:t>
       </w:r>
     </w:p>
     <w:p>
@@ -5057,9 +4934,9 @@
       <w:r>
         <w:drawing>
           <wp:inline distT="0" distB="0" distL="0" distR="0">
-            <wp:extent cx="6096000" cy="6610350"/>
+            <wp:extent cx="6096000" cy="828675"/>
             <wp:effectExtent t="0" r="0" b="0" l="0"/>
-            <wp:docPr id="1" name="p005-01-prompt-1.png" descr="Le prompt P-005 envoyé dans Claude Code" title="Le prompt P-005 envoyé dans Claude Code"/>
+            <wp:docPr id="1" name="p003-01-prompt-1.png" descr="Les deux messages du prompt P-003" title="Les deux messages du prompt P-003"/>
             <wp:cNvGraphicFramePr>
               <a:graphicFrameLocks xmlns:a="http://schemas.openxmlformats.org/drawingml/2006/main" noChangeAspect="1"/>
             </wp:cNvGraphicFramePr>
@@ -5082,7 +4959,7 @@
                   <pic:spPr bwMode="auto">
                     <a:xfrm>
                       <a:off x="0" y="0"/>
-                      <a:ext cx="6096000" cy="6610350"/>
+                      <a:ext cx="6096000" cy="828675"/>
                     </a:xfrm>
                     <a:prstGeom prst="rect">
                       <a:avLst/>
@@ -5104,9 +4981,9 @@
       <w:r>
         <w:drawing>
           <wp:inline distT="0" distB="0" distL="0" distR="0">
-            <wp:extent cx="6096000" cy="5810250"/>
+            <wp:extent cx="6096000" cy="1371600"/>
             <wp:effectExtent t="0" r="0" b="0" l="0"/>
-            <wp:docPr id="1" name="p005-01-prompt-2.png" descr="Le prompt P-005 envoyé dans Claude Code" title="Le prompt P-005 envoyé dans Claude Code"/>
+            <wp:docPr id="1" name="p003-01-prompt-2.png" descr="Les deux messages du prompt P-003" title="Les deux messages du prompt P-003"/>
             <wp:cNvGraphicFramePr>
               <a:graphicFrameLocks xmlns:a="http://schemas.openxmlformats.org/drawingml/2006/main" noChangeAspect="1"/>
             </wp:cNvGraphicFramePr>
@@ -5129,7 +5006,7 @@
                   <pic:spPr bwMode="auto">
                     <a:xfrm>
                       <a:off x="0" y="0"/>
-                      <a:ext cx="6096000" cy="5810250"/>
+                      <a:ext cx="6096000" cy="1371600"/>
                     </a:xfrm>
                     <a:prstGeom prst="rect">
                       <a:avLst/>
@@ -5155,15 +5032,15 @@
           <w:sz w:val="19"/>
           <w:szCs w:val="19"/>
         </w:rPr>
-        <w:t xml:space="preserve">Figure 10 — Le prompt P-005 envoyé dans Claude Code (2 captures successives)</w:t>
-      </w:r>
-    </w:p>
-    <w:p>
-      <w:pPr>
-        <w:pStyle w:val="Heading3"/>
-      </w:pPr>
-      <w:r>
-        <w:t xml:space="preserve">Déroulement</w:t>
+        <w:t xml:space="preserve">Figure 9 — Les deux messages du prompt P-003 (2 captures successives)</w:t>
+      </w:r>
+    </w:p>
+    <w:p>
+      <w:pPr>
+        <w:pStyle w:val="Heading2"/>
+      </w:pPr>
+      <w:r>
+        <w:t xml:space="preserve">2.7 Prompt P-004 : un prompt rédigé avec l'IA</w:t>
       </w:r>
     </w:p>
     <w:p>
@@ -5172,17 +5049,61 @@
         <w:jc w:val="both"/>
       </w:pPr>
       <w:r>
-        <w:t xml:space="preserve">Comme demandé, l'IA a d'abord présenté son plan (choix techniques, endpoints, fichiers) et posé deux questions : que faire lorsqu'on supprime un scénario déjà joué par des étudiants, et qui peut générer des scénarios. Le chef de projet lui a délégué ces choix (« Faîtes ce qui convient le mieux ») ; l'IA a appliqué ses recommandations et les a </w:t>
+        <w:t xml:space="preserve">Avant de développer son module, le chef de projet a demandé à l'IA de publier le travail sur GitHub, puis de l'aider à </w:t>
       </w:r>
       <w:r>
         <w:rPr>
           <w:b/>
           <w:bCs/>
         </w:rPr>
-        <w:t xml:space="preserve">documentées</w:t>
-      </w:r>
-      <w:r>
-        <w:t xml:space="preserve"> : suppression refusée (erreur 409) pour ne pas effacer le travail des étudiants, génération ouverte aux deux rôles.</w:t>
+        <w:t xml:space="preserve">rédiger un prompt unique et complet</w:t>
+      </w:r>
+      <w:r>
+        <w:t xml:space="preserve"> pour le module 1. L'objectif était de pouvoir présenter dans ce rapport un prompt clairement identifié et le résultat qu'il a produit.</w:t>
+      </w:r>
+    </w:p>
+    <w:p>
+      <w:pPr>
+        <w:spacing w:after="120" w:line="300"/>
+        <w:jc w:val="both"/>
+      </w:pPr>
+      <w:r>
+        <w:t xml:space="preserve">Le prompt proposé reprend volontairement la structure de P-001 (rôle, contexte, plan avant action, contraintes, vérification, traçabilité) et l'aligne sur le tableau officiel des modules. Il a été relu puis envoyé tel quel par le chef de projet : c'est l'entrée P-005. Cette démarche est assumée : l'IA aide à formuler la demande, mais c'est l'humain qui la valide, l'envoie et contrôle le résultat.</w:t>
+      </w:r>
+    </w:p>
+    <w:p>
+      <w:pPr>
+        <w:pStyle w:val="Heading2"/>
+      </w:pPr>
+      <w:r>
+        <w:t xml:space="preserve">2.8 Prompt P-005 : version complète du module 1</w:t>
+      </w:r>
+    </w:p>
+    <w:p>
+      <w:pPr>
+        <w:pStyle w:val="Heading3"/>
+      </w:pPr>
+      <w:r>
+        <w:t xml:space="preserve">Objectif et structure</w:t>
+      </w:r>
+    </w:p>
+    <w:p>
+      <w:pPr>
+        <w:spacing w:after="120" w:line="300"/>
+        <w:jc w:val="both"/>
+      </w:pPr>
+      <w:r>
+        <w:t xml:space="preserve">Faire passer le module 1 du squelette à une version complète et démontrable : choix du domaine, du niveau et de la personnalité, prompt système v0.2, consultation et suppression des scénarios, interface conforme à la maquette, mode sans clé API, tests et documentation. Le prompt se termine par une exigence de </w:t>
+      </w:r>
+      <w:r>
+        <w:rPr>
+          <w:b/>
+          <w:bCs/>
+        </w:rPr>
+        <w:t xml:space="preserve">résumé en six points</w:t>
+      </w:r>
+      <w:r>
+        <w:t xml:space="preserve"> (demandé, réalisé, fichiers, vérifications, problèmes, limites), conçu pour alimenter directement ce rapport.</w:t>
       </w:r>
     </w:p>
     <w:p>
@@ -5194,9 +5115,9 @@
       <w:r>
         <w:drawing>
           <wp:inline distT="0" distB="0" distL="0" distR="0">
-            <wp:extent cx="6096000" cy="4810125"/>
+            <wp:extent cx="6096000" cy="6610350"/>
             <wp:effectExtent t="0" r="0" b="0" l="0"/>
-            <wp:docPr id="1" name="p005-02-plan-1.png" descr="Le plan proposé par l'IA pour le module 1" title="Le plan proposé par l'IA pour le module 1"/>
+            <wp:docPr id="1" name="p005-01-prompt-1.png" descr="Le prompt P-005 envoyé dans Claude Code" title="Le prompt P-005 envoyé dans Claude Code"/>
             <wp:cNvGraphicFramePr>
               <a:graphicFrameLocks xmlns:a="http://schemas.openxmlformats.org/drawingml/2006/main" noChangeAspect="1"/>
             </wp:cNvGraphicFramePr>
@@ -5219,7 +5140,7 @@
                   <pic:spPr bwMode="auto">
                     <a:xfrm>
                       <a:off x="0" y="0"/>
-                      <a:ext cx="6096000" cy="4810125"/>
+                      <a:ext cx="6096000" cy="6610350"/>
                     </a:xfrm>
                     <a:prstGeom prst="rect">
                       <a:avLst/>
@@ -5241,9 +5162,9 @@
       <w:r>
         <w:drawing>
           <wp:inline distT="0" distB="0" distL="0" distR="0">
-            <wp:extent cx="6096000" cy="6019800"/>
+            <wp:extent cx="6096000" cy="5810250"/>
             <wp:effectExtent t="0" r="0" b="0" l="0"/>
-            <wp:docPr id="1" name="p005-02-plan-2.png" descr="Le plan proposé par l'IA pour le module 1" title="Le plan proposé par l'IA pour le module 1"/>
+            <wp:docPr id="1" name="p005-01-prompt-2.png" descr="Le prompt P-005 envoyé dans Claude Code" title="Le prompt P-005 envoyé dans Claude Code"/>
             <wp:cNvGraphicFramePr>
               <a:graphicFrameLocks xmlns:a="http://schemas.openxmlformats.org/drawingml/2006/main" noChangeAspect="1"/>
             </wp:cNvGraphicFramePr>
@@ -5266,7 +5187,7 @@
                   <pic:spPr bwMode="auto">
                     <a:xfrm>
                       <a:off x="0" y="0"/>
-                      <a:ext cx="6096000" cy="6019800"/>
+                      <a:ext cx="6096000" cy="5810250"/>
                     </a:xfrm>
                     <a:prstGeom prst="rect">
                       <a:avLst/>
@@ -5281,16 +5202,59 @@
     </w:p>
     <w:p>
       <w:pPr>
+        <w:spacing w:after="240"/>
+        <w:jc w:val="center"/>
+      </w:pPr>
+      <w:r>
+        <w:rPr>
+          <w:i/>
+          <w:iCs/>
+          <w:color w:val="5B6474"/>
+          <w:sz w:val="19"/>
+          <w:szCs w:val="19"/>
+        </w:rPr>
+        <w:t xml:space="preserve">Figure 10 — Le prompt P-005 envoyé dans Claude Code (2 captures successives)</w:t>
+      </w:r>
+    </w:p>
+    <w:p>
+      <w:pPr>
+        <w:pStyle w:val="Heading3"/>
+      </w:pPr>
+      <w:r>
+        <w:t xml:space="preserve">Déroulement</w:t>
+      </w:r>
+    </w:p>
+    <w:p>
+      <w:pPr>
+        <w:spacing w:after="120" w:line="300"/>
+        <w:jc w:val="both"/>
+      </w:pPr>
+      <w:r>
+        <w:t xml:space="preserve">Comme demandé, l'IA a d'abord présenté son plan (choix techniques, endpoints, fichiers) et posé deux questions : que faire lorsqu'on supprime un scénario déjà joué par des étudiants, et qui peut générer des scénarios. Le chef de projet lui a délégué ces choix (« Faîtes ce qui convient le mieux ») ; l'IA a appliqué ses recommandations et les a </w:t>
+      </w:r>
+      <w:r>
+        <w:rPr>
+          <w:b/>
+          <w:bCs/>
+        </w:rPr>
+        <w:t xml:space="preserve">documentées</w:t>
+      </w:r>
+      <w:r>
+        <w:t xml:space="preserve"> : suppression refusée (erreur 409) pour ne pas effacer le travail des étudiants, génération ouverte aux deux rôles.</w:t>
+      </w:r>
+    </w:p>
+    <w:p>
+      <w:pPr>
         <w:keepNext/>
-        <w:spacing w:before="40" w:after="40"/>
+        <w:spacing w:before="160" w:after="40"/>
         <w:jc w:val="center"/>
       </w:pPr>
       <w:r>
         <w:drawing>
           <wp:inline distT="0" distB="0" distL="0" distR="0">
-            <wp:extent cx="6096000" cy="6315075"/>
+            <wp:extent cx="6096000" cy="4810125"/>
             <wp:effectExtent t="0" r="0" b="0" l="0"/>
-            <wp:docPr id="1" name="p005-02-plan-3.png" descr="Le plan proposé par l'IA pour le module 1" title="Le plan proposé par l'IA pour le module 1"/>
+            <wp:docPr id="1" name="p005-02-plan-1.png" descr="Le plan proposé par l'IA pour le module 1" title="Le plan proposé par l'IA pour le module 1"/>
             <wp:cNvGraphicFramePr>
               <a:graphicFrameLocks xmlns:a="http://schemas.openxmlformats.org/drawingml/2006/main" noChangeAspect="1"/>
             </wp:cNvGraphicFramePr>
@@ -5313,7 +5277,7 @@
                   <pic:spPr bwMode="auto">
                     <a:xfrm>
                       <a:off x="0" y="0"/>
-                      <a:ext cx="6096000" cy="6315075"/>
+                      <a:ext cx="6096000" cy="4810125"/>
                     </a:xfrm>
                     <a:prstGeom prst="rect">
                       <a:avLst/>
@@ -5328,41 +5292,16 @@
     </w:p>
     <w:p>
       <w:pPr>
-        <w:spacing w:after="240"/>
-        <w:jc w:val="center"/>
-      </w:pPr>
-      <w:r>
-        <w:rPr>
-          <w:i/>
-          <w:iCs/>
-          <w:color w:val="5B6474"/>
-          <w:sz w:val="19"/>
-          <w:szCs w:val="19"/>
-        </w:rPr>
-        <w:t xml:space="preserve">Figure 11 — Le plan proposé par l'IA pour le module 1 (3 captures successives)</w:t>
-      </w:r>
-    </w:p>
-    <w:p>
-      <w:pPr>
-        <w:spacing w:after="120" w:line="300"/>
-        <w:jc w:val="both"/>
-      </w:pPr>
-      <w:r>
-        <w:t xml:space="preserve">En cours de vérification, les tests ont révélé que des tests de la base commune dépendaient du prompt du module 1. Conformément à la contrainte du prompt (« si tu dois toucher la base commune, demande-moi avant »), l'IA s'est arrêtée et a proposé trois options au chef de projet, qui a choisi de découpler les tests.</w:t>
-      </w:r>
-    </w:p>
-    <w:p>
-      <w:pPr>
         <w:keepNext/>
-        <w:spacing w:before="160" w:after="40"/>
+        <w:spacing w:before="40" w:after="40"/>
         <w:jc w:val="center"/>
       </w:pPr>
       <w:r>
         <w:drawing>
           <wp:inline distT="0" distB="0" distL="0" distR="0">
-            <wp:extent cx="6096000" cy="2895600"/>
+            <wp:extent cx="6096000" cy="6019800"/>
             <wp:effectExtent t="0" r="0" b="0" l="0"/>
-            <wp:docPr id="1" name="p005-03-question-base-commune.png" descr="La question posée par l'IA avant de modifier la base commune" title="La question posée par l'IA avant de modifier la base commune"/>
+            <wp:docPr id="1" name="p005-02-plan-2.png" descr="Le plan proposé par l'IA pour le module 1" title="Le plan proposé par l'IA pour le module 1"/>
             <wp:cNvGraphicFramePr>
               <a:graphicFrameLocks xmlns:a="http://schemas.openxmlformats.org/drawingml/2006/main" noChangeAspect="1"/>
             </wp:cNvGraphicFramePr>
@@ -5385,7 +5324,7 @@
                   <pic:spPr bwMode="auto">
                     <a:xfrm>
                       <a:off x="0" y="0"/>
-                      <a:ext cx="6096000" cy="2895600"/>
+                      <a:ext cx="6096000" cy="6019800"/>
                     </a:xfrm>
                     <a:prstGeom prst="rect">
                       <a:avLst/>
@@ -5400,108 +5339,16 @@
     </w:p>
     <w:p>
       <w:pPr>
-        <w:spacing w:after="240"/>
-        <w:jc w:val="center"/>
-      </w:pPr>
-      <w:r>
-        <w:rPr>
-          <w:i/>
-          <w:iCs/>
-          <w:color w:val="5B6474"/>
-          <w:sz w:val="19"/>
-          <w:szCs w:val="19"/>
-        </w:rPr>
-        <w:t xml:space="preserve">Figure 12 — La question posée par l'IA avant de modifier la base commune</w:t>
-      </w:r>
-    </w:p>
-    <w:p>
-      <w:pPr>
-        <w:pStyle w:val="Heading3"/>
-      </w:pPr>
-      <w:r>
-        <w:t xml:space="preserve">Analyse critique</w:t>
-      </w:r>
-    </w:p>
-    <w:p>
-      <w:pPr>
-        <w:spacing w:after="120" w:line="300"/>
-        <w:jc w:val="both"/>
-      </w:pPr>
-      <w:r>
-        <w:rPr>
-          <w:b/>
-          <w:bCs/>
-        </w:rPr>
-        <w:t xml:space="preserve">Points forts.</w:t>
-      </w:r>
-      <w:r>
-        <w:t xml:space="preserve"> La contrainte « demande avant de toucher la base commune » a réellement été respectée : l'IA n'a modifié le code partagé qu'après accord, ce qui est essentiel dans un projet à cinq. Les tests exigés par le prompt ont détecté un couplage invisible à la lecture du code. Le format de résumé imposé rend le résultat directement exploitable (section 5.1).</w:t>
-      </w:r>
-    </w:p>
-    <w:p>
-      <w:pPr>
-        <w:spacing w:after="120" w:line="300"/>
-        <w:jc w:val="both"/>
-      </w:pPr>
-      <w:r>
-        <w:rPr>
-          <w:b/>
-          <w:bCs/>
-        </w:rPr>
-        <w:t xml:space="preserve">Limites.</w:t>
-      </w:r>
-      <w:r>
-        <w:t xml:space="preserve"> Déléguer une décision à l'IA (« ce qui convient le mieux ») est efficace mais doit rester exceptionnel et tracé : les choix retenus sont consignés dans le journal. Le prompt système v0.2 n'a pas encore été évalué avec un vrai fournisseur, faute de clé API : seul le mode simulé a été testé.</w:t>
-      </w:r>
-    </w:p>
-    <w:p>
-      <w:pPr>
-        <w:pStyle w:val="Heading1"/>
-        <w:pageBreakBefore/>
-      </w:pPr>
-      <w:r>
-        <w:t xml:space="preserve">3. Architecture technique</w:t>
-      </w:r>
-    </w:p>
-    <w:p>
-      <w:pPr>
-        <w:pStyle w:val="Heading2"/>
-      </w:pPr>
-      <w:r>
-        <w:t xml:space="preserve">3.1 Vue d'ensemble</w:t>
-      </w:r>
-    </w:p>
-    <w:p>
-      <w:pPr>
-        <w:spacing w:after="120" w:line="300"/>
-        <w:jc w:val="both"/>
-      </w:pPr>
-      <w:r>
-        <w:t xml:space="preserve">L'application suit une architecture client-serveur classique en trois couches, complétée par un </w:t>
-      </w:r>
-      <w:r>
-        <w:rPr>
-          <w:b/>
-          <w:bCs/>
-        </w:rPr>
-        <w:t xml:space="preserve">service IA partagé</w:t>
-      </w:r>
-      <w:r>
-        <w:t xml:space="preserve"> qui isole tous les appels au LLM.</w:t>
-      </w:r>
-    </w:p>
-    <w:p>
-      <w:pPr>
         <w:keepNext/>
-        <w:spacing w:before="120" w:after="60"/>
+        <w:spacing w:before="40" w:after="40"/>
         <w:jc w:val="center"/>
       </w:pPr>
       <w:r>
         <w:drawing>
           <wp:inline distT="0" distB="0" distL="0" distR="0">
-            <wp:extent cx="6096000" cy="3181350"/>
+            <wp:extent cx="6096000" cy="6315075"/>
             <wp:effectExtent t="0" r="0" b="0" l="0"/>
-            <wp:docPr id="1" name="01-architecture-globale.png" descr="Architecture globale de l'application" title="Architecture globale de l'application"/>
+            <wp:docPr id="1" name="p005-02-plan-3.png" descr="Le plan proposé par l'IA pour le module 1" title="Le plan proposé par l'IA pour le module 1"/>
             <wp:cNvGraphicFramePr>
               <a:graphicFrameLocks xmlns:a="http://schemas.openxmlformats.org/drawingml/2006/main" noChangeAspect="1"/>
             </wp:cNvGraphicFramePr>
@@ -5524,7 +5371,7 @@
                   <pic:spPr bwMode="auto">
                     <a:xfrm>
                       <a:off x="0" y="0"/>
-                      <a:ext cx="6096000" cy="3181350"/>
+                      <a:ext cx="6096000" cy="6315075"/>
                     </a:xfrm>
                     <a:prstGeom prst="rect">
                       <a:avLst/>
@@ -5550,457 +5397,7 @@
           <w:sz w:val="19"/>
           <w:szCs w:val="19"/>
         </w:rPr>
-        <w:t xml:space="preserve">Figure 13 — Architecture globale de l'application</w:t>
-      </w:r>
-    </w:p>
-    <w:tbl>
-      <w:tblPr>
-        <w:tblW w:type="dxa" w:w="9638"/>
-        <w:tblBorders>
-          <w:top w:val="single" w:color="auto" w:sz="4"/>
-          <w:left w:val="single" w:color="auto" w:sz="4"/>
-          <w:bottom w:val="single" w:color="auto" w:sz="4"/>
-          <w:right w:val="single" w:color="auto" w:sz="4"/>
-          <w:insideH w:val="single" w:color="auto" w:sz="4"/>
-          <w:insideV w:val="single" w:color="auto" w:sz="4"/>
-        </w:tblBorders>
-      </w:tblPr>
-      <w:tblGrid>
-        <w:gridCol w:w="2120"/>
-        <w:gridCol w:w="7518"/>
-      </w:tblGrid>
-      <w:tr>
-        <w:trPr>
-          <w:tblHeader/>
-        </w:trPr>
-        <w:tc>
-          <w:tcPr>
-            <w:tcW w:type="dxa" w:w="2120"/>
-            <w:shd w:fill="B3261E" w:color="auto" w:val="clear"/>
-            <w:tcMar>
-              <w:top w:type="dxa" w:w="60"/>
-              <w:left w:type="dxa" w:w="100"/>
-              <w:bottom w:type="dxa" w:w="60"/>
-              <w:right w:type="dxa" w:w="100"/>
-            </w:tcMar>
-            <w:vAlign w:val="center"/>
-          </w:tcPr>
-          <w:p>
-            <w:pPr>
-              <w:spacing w:after="0"/>
-            </w:pPr>
-            <w:r>
-              <w:rPr>
-                <w:b/>
-                <w:bCs/>
-                <w:color w:val="FFFFFF"/>
-                <w:sz w:val="19"/>
-                <w:szCs w:val="19"/>
-              </w:rPr>
-              <w:t xml:space="preserve">Couche</w:t>
-            </w:r>
-          </w:p>
-        </w:tc>
-        <w:tc>
-          <w:tcPr>
-            <w:tcW w:type="dxa" w:w="7518"/>
-            <w:shd w:fill="B3261E" w:color="auto" w:val="clear"/>
-            <w:tcMar>
-              <w:top w:type="dxa" w:w="60"/>
-              <w:left w:type="dxa" w:w="100"/>
-              <w:bottom w:type="dxa" w:w="60"/>
-              <w:right w:type="dxa" w:w="100"/>
-            </w:tcMar>
-            <w:vAlign w:val="center"/>
-          </w:tcPr>
-          <w:p>
-            <w:pPr>
-              <w:spacing w:after="0"/>
-            </w:pPr>
-            <w:r>
-              <w:rPr>
-                <w:b/>
-                <w:bCs/>
-                <w:color w:val="FFFFFF"/>
-                <w:sz w:val="19"/>
-                <w:szCs w:val="19"/>
-              </w:rPr>
-              <w:t xml:space="preserve">Rôle</w:t>
-            </w:r>
-          </w:p>
-        </w:tc>
-      </w:tr>
-      <w:tr>
-        <w:tc>
-          <w:tcPr>
-            <w:tcW w:type="dxa" w:w="2120"/>
-            <w:tcMar>
-              <w:top w:type="dxa" w:w="60"/>
-              <w:left w:type="dxa" w:w="100"/>
-              <w:bottom w:type="dxa" w:w="60"/>
-              <w:right w:type="dxa" w:w="100"/>
-            </w:tcMar>
-            <w:vAlign w:val="center"/>
-          </w:tcPr>
-          <w:p>
-            <w:pPr>
-              <w:spacing w:after="0"/>
-            </w:pPr>
-            <w:r>
-              <w:rPr>
-                <w:sz w:val="19"/>
-                <w:szCs w:val="19"/>
-              </w:rPr>
-              <w:t xml:space="preserve">Présentation (React)</w:t>
-            </w:r>
-          </w:p>
-        </w:tc>
-        <w:tc>
-          <w:tcPr>
-            <w:tcW w:type="dxa" w:w="7518"/>
-            <w:tcMar>
-              <w:top w:type="dxa" w:w="60"/>
-              <w:left w:type="dxa" w:w="100"/>
-              <w:bottom w:type="dxa" w:w="60"/>
-              <w:right w:type="dxa" w:w="100"/>
-            </w:tcMar>
-            <w:vAlign w:val="center"/>
-          </w:tcPr>
-          <w:p>
-            <w:pPr>
-              <w:spacing w:after="0"/>
-            </w:pPr>
-            <w:r>
-              <w:rPr>
-                <w:sz w:val="19"/>
-                <w:szCs w:val="19"/>
-              </w:rPr>
-              <w:t xml:space="preserve">Interface en français. </w:t>
-            </w:r>
-            <w:r>
-              <w:rPr>
-                <w:rFonts w:ascii="Consolas" w:cs="Consolas" w:eastAsia="Consolas" w:hAnsi="Consolas"/>
-                <w:color w:val="8C1D18"/>
-                <w:sz w:val="19"/>
-                <w:szCs w:val="19"/>
-              </w:rPr>
-              <w:t xml:space="preserve">shared/</w:t>
-            </w:r>
-            <w:r>
-              <w:rPr>
-                <w:sz w:val="19"/>
-                <w:szCs w:val="19"/>
-              </w:rPr>
-              <w:t xml:space="preserve"> contient le layout, l'authentification et le client HTTP ; chaque module a ses pages dans </w:t>
-            </w:r>
-            <w:r>
-              <w:rPr>
-                <w:rFonts w:ascii="Consolas" w:cs="Consolas" w:eastAsia="Consolas" w:hAnsi="Consolas"/>
-                <w:color w:val="8C1D18"/>
-                <w:sz w:val="19"/>
-                <w:szCs w:val="19"/>
-              </w:rPr>
-              <w:t xml:space="preserve">modules/&lt;module&gt;/</w:t>
-            </w:r>
-            <w:r>
-              <w:rPr>
-                <w:sz w:val="19"/>
-                <w:szCs w:val="19"/>
-              </w:rPr>
-              <w:t xml:space="preserve">.</w:t>
-            </w:r>
-          </w:p>
-        </w:tc>
-      </w:tr>
-      <w:tr>
-        <w:tc>
-          <w:tcPr>
-            <w:tcW w:type="dxa" w:w="2120"/>
-            <w:tcMar>
-              <w:top w:type="dxa" w:w="60"/>
-              <w:left w:type="dxa" w:w="100"/>
-              <w:bottom w:type="dxa" w:w="60"/>
-              <w:right w:type="dxa" w:w="100"/>
-            </w:tcMar>
-            <w:vAlign w:val="center"/>
-          </w:tcPr>
-          <w:p>
-            <w:pPr>
-              <w:spacing w:after="0"/>
-            </w:pPr>
-            <w:r>
-              <w:rPr>
-                <w:sz w:val="19"/>
-                <w:szCs w:val="19"/>
-              </w:rPr>
-              <w:t xml:space="preserve">API (Express)</w:t>
-            </w:r>
-          </w:p>
-        </w:tc>
-        <w:tc>
-          <w:tcPr>
-            <w:tcW w:type="dxa" w:w="7518"/>
-            <w:tcMar>
-              <w:top w:type="dxa" w:w="60"/>
-              <w:left w:type="dxa" w:w="100"/>
-              <w:bottom w:type="dxa" w:w="60"/>
-              <w:right w:type="dxa" w:w="100"/>
-            </w:tcMar>
-            <w:vAlign w:val="center"/>
-          </w:tcPr>
-          <w:p>
-            <w:pPr>
-              <w:spacing w:after="0"/>
-            </w:pPr>
-            <w:r>
-              <w:rPr>
-                <w:sz w:val="19"/>
-                <w:szCs w:val="19"/>
-              </w:rPr>
-              <w:t xml:space="preserve">Routes REST sous </w:t>
-            </w:r>
-            <w:r>
-              <w:rPr>
-                <w:rFonts w:ascii="Consolas" w:cs="Consolas" w:eastAsia="Consolas" w:hAnsi="Consolas"/>
-                <w:color w:val="8C1D18"/>
-                <w:sz w:val="19"/>
-                <w:szCs w:val="19"/>
-              </w:rPr>
-              <w:t xml:space="preserve">/api</w:t>
-            </w:r>
-            <w:r>
-              <w:rPr>
-                <w:sz w:val="19"/>
-                <w:szCs w:val="19"/>
-              </w:rPr>
-              <w:t xml:space="preserve">, middlewares communs : sécurité HTTP, authentification JWT, contrôle des rôles, validation Zod, filtre des secrets.</w:t>
-            </w:r>
-          </w:p>
-        </w:tc>
-      </w:tr>
-      <w:tr>
-        <w:tc>
-          <w:tcPr>
-            <w:tcW w:type="dxa" w:w="2120"/>
-            <w:tcMar>
-              <w:top w:type="dxa" w:w="60"/>
-              <w:left w:type="dxa" w:w="100"/>
-              <w:bottom w:type="dxa" w:w="60"/>
-              <w:right w:type="dxa" w:w="100"/>
-            </w:tcMar>
-            <w:vAlign w:val="center"/>
-          </w:tcPr>
-          <w:p>
-            <w:pPr>
-              <w:spacing w:after="0"/>
-            </w:pPr>
-            <w:r>
-              <w:rPr>
-                <w:sz w:val="19"/>
-                <w:szCs w:val="19"/>
-              </w:rPr>
-              <w:t xml:space="preserve">Métier (services)</w:t>
-            </w:r>
-          </w:p>
-        </w:tc>
-        <w:tc>
-          <w:tcPr>
-            <w:tcW w:type="dxa" w:w="7518"/>
-            <w:tcMar>
-              <w:top w:type="dxa" w:w="60"/>
-              <w:left w:type="dxa" w:w="100"/>
-              <w:bottom w:type="dxa" w:w="60"/>
-              <w:right w:type="dxa" w:w="100"/>
-            </w:tcMar>
-            <w:vAlign w:val="center"/>
-          </w:tcPr>
-          <w:p>
-            <w:pPr>
-              <w:spacing w:after="0"/>
-            </w:pPr>
-            <w:r>
-              <w:rPr>
-                <w:sz w:val="19"/>
-                <w:szCs w:val="19"/>
-              </w:rPr>
-              <w:t xml:space="preserve">Découpage routes → controller → service dans chaque module ; la logique métier et l'accès aux données sont dans le service.</w:t>
-            </w:r>
-          </w:p>
-        </w:tc>
-      </w:tr>
-      <w:tr>
-        <w:tc>
-          <w:tcPr>
-            <w:tcW w:type="dxa" w:w="2120"/>
-            <w:tcMar>
-              <w:top w:type="dxa" w:w="60"/>
-              <w:left w:type="dxa" w:w="100"/>
-              <w:bottom w:type="dxa" w:w="60"/>
-              <w:right w:type="dxa" w:w="100"/>
-            </w:tcMar>
-            <w:vAlign w:val="center"/>
-          </w:tcPr>
-          <w:p>
-            <w:pPr>
-              <w:spacing w:after="0"/>
-            </w:pPr>
-            <w:r>
-              <w:rPr>
-                <w:sz w:val="19"/>
-                <w:szCs w:val="19"/>
-              </w:rPr>
-              <w:t xml:space="preserve">Service IA</w:t>
-            </w:r>
-          </w:p>
-        </w:tc>
-        <w:tc>
-          <w:tcPr>
-            <w:tcW w:type="dxa" w:w="7518"/>
-            <w:tcMar>
-              <w:top w:type="dxa" w:w="60"/>
-              <w:left w:type="dxa" w:w="100"/>
-              <w:bottom w:type="dxa" w:w="60"/>
-              <w:right w:type="dxa" w:w="100"/>
-            </w:tcMar>
-            <w:vAlign w:val="center"/>
-          </w:tcPr>
-          <w:p>
-            <w:pPr>
-              <w:spacing w:after="0"/>
-            </w:pPr>
-            <w:r>
-              <w:rPr>
-                <w:sz w:val="19"/>
-                <w:szCs w:val="19"/>
-              </w:rPr>
-              <w:t xml:space="preserve">Point d'entrée unique vers les LLM : prompts en fichiers, masquage des données personnelles, délai, nouvelles tentatives, validation Zod.</w:t>
-            </w:r>
-          </w:p>
-        </w:tc>
-      </w:tr>
-      <w:tr>
-        <w:tc>
-          <w:tcPr>
-            <w:tcW w:type="dxa" w:w="2120"/>
-            <w:tcMar>
-              <w:top w:type="dxa" w:w="60"/>
-              <w:left w:type="dxa" w:w="100"/>
-              <w:bottom w:type="dxa" w:w="60"/>
-              <w:right w:type="dxa" w:w="100"/>
-            </w:tcMar>
-            <w:vAlign w:val="center"/>
-          </w:tcPr>
-          <w:p>
-            <w:pPr>
-              <w:spacing w:after="0"/>
-            </w:pPr>
-            <w:r>
-              <w:rPr>
-                <w:sz w:val="19"/>
-                <w:szCs w:val="19"/>
-              </w:rPr>
-              <w:t xml:space="preserve">Données (Prisma)</w:t>
-            </w:r>
-          </w:p>
-        </w:tc>
-        <w:tc>
-          <w:tcPr>
-            <w:tcW w:type="dxa" w:w="7518"/>
-            <w:tcMar>
-              <w:top w:type="dxa" w:w="60"/>
-              <w:left w:type="dxa" w:w="100"/>
-              <w:bottom w:type="dxa" w:w="60"/>
-              <w:right w:type="dxa" w:w="100"/>
-            </w:tcMar>
-            <w:vAlign w:val="center"/>
-          </w:tcPr>
-          <w:p>
-            <w:pPr>
-              <w:spacing w:after="0"/>
-            </w:pPr>
-            <w:r>
-              <w:rPr>
-                <w:sz w:val="19"/>
-                <w:szCs w:val="19"/>
-              </w:rPr>
-              <w:t xml:space="preserve">Client unique, configuré pour omettre par défaut les champs secrets du scénario.</w:t>
-            </w:r>
-          </w:p>
-        </w:tc>
-      </w:tr>
-      <w:tr>
-        <w:tc>
-          <w:tcPr>
-            <w:tcW w:type="dxa" w:w="2120"/>
-            <w:tcMar>
-              <w:top w:type="dxa" w:w="60"/>
-              <w:left w:type="dxa" w:w="100"/>
-              <w:bottom w:type="dxa" w:w="60"/>
-              <w:right w:type="dxa" w:w="100"/>
-            </w:tcMar>
-            <w:vAlign w:val="center"/>
-          </w:tcPr>
-          <w:p>
-            <w:pPr>
-              <w:spacing w:after="0"/>
-            </w:pPr>
-            <w:r>
-              <w:rPr>
-                <w:sz w:val="19"/>
-                <w:szCs w:val="19"/>
-              </w:rPr>
-              <w:t xml:space="preserve">Persistance</w:t>
-            </w:r>
-          </w:p>
-        </w:tc>
-        <w:tc>
-          <w:tcPr>
-            <w:tcW w:type="dxa" w:w="7518"/>
-            <w:tcMar>
-              <w:top w:type="dxa" w:w="60"/>
-              <w:left w:type="dxa" w:w="100"/>
-              <w:bottom w:type="dxa" w:w="60"/>
-              <w:right w:type="dxa" w:w="100"/>
-            </w:tcMar>
-            <w:vAlign w:val="center"/>
-          </w:tcPr>
-          <w:p>
-            <w:pPr>
-              <w:spacing w:after="0"/>
-            </w:pPr>
-            <w:r>
-              <w:rPr>
-                <w:sz w:val="19"/>
-                <w:szCs w:val="19"/>
-              </w:rPr>
-              <w:t xml:space="preserve">PostgreSQL 16 dans Docker, une base locale par membre.</w:t>
-            </w:r>
-          </w:p>
-        </w:tc>
-      </w:tr>
-    </w:tbl>
-    <w:p>
-      <w:pPr>
-        <w:spacing w:before="80" w:after="240"/>
-        <w:jc w:val="center"/>
-      </w:pPr>
-      <w:r>
-        <w:rPr>
-          <w:i/>
-          <w:iCs/>
-          <w:color w:val="5B6474"/>
-          <w:sz w:val="19"/>
-          <w:szCs w:val="19"/>
-        </w:rPr>
-        <w:t xml:space="preserve">Tableau 5 — Rôle de chaque couche</w:t>
-      </w:r>
-    </w:p>
-    <w:p>
-      <w:pPr>
-        <w:pStyle w:val="Heading2"/>
-      </w:pPr>
-      <w:r>
-        <w:t xml:space="preserve">3.2 Organisation du dépôt</w:t>
+        <w:t xml:space="preserve">Figure 11 — Le plan proposé par l'IA pour le module 1 (3 captures successives)</w:t>
       </w:r>
     </w:p>
     <w:p>
@@ -6009,121 +5406,21 @@
         <w:jc w:val="both"/>
       </w:pPr>
       <w:r>
-        <w:t xml:space="preserve">Le dépôt est un </w:t>
-      </w:r>
-      <w:r>
-        <w:rPr>
-          <w:b/>
-          <w:bCs/>
-        </w:rPr>
-        <w:t xml:space="preserve">monorepo</w:t>
-      </w:r>
-      <w:r>
-        <w:t xml:space="preserve"> à deux espaces de travail npm (</w:t>
-      </w:r>
-      <w:r>
-        <w:rPr>
-          <w:rFonts w:ascii="Consolas" w:cs="Consolas" w:eastAsia="Consolas" w:hAnsi="Consolas"/>
-          <w:color w:val="8C1D18"/>
-          <w:sz w:val="19"/>
-          <w:szCs w:val="19"/>
-        </w:rPr>
-        <w:t xml:space="preserve">server</w:t>
-      </w:r>
-      <w:r>
-        <w:t xml:space="preserve"> et </w:t>
-      </w:r>
-      <w:r>
-        <w:rPr>
-          <w:rFonts w:ascii="Consolas" w:cs="Consolas" w:eastAsia="Consolas" w:hAnsi="Consolas"/>
-          <w:color w:val="8C1D18"/>
-          <w:sz w:val="19"/>
-          <w:szCs w:val="19"/>
-        </w:rPr>
-        <w:t xml:space="preserve">client</w:t>
-      </w:r>
-      <w:r>
-        <w:t xml:space="preserve">). La base commune se trouve dans </w:t>
-      </w:r>
-      <w:r>
-        <w:rPr>
-          <w:rFonts w:ascii="Consolas" w:cs="Consolas" w:eastAsia="Consolas" w:hAnsi="Consolas"/>
-          <w:color w:val="8C1D18"/>
-          <w:sz w:val="19"/>
-          <w:szCs w:val="19"/>
-        </w:rPr>
-        <w:t xml:space="preserve">server/src/shared/</w:t>
-      </w:r>
-      <w:r>
-        <w:t xml:space="preserve"> et </w:t>
-      </w:r>
-      <w:r>
-        <w:rPr>
-          <w:rFonts w:ascii="Consolas" w:cs="Consolas" w:eastAsia="Consolas" w:hAnsi="Consolas"/>
-          <w:color w:val="8C1D18"/>
-          <w:sz w:val="19"/>
-          <w:szCs w:val="19"/>
-        </w:rPr>
-        <w:t xml:space="preserve">client/src/shared/</w:t>
-      </w:r>
-      <w:r>
-        <w:t xml:space="preserve"> ; chaque module occupe ses propres dossiers </w:t>
-      </w:r>
-      <w:r>
-        <w:rPr>
-          <w:rFonts w:ascii="Consolas" w:cs="Consolas" w:eastAsia="Consolas" w:hAnsi="Consolas"/>
-          <w:color w:val="8C1D18"/>
-          <w:sz w:val="19"/>
-          <w:szCs w:val="19"/>
-        </w:rPr>
-        <w:t xml:space="preserve">server/src/modules/&lt;module&gt;/</w:t>
-      </w:r>
-      <w:r>
-        <w:t xml:space="preserve"> et </w:t>
-      </w:r>
-      <w:r>
-        <w:rPr>
-          <w:rFonts w:ascii="Consolas" w:cs="Consolas" w:eastAsia="Consolas" w:hAnsi="Consolas"/>
-          <w:color w:val="8C1D18"/>
-          <w:sz w:val="19"/>
-          <w:szCs w:val="19"/>
-        </w:rPr>
-        <w:t xml:space="preserve">client/src/modules/&lt;module&gt;/</w:t>
-      </w:r>
-      <w:r>
-        <w:t xml:space="preserve">. Deux </w:t>
-      </w:r>
-      <w:r>
-        <w:rPr>
-          <w:b/>
-          <w:bCs/>
-        </w:rPr>
-        <w:t xml:space="preserve">registres</w:t>
-      </w:r>
-      <w:r>
-        <w:t xml:space="preserve"> (un côté serveur, un côté client) branchent automatiquement les cinq modules : aucun membre n'a besoin de modifier la base commune pour rendre son module accessible, ce qui limite fortement les conflits Git.</w:t>
-      </w:r>
-    </w:p>
-    <w:p>
-      <w:pPr>
-        <w:pStyle w:val="Heading2"/>
-      </w:pPr>
-      <w:r>
-        <w:t xml:space="preserve">3.3 Modèle de données</w:t>
+        <w:t xml:space="preserve">En cours de vérification, les tests ont révélé que des tests de la base commune dépendaient du prompt du module 1. Conformément à la contrainte du prompt (« si tu dois toucher la base commune, demande-moi avant »), l'IA s'est arrêtée et a proposé trois options au chef de projet, qui a choisi de découpler les tests.</w:t>
       </w:r>
     </w:p>
     <w:p>
       <w:pPr>
         <w:keepNext/>
-        <w:spacing w:before="120" w:after="60"/>
+        <w:spacing w:before="160" w:after="40"/>
         <w:jc w:val="center"/>
       </w:pPr>
       <w:r>
         <w:drawing>
           <wp:inline distT="0" distB="0" distL="0" distR="0">
-            <wp:extent cx="6096000" cy="6819900"/>
+            <wp:extent cx="6096000" cy="2895600"/>
             <wp:effectExtent t="0" r="0" b="0" l="0"/>
-            <wp:docPr id="1" name="03-modele-de-donnees.png" descr="Modèle de données (diagramme entité-association)" title="Modèle de données (diagramme entité-association)"/>
+            <wp:docPr id="1" name="p005-03-question-base-commune.png" descr="La question posée par l'IA avant de modifier la base commune" title="La question posée par l'IA avant de modifier la base commune"/>
             <wp:cNvGraphicFramePr>
               <a:graphicFrameLocks xmlns:a="http://schemas.openxmlformats.org/drawingml/2006/main" noChangeAspect="1"/>
             </wp:cNvGraphicFramePr>
@@ -6146,7 +5443,7 @@
                   <pic:spPr bwMode="auto">
                     <a:xfrm>
                       <a:off x="0" y="0"/>
-                      <a:ext cx="6096000" cy="6819900"/>
+                      <a:ext cx="6096000" cy="2895600"/>
                     </a:xfrm>
                     <a:prstGeom prst="rect">
                       <a:avLst/>
@@ -6172,574 +5469,15 @@
           <w:sz w:val="19"/>
           <w:szCs w:val="19"/>
         </w:rPr>
-        <w:t xml:space="preserve">Figure 14 — Modèle de données (diagramme entité-association)</w:t>
-      </w:r>
-    </w:p>
-    <w:tbl>
-      <w:tblPr>
-        <w:tblW w:type="dxa" w:w="9638"/>
-        <w:tblBorders>
-          <w:top w:val="single" w:color="auto" w:sz="4"/>
-          <w:left w:val="single" w:color="auto" w:sz="4"/>
-          <w:bottom w:val="single" w:color="auto" w:sz="4"/>
-          <w:right w:val="single" w:color="auto" w:sz="4"/>
-          <w:insideH w:val="single" w:color="auto" w:sz="4"/>
-          <w:insideV w:val="single" w:color="auto" w:sz="4"/>
-        </w:tblBorders>
-      </w:tblPr>
-      <w:tblGrid>
-        <w:gridCol w:w="3855"/>
-        <w:gridCol w:w="2313"/>
-        <w:gridCol w:w="3470"/>
-      </w:tblGrid>
-      <w:tr>
-        <w:trPr>
-          <w:tblHeader/>
-        </w:trPr>
-        <w:tc>
-          <w:tcPr>
-            <w:tcW w:type="dxa" w:w="3855"/>
-            <w:shd w:fill="B3261E" w:color="auto" w:val="clear"/>
-            <w:tcMar>
-              <w:top w:type="dxa" w:w="60"/>
-              <w:left w:type="dxa" w:w="100"/>
-              <w:bottom w:type="dxa" w:w="60"/>
-              <w:right w:type="dxa" w:w="100"/>
-            </w:tcMar>
-            <w:vAlign w:val="center"/>
-          </w:tcPr>
-          <w:p>
-            <w:pPr>
-              <w:spacing w:after="0"/>
-            </w:pPr>
-            <w:r>
-              <w:rPr>
-                <w:b/>
-                <w:bCs/>
-                <w:color w:val="FFFFFF"/>
-                <w:sz w:val="19"/>
-                <w:szCs w:val="19"/>
-              </w:rPr>
-              <w:t xml:space="preserve">Table</w:t>
-            </w:r>
-          </w:p>
-        </w:tc>
-        <w:tc>
-          <w:tcPr>
-            <w:tcW w:type="dxa" w:w="2313"/>
-            <w:shd w:fill="B3261E" w:color="auto" w:val="clear"/>
-            <w:tcMar>
-              <w:top w:type="dxa" w:w="60"/>
-              <w:left w:type="dxa" w:w="100"/>
-              <w:bottom w:type="dxa" w:w="60"/>
-              <w:right w:type="dxa" w:w="100"/>
-            </w:tcMar>
-            <w:vAlign w:val="center"/>
-          </w:tcPr>
-          <w:p>
-            <w:pPr>
-              <w:spacing w:after="0"/>
-            </w:pPr>
-            <w:r>
-              <w:rPr>
-                <w:b/>
-                <w:bCs/>
-                <w:color w:val="FFFFFF"/>
-                <w:sz w:val="19"/>
-                <w:szCs w:val="19"/>
-              </w:rPr>
-              <w:t xml:space="preserve">Propriétaire</w:t>
-            </w:r>
-          </w:p>
-        </w:tc>
-        <w:tc>
-          <w:tcPr>
-            <w:tcW w:type="dxa" w:w="3470"/>
-            <w:shd w:fill="B3261E" w:color="auto" w:val="clear"/>
-            <w:tcMar>
-              <w:top w:type="dxa" w:w="60"/>
-              <w:left w:type="dxa" w:w="100"/>
-              <w:bottom w:type="dxa" w:w="60"/>
-              <w:right w:type="dxa" w:w="100"/>
-            </w:tcMar>
-            <w:vAlign w:val="center"/>
-          </w:tcPr>
-          <w:p>
-            <w:pPr>
-              <w:spacing w:after="0"/>
-            </w:pPr>
-            <w:r>
-              <w:rPr>
-                <w:b/>
-                <w:bCs/>
-                <w:color w:val="FFFFFF"/>
-                <w:sz w:val="19"/>
-                <w:szCs w:val="19"/>
-              </w:rPr>
-              <w:t xml:space="preserve">Lue par</w:t>
-            </w:r>
-          </w:p>
-        </w:tc>
-      </w:tr>
-      <w:tr>
-        <w:tc>
-          <w:tcPr>
-            <w:tcW w:type="dxa" w:w="3855"/>
-            <w:tcMar>
-              <w:top w:type="dxa" w:w="60"/>
-              <w:left w:type="dxa" w:w="100"/>
-              <w:bottom w:type="dxa" w:w="60"/>
-              <w:right w:type="dxa" w:w="100"/>
-            </w:tcMar>
-            <w:vAlign w:val="center"/>
-          </w:tcPr>
-          <w:p>
-            <w:pPr>
-              <w:spacing w:after="0"/>
-            </w:pPr>
-            <w:r>
-              <w:rPr>
-                <w:sz w:val="19"/>
-                <w:szCs w:val="19"/>
-              </w:rPr>
-              <w:t xml:space="preserve">User, TrainingSession, AiCallLog</w:t>
-            </w:r>
-          </w:p>
-        </w:tc>
-        <w:tc>
-          <w:tcPr>
-            <w:tcW w:type="dxa" w:w="2313"/>
-            <w:tcMar>
-              <w:top w:type="dxa" w:w="60"/>
-              <w:left w:type="dxa" w:w="100"/>
-              <w:bottom w:type="dxa" w:w="60"/>
-              <w:right w:type="dxa" w:w="100"/>
-            </w:tcMar>
-            <w:vAlign w:val="center"/>
-          </w:tcPr>
-          <w:p>
-            <w:pPr>
-              <w:spacing w:after="0"/>
-            </w:pPr>
-            <w:r>
-              <w:rPr>
-                <w:sz w:val="19"/>
-                <w:szCs w:val="19"/>
-              </w:rPr>
-              <w:t xml:space="preserve">Base commune</w:t>
-            </w:r>
-          </w:p>
-        </w:tc>
-        <w:tc>
-          <w:tcPr>
-            <w:tcW w:type="dxa" w:w="3470"/>
-            <w:tcMar>
-              <w:top w:type="dxa" w:w="60"/>
-              <w:left w:type="dxa" w:w="100"/>
-              <w:bottom w:type="dxa" w:w="60"/>
-              <w:right w:type="dxa" w:w="100"/>
-            </w:tcMar>
-            <w:vAlign w:val="center"/>
-          </w:tcPr>
-          <w:p>
-            <w:pPr>
-              <w:spacing w:after="0"/>
-            </w:pPr>
-            <w:r>
-              <w:rPr>
-                <w:sz w:val="19"/>
-                <w:szCs w:val="19"/>
-              </w:rPr>
-              <w:t xml:space="preserve">Tous les modules</w:t>
-            </w:r>
-          </w:p>
-        </w:tc>
-      </w:tr>
-      <w:tr>
-        <w:tc>
-          <w:tcPr>
-            <w:tcW w:type="dxa" w:w="3855"/>
-            <w:tcMar>
-              <w:top w:type="dxa" w:w="60"/>
-              <w:left w:type="dxa" w:w="100"/>
-              <w:bottom w:type="dxa" w:w="60"/>
-              <w:right w:type="dxa" w:w="100"/>
-            </w:tcMar>
-            <w:vAlign w:val="center"/>
-          </w:tcPr>
-          <w:p>
-            <w:pPr>
-              <w:spacing w:after="0"/>
-            </w:pPr>
-            <w:r>
-              <w:rPr>
-                <w:sz w:val="19"/>
-                <w:szCs w:val="19"/>
-              </w:rPr>
-              <w:t xml:space="preserve">Scenario</w:t>
-            </w:r>
-          </w:p>
-        </w:tc>
-        <w:tc>
-          <w:tcPr>
-            <w:tcW w:type="dxa" w:w="2313"/>
-            <w:tcMar>
-              <w:top w:type="dxa" w:w="60"/>
-              <w:left w:type="dxa" w:w="100"/>
-              <w:bottom w:type="dxa" w:w="60"/>
-              <w:right w:type="dxa" w:w="100"/>
-            </w:tcMar>
-            <w:vAlign w:val="center"/>
-          </w:tcPr>
-          <w:p>
-            <w:pPr>
-              <w:spacing w:after="0"/>
-            </w:pPr>
-            <w:r>
-              <w:rPr>
-                <w:sz w:val="19"/>
-                <w:szCs w:val="19"/>
-              </w:rPr>
-              <w:t xml:space="preserve">M1 client-generator</w:t>
-            </w:r>
-          </w:p>
-        </w:tc>
-        <w:tc>
-          <w:tcPr>
-            <w:tcW w:type="dxa" w:w="3470"/>
-            <w:tcMar>
-              <w:top w:type="dxa" w:w="60"/>
-              <w:left w:type="dxa" w:w="100"/>
-              <w:bottom w:type="dxa" w:w="60"/>
-              <w:right w:type="dxa" w:w="100"/>
-            </w:tcMar>
-            <w:vAlign w:val="center"/>
-          </w:tcPr>
-          <w:p>
-            <w:pPr>
-              <w:spacing w:after="0"/>
-            </w:pPr>
-            <w:r>
-              <w:rPr>
-                <w:sz w:val="19"/>
-                <w:szCs w:val="19"/>
-              </w:rPr>
-              <w:t xml:space="preserve">M2, M3, M4 (besoin caché côté serveur), M5</w:t>
-            </w:r>
-          </w:p>
-        </w:tc>
-      </w:tr>
-      <w:tr>
-        <w:tc>
-          <w:tcPr>
-            <w:tcW w:type="dxa" w:w="3855"/>
-            <w:tcMar>
-              <w:top w:type="dxa" w:w="60"/>
-              <w:left w:type="dxa" w:w="100"/>
-              <w:bottom w:type="dxa" w:w="60"/>
-              <w:right w:type="dxa" w:w="100"/>
-            </w:tcMar>
-            <w:vAlign w:val="center"/>
-          </w:tcPr>
-          <w:p>
-            <w:pPr>
-              <w:spacing w:after="0"/>
-            </w:pPr>
-            <w:r>
-              <w:rPr>
-                <w:sz w:val="19"/>
-                <w:szCs w:val="19"/>
-              </w:rPr>
-              <w:t xml:space="preserve">InterviewMessage</w:t>
-            </w:r>
-          </w:p>
-        </w:tc>
-        <w:tc>
-          <w:tcPr>
-            <w:tcW w:type="dxa" w:w="2313"/>
-            <w:tcMar>
-              <w:top w:type="dxa" w:w="60"/>
-              <w:left w:type="dxa" w:w="100"/>
-              <w:bottom w:type="dxa" w:w="60"/>
-              <w:right w:type="dxa" w:w="100"/>
-            </w:tcMar>
-            <w:vAlign w:val="center"/>
-          </w:tcPr>
-          <w:p>
-            <w:pPr>
-              <w:spacing w:after="0"/>
-            </w:pPr>
-            <w:r>
-              <w:rPr>
-                <w:sz w:val="19"/>
-                <w:szCs w:val="19"/>
-              </w:rPr>
-              <w:t xml:space="preserve">M2 interview</w:t>
-            </w:r>
-          </w:p>
-        </w:tc>
-        <w:tc>
-          <w:tcPr>
-            <w:tcW w:type="dxa" w:w="3470"/>
-            <w:tcMar>
-              <w:top w:type="dxa" w:w="60"/>
-              <w:left w:type="dxa" w:w="100"/>
-              <w:bottom w:type="dxa" w:w="60"/>
-              <w:right w:type="dxa" w:w="100"/>
-            </w:tcMar>
-            <w:vAlign w:val="center"/>
-          </w:tcPr>
-          <w:p>
-            <w:pPr>
-              <w:spacing w:after="0"/>
-            </w:pPr>
-            <w:r>
-              <w:rPr>
-                <w:sz w:val="19"/>
-                <w:szCs w:val="19"/>
-              </w:rPr>
-              <w:t xml:space="preserve">M4 (optionnel), M5</w:t>
-            </w:r>
-          </w:p>
-        </w:tc>
-      </w:tr>
-      <w:tr>
-        <w:tc>
-          <w:tcPr>
-            <w:tcW w:type="dxa" w:w="3855"/>
-            <w:tcMar>
-              <w:top w:type="dxa" w:w="60"/>
-              <w:left w:type="dxa" w:w="100"/>
-              <w:bottom w:type="dxa" w:w="60"/>
-              <w:right w:type="dxa" w:w="100"/>
-            </w:tcMar>
-            <w:vAlign w:val="center"/>
-          </w:tcPr>
-          <w:p>
-            <w:pPr>
-              <w:spacing w:after="0"/>
-            </w:pPr>
-            <w:r>
-              <w:rPr>
-                <w:sz w:val="19"/>
-                <w:szCs w:val="19"/>
-              </w:rPr>
-              <w:t xml:space="preserve">ChangeRequest</w:t>
-            </w:r>
-          </w:p>
-        </w:tc>
-        <w:tc>
-          <w:tcPr>
-            <w:tcW w:type="dxa" w:w="2313"/>
-            <w:tcMar>
-              <w:top w:type="dxa" w:w="60"/>
-              <w:left w:type="dxa" w:w="100"/>
-              <w:bottom w:type="dxa" w:w="60"/>
-              <w:right w:type="dxa" w:w="100"/>
-            </w:tcMar>
-            <w:vAlign w:val="center"/>
-          </w:tcPr>
-          <w:p>
-            <w:pPr>
-              <w:spacing w:after="0"/>
-            </w:pPr>
-            <w:r>
-              <w:rPr>
-                <w:sz w:val="19"/>
-                <w:szCs w:val="19"/>
-              </w:rPr>
-              <w:t xml:space="preserve">M3 change-requests</w:t>
-            </w:r>
-          </w:p>
-        </w:tc>
-        <w:tc>
-          <w:tcPr>
-            <w:tcW w:type="dxa" w:w="3470"/>
-            <w:tcMar>
-              <w:top w:type="dxa" w:w="60"/>
-              <w:left w:type="dxa" w:w="100"/>
-              <w:bottom w:type="dxa" w:w="60"/>
-              <w:right w:type="dxa" w:w="100"/>
-            </w:tcMar>
-            <w:vAlign w:val="center"/>
-          </w:tcPr>
-          <w:p>
-            <w:pPr>
-              <w:spacing w:after="0"/>
-            </w:pPr>
-            <w:r>
-              <w:rPr>
-                <w:sz w:val="19"/>
-                <w:szCs w:val="19"/>
-              </w:rPr>
-              <w:t xml:space="preserve">M5</w:t>
-            </w:r>
-          </w:p>
-        </w:tc>
-      </w:tr>
-      <w:tr>
-        <w:tc>
-          <w:tcPr>
-            <w:tcW w:type="dxa" w:w="3855"/>
-            <w:tcMar>
-              <w:top w:type="dxa" w:w="60"/>
-              <w:left w:type="dxa" w:w="100"/>
-              <w:bottom w:type="dxa" w:w="60"/>
-              <w:right w:type="dxa" w:w="100"/>
-            </w:tcMar>
-            <w:vAlign w:val="center"/>
-          </w:tcPr>
-          <w:p>
-            <w:pPr>
-              <w:spacing w:after="0"/>
-            </w:pPr>
-            <w:r>
-              <w:rPr>
-                <w:sz w:val="19"/>
-                <w:szCs w:val="19"/>
-              </w:rPr>
-              <w:t xml:space="preserve">RequirementsDocument, Requirement, RequirementsEvaluation</w:t>
-            </w:r>
-          </w:p>
-        </w:tc>
-        <w:tc>
-          <w:tcPr>
-            <w:tcW w:type="dxa" w:w="2313"/>
-            <w:tcMar>
-              <w:top w:type="dxa" w:w="60"/>
-              <w:left w:type="dxa" w:w="100"/>
-              <w:bottom w:type="dxa" w:w="60"/>
-              <w:right w:type="dxa" w:w="100"/>
-            </w:tcMar>
-            <w:vAlign w:val="center"/>
-          </w:tcPr>
-          <w:p>
-            <w:pPr>
-              <w:spacing w:after="0"/>
-            </w:pPr>
-            <w:r>
-              <w:rPr>
-                <w:sz w:val="19"/>
-                <w:szCs w:val="19"/>
-              </w:rPr>
-              <w:t xml:space="preserve">M4 requirements</w:t>
-            </w:r>
-          </w:p>
-        </w:tc>
-        <w:tc>
-          <w:tcPr>
-            <w:tcW w:type="dxa" w:w="3470"/>
-            <w:tcMar>
-              <w:top w:type="dxa" w:w="60"/>
-              <w:left w:type="dxa" w:w="100"/>
-              <w:bottom w:type="dxa" w:w="60"/>
-              <w:right w:type="dxa" w:w="100"/>
-            </w:tcMar>
-            <w:vAlign w:val="center"/>
-          </w:tcPr>
-          <w:p>
-            <w:pPr>
-              <w:spacing w:after="0"/>
-            </w:pPr>
-            <w:r>
-              <w:rPr>
-                <w:sz w:val="19"/>
-                <w:szCs w:val="19"/>
-              </w:rPr>
-              <w:t xml:space="preserve">M3 (optionnel), M5</w:t>
-            </w:r>
-          </w:p>
-        </w:tc>
-      </w:tr>
-      <w:tr>
-        <w:tc>
-          <w:tcPr>
-            <w:tcW w:type="dxa" w:w="3855"/>
-            <w:tcMar>
-              <w:top w:type="dxa" w:w="60"/>
-              <w:left w:type="dxa" w:w="100"/>
-              <w:bottom w:type="dxa" w:w="60"/>
-              <w:right w:type="dxa" w:w="100"/>
-            </w:tcMar>
-            <w:vAlign w:val="center"/>
-          </w:tcPr>
-          <w:p>
-            <w:pPr>
-              <w:spacing w:after="0"/>
-            </w:pPr>
-            <w:r>
-              <w:rPr>
-                <w:sz w:val="19"/>
-                <w:szCs w:val="19"/>
-              </w:rPr>
-              <w:t xml:space="preserve">TeacherFeedback</w:t>
-            </w:r>
-          </w:p>
-        </w:tc>
-        <w:tc>
-          <w:tcPr>
-            <w:tcW w:type="dxa" w:w="2313"/>
-            <w:tcMar>
-              <w:top w:type="dxa" w:w="60"/>
-              <w:left w:type="dxa" w:w="100"/>
-              <w:bottom w:type="dxa" w:w="60"/>
-              <w:right w:type="dxa" w:w="100"/>
-            </w:tcMar>
-            <w:vAlign w:val="center"/>
-          </w:tcPr>
-          <w:p>
-            <w:pPr>
-              <w:spacing w:after="0"/>
-            </w:pPr>
-            <w:r>
-              <w:rPr>
-                <w:sz w:val="19"/>
-                <w:szCs w:val="19"/>
-              </w:rPr>
-              <w:t xml:space="preserve">M5 dashboard</w:t>
-            </w:r>
-          </w:p>
-        </w:tc>
-        <w:tc>
-          <w:tcPr>
-            <w:tcW w:type="dxa" w:w="3470"/>
-            <w:tcMar>
-              <w:top w:type="dxa" w:w="60"/>
-              <w:left w:type="dxa" w:w="100"/>
-              <w:bottom w:type="dxa" w:w="60"/>
-              <w:right w:type="dxa" w:w="100"/>
-            </w:tcMar>
-            <w:vAlign w:val="center"/>
-          </w:tcPr>
-          <w:p>
-            <w:pPr>
-              <w:spacing w:after="0"/>
-            </w:pPr>
-            <w:r>
-              <w:rPr>
-                <w:sz w:val="19"/>
-                <w:szCs w:val="19"/>
-              </w:rPr>
-              <w:t xml:space="preserve">M5</w:t>
-            </w:r>
-          </w:p>
-        </w:tc>
-      </w:tr>
-    </w:tbl>
-    <w:p>
-      <w:pPr>
-        <w:spacing w:before="80" w:after="240"/>
-        <w:jc w:val="center"/>
-      </w:pPr>
-      <w:r>
-        <w:rPr>
-          <w:i/>
-          <w:iCs/>
-          <w:color w:val="5B6474"/>
-          <w:sz w:val="19"/>
-          <w:szCs w:val="19"/>
-        </w:rPr>
-        <w:t xml:space="preserve">Tableau 6 — Propriétaire de chaque table</w:t>
+        <w:t xml:space="preserve">Figure 12 — La question posée par l'IA avant de modifier la base commune</w:t>
+      </w:r>
+    </w:p>
+    <w:p>
+      <w:pPr>
+        <w:pStyle w:val="Heading3"/>
+      </w:pPr>
+      <w:r>
+        <w:t xml:space="preserve">Analyse critique</w:t>
       </w:r>
     </w:p>
     <w:p>
@@ -6748,19 +5486,39 @@
         <w:jc w:val="both"/>
       </w:pPr>
       <w:r>
-        <w:t xml:space="preserve">Règle : un module n'écrit que dans ses propres tables ; il peut lire celles des autres. La table </w:t>
-      </w:r>
-      <w:r>
-        <w:rPr>
-          <w:rFonts w:ascii="Consolas" w:cs="Consolas" w:eastAsia="Consolas" w:hAnsi="Consolas"/>
-          <w:color w:val="8C1D18"/>
-          <w:sz w:val="19"/>
-          <w:szCs w:val="19"/>
-        </w:rPr>
-        <w:t xml:space="preserve">TrainingSession</w:t>
-      </w:r>
-      <w:r>
-        <w:t xml:space="preserve"> (une séance d'un étudiant sur un scénario) relie tous les modules.</w:t>
+        <w:rPr>
+          <w:b/>
+          <w:bCs/>
+        </w:rPr>
+        <w:t xml:space="preserve">Points forts.</w:t>
+      </w:r>
+      <w:r>
+        <w:t xml:space="preserve"> La contrainte « demande avant de toucher la base commune » a réellement été respectée : l'IA n'a modifié le code partagé qu'après accord, ce qui est essentiel dans un projet à cinq. Les tests exigés par le prompt ont détecté un couplage invisible à la lecture du code. Le format de résumé imposé rend le résultat directement exploitable (section 5.1).</w:t>
+      </w:r>
+    </w:p>
+    <w:p>
+      <w:pPr>
+        <w:spacing w:after="120" w:line="300"/>
+        <w:jc w:val="both"/>
+      </w:pPr>
+      <w:r>
+        <w:rPr>
+          <w:b/>
+          <w:bCs/>
+        </w:rPr>
+        <w:t xml:space="preserve">Limites.</w:t>
+      </w:r>
+      <w:r>
+        <w:t xml:space="preserve"> Déléguer une décision à l'IA (« ce qui convient le mieux ») est efficace mais doit rester exceptionnel et tracé : les choix retenus sont consignés dans le journal. Le prompt système v0.2 n'a pas encore été évalué avec un vrai fournisseur, faute de clé API : seul le mode simulé a été testé.</w:t>
+      </w:r>
+    </w:p>
+    <w:p>
+      <w:pPr>
+        <w:pStyle w:val="Heading1"/>
+        <w:pageBreakBefore/>
+      </w:pPr>
+      <w:r>
+        <w:t xml:space="preserve">3. Architecture technique</w:t>
       </w:r>
     </w:p>
     <w:p>
@@ -6768,7 +5526,26 @@
         <w:pStyle w:val="Heading2"/>
       </w:pPr>
       <w:r>
-        <w:t xml:space="preserve">3.4 Circulation du scénario</w:t>
+        <w:t xml:space="preserve">3.1 Vue d'ensemble</w:t>
+      </w:r>
+    </w:p>
+    <w:p>
+      <w:pPr>
+        <w:spacing w:after="120" w:line="300"/>
+        <w:jc w:val="both"/>
+      </w:pPr>
+      <w:r>
+        <w:t xml:space="preserve">L'application suit une architecture client-serveur classique en trois couches, complétée par un </w:t>
+      </w:r>
+      <w:r>
+        <w:rPr>
+          <w:b/>
+          <w:bCs/>
+        </w:rPr>
+        <w:t xml:space="preserve">service IA partagé</w:t>
+      </w:r>
+      <w:r>
+        <w:t xml:space="preserve"> qui isole tous les appels au LLM.</w:t>
       </w:r>
     </w:p>
     <w:p>
@@ -6780,9 +5557,9 @@
       <w:r>
         <w:drawing>
           <wp:inline distT="0" distB="0" distL="0" distR="0">
-            <wp:extent cx="6096000" cy="4848225"/>
+            <wp:extent cx="6096000" cy="3181350"/>
             <wp:effectExtent t="0" r="0" b="0" l="0"/>
-            <wp:docPr id="1" name="04-circulation-scenario.png" descr="Circulation du scénario du module 1 vers les modules 2 à 5" title="Circulation du scénario du module 1 vers les modules 2 à 5"/>
+            <wp:docPr id="1" name="01-architecture-globale.png" descr="Architecture globale de l'application" title="Architecture globale de l'application"/>
             <wp:cNvGraphicFramePr>
               <a:graphicFrameLocks xmlns:a="http://schemas.openxmlformats.org/drawingml/2006/main" noChangeAspect="1"/>
             </wp:cNvGraphicFramePr>
@@ -6805,7 +5582,7 @@
                   <pic:spPr bwMode="auto">
                     <a:xfrm>
                       <a:off x="0" y="0"/>
-                      <a:ext cx="6096000" cy="4848225"/>
+                      <a:ext cx="6096000" cy="3181350"/>
                     </a:xfrm>
                     <a:prstGeom prst="rect">
                       <a:avLst/>
@@ -6831,69 +5608,7 @@
           <w:sz w:val="19"/>
           <w:szCs w:val="19"/>
         </w:rPr>
-        <w:t xml:space="preserve">Figure 15 — Circulation du scénario du module 1 vers les modules 2 à 5</w:t>
-      </w:r>
-    </w:p>
-    <w:p>
-      <w:pPr>
-        <w:spacing w:after="120" w:line="300"/>
-        <w:jc w:val="both"/>
-      </w:pPr>
-      <w:r>
-        <w:t xml:space="preserve">Le module 1 génère et enregistre le scénario ; l'API n'en renvoie que la version publique. Les modules 2, 3 et 4 lisent le besoin caché côté serveur, uniquement pour construire leurs prompts : il part vers le LLM, jamais vers le navigateur.</w:t>
-      </w:r>
-    </w:p>
-    <w:p>
-      <w:pPr>
-        <w:pStyle w:val="Heading2"/>
-      </w:pPr>
-      <w:r>
-        <w:t xml:space="preserve">3.5 Contrat d'API</w:t>
-      </w:r>
-    </w:p>
-    <w:p>
-      <w:pPr>
-        <w:spacing w:after="120" w:line="300"/>
-        <w:jc w:val="both"/>
-      </w:pPr>
-      <w:r>
-        <w:t xml:space="preserve">Toutes les routes sont préfixées par </w:t>
-      </w:r>
-      <w:r>
-        <w:rPr>
-          <w:rFonts w:ascii="Consolas" w:cs="Consolas" w:eastAsia="Consolas" w:hAnsi="Consolas"/>
-          <w:color w:val="8C1D18"/>
-          <w:sz w:val="19"/>
-          <w:szCs w:val="19"/>
-        </w:rPr>
-        <w:t xml:space="preserve">/api</w:t>
-      </w:r>
-      <w:r>
-        <w:t xml:space="preserve">, échangent du JSON et utilisent un format d'erreur unique </w:t>
-      </w:r>
-      <w:r>
-        <w:rPr>
-          <w:rFonts w:ascii="Consolas" w:cs="Consolas" w:eastAsia="Consolas" w:hAnsi="Consolas"/>
-          <w:color w:val="8C1D18"/>
-          <w:sz w:val="19"/>
-          <w:szCs w:val="19"/>
-        </w:rPr>
-        <w:t xml:space="preserve">{ error: { code, message, details } }</w:t>
-      </w:r>
-      <w:r>
-        <w:t xml:space="preserve">. Le contrat complet (y compris les endpoints prévus) est dans </w:t>
-      </w:r>
-      <w:r>
-        <w:rPr>
-          <w:rFonts w:ascii="Consolas" w:cs="Consolas" w:eastAsia="Consolas" w:hAnsi="Consolas"/>
-          <w:color w:val="8C1D18"/>
-          <w:sz w:val="19"/>
-          <w:szCs w:val="19"/>
-        </w:rPr>
-        <w:t xml:space="preserve">docs/ARCHITECTURE.md</w:t>
-      </w:r>
-      <w:r>
-        <w:t xml:space="preserve"> ; le tableau suivant liste les endpoints déjà fonctionnels.</w:t>
+        <w:t xml:space="preserve">Figure 13 — Architecture globale de l'application</w:t>
       </w:r>
     </w:p>
     <w:tbl>
@@ -6940,7 +5655,7 @@
                 <w:sz w:val="19"/>
                 <w:szCs w:val="19"/>
               </w:rPr>
-              <w:t xml:space="preserve">Module</w:t>
+              <w:t xml:space="preserve">Couche</w:t>
             </w:r>
           </w:p>
         </w:tc>
@@ -6968,7 +5683,7 @@
                 <w:sz w:val="19"/>
                 <w:szCs w:val="19"/>
               </w:rPr>
-              <w:t xml:space="preserve">Endpoints fonctionnels</w:t>
+              <w:t xml:space="preserve">Rôle</w:t>
             </w:r>
           </w:p>
         </w:tc>
@@ -6994,7 +5709,7 @@
                 <w:sz w:val="19"/>
                 <w:szCs w:val="19"/>
               </w:rPr>
-              <w:t xml:space="preserve">Base commune</w:t>
+              <w:t xml:space="preserve">Présentation (React)</w:t>
             </w:r>
           </w:p>
         </w:tc>
@@ -7018,7 +5733,39 @@
                 <w:sz w:val="19"/>
                 <w:szCs w:val="19"/>
               </w:rPr>
-              <w:t xml:space="preserve">POST /auth/register, POST /auth/login, GET /auth/me, GET/POST /sessions, GET /sessions/:id, PATCH /sessions/:id/status, GET /health</w:t>
+              <w:t xml:space="preserve">Interface en français. </w:t>
+            </w:r>
+            <w:r>
+              <w:rPr>
+                <w:rFonts w:ascii="Consolas" w:cs="Consolas" w:eastAsia="Consolas" w:hAnsi="Consolas"/>
+                <w:color w:val="8C1D18"/>
+                <w:sz w:val="19"/>
+                <w:szCs w:val="19"/>
+              </w:rPr>
+              <w:t xml:space="preserve">shared/</w:t>
+            </w:r>
+            <w:r>
+              <w:rPr>
+                <w:sz w:val="19"/>
+                <w:szCs w:val="19"/>
+              </w:rPr>
+              <w:t xml:space="preserve"> contient le layout, l'authentification et le client HTTP ; chaque module a ses pages dans </w:t>
+            </w:r>
+            <w:r>
+              <w:rPr>
+                <w:rFonts w:ascii="Consolas" w:cs="Consolas" w:eastAsia="Consolas" w:hAnsi="Consolas"/>
+                <w:color w:val="8C1D18"/>
+                <w:sz w:val="19"/>
+                <w:szCs w:val="19"/>
+              </w:rPr>
+              <w:t xml:space="preserve">modules/&lt;module&gt;/</w:t>
+            </w:r>
+            <w:r>
+              <w:rPr>
+                <w:sz w:val="19"/>
+                <w:szCs w:val="19"/>
+              </w:rPr>
+              <w:t xml:space="preserve">.</w:t>
             </w:r>
           </w:p>
         </w:tc>
@@ -7044,7 +5791,7 @@
                 <w:sz w:val="19"/>
                 <w:szCs w:val="19"/>
               </w:rPr>
-              <w:t xml:space="preserve">M1 client-generator</w:t>
+              <w:t xml:space="preserve">API (Express)</w:t>
             </w:r>
           </w:p>
         </w:tc>
@@ -7068,7 +5815,23 @@
                 <w:sz w:val="19"/>
                 <w:szCs w:val="19"/>
               </w:rPr>
-              <w:t xml:space="preserve">POST /client-generator/scenarios, GET /client-generator/scenarios, GET /client-generator/scenarios/:id</w:t>
+              <w:t xml:space="preserve">Routes REST sous </w:t>
+            </w:r>
+            <w:r>
+              <w:rPr>
+                <w:rFonts w:ascii="Consolas" w:cs="Consolas" w:eastAsia="Consolas" w:hAnsi="Consolas"/>
+                <w:color w:val="8C1D18"/>
+                <w:sz w:val="19"/>
+                <w:szCs w:val="19"/>
+              </w:rPr>
+              <w:t xml:space="preserve">/api</w:t>
+            </w:r>
+            <w:r>
+              <w:rPr>
+                <w:sz w:val="19"/>
+                <w:szCs w:val="19"/>
+              </w:rPr>
+              <w:t xml:space="preserve">, middlewares communs : sécurité HTTP, authentification JWT, contrôle des rôles, validation Zod, filtre des secrets.</w:t>
             </w:r>
           </w:p>
         </w:tc>
@@ -7094,7 +5857,7 @@
                 <w:sz w:val="19"/>
                 <w:szCs w:val="19"/>
               </w:rPr>
-              <w:t xml:space="preserve">M2 interview</w:t>
+              <w:t xml:space="preserve">Métier (services)</w:t>
             </w:r>
           </w:p>
         </w:tc>
@@ -7118,7 +5881,7 @@
                 <w:sz w:val="19"/>
                 <w:szCs w:val="19"/>
               </w:rPr>
-              <w:t xml:space="preserve">GET et POST /interview/sessions/:id/messages</w:t>
+              <w:t xml:space="preserve">Découpage routes → controller → service dans chaque module ; la logique métier et l'accès aux données sont dans le service.</w:t>
             </w:r>
           </w:p>
         </w:tc>
@@ -7144,7 +5907,7 @@
                 <w:sz w:val="19"/>
                 <w:szCs w:val="19"/>
               </w:rPr>
-              <w:t xml:space="preserve">M3 change-requests</w:t>
+              <w:t xml:space="preserve">Service IA</w:t>
             </w:r>
           </w:p>
         </w:tc>
@@ -7168,7 +5931,7 @@
                 <w:sz w:val="19"/>
                 <w:szCs w:val="19"/>
               </w:rPr>
-              <w:t xml:space="preserve">GET /change-requests/sessions/:id, POST /change-requests/sessions/:id/generate</w:t>
+              <w:t xml:space="preserve">Point d'entrée unique vers les LLM : prompts en fichiers, masquage des données personnelles, délai, nouvelles tentatives, validation Zod.</w:t>
             </w:r>
           </w:p>
         </w:tc>
@@ -7194,7 +5957,7 @@
                 <w:sz w:val="19"/>
                 <w:szCs w:val="19"/>
               </w:rPr>
-              <w:t xml:space="preserve">M4 requirements</w:t>
+              <w:t xml:space="preserve">Données (Prisma)</w:t>
             </w:r>
           </w:p>
         </w:tc>
@@ -7218,7 +5981,7 @@
                 <w:sz w:val="19"/>
                 <w:szCs w:val="19"/>
               </w:rPr>
-              <w:t xml:space="preserve">GET et PUT /requirements/sessions/:id/document</w:t>
+              <w:t xml:space="preserve">Client unique, configuré pour omettre par défaut les champs secrets du scénario.</w:t>
             </w:r>
           </w:p>
         </w:tc>
@@ -7244,7 +6007,7 @@
                 <w:sz w:val="19"/>
                 <w:szCs w:val="19"/>
               </w:rPr>
-              <w:t xml:space="preserve">M5 dashboard</w:t>
+              <w:t xml:space="preserve">Persistance</w:t>
             </w:r>
           </w:p>
         </w:tc>
@@ -7268,7 +6031,7 @@
                 <w:sz w:val="19"/>
                 <w:szCs w:val="19"/>
               </w:rPr>
-              <w:t xml:space="preserve">GET /dashboard/me/stats (étudiant), GET /dashboard/teacher/overview (enseignant)</w:t>
+              <w:t xml:space="preserve">PostgreSQL 16 dans Docker, une base locale par membre.</w:t>
             </w:r>
           </w:p>
         </w:tc>
@@ -7287,7 +6050,7 @@
           <w:sz w:val="19"/>
           <w:szCs w:val="19"/>
         </w:rPr>
-        <w:t xml:space="preserve">Tableau 7 — Endpoints implémentés à ce stade</w:t>
+        <w:t xml:space="preserve">Tableau 5 — Rôle de chaque couche</w:t>
       </w:r>
     </w:p>
     <w:p>
@@ -7295,7 +6058,7 @@
         <w:pStyle w:val="Heading2"/>
       </w:pPr>
       <w:r>
-        <w:t xml:space="preserve">3.6 Service IA partagé</w:t>
+        <w:t xml:space="preserve">3.2 Organisation du dépôt</w:t>
       </w:r>
     </w:p>
     <w:p>
@@ -7304,7 +6067,17 @@
         <w:jc w:val="both"/>
       </w:pPr>
       <w:r>
-        <w:t xml:space="preserve">Tous les appels au LLM passent par une fonction unique, </w:t>
+        <w:t xml:space="preserve">Le dépôt est un </w:t>
+      </w:r>
+      <w:r>
+        <w:rPr>
+          <w:b/>
+          <w:bCs/>
+        </w:rPr>
+        <w:t xml:space="preserve">monorepo</w:t>
+      </w:r>
+      <w:r>
+        <w:t xml:space="preserve"> à deux espaces de travail npm (</w:t>
       </w:r>
       <w:r>
         <w:rPr>
@@ -7313,20 +6086,88 @@
           <w:sz w:val="19"/>
           <w:szCs w:val="19"/>
         </w:rPr>
-        <w:t xml:space="preserve">callLLM()</w:t>
-      </w:r>
-      <w:r>
-        <w:t xml:space="preserve">. Le module indique le prompt à utiliser, ses variables et le </w:t>
+        <w:t xml:space="preserve">server</w:t>
+      </w:r>
+      <w:r>
+        <w:t xml:space="preserve"> et </w:t>
+      </w:r>
+      <w:r>
+        <w:rPr>
+          <w:rFonts w:ascii="Consolas" w:cs="Consolas" w:eastAsia="Consolas" w:hAnsi="Consolas"/>
+          <w:color w:val="8C1D18"/>
+          <w:sz w:val="19"/>
+          <w:szCs w:val="19"/>
+        </w:rPr>
+        <w:t xml:space="preserve">client</w:t>
+      </w:r>
+      <w:r>
+        <w:t xml:space="preserve">). La base commune se trouve dans </w:t>
+      </w:r>
+      <w:r>
+        <w:rPr>
+          <w:rFonts w:ascii="Consolas" w:cs="Consolas" w:eastAsia="Consolas" w:hAnsi="Consolas"/>
+          <w:color w:val="8C1D18"/>
+          <w:sz w:val="19"/>
+          <w:szCs w:val="19"/>
+        </w:rPr>
+        <w:t xml:space="preserve">server/src/shared/</w:t>
+      </w:r>
+      <w:r>
+        <w:t xml:space="preserve"> et </w:t>
+      </w:r>
+      <w:r>
+        <w:rPr>
+          <w:rFonts w:ascii="Consolas" w:cs="Consolas" w:eastAsia="Consolas" w:hAnsi="Consolas"/>
+          <w:color w:val="8C1D18"/>
+          <w:sz w:val="19"/>
+          <w:szCs w:val="19"/>
+        </w:rPr>
+        <w:t xml:space="preserve">client/src/shared/</w:t>
+      </w:r>
+      <w:r>
+        <w:t xml:space="preserve"> ; chaque module occupe ses propres dossiers </w:t>
+      </w:r>
+      <w:r>
+        <w:rPr>
+          <w:rFonts w:ascii="Consolas" w:cs="Consolas" w:eastAsia="Consolas" w:hAnsi="Consolas"/>
+          <w:color w:val="8C1D18"/>
+          <w:sz w:val="19"/>
+          <w:szCs w:val="19"/>
+        </w:rPr>
+        <w:t xml:space="preserve">server/src/modules/&lt;module&gt;/</w:t>
+      </w:r>
+      <w:r>
+        <w:t xml:space="preserve"> et </w:t>
+      </w:r>
+      <w:r>
+        <w:rPr>
+          <w:rFonts w:ascii="Consolas" w:cs="Consolas" w:eastAsia="Consolas" w:hAnsi="Consolas"/>
+          <w:color w:val="8C1D18"/>
+          <w:sz w:val="19"/>
+          <w:szCs w:val="19"/>
+        </w:rPr>
+        <w:t xml:space="preserve">client/src/modules/&lt;module&gt;/</w:t>
+      </w:r>
+      <w:r>
+        <w:t xml:space="preserve">. Deux </w:t>
       </w:r>
       <w:r>
         <w:rPr>
           <w:b/>
           <w:bCs/>
         </w:rPr>
-        <w:t xml:space="preserve">schéma Zod</w:t>
-      </w:r>
-      <w:r>
-        <w:t xml:space="preserve"> attendu ; le service se charge du reste.</w:t>
+        <w:t xml:space="preserve">registres</w:t>
+      </w:r>
+      <w:r>
+        <w:t xml:space="preserve"> (un côté serveur, un côté client) branchent automatiquement les cinq modules : aucun membre n'a besoin de modifier la base commune pour rendre son module accessible, ce qui limite fortement les conflits Git.</w:t>
+      </w:r>
+    </w:p>
+    <w:p>
+      <w:pPr>
+        <w:pStyle w:val="Heading2"/>
+      </w:pPr>
+      <w:r>
+        <w:t xml:space="preserve">3.3 Modèle de données</w:t>
       </w:r>
     </w:p>
     <w:p>
@@ -7338,9 +6179,9 @@
       <w:r>
         <w:drawing>
           <wp:inline distT="0" distB="0" distL="0" distR="0">
-            <wp:extent cx="5143500" cy="8191500"/>
+            <wp:extent cx="6096000" cy="6819900"/>
             <wp:effectExtent t="0" r="0" b="0" l="0"/>
-            <wp:docPr id="1" name="05-service-ia.png" descr="Déroulement d'un appel au service IA" title="Déroulement d'un appel au service IA"/>
+            <wp:docPr id="1" name="03-modele-de-donnees.png" descr="Modèle de données (diagramme entité-association)" title="Modèle de données (diagramme entité-association)"/>
             <wp:cNvGraphicFramePr>
               <a:graphicFrameLocks xmlns:a="http://schemas.openxmlformats.org/drawingml/2006/main" noChangeAspect="1"/>
             </wp:cNvGraphicFramePr>
@@ -7363,6 +6204,1223 @@
                   <pic:spPr bwMode="auto">
                     <a:xfrm>
                       <a:off x="0" y="0"/>
+                      <a:ext cx="6096000" cy="6819900"/>
+                    </a:xfrm>
+                    <a:prstGeom prst="rect">
+                      <a:avLst/>
+                    </a:prstGeom>
+                  </pic:spPr>
+                </pic:pic>
+              </a:graphicData>
+            </a:graphic>
+          </wp:inline>
+        </w:drawing>
+      </w:r>
+    </w:p>
+    <w:p>
+      <w:pPr>
+        <w:spacing w:after="240"/>
+        <w:jc w:val="center"/>
+      </w:pPr>
+      <w:r>
+        <w:rPr>
+          <w:i/>
+          <w:iCs/>
+          <w:color w:val="5B6474"/>
+          <w:sz w:val="19"/>
+          <w:szCs w:val="19"/>
+        </w:rPr>
+        <w:t xml:space="preserve">Figure 14 — Modèle de données (diagramme entité-association)</w:t>
+      </w:r>
+    </w:p>
+    <w:tbl>
+      <w:tblPr>
+        <w:tblW w:type="dxa" w:w="9638"/>
+        <w:tblBorders>
+          <w:top w:val="single" w:color="auto" w:sz="4"/>
+          <w:left w:val="single" w:color="auto" w:sz="4"/>
+          <w:bottom w:val="single" w:color="auto" w:sz="4"/>
+          <w:right w:val="single" w:color="auto" w:sz="4"/>
+          <w:insideH w:val="single" w:color="auto" w:sz="4"/>
+          <w:insideV w:val="single" w:color="auto" w:sz="4"/>
+        </w:tblBorders>
+      </w:tblPr>
+      <w:tblGrid>
+        <w:gridCol w:w="3855"/>
+        <w:gridCol w:w="2313"/>
+        <w:gridCol w:w="3470"/>
+      </w:tblGrid>
+      <w:tr>
+        <w:trPr>
+          <w:tblHeader/>
+        </w:trPr>
+        <w:tc>
+          <w:tcPr>
+            <w:tcW w:type="dxa" w:w="3855"/>
+            <w:shd w:fill="B3261E" w:color="auto" w:val="clear"/>
+            <w:tcMar>
+              <w:top w:type="dxa" w:w="60"/>
+              <w:left w:type="dxa" w:w="100"/>
+              <w:bottom w:type="dxa" w:w="60"/>
+              <w:right w:type="dxa" w:w="100"/>
+            </w:tcMar>
+            <w:vAlign w:val="center"/>
+          </w:tcPr>
+          <w:p>
+            <w:pPr>
+              <w:spacing w:after="0"/>
+            </w:pPr>
+            <w:r>
+              <w:rPr>
+                <w:b/>
+                <w:bCs/>
+                <w:color w:val="FFFFFF"/>
+                <w:sz w:val="19"/>
+                <w:szCs w:val="19"/>
+              </w:rPr>
+              <w:t xml:space="preserve">Table</w:t>
+            </w:r>
+          </w:p>
+        </w:tc>
+        <w:tc>
+          <w:tcPr>
+            <w:tcW w:type="dxa" w:w="2313"/>
+            <w:shd w:fill="B3261E" w:color="auto" w:val="clear"/>
+            <w:tcMar>
+              <w:top w:type="dxa" w:w="60"/>
+              <w:left w:type="dxa" w:w="100"/>
+              <w:bottom w:type="dxa" w:w="60"/>
+              <w:right w:type="dxa" w:w="100"/>
+            </w:tcMar>
+            <w:vAlign w:val="center"/>
+          </w:tcPr>
+          <w:p>
+            <w:pPr>
+              <w:spacing w:after="0"/>
+            </w:pPr>
+            <w:r>
+              <w:rPr>
+                <w:b/>
+                <w:bCs/>
+                <w:color w:val="FFFFFF"/>
+                <w:sz w:val="19"/>
+                <w:szCs w:val="19"/>
+              </w:rPr>
+              <w:t xml:space="preserve">Propriétaire</w:t>
+            </w:r>
+          </w:p>
+        </w:tc>
+        <w:tc>
+          <w:tcPr>
+            <w:tcW w:type="dxa" w:w="3470"/>
+            <w:shd w:fill="B3261E" w:color="auto" w:val="clear"/>
+            <w:tcMar>
+              <w:top w:type="dxa" w:w="60"/>
+              <w:left w:type="dxa" w:w="100"/>
+              <w:bottom w:type="dxa" w:w="60"/>
+              <w:right w:type="dxa" w:w="100"/>
+            </w:tcMar>
+            <w:vAlign w:val="center"/>
+          </w:tcPr>
+          <w:p>
+            <w:pPr>
+              <w:spacing w:after="0"/>
+            </w:pPr>
+            <w:r>
+              <w:rPr>
+                <w:b/>
+                <w:bCs/>
+                <w:color w:val="FFFFFF"/>
+                <w:sz w:val="19"/>
+                <w:szCs w:val="19"/>
+              </w:rPr>
+              <w:t xml:space="preserve">Lue par</w:t>
+            </w:r>
+          </w:p>
+        </w:tc>
+      </w:tr>
+      <w:tr>
+        <w:tc>
+          <w:tcPr>
+            <w:tcW w:type="dxa" w:w="3855"/>
+            <w:tcMar>
+              <w:top w:type="dxa" w:w="60"/>
+              <w:left w:type="dxa" w:w="100"/>
+              <w:bottom w:type="dxa" w:w="60"/>
+              <w:right w:type="dxa" w:w="100"/>
+            </w:tcMar>
+            <w:vAlign w:val="center"/>
+          </w:tcPr>
+          <w:p>
+            <w:pPr>
+              <w:spacing w:after="0"/>
+            </w:pPr>
+            <w:r>
+              <w:rPr>
+                <w:sz w:val="19"/>
+                <w:szCs w:val="19"/>
+              </w:rPr>
+              <w:t xml:space="preserve">User, TrainingSession, AiCallLog</w:t>
+            </w:r>
+          </w:p>
+        </w:tc>
+        <w:tc>
+          <w:tcPr>
+            <w:tcW w:type="dxa" w:w="2313"/>
+            <w:tcMar>
+              <w:top w:type="dxa" w:w="60"/>
+              <w:left w:type="dxa" w:w="100"/>
+              <w:bottom w:type="dxa" w:w="60"/>
+              <w:right w:type="dxa" w:w="100"/>
+            </w:tcMar>
+            <w:vAlign w:val="center"/>
+          </w:tcPr>
+          <w:p>
+            <w:pPr>
+              <w:spacing w:after="0"/>
+            </w:pPr>
+            <w:r>
+              <w:rPr>
+                <w:sz w:val="19"/>
+                <w:szCs w:val="19"/>
+              </w:rPr>
+              <w:t xml:space="preserve">Base commune</w:t>
+            </w:r>
+          </w:p>
+        </w:tc>
+        <w:tc>
+          <w:tcPr>
+            <w:tcW w:type="dxa" w:w="3470"/>
+            <w:tcMar>
+              <w:top w:type="dxa" w:w="60"/>
+              <w:left w:type="dxa" w:w="100"/>
+              <w:bottom w:type="dxa" w:w="60"/>
+              <w:right w:type="dxa" w:w="100"/>
+            </w:tcMar>
+            <w:vAlign w:val="center"/>
+          </w:tcPr>
+          <w:p>
+            <w:pPr>
+              <w:spacing w:after="0"/>
+            </w:pPr>
+            <w:r>
+              <w:rPr>
+                <w:sz w:val="19"/>
+                <w:szCs w:val="19"/>
+              </w:rPr>
+              <w:t xml:space="preserve">Tous les modules</w:t>
+            </w:r>
+          </w:p>
+        </w:tc>
+      </w:tr>
+      <w:tr>
+        <w:tc>
+          <w:tcPr>
+            <w:tcW w:type="dxa" w:w="3855"/>
+            <w:tcMar>
+              <w:top w:type="dxa" w:w="60"/>
+              <w:left w:type="dxa" w:w="100"/>
+              <w:bottom w:type="dxa" w:w="60"/>
+              <w:right w:type="dxa" w:w="100"/>
+            </w:tcMar>
+            <w:vAlign w:val="center"/>
+          </w:tcPr>
+          <w:p>
+            <w:pPr>
+              <w:spacing w:after="0"/>
+            </w:pPr>
+            <w:r>
+              <w:rPr>
+                <w:sz w:val="19"/>
+                <w:szCs w:val="19"/>
+              </w:rPr>
+              <w:t xml:space="preserve">Scenario</w:t>
+            </w:r>
+          </w:p>
+        </w:tc>
+        <w:tc>
+          <w:tcPr>
+            <w:tcW w:type="dxa" w:w="2313"/>
+            <w:tcMar>
+              <w:top w:type="dxa" w:w="60"/>
+              <w:left w:type="dxa" w:w="100"/>
+              <w:bottom w:type="dxa" w:w="60"/>
+              <w:right w:type="dxa" w:w="100"/>
+            </w:tcMar>
+            <w:vAlign w:val="center"/>
+          </w:tcPr>
+          <w:p>
+            <w:pPr>
+              <w:spacing w:after="0"/>
+            </w:pPr>
+            <w:r>
+              <w:rPr>
+                <w:sz w:val="19"/>
+                <w:szCs w:val="19"/>
+              </w:rPr>
+              <w:t xml:space="preserve">M1 client-generator</w:t>
+            </w:r>
+          </w:p>
+        </w:tc>
+        <w:tc>
+          <w:tcPr>
+            <w:tcW w:type="dxa" w:w="3470"/>
+            <w:tcMar>
+              <w:top w:type="dxa" w:w="60"/>
+              <w:left w:type="dxa" w:w="100"/>
+              <w:bottom w:type="dxa" w:w="60"/>
+              <w:right w:type="dxa" w:w="100"/>
+            </w:tcMar>
+            <w:vAlign w:val="center"/>
+          </w:tcPr>
+          <w:p>
+            <w:pPr>
+              <w:spacing w:after="0"/>
+            </w:pPr>
+            <w:r>
+              <w:rPr>
+                <w:sz w:val="19"/>
+                <w:szCs w:val="19"/>
+              </w:rPr>
+              <w:t xml:space="preserve">M2, M3, M4 (besoin caché côté serveur), M5</w:t>
+            </w:r>
+          </w:p>
+        </w:tc>
+      </w:tr>
+      <w:tr>
+        <w:tc>
+          <w:tcPr>
+            <w:tcW w:type="dxa" w:w="3855"/>
+            <w:tcMar>
+              <w:top w:type="dxa" w:w="60"/>
+              <w:left w:type="dxa" w:w="100"/>
+              <w:bottom w:type="dxa" w:w="60"/>
+              <w:right w:type="dxa" w:w="100"/>
+            </w:tcMar>
+            <w:vAlign w:val="center"/>
+          </w:tcPr>
+          <w:p>
+            <w:pPr>
+              <w:spacing w:after="0"/>
+            </w:pPr>
+            <w:r>
+              <w:rPr>
+                <w:sz w:val="19"/>
+                <w:szCs w:val="19"/>
+              </w:rPr>
+              <w:t xml:space="preserve">InterviewMessage</w:t>
+            </w:r>
+          </w:p>
+        </w:tc>
+        <w:tc>
+          <w:tcPr>
+            <w:tcW w:type="dxa" w:w="2313"/>
+            <w:tcMar>
+              <w:top w:type="dxa" w:w="60"/>
+              <w:left w:type="dxa" w:w="100"/>
+              <w:bottom w:type="dxa" w:w="60"/>
+              <w:right w:type="dxa" w:w="100"/>
+            </w:tcMar>
+            <w:vAlign w:val="center"/>
+          </w:tcPr>
+          <w:p>
+            <w:pPr>
+              <w:spacing w:after="0"/>
+            </w:pPr>
+            <w:r>
+              <w:rPr>
+                <w:sz w:val="19"/>
+                <w:szCs w:val="19"/>
+              </w:rPr>
+              <w:t xml:space="preserve">M2 interview</w:t>
+            </w:r>
+          </w:p>
+        </w:tc>
+        <w:tc>
+          <w:tcPr>
+            <w:tcW w:type="dxa" w:w="3470"/>
+            <w:tcMar>
+              <w:top w:type="dxa" w:w="60"/>
+              <w:left w:type="dxa" w:w="100"/>
+              <w:bottom w:type="dxa" w:w="60"/>
+              <w:right w:type="dxa" w:w="100"/>
+            </w:tcMar>
+            <w:vAlign w:val="center"/>
+          </w:tcPr>
+          <w:p>
+            <w:pPr>
+              <w:spacing w:after="0"/>
+            </w:pPr>
+            <w:r>
+              <w:rPr>
+                <w:sz w:val="19"/>
+                <w:szCs w:val="19"/>
+              </w:rPr>
+              <w:t xml:space="preserve">M4 (optionnel), M5</w:t>
+            </w:r>
+          </w:p>
+        </w:tc>
+      </w:tr>
+      <w:tr>
+        <w:tc>
+          <w:tcPr>
+            <w:tcW w:type="dxa" w:w="3855"/>
+            <w:tcMar>
+              <w:top w:type="dxa" w:w="60"/>
+              <w:left w:type="dxa" w:w="100"/>
+              <w:bottom w:type="dxa" w:w="60"/>
+              <w:right w:type="dxa" w:w="100"/>
+            </w:tcMar>
+            <w:vAlign w:val="center"/>
+          </w:tcPr>
+          <w:p>
+            <w:pPr>
+              <w:spacing w:after="0"/>
+            </w:pPr>
+            <w:r>
+              <w:rPr>
+                <w:sz w:val="19"/>
+                <w:szCs w:val="19"/>
+              </w:rPr>
+              <w:t xml:space="preserve">ChangeRequest</w:t>
+            </w:r>
+          </w:p>
+        </w:tc>
+        <w:tc>
+          <w:tcPr>
+            <w:tcW w:type="dxa" w:w="2313"/>
+            <w:tcMar>
+              <w:top w:type="dxa" w:w="60"/>
+              <w:left w:type="dxa" w:w="100"/>
+              <w:bottom w:type="dxa" w:w="60"/>
+              <w:right w:type="dxa" w:w="100"/>
+            </w:tcMar>
+            <w:vAlign w:val="center"/>
+          </w:tcPr>
+          <w:p>
+            <w:pPr>
+              <w:spacing w:after="0"/>
+            </w:pPr>
+            <w:r>
+              <w:rPr>
+                <w:sz w:val="19"/>
+                <w:szCs w:val="19"/>
+              </w:rPr>
+              <w:t xml:space="preserve">M3 change-requests</w:t>
+            </w:r>
+          </w:p>
+        </w:tc>
+        <w:tc>
+          <w:tcPr>
+            <w:tcW w:type="dxa" w:w="3470"/>
+            <w:tcMar>
+              <w:top w:type="dxa" w:w="60"/>
+              <w:left w:type="dxa" w:w="100"/>
+              <w:bottom w:type="dxa" w:w="60"/>
+              <w:right w:type="dxa" w:w="100"/>
+            </w:tcMar>
+            <w:vAlign w:val="center"/>
+          </w:tcPr>
+          <w:p>
+            <w:pPr>
+              <w:spacing w:after="0"/>
+            </w:pPr>
+            <w:r>
+              <w:rPr>
+                <w:sz w:val="19"/>
+                <w:szCs w:val="19"/>
+              </w:rPr>
+              <w:t xml:space="preserve">M5</w:t>
+            </w:r>
+          </w:p>
+        </w:tc>
+      </w:tr>
+      <w:tr>
+        <w:tc>
+          <w:tcPr>
+            <w:tcW w:type="dxa" w:w="3855"/>
+            <w:tcMar>
+              <w:top w:type="dxa" w:w="60"/>
+              <w:left w:type="dxa" w:w="100"/>
+              <w:bottom w:type="dxa" w:w="60"/>
+              <w:right w:type="dxa" w:w="100"/>
+            </w:tcMar>
+            <w:vAlign w:val="center"/>
+          </w:tcPr>
+          <w:p>
+            <w:pPr>
+              <w:spacing w:after="0"/>
+            </w:pPr>
+            <w:r>
+              <w:rPr>
+                <w:sz w:val="19"/>
+                <w:szCs w:val="19"/>
+              </w:rPr>
+              <w:t xml:space="preserve">RequirementsDocument, Requirement, RequirementsEvaluation</w:t>
+            </w:r>
+          </w:p>
+        </w:tc>
+        <w:tc>
+          <w:tcPr>
+            <w:tcW w:type="dxa" w:w="2313"/>
+            <w:tcMar>
+              <w:top w:type="dxa" w:w="60"/>
+              <w:left w:type="dxa" w:w="100"/>
+              <w:bottom w:type="dxa" w:w="60"/>
+              <w:right w:type="dxa" w:w="100"/>
+            </w:tcMar>
+            <w:vAlign w:val="center"/>
+          </w:tcPr>
+          <w:p>
+            <w:pPr>
+              <w:spacing w:after="0"/>
+            </w:pPr>
+            <w:r>
+              <w:rPr>
+                <w:sz w:val="19"/>
+                <w:szCs w:val="19"/>
+              </w:rPr>
+              <w:t xml:space="preserve">M4 requirements</w:t>
+            </w:r>
+          </w:p>
+        </w:tc>
+        <w:tc>
+          <w:tcPr>
+            <w:tcW w:type="dxa" w:w="3470"/>
+            <w:tcMar>
+              <w:top w:type="dxa" w:w="60"/>
+              <w:left w:type="dxa" w:w="100"/>
+              <w:bottom w:type="dxa" w:w="60"/>
+              <w:right w:type="dxa" w:w="100"/>
+            </w:tcMar>
+            <w:vAlign w:val="center"/>
+          </w:tcPr>
+          <w:p>
+            <w:pPr>
+              <w:spacing w:after="0"/>
+            </w:pPr>
+            <w:r>
+              <w:rPr>
+                <w:sz w:val="19"/>
+                <w:szCs w:val="19"/>
+              </w:rPr>
+              <w:t xml:space="preserve">M3 (optionnel), M5</w:t>
+            </w:r>
+          </w:p>
+        </w:tc>
+      </w:tr>
+      <w:tr>
+        <w:tc>
+          <w:tcPr>
+            <w:tcW w:type="dxa" w:w="3855"/>
+            <w:tcMar>
+              <w:top w:type="dxa" w:w="60"/>
+              <w:left w:type="dxa" w:w="100"/>
+              <w:bottom w:type="dxa" w:w="60"/>
+              <w:right w:type="dxa" w:w="100"/>
+            </w:tcMar>
+            <w:vAlign w:val="center"/>
+          </w:tcPr>
+          <w:p>
+            <w:pPr>
+              <w:spacing w:after="0"/>
+            </w:pPr>
+            <w:r>
+              <w:rPr>
+                <w:sz w:val="19"/>
+                <w:szCs w:val="19"/>
+              </w:rPr>
+              <w:t xml:space="preserve">TeacherFeedback</w:t>
+            </w:r>
+          </w:p>
+        </w:tc>
+        <w:tc>
+          <w:tcPr>
+            <w:tcW w:type="dxa" w:w="2313"/>
+            <w:tcMar>
+              <w:top w:type="dxa" w:w="60"/>
+              <w:left w:type="dxa" w:w="100"/>
+              <w:bottom w:type="dxa" w:w="60"/>
+              <w:right w:type="dxa" w:w="100"/>
+            </w:tcMar>
+            <w:vAlign w:val="center"/>
+          </w:tcPr>
+          <w:p>
+            <w:pPr>
+              <w:spacing w:after="0"/>
+            </w:pPr>
+            <w:r>
+              <w:rPr>
+                <w:sz w:val="19"/>
+                <w:szCs w:val="19"/>
+              </w:rPr>
+              <w:t xml:space="preserve">M5 dashboard</w:t>
+            </w:r>
+          </w:p>
+        </w:tc>
+        <w:tc>
+          <w:tcPr>
+            <w:tcW w:type="dxa" w:w="3470"/>
+            <w:tcMar>
+              <w:top w:type="dxa" w:w="60"/>
+              <w:left w:type="dxa" w:w="100"/>
+              <w:bottom w:type="dxa" w:w="60"/>
+              <w:right w:type="dxa" w:w="100"/>
+            </w:tcMar>
+            <w:vAlign w:val="center"/>
+          </w:tcPr>
+          <w:p>
+            <w:pPr>
+              <w:spacing w:after="0"/>
+            </w:pPr>
+            <w:r>
+              <w:rPr>
+                <w:sz w:val="19"/>
+                <w:szCs w:val="19"/>
+              </w:rPr>
+              <w:t xml:space="preserve">M5</w:t>
+            </w:r>
+          </w:p>
+        </w:tc>
+      </w:tr>
+    </w:tbl>
+    <w:p>
+      <w:pPr>
+        <w:spacing w:before="80" w:after="240"/>
+        <w:jc w:val="center"/>
+      </w:pPr>
+      <w:r>
+        <w:rPr>
+          <w:i/>
+          <w:iCs/>
+          <w:color w:val="5B6474"/>
+          <w:sz w:val="19"/>
+          <w:szCs w:val="19"/>
+        </w:rPr>
+        <w:t xml:space="preserve">Tableau 6 — Propriétaire de chaque table</w:t>
+      </w:r>
+    </w:p>
+    <w:p>
+      <w:pPr>
+        <w:spacing w:after="120" w:line="300"/>
+        <w:jc w:val="both"/>
+      </w:pPr>
+      <w:r>
+        <w:t xml:space="preserve">Règle : un module n'écrit que dans ses propres tables ; il peut lire celles des autres. La table </w:t>
+      </w:r>
+      <w:r>
+        <w:rPr>
+          <w:rFonts w:ascii="Consolas" w:cs="Consolas" w:eastAsia="Consolas" w:hAnsi="Consolas"/>
+          <w:color w:val="8C1D18"/>
+          <w:sz w:val="19"/>
+          <w:szCs w:val="19"/>
+        </w:rPr>
+        <w:t xml:space="preserve">TrainingSession</w:t>
+      </w:r>
+      <w:r>
+        <w:t xml:space="preserve"> (une séance d'un étudiant sur un scénario) relie tous les modules.</w:t>
+      </w:r>
+    </w:p>
+    <w:p>
+      <w:pPr>
+        <w:pStyle w:val="Heading2"/>
+      </w:pPr>
+      <w:r>
+        <w:t xml:space="preserve">3.4 Circulation du scénario</w:t>
+      </w:r>
+    </w:p>
+    <w:p>
+      <w:pPr>
+        <w:keepNext/>
+        <w:spacing w:before="120" w:after="60"/>
+        <w:jc w:val="center"/>
+      </w:pPr>
+      <w:r>
+        <w:drawing>
+          <wp:inline distT="0" distB="0" distL="0" distR="0">
+            <wp:extent cx="6096000" cy="4848225"/>
+            <wp:effectExtent t="0" r="0" b="0" l="0"/>
+            <wp:docPr id="1" name="04-circulation-scenario.png" descr="Circulation du scénario du module 1 vers les modules 2 à 5" title="Circulation du scénario du module 1 vers les modules 2 à 5"/>
+            <wp:cNvGraphicFramePr>
+              <a:graphicFrameLocks xmlns:a="http://schemas.openxmlformats.org/drawingml/2006/main" noChangeAspect="1"/>
+            </wp:cNvGraphicFramePr>
+            <a:graphic xmlns:a="http://schemas.openxmlformats.org/drawingml/2006/main">
+              <a:graphicData uri="http://schemas.openxmlformats.org/drawingml/2006/picture">
+                <pic:pic xmlns:pic="http://schemas.openxmlformats.org/drawingml/2006/picture">
+                  <pic:nvPicPr>
+                    <pic:cNvPr id="0" name="" descr=""/>
+                    <pic:cNvPicPr>
+                      <a:picLocks noChangeAspect="1" noChangeArrowheads="1"/>
+                    </pic:cNvPicPr>
+                  </pic:nvPicPr>
+                  <pic:blipFill>
+                    <a:blip r:embed="rId36" cstate="none"/>
+                    <a:srcRect/>
+                    <a:stretch>
+                      <a:fillRect/>
+                    </a:stretch>
+                  </pic:blipFill>
+                  <pic:spPr bwMode="auto">
+                    <a:xfrm>
+                      <a:off x="0" y="0"/>
+                      <a:ext cx="6096000" cy="4848225"/>
+                    </a:xfrm>
+                    <a:prstGeom prst="rect">
+                      <a:avLst/>
+                    </a:prstGeom>
+                  </pic:spPr>
+                </pic:pic>
+              </a:graphicData>
+            </a:graphic>
+          </wp:inline>
+        </w:drawing>
+      </w:r>
+    </w:p>
+    <w:p>
+      <w:pPr>
+        <w:spacing w:after="240"/>
+        <w:jc w:val="center"/>
+      </w:pPr>
+      <w:r>
+        <w:rPr>
+          <w:i/>
+          <w:iCs/>
+          <w:color w:val="5B6474"/>
+          <w:sz w:val="19"/>
+          <w:szCs w:val="19"/>
+        </w:rPr>
+        <w:t xml:space="preserve">Figure 15 — Circulation du scénario du module 1 vers les modules 2 à 5</w:t>
+      </w:r>
+    </w:p>
+    <w:p>
+      <w:pPr>
+        <w:spacing w:after="120" w:line="300"/>
+        <w:jc w:val="both"/>
+      </w:pPr>
+      <w:r>
+        <w:t xml:space="preserve">Le module 1 génère et enregistre le scénario ; l'API n'en renvoie que la version publique. Les modules 2, 3 et 4 lisent le besoin caché côté serveur, uniquement pour construire leurs prompts : il part vers le LLM, jamais vers le navigateur.</w:t>
+      </w:r>
+    </w:p>
+    <w:p>
+      <w:pPr>
+        <w:pStyle w:val="Heading2"/>
+      </w:pPr>
+      <w:r>
+        <w:t xml:space="preserve">3.5 Contrat d'API</w:t>
+      </w:r>
+    </w:p>
+    <w:p>
+      <w:pPr>
+        <w:spacing w:after="120" w:line="300"/>
+        <w:jc w:val="both"/>
+      </w:pPr>
+      <w:r>
+        <w:t xml:space="preserve">Toutes les routes sont préfixées par </w:t>
+      </w:r>
+      <w:r>
+        <w:rPr>
+          <w:rFonts w:ascii="Consolas" w:cs="Consolas" w:eastAsia="Consolas" w:hAnsi="Consolas"/>
+          <w:color w:val="8C1D18"/>
+          <w:sz w:val="19"/>
+          <w:szCs w:val="19"/>
+        </w:rPr>
+        <w:t xml:space="preserve">/api</w:t>
+      </w:r>
+      <w:r>
+        <w:t xml:space="preserve">, échangent du JSON et utilisent un format d'erreur unique </w:t>
+      </w:r>
+      <w:r>
+        <w:rPr>
+          <w:rFonts w:ascii="Consolas" w:cs="Consolas" w:eastAsia="Consolas" w:hAnsi="Consolas"/>
+          <w:color w:val="8C1D18"/>
+          <w:sz w:val="19"/>
+          <w:szCs w:val="19"/>
+        </w:rPr>
+        <w:t xml:space="preserve">{ error: { code, message, details } }</w:t>
+      </w:r>
+      <w:r>
+        <w:t xml:space="preserve">. Le contrat complet (y compris les endpoints prévus) est dans </w:t>
+      </w:r>
+      <w:r>
+        <w:rPr>
+          <w:rFonts w:ascii="Consolas" w:cs="Consolas" w:eastAsia="Consolas" w:hAnsi="Consolas"/>
+          <w:color w:val="8C1D18"/>
+          <w:sz w:val="19"/>
+          <w:szCs w:val="19"/>
+        </w:rPr>
+        <w:t xml:space="preserve">docs/ARCHITECTURE.md</w:t>
+      </w:r>
+      <w:r>
+        <w:t xml:space="preserve"> ; le tableau suivant liste les endpoints déjà fonctionnels.</w:t>
+      </w:r>
+    </w:p>
+    <w:tbl>
+      <w:tblPr>
+        <w:tblW w:type="dxa" w:w="9638"/>
+        <w:tblBorders>
+          <w:top w:val="single" w:color="auto" w:sz="4"/>
+          <w:left w:val="single" w:color="auto" w:sz="4"/>
+          <w:bottom w:val="single" w:color="auto" w:sz="4"/>
+          <w:right w:val="single" w:color="auto" w:sz="4"/>
+          <w:insideH w:val="single" w:color="auto" w:sz="4"/>
+          <w:insideV w:val="single" w:color="auto" w:sz="4"/>
+        </w:tblBorders>
+      </w:tblPr>
+      <w:tblGrid>
+        <w:gridCol w:w="2120"/>
+        <w:gridCol w:w="7518"/>
+      </w:tblGrid>
+      <w:tr>
+        <w:trPr>
+          <w:tblHeader/>
+        </w:trPr>
+        <w:tc>
+          <w:tcPr>
+            <w:tcW w:type="dxa" w:w="2120"/>
+            <w:shd w:fill="B3261E" w:color="auto" w:val="clear"/>
+            <w:tcMar>
+              <w:top w:type="dxa" w:w="60"/>
+              <w:left w:type="dxa" w:w="100"/>
+              <w:bottom w:type="dxa" w:w="60"/>
+              <w:right w:type="dxa" w:w="100"/>
+            </w:tcMar>
+            <w:vAlign w:val="center"/>
+          </w:tcPr>
+          <w:p>
+            <w:pPr>
+              <w:spacing w:after="0"/>
+            </w:pPr>
+            <w:r>
+              <w:rPr>
+                <w:b/>
+                <w:bCs/>
+                <w:color w:val="FFFFFF"/>
+                <w:sz w:val="19"/>
+                <w:szCs w:val="19"/>
+              </w:rPr>
+              <w:t xml:space="preserve">Module</w:t>
+            </w:r>
+          </w:p>
+        </w:tc>
+        <w:tc>
+          <w:tcPr>
+            <w:tcW w:type="dxa" w:w="7518"/>
+            <w:shd w:fill="B3261E" w:color="auto" w:val="clear"/>
+            <w:tcMar>
+              <w:top w:type="dxa" w:w="60"/>
+              <w:left w:type="dxa" w:w="100"/>
+              <w:bottom w:type="dxa" w:w="60"/>
+              <w:right w:type="dxa" w:w="100"/>
+            </w:tcMar>
+            <w:vAlign w:val="center"/>
+          </w:tcPr>
+          <w:p>
+            <w:pPr>
+              <w:spacing w:after="0"/>
+            </w:pPr>
+            <w:r>
+              <w:rPr>
+                <w:b/>
+                <w:bCs/>
+                <w:color w:val="FFFFFF"/>
+                <w:sz w:val="19"/>
+                <w:szCs w:val="19"/>
+              </w:rPr>
+              <w:t xml:space="preserve">Endpoints fonctionnels</w:t>
+            </w:r>
+          </w:p>
+        </w:tc>
+      </w:tr>
+      <w:tr>
+        <w:tc>
+          <w:tcPr>
+            <w:tcW w:type="dxa" w:w="2120"/>
+            <w:tcMar>
+              <w:top w:type="dxa" w:w="60"/>
+              <w:left w:type="dxa" w:w="100"/>
+              <w:bottom w:type="dxa" w:w="60"/>
+              <w:right w:type="dxa" w:w="100"/>
+            </w:tcMar>
+            <w:vAlign w:val="center"/>
+          </w:tcPr>
+          <w:p>
+            <w:pPr>
+              <w:spacing w:after="0"/>
+            </w:pPr>
+            <w:r>
+              <w:rPr>
+                <w:sz w:val="19"/>
+                <w:szCs w:val="19"/>
+              </w:rPr>
+              <w:t xml:space="preserve">Base commune</w:t>
+            </w:r>
+          </w:p>
+        </w:tc>
+        <w:tc>
+          <w:tcPr>
+            <w:tcW w:type="dxa" w:w="7518"/>
+            <w:tcMar>
+              <w:top w:type="dxa" w:w="60"/>
+              <w:left w:type="dxa" w:w="100"/>
+              <w:bottom w:type="dxa" w:w="60"/>
+              <w:right w:type="dxa" w:w="100"/>
+            </w:tcMar>
+            <w:vAlign w:val="center"/>
+          </w:tcPr>
+          <w:p>
+            <w:pPr>
+              <w:spacing w:after="0"/>
+            </w:pPr>
+            <w:r>
+              <w:rPr>
+                <w:sz w:val="19"/>
+                <w:szCs w:val="19"/>
+              </w:rPr>
+              <w:t xml:space="preserve">POST /auth/register, POST /auth/login, GET /auth/me, GET/POST /sessions, GET /sessions/:id, PATCH /sessions/:id/status, GET /health</w:t>
+            </w:r>
+          </w:p>
+        </w:tc>
+      </w:tr>
+      <w:tr>
+        <w:tc>
+          <w:tcPr>
+            <w:tcW w:type="dxa" w:w="2120"/>
+            <w:tcMar>
+              <w:top w:type="dxa" w:w="60"/>
+              <w:left w:type="dxa" w:w="100"/>
+              <w:bottom w:type="dxa" w:w="60"/>
+              <w:right w:type="dxa" w:w="100"/>
+            </w:tcMar>
+            <w:vAlign w:val="center"/>
+          </w:tcPr>
+          <w:p>
+            <w:pPr>
+              <w:spacing w:after="0"/>
+            </w:pPr>
+            <w:r>
+              <w:rPr>
+                <w:sz w:val="19"/>
+                <w:szCs w:val="19"/>
+              </w:rPr>
+              <w:t xml:space="preserve">M1 client-generator</w:t>
+            </w:r>
+          </w:p>
+        </w:tc>
+        <w:tc>
+          <w:tcPr>
+            <w:tcW w:type="dxa" w:w="7518"/>
+            <w:tcMar>
+              <w:top w:type="dxa" w:w="60"/>
+              <w:left w:type="dxa" w:w="100"/>
+              <w:bottom w:type="dxa" w:w="60"/>
+              <w:right w:type="dxa" w:w="100"/>
+            </w:tcMar>
+            <w:vAlign w:val="center"/>
+          </w:tcPr>
+          <w:p>
+            <w:pPr>
+              <w:spacing w:after="0"/>
+            </w:pPr>
+            <w:r>
+              <w:rPr>
+                <w:sz w:val="19"/>
+                <w:szCs w:val="19"/>
+              </w:rPr>
+              <w:t xml:space="preserve">POST /client-generator/scenarios, GET /client-generator/scenarios, GET /client-generator/scenarios/:id</w:t>
+            </w:r>
+          </w:p>
+        </w:tc>
+      </w:tr>
+      <w:tr>
+        <w:tc>
+          <w:tcPr>
+            <w:tcW w:type="dxa" w:w="2120"/>
+            <w:tcMar>
+              <w:top w:type="dxa" w:w="60"/>
+              <w:left w:type="dxa" w:w="100"/>
+              <w:bottom w:type="dxa" w:w="60"/>
+              <w:right w:type="dxa" w:w="100"/>
+            </w:tcMar>
+            <w:vAlign w:val="center"/>
+          </w:tcPr>
+          <w:p>
+            <w:pPr>
+              <w:spacing w:after="0"/>
+            </w:pPr>
+            <w:r>
+              <w:rPr>
+                <w:sz w:val="19"/>
+                <w:szCs w:val="19"/>
+              </w:rPr>
+              <w:t xml:space="preserve">M2 interview</w:t>
+            </w:r>
+          </w:p>
+        </w:tc>
+        <w:tc>
+          <w:tcPr>
+            <w:tcW w:type="dxa" w:w="7518"/>
+            <w:tcMar>
+              <w:top w:type="dxa" w:w="60"/>
+              <w:left w:type="dxa" w:w="100"/>
+              <w:bottom w:type="dxa" w:w="60"/>
+              <w:right w:type="dxa" w:w="100"/>
+            </w:tcMar>
+            <w:vAlign w:val="center"/>
+          </w:tcPr>
+          <w:p>
+            <w:pPr>
+              <w:spacing w:after="0"/>
+            </w:pPr>
+            <w:r>
+              <w:rPr>
+                <w:sz w:val="19"/>
+                <w:szCs w:val="19"/>
+              </w:rPr>
+              <w:t xml:space="preserve">GET et POST /interview/sessions/:id/messages</w:t>
+            </w:r>
+          </w:p>
+        </w:tc>
+      </w:tr>
+      <w:tr>
+        <w:tc>
+          <w:tcPr>
+            <w:tcW w:type="dxa" w:w="2120"/>
+            <w:tcMar>
+              <w:top w:type="dxa" w:w="60"/>
+              <w:left w:type="dxa" w:w="100"/>
+              <w:bottom w:type="dxa" w:w="60"/>
+              <w:right w:type="dxa" w:w="100"/>
+            </w:tcMar>
+            <w:vAlign w:val="center"/>
+          </w:tcPr>
+          <w:p>
+            <w:pPr>
+              <w:spacing w:after="0"/>
+            </w:pPr>
+            <w:r>
+              <w:rPr>
+                <w:sz w:val="19"/>
+                <w:szCs w:val="19"/>
+              </w:rPr>
+              <w:t xml:space="preserve">M3 change-requests</w:t>
+            </w:r>
+          </w:p>
+        </w:tc>
+        <w:tc>
+          <w:tcPr>
+            <w:tcW w:type="dxa" w:w="7518"/>
+            <w:tcMar>
+              <w:top w:type="dxa" w:w="60"/>
+              <w:left w:type="dxa" w:w="100"/>
+              <w:bottom w:type="dxa" w:w="60"/>
+              <w:right w:type="dxa" w:w="100"/>
+            </w:tcMar>
+            <w:vAlign w:val="center"/>
+          </w:tcPr>
+          <w:p>
+            <w:pPr>
+              <w:spacing w:after="0"/>
+            </w:pPr>
+            <w:r>
+              <w:rPr>
+                <w:sz w:val="19"/>
+                <w:szCs w:val="19"/>
+              </w:rPr>
+              <w:t xml:space="preserve">GET /change-requests/sessions/:id, POST /change-requests/sessions/:id/generate</w:t>
+            </w:r>
+          </w:p>
+        </w:tc>
+      </w:tr>
+      <w:tr>
+        <w:tc>
+          <w:tcPr>
+            <w:tcW w:type="dxa" w:w="2120"/>
+            <w:tcMar>
+              <w:top w:type="dxa" w:w="60"/>
+              <w:left w:type="dxa" w:w="100"/>
+              <w:bottom w:type="dxa" w:w="60"/>
+              <w:right w:type="dxa" w:w="100"/>
+            </w:tcMar>
+            <w:vAlign w:val="center"/>
+          </w:tcPr>
+          <w:p>
+            <w:pPr>
+              <w:spacing w:after="0"/>
+            </w:pPr>
+            <w:r>
+              <w:rPr>
+                <w:sz w:val="19"/>
+                <w:szCs w:val="19"/>
+              </w:rPr>
+              <w:t xml:space="preserve">M4 requirements</w:t>
+            </w:r>
+          </w:p>
+        </w:tc>
+        <w:tc>
+          <w:tcPr>
+            <w:tcW w:type="dxa" w:w="7518"/>
+            <w:tcMar>
+              <w:top w:type="dxa" w:w="60"/>
+              <w:left w:type="dxa" w:w="100"/>
+              <w:bottom w:type="dxa" w:w="60"/>
+              <w:right w:type="dxa" w:w="100"/>
+            </w:tcMar>
+            <w:vAlign w:val="center"/>
+          </w:tcPr>
+          <w:p>
+            <w:pPr>
+              <w:spacing w:after="0"/>
+            </w:pPr>
+            <w:r>
+              <w:rPr>
+                <w:sz w:val="19"/>
+                <w:szCs w:val="19"/>
+              </w:rPr>
+              <w:t xml:space="preserve">GET et PUT /requirements/sessions/:id/document</w:t>
+            </w:r>
+          </w:p>
+        </w:tc>
+      </w:tr>
+      <w:tr>
+        <w:tc>
+          <w:tcPr>
+            <w:tcW w:type="dxa" w:w="2120"/>
+            <w:tcMar>
+              <w:top w:type="dxa" w:w="60"/>
+              <w:left w:type="dxa" w:w="100"/>
+              <w:bottom w:type="dxa" w:w="60"/>
+              <w:right w:type="dxa" w:w="100"/>
+            </w:tcMar>
+            <w:vAlign w:val="center"/>
+          </w:tcPr>
+          <w:p>
+            <w:pPr>
+              <w:spacing w:after="0"/>
+            </w:pPr>
+            <w:r>
+              <w:rPr>
+                <w:sz w:val="19"/>
+                <w:szCs w:val="19"/>
+              </w:rPr>
+              <w:t xml:space="preserve">M5 dashboard</w:t>
+            </w:r>
+          </w:p>
+        </w:tc>
+        <w:tc>
+          <w:tcPr>
+            <w:tcW w:type="dxa" w:w="7518"/>
+            <w:tcMar>
+              <w:top w:type="dxa" w:w="60"/>
+              <w:left w:type="dxa" w:w="100"/>
+              <w:bottom w:type="dxa" w:w="60"/>
+              <w:right w:type="dxa" w:w="100"/>
+            </w:tcMar>
+            <w:vAlign w:val="center"/>
+          </w:tcPr>
+          <w:p>
+            <w:pPr>
+              <w:spacing w:after="0"/>
+            </w:pPr>
+            <w:r>
+              <w:rPr>
+                <w:sz w:val="19"/>
+                <w:szCs w:val="19"/>
+              </w:rPr>
+              <w:t xml:space="preserve">GET /dashboard/me/stats (étudiant), GET /dashboard/teacher/overview (enseignant)</w:t>
+            </w:r>
+          </w:p>
+        </w:tc>
+      </w:tr>
+    </w:tbl>
+    <w:p>
+      <w:pPr>
+        <w:spacing w:before="80" w:after="240"/>
+        <w:jc w:val="center"/>
+      </w:pPr>
+      <w:r>
+        <w:rPr>
+          <w:i/>
+          <w:iCs/>
+          <w:color w:val="5B6474"/>
+          <w:sz w:val="19"/>
+          <w:szCs w:val="19"/>
+        </w:rPr>
+        <w:t xml:space="preserve">Tableau 7 — Endpoints implémentés à ce stade</w:t>
+      </w:r>
+    </w:p>
+    <w:p>
+      <w:pPr>
+        <w:pStyle w:val="Heading2"/>
+      </w:pPr>
+      <w:r>
+        <w:t xml:space="preserve">3.6 Service IA partagé</w:t>
+      </w:r>
+    </w:p>
+    <w:p>
+      <w:pPr>
+        <w:spacing w:after="120" w:line="300"/>
+        <w:jc w:val="both"/>
+      </w:pPr>
+      <w:r>
+        <w:t xml:space="preserve">Tous les appels au LLM passent par une fonction unique, </w:t>
+      </w:r>
+      <w:r>
+        <w:rPr>
+          <w:rFonts w:ascii="Consolas" w:cs="Consolas" w:eastAsia="Consolas" w:hAnsi="Consolas"/>
+          <w:color w:val="8C1D18"/>
+          <w:sz w:val="19"/>
+          <w:szCs w:val="19"/>
+        </w:rPr>
+        <w:t xml:space="preserve">callLLM()</w:t>
+      </w:r>
+      <w:r>
+        <w:t xml:space="preserve">. Le module indique le prompt à utiliser, ses variables et le </w:t>
+      </w:r>
+      <w:r>
+        <w:rPr>
+          <w:b/>
+          <w:bCs/>
+        </w:rPr>
+        <w:t xml:space="preserve">schéma Zod</w:t>
+      </w:r>
+      <w:r>
+        <w:t xml:space="preserve"> attendu ; le service se charge du reste.</w:t>
+      </w:r>
+    </w:p>
+    <w:p>
+      <w:pPr>
+        <w:keepNext/>
+        <w:spacing w:before="120" w:after="60"/>
+        <w:jc w:val="center"/>
+      </w:pPr>
+      <w:r>
+        <w:drawing>
+          <wp:inline distT="0" distB="0" distL="0" distR="0">
+            <wp:extent cx="5143500" cy="8191500"/>
+            <wp:effectExtent t="0" r="0" b="0" l="0"/>
+            <wp:docPr id="1" name="05-service-ia.png" descr="Déroulement d'un appel au service IA" title="Déroulement d'un appel au service IA"/>
+            <wp:cNvGraphicFramePr>
+              <a:graphicFrameLocks xmlns:a="http://schemas.openxmlformats.org/drawingml/2006/main" noChangeAspect="1"/>
+            </wp:cNvGraphicFramePr>
+            <a:graphic xmlns:a="http://schemas.openxmlformats.org/drawingml/2006/main">
+              <a:graphicData uri="http://schemas.openxmlformats.org/drawingml/2006/picture">
+                <pic:pic xmlns:pic="http://schemas.openxmlformats.org/drawingml/2006/picture">
+                  <pic:nvPicPr>
+                    <pic:cNvPr id="0" name="" descr=""/>
+                    <pic:cNvPicPr>
+                      <a:picLocks noChangeAspect="1" noChangeArrowheads="1"/>
+                    </pic:cNvPicPr>
+                  </pic:nvPicPr>
+                  <pic:blipFill>
+                    <a:blip r:embed="rId37" cstate="none"/>
+                    <a:srcRect/>
+                    <a:stretch>
+                      <a:fillRect/>
+                    </a:stretch>
+                  </pic:blipFill>
+                  <pic:spPr bwMode="auto">
+                    <a:xfrm>
+                      <a:off x="0" y="0"/>
                       <a:ext cx="5143500" cy="8191500"/>
                     </a:xfrm>
                     <a:prstGeom prst="rect">
@@ -8546,7 +8604,7 @@
                     </pic:cNvPicPr>
                   </pic:nvPicPr>
                   <pic:blipFill>
-                    <a:blip r:embed="rId36" cstate="none"/>
+                    <a:blip r:embed="rId38" cstate="none"/>
                     <a:srcRect/>
                     <a:stretch>
                       <a:fillRect/>
@@ -8740,853 +8798,6 @@
             <wp:extent cx="6096000" cy="6686550"/>
             <wp:effectExtent t="0" r="0" b="0" l="0"/>
             <wp:docPr id="1" name="00-charte.png" descr="Charte graphique : couleurs, typographie et composants" title="Charte graphique : couleurs, typographie et composants"/>
-            <wp:cNvGraphicFramePr>
-              <a:graphicFrameLocks xmlns:a="http://schemas.openxmlformats.org/drawingml/2006/main" noChangeAspect="1"/>
-            </wp:cNvGraphicFramePr>
-            <a:graphic xmlns:a="http://schemas.openxmlformats.org/drawingml/2006/main">
-              <a:graphicData uri="http://schemas.openxmlformats.org/drawingml/2006/picture">
-                <pic:pic xmlns:pic="http://schemas.openxmlformats.org/drawingml/2006/picture">
-                  <pic:nvPicPr>
-                    <pic:cNvPr id="0" name="" descr=""/>
-                    <pic:cNvPicPr>
-                      <a:picLocks noChangeAspect="1" noChangeArrowheads="1"/>
-                    </pic:cNvPicPr>
-                  </pic:nvPicPr>
-                  <pic:blipFill>
-                    <a:blip r:embed="rId37" cstate="none"/>
-                    <a:srcRect/>
-                    <a:stretch>
-                      <a:fillRect/>
-                    </a:stretch>
-                  </pic:blipFill>
-                  <pic:spPr bwMode="auto">
-                    <a:xfrm>
-                      <a:off x="0" y="0"/>
-                      <a:ext cx="6096000" cy="6686550"/>
-                    </a:xfrm>
-                    <a:prstGeom prst="rect">
-                      <a:avLst/>
-                    </a:prstGeom>
-                  </pic:spPr>
-                </pic:pic>
-              </a:graphicData>
-            </a:graphic>
-          </wp:inline>
-        </w:drawing>
-      </w:r>
-    </w:p>
-    <w:p>
-      <w:pPr>
-        <w:spacing w:after="240"/>
-        <w:jc w:val="center"/>
-      </w:pPr>
-      <w:r>
-        <w:rPr>
-          <w:i/>
-          <w:iCs/>
-          <w:color w:val="5B6474"/>
-          <w:sz w:val="19"/>
-          <w:szCs w:val="19"/>
-        </w:rPr>
-        <w:t xml:space="preserve">Figure 18 — Charte graphique : couleurs, typographie et composants</w:t>
-      </w:r>
-    </w:p>
-    <w:tbl>
-      <w:tblPr>
-        <w:tblW w:type="dxa" w:w="9638"/>
-        <w:tblBorders>
-          <w:top w:val="single" w:color="auto" w:sz="4"/>
-          <w:left w:val="single" w:color="auto" w:sz="4"/>
-          <w:bottom w:val="single" w:color="auto" w:sz="4"/>
-          <w:right w:val="single" w:color="auto" w:sz="4"/>
-          <w:insideH w:val="single" w:color="auto" w:sz="4"/>
-          <w:insideV w:val="single" w:color="auto" w:sz="4"/>
-        </w:tblBorders>
-      </w:tblPr>
-      <w:tblGrid>
-        <w:gridCol w:w="1927"/>
-        <w:gridCol w:w="2313"/>
-        <w:gridCol w:w="5398"/>
-      </w:tblGrid>
-      <w:tr>
-        <w:trPr>
-          <w:tblHeader/>
-        </w:trPr>
-        <w:tc>
-          <w:tcPr>
-            <w:tcW w:type="dxa" w:w="1927"/>
-            <w:shd w:fill="B3261E" w:color="auto" w:val="clear"/>
-            <w:tcMar>
-              <w:top w:type="dxa" w:w="60"/>
-              <w:left w:type="dxa" w:w="100"/>
-              <w:bottom w:type="dxa" w:w="60"/>
-              <w:right w:type="dxa" w:w="100"/>
-            </w:tcMar>
-            <w:vAlign w:val="center"/>
-          </w:tcPr>
-          <w:p>
-            <w:pPr>
-              <w:spacing w:after="0"/>
-            </w:pPr>
-            <w:r>
-              <w:rPr>
-                <w:b/>
-                <w:bCs/>
-                <w:color w:val="FFFFFF"/>
-                <w:sz w:val="19"/>
-                <w:szCs w:val="19"/>
-              </w:rPr>
-              <w:t xml:space="preserve">Rôle</w:t>
-            </w:r>
-          </w:p>
-        </w:tc>
-        <w:tc>
-          <w:tcPr>
-            <w:tcW w:type="dxa" w:w="2313"/>
-            <w:shd w:fill="B3261E" w:color="auto" w:val="clear"/>
-            <w:tcMar>
-              <w:top w:type="dxa" w:w="60"/>
-              <w:left w:type="dxa" w:w="100"/>
-              <w:bottom w:type="dxa" w:w="60"/>
-              <w:right w:type="dxa" w:w="100"/>
-            </w:tcMar>
-            <w:vAlign w:val="center"/>
-          </w:tcPr>
-          <w:p>
-            <w:pPr>
-              <w:spacing w:after="0"/>
-            </w:pPr>
-            <w:r>
-              <w:rPr>
-                <w:b/>
-                <w:bCs/>
-                <w:color w:val="FFFFFF"/>
-                <w:sz w:val="19"/>
-                <w:szCs w:val="19"/>
-              </w:rPr>
-              <w:t xml:space="preserve">Couleur</w:t>
-            </w:r>
-          </w:p>
-        </w:tc>
-        <w:tc>
-          <w:tcPr>
-            <w:tcW w:type="dxa" w:w="5398"/>
-            <w:shd w:fill="B3261E" w:color="auto" w:val="clear"/>
-            <w:tcMar>
-              <w:top w:type="dxa" w:w="60"/>
-              <w:left w:type="dxa" w:w="100"/>
-              <w:bottom w:type="dxa" w:w="60"/>
-              <w:right w:type="dxa" w:w="100"/>
-            </w:tcMar>
-            <w:vAlign w:val="center"/>
-          </w:tcPr>
-          <w:p>
-            <w:pPr>
-              <w:spacing w:after="0"/>
-            </w:pPr>
-            <w:r>
-              <w:rPr>
-                <w:b/>
-                <w:bCs/>
-                <w:color w:val="FFFFFF"/>
-                <w:sz w:val="19"/>
-                <w:szCs w:val="19"/>
-              </w:rPr>
-              <w:t xml:space="preserve">Usage</w:t>
-            </w:r>
-          </w:p>
-        </w:tc>
-      </w:tr>
-      <w:tr>
-        <w:tc>
-          <w:tcPr>
-            <w:tcW w:type="dxa" w:w="1927"/>
-            <w:tcMar>
-              <w:top w:type="dxa" w:w="60"/>
-              <w:left w:type="dxa" w:w="100"/>
-              <w:bottom w:type="dxa" w:w="60"/>
-              <w:right w:type="dxa" w:w="100"/>
-            </w:tcMar>
-            <w:vAlign w:val="center"/>
-          </w:tcPr>
-          <w:p>
-            <w:pPr>
-              <w:spacing w:after="0"/>
-            </w:pPr>
-            <w:r>
-              <w:rPr>
-                <w:sz w:val="19"/>
-                <w:szCs w:val="19"/>
-              </w:rPr>
-              <w:t xml:space="preserve">Marque</w:t>
-            </w:r>
-          </w:p>
-        </w:tc>
-        <w:tc>
-          <w:tcPr>
-            <w:tcW w:type="dxa" w:w="2313"/>
-            <w:tcMar>
-              <w:top w:type="dxa" w:w="60"/>
-              <w:left w:type="dxa" w:w="100"/>
-              <w:bottom w:type="dxa" w:w="60"/>
-              <w:right w:type="dxa" w:w="100"/>
-            </w:tcMar>
-            <w:vAlign w:val="center"/>
-          </w:tcPr>
-          <w:p>
-            <w:pPr>
-              <w:spacing w:after="0"/>
-            </w:pPr>
-            <w:r>
-              <w:rPr>
-                <w:sz w:val="19"/>
-                <w:szCs w:val="19"/>
-              </w:rPr>
-              <w:t xml:space="preserve">#B3261E</w:t>
-            </w:r>
-          </w:p>
-        </w:tc>
-        <w:tc>
-          <w:tcPr>
-            <w:tcW w:type="dxa" w:w="5398"/>
-            <w:tcMar>
-              <w:top w:type="dxa" w:w="60"/>
-              <w:left w:type="dxa" w:w="100"/>
-              <w:bottom w:type="dxa" w:w="60"/>
-              <w:right w:type="dxa" w:w="100"/>
-            </w:tcMar>
-            <w:vAlign w:val="center"/>
-          </w:tcPr>
-          <w:p>
-            <w:pPr>
-              <w:spacing w:after="0"/>
-            </w:pPr>
-            <w:r>
-              <w:rPr>
-                <w:sz w:val="19"/>
-                <w:szCs w:val="19"/>
-              </w:rPr>
-              <w:t xml:space="preserve">Boutons principaux, liens, élément actif</w:t>
-            </w:r>
-          </w:p>
-        </w:tc>
-      </w:tr>
-      <w:tr>
-        <w:tc>
-          <w:tcPr>
-            <w:tcW w:type="dxa" w:w="1927"/>
-            <w:tcMar>
-              <w:top w:type="dxa" w:w="60"/>
-              <w:left w:type="dxa" w:w="100"/>
-              <w:bottom w:type="dxa" w:w="60"/>
-              <w:right w:type="dxa" w:w="100"/>
-            </w:tcMar>
-            <w:vAlign w:val="center"/>
-          </w:tcPr>
-          <w:p>
-            <w:pPr>
-              <w:spacing w:after="0"/>
-            </w:pPr>
-            <w:r>
-              <w:rPr>
-                <w:sz w:val="19"/>
-                <w:szCs w:val="19"/>
-              </w:rPr>
-              <w:t xml:space="preserve">Flamme</w:t>
-            </w:r>
-          </w:p>
-        </w:tc>
-        <w:tc>
-          <w:tcPr>
-            <w:tcW w:type="dxa" w:w="2313"/>
-            <w:tcMar>
-              <w:top w:type="dxa" w:w="60"/>
-              <w:left w:type="dxa" w:w="100"/>
-              <w:bottom w:type="dxa" w:w="60"/>
-              <w:right w:type="dxa" w:w="100"/>
-            </w:tcMar>
-            <w:vAlign w:val="center"/>
-          </w:tcPr>
-          <w:p>
-            <w:pPr>
-              <w:spacing w:after="0"/>
-            </w:pPr>
-            <w:r>
-              <w:rPr>
-                <w:sz w:val="19"/>
-                <w:szCs w:val="19"/>
-              </w:rPr>
-              <w:t xml:space="preserve">#E8890C</w:t>
-            </w:r>
-          </w:p>
-        </w:tc>
-        <w:tc>
-          <w:tcPr>
-            <w:tcW w:type="dxa" w:w="5398"/>
-            <w:tcMar>
-              <w:top w:type="dxa" w:w="60"/>
-              <w:left w:type="dxa" w:w="100"/>
-              <w:bottom w:type="dxa" w:w="60"/>
-              <w:right w:type="dxa" w:w="100"/>
-            </w:tcMar>
-            <w:vAlign w:val="center"/>
-          </w:tcPr>
-          <w:p>
-            <w:pPr>
-              <w:spacing w:after="0"/>
-            </w:pPr>
-            <w:r>
-              <w:rPr>
-                <w:sz w:val="19"/>
-                <w:szCs w:val="19"/>
-              </w:rPr>
-              <w:t xml:space="preserve">Indices, jauges de progression</w:t>
-            </w:r>
-          </w:p>
-        </w:tc>
-      </w:tr>
-      <w:tr>
-        <w:tc>
-          <w:tcPr>
-            <w:tcW w:type="dxa" w:w="1927"/>
-            <w:tcMar>
-              <w:top w:type="dxa" w:w="60"/>
-              <w:left w:type="dxa" w:w="100"/>
-              <w:bottom w:type="dxa" w:w="60"/>
-              <w:right w:type="dxa" w:w="100"/>
-            </w:tcMar>
-            <w:vAlign w:val="center"/>
-          </w:tcPr>
-          <w:p>
-            <w:pPr>
-              <w:spacing w:after="0"/>
-            </w:pPr>
-            <w:r>
-              <w:rPr>
-                <w:sz w:val="19"/>
-                <w:szCs w:val="19"/>
-              </w:rPr>
-              <w:t xml:space="preserve">Succès</w:t>
-            </w:r>
-          </w:p>
-        </w:tc>
-        <w:tc>
-          <w:tcPr>
-            <w:tcW w:type="dxa" w:w="2313"/>
-            <w:tcMar>
-              <w:top w:type="dxa" w:w="60"/>
-              <w:left w:type="dxa" w:w="100"/>
-              <w:bottom w:type="dxa" w:w="60"/>
-              <w:right w:type="dxa" w:w="100"/>
-            </w:tcMar>
-            <w:vAlign w:val="center"/>
-          </w:tcPr>
-          <w:p>
-            <w:pPr>
-              <w:spacing w:after="0"/>
-            </w:pPr>
-            <w:r>
-              <w:rPr>
-                <w:sz w:val="19"/>
-                <w:szCs w:val="19"/>
-              </w:rPr>
-              <w:t xml:space="preserve">#1E7D4F</w:t>
-            </w:r>
-          </w:p>
-        </w:tc>
-        <w:tc>
-          <w:tcPr>
-            <w:tcW w:type="dxa" w:w="5398"/>
-            <w:tcMar>
-              <w:top w:type="dxa" w:w="60"/>
-              <w:left w:type="dxa" w:w="100"/>
-              <w:bottom w:type="dxa" w:w="60"/>
-              <w:right w:type="dxa" w:w="100"/>
-            </w:tcMar>
-            <w:vAlign w:val="center"/>
-          </w:tcPr>
-          <w:p>
-            <w:pPr>
-              <w:spacing w:after="0"/>
-            </w:pPr>
-            <w:r>
-              <w:rPr>
-                <w:sz w:val="19"/>
-                <w:szCs w:val="19"/>
-              </w:rPr>
-              <w:t xml:space="preserve">Étape terminée, bonne note, niveau débutant</w:t>
-            </w:r>
-          </w:p>
-        </w:tc>
-      </w:tr>
-      <w:tr>
-        <w:tc>
-          <w:tcPr>
-            <w:tcW w:type="dxa" w:w="1927"/>
-            <w:tcMar>
-              <w:top w:type="dxa" w:w="60"/>
-              <w:left w:type="dxa" w:w="100"/>
-              <w:bottom w:type="dxa" w:w="60"/>
-              <w:right w:type="dxa" w:w="100"/>
-            </w:tcMar>
-            <w:vAlign w:val="center"/>
-          </w:tcPr>
-          <w:p>
-            <w:pPr>
-              <w:spacing w:after="0"/>
-            </w:pPr>
-            <w:r>
-              <w:rPr>
-                <w:sz w:val="19"/>
-                <w:szCs w:val="19"/>
-              </w:rPr>
-              <w:t xml:space="preserve">Attention</w:t>
-            </w:r>
-          </w:p>
-        </w:tc>
-        <w:tc>
-          <w:tcPr>
-            <w:tcW w:type="dxa" w:w="2313"/>
-            <w:tcMar>
-              <w:top w:type="dxa" w:w="60"/>
-              <w:left w:type="dxa" w:w="100"/>
-              <w:bottom w:type="dxa" w:w="60"/>
-              <w:right w:type="dxa" w:w="100"/>
-            </w:tcMar>
-            <w:vAlign w:val="center"/>
-          </w:tcPr>
-          <w:p>
-            <w:pPr>
-              <w:spacing w:after="0"/>
-            </w:pPr>
-            <w:r>
-              <w:rPr>
-                <w:sz w:val="19"/>
-                <w:szCs w:val="19"/>
-              </w:rPr>
-              <w:t xml:space="preserve">#8A5A00</w:t>
-            </w:r>
-          </w:p>
-        </w:tc>
-        <w:tc>
-          <w:tcPr>
-            <w:tcW w:type="dxa" w:w="5398"/>
-            <w:tcMar>
-              <w:top w:type="dxa" w:w="60"/>
-              <w:left w:type="dxa" w:w="100"/>
-              <w:bottom w:type="dxa" w:w="60"/>
-              <w:right w:type="dxa" w:w="100"/>
-            </w:tcMar>
-            <w:vAlign w:val="center"/>
-          </w:tcPr>
-          <w:p>
-            <w:pPr>
-              <w:spacing w:after="0"/>
-            </w:pPr>
-            <w:r>
-              <w:rPr>
-                <w:sz w:val="19"/>
-                <w:szCs w:val="19"/>
-              </w:rPr>
-              <w:t xml:space="preserve">En attente, niveau intermédiaire</w:t>
-            </w:r>
-          </w:p>
-        </w:tc>
-      </w:tr>
-      <w:tr>
-        <w:tc>
-          <w:tcPr>
-            <w:tcW w:type="dxa" w:w="1927"/>
-            <w:tcMar>
-              <w:top w:type="dxa" w:w="60"/>
-              <w:left w:type="dxa" w:w="100"/>
-              <w:bottom w:type="dxa" w:w="60"/>
-              <w:right w:type="dxa" w:w="100"/>
-            </w:tcMar>
-            <w:vAlign w:val="center"/>
-          </w:tcPr>
-          <w:p>
-            <w:pPr>
-              <w:spacing w:after="0"/>
-            </w:pPr>
-            <w:r>
-              <w:rPr>
-                <w:sz w:val="19"/>
-                <w:szCs w:val="19"/>
-              </w:rPr>
-              <w:t xml:space="preserve">Information</w:t>
-            </w:r>
-          </w:p>
-        </w:tc>
-        <w:tc>
-          <w:tcPr>
-            <w:tcW w:type="dxa" w:w="2313"/>
-            <w:tcMar>
-              <w:top w:type="dxa" w:w="60"/>
-              <w:left w:type="dxa" w:w="100"/>
-              <w:bottom w:type="dxa" w:w="60"/>
-              <w:right w:type="dxa" w:w="100"/>
-            </w:tcMar>
-            <w:vAlign w:val="center"/>
-          </w:tcPr>
-          <w:p>
-            <w:pPr>
-              <w:spacing w:after="0"/>
-            </w:pPr>
-            <w:r>
-              <w:rPr>
-                <w:sz w:val="19"/>
-                <w:szCs w:val="19"/>
-              </w:rPr>
-              <w:t xml:space="preserve">#1F5FBF</w:t>
-            </w:r>
-          </w:p>
-        </w:tc>
-        <w:tc>
-          <w:tcPr>
-            <w:tcW w:type="dxa" w:w="5398"/>
-            <w:tcMar>
-              <w:top w:type="dxa" w:w="60"/>
-              <w:left w:type="dxa" w:w="100"/>
-              <w:bottom w:type="dxa" w:w="60"/>
-              <w:right w:type="dxa" w:w="100"/>
-            </w:tcMar>
-            <w:vAlign w:val="center"/>
-          </w:tcPr>
-          <w:p>
-            <w:pPr>
-              <w:spacing w:after="0"/>
-            </w:pPr>
-            <w:r>
-              <w:rPr>
-                <w:sz w:val="19"/>
-                <w:szCs w:val="19"/>
-              </w:rPr>
-              <w:t xml:space="preserve">Astuces, statut « en cours »</w:t>
-            </w:r>
-          </w:p>
-        </w:tc>
-      </w:tr>
-      <w:tr>
-        <w:tc>
-          <w:tcPr>
-            <w:tcW w:type="dxa" w:w="1927"/>
-            <w:tcMar>
-              <w:top w:type="dxa" w:w="60"/>
-              <w:left w:type="dxa" w:w="100"/>
-              <w:bottom w:type="dxa" w:w="60"/>
-              <w:right w:type="dxa" w:w="100"/>
-            </w:tcMar>
-            <w:vAlign w:val="center"/>
-          </w:tcPr>
-          <w:p>
-            <w:pPr>
-              <w:spacing w:after="0"/>
-            </w:pPr>
-            <w:r>
-              <w:rPr>
-                <w:sz w:val="19"/>
-                <w:szCs w:val="19"/>
-              </w:rPr>
-              <w:t xml:space="preserve">Texte</w:t>
-            </w:r>
-          </w:p>
-        </w:tc>
-        <w:tc>
-          <w:tcPr>
-            <w:tcW w:type="dxa" w:w="2313"/>
-            <w:tcMar>
-              <w:top w:type="dxa" w:w="60"/>
-              <w:left w:type="dxa" w:w="100"/>
-              <w:bottom w:type="dxa" w:w="60"/>
-              <w:right w:type="dxa" w:w="100"/>
-            </w:tcMar>
-            <w:vAlign w:val="center"/>
-          </w:tcPr>
-          <w:p>
-            <w:pPr>
-              <w:spacing w:after="0"/>
-            </w:pPr>
-            <w:r>
-              <w:rPr>
-                <w:sz w:val="19"/>
-                <w:szCs w:val="19"/>
-              </w:rPr>
-              <w:t xml:space="preserve">#161A22 / #5B6474</w:t>
-            </w:r>
-          </w:p>
-        </w:tc>
-        <w:tc>
-          <w:tcPr>
-            <w:tcW w:type="dxa" w:w="5398"/>
-            <w:tcMar>
-              <w:top w:type="dxa" w:w="60"/>
-              <w:left w:type="dxa" w:w="100"/>
-              <w:bottom w:type="dxa" w:w="60"/>
-              <w:right w:type="dxa" w:w="100"/>
-            </w:tcMar>
-            <w:vAlign w:val="center"/>
-          </w:tcPr>
-          <w:p>
-            <w:pPr>
-              <w:spacing w:after="0"/>
-            </w:pPr>
-            <w:r>
-              <w:rPr>
-                <w:sz w:val="19"/>
-                <w:szCs w:val="19"/>
-              </w:rPr>
-              <w:t xml:space="preserve">Texte principal / secondaire</w:t>
-            </w:r>
-          </w:p>
-        </w:tc>
-      </w:tr>
-    </w:tbl>
-    <w:p>
-      <w:pPr>
-        <w:spacing w:before="80" w:after="240"/>
-        <w:jc w:val="center"/>
-      </w:pPr>
-      <w:r>
-        <w:rPr>
-          <w:i/>
-          <w:iCs/>
-          <w:color w:val="5B6474"/>
-          <w:sz w:val="19"/>
-          <w:szCs w:val="19"/>
-        </w:rPr>
-        <w:t xml:space="preserve">Tableau 10 — Palette de couleurs</w:t>
-      </w:r>
-    </w:p>
-    <w:p>
-      <w:pPr>
-        <w:spacing w:after="120" w:line="300"/>
-        <w:jc w:val="both"/>
-      </w:pPr>
-      <w:r>
-        <w:t xml:space="preserve">Les contrastes ont été vérifiés par calcul selon le référentiel WCAG (niveau AA, 4,5:1 minimum pour le texte). Un gris trop clair (2,5:1), initialement utilisé pour de petits libellés, a été remplacé ; il est désormais réservé aux textes d'exemple des champs et aux éléments décoratifs.</w:t>
-      </w:r>
-    </w:p>
-    <w:p>
-      <w:pPr>
-        <w:pStyle w:val="Heading2"/>
-      </w:pPr>
-      <w:r>
-        <w:t xml:space="preserve">4.3 Principes d'expérience utilisateur</w:t>
-      </w:r>
-    </w:p>
-    <w:p>
-      <w:pPr>
-        <w:pStyle w:val="ListParagraph"/>
-        <w:numPr>
-          <w:ilvl w:val="0"/>
-          <w:numId w:val="2"/>
-        </w:numPr>
-        <w:spacing w:after="60" w:line="280"/>
-      </w:pPr>
-      <w:r>
-        <w:rPr>
-          <w:b/>
-          <w:bCs/>
-        </w:rPr>
-        <w:t xml:space="preserve">Parcours guidé</w:t>
-      </w:r>
-      <w:r>
-        <w:t xml:space="preserve"> : un indicateur d'étapes (Scénario → Entretien → Cahier des charges → Changements → Évaluation) situe l'étudiant dans sa séance.</w:t>
-      </w:r>
-    </w:p>
-    <w:p>
-      <w:pPr>
-        <w:pStyle w:val="ListParagraph"/>
-        <w:numPr>
-          <w:ilvl w:val="0"/>
-          <w:numId w:val="2"/>
-        </w:numPr>
-        <w:spacing w:after="60" w:line="280"/>
-      </w:pPr>
-      <w:r>
-        <w:rPr>
-          <w:b/>
-          <w:bCs/>
-        </w:rPr>
-        <w:t xml:space="preserve">La séance suit l'étudiant</w:t>
-      </w:r>
-      <w:r>
-        <w:t xml:space="preserve"> : elle est conservée dans l'adresse de la page pour passer d'un module à l'autre sans la perdre.</w:t>
-      </w:r>
-    </w:p>
-    <w:p>
-      <w:pPr>
-        <w:pStyle w:val="ListParagraph"/>
-        <w:numPr>
-          <w:ilvl w:val="0"/>
-          <w:numId w:val="2"/>
-        </w:numPr>
-        <w:spacing w:after="60" w:line="280"/>
-      </w:pPr>
-      <w:r>
-        <w:rPr>
-          <w:b/>
-          <w:bCs/>
-        </w:rPr>
-        <w:t xml:space="preserve">Le besoin caché reste caché</w:t>
-      </w:r>
-      <w:r>
-        <w:t xml:space="preserve"> : aucun écran ne l'affiche, même indirectement ; les évaluations donnent des pistes, pas la réponse.</w:t>
-      </w:r>
-    </w:p>
-    <w:p>
-      <w:pPr>
-        <w:pStyle w:val="ListParagraph"/>
-        <w:numPr>
-          <w:ilvl w:val="0"/>
-          <w:numId w:val="2"/>
-        </w:numPr>
-        <w:spacing w:after="60" w:line="280"/>
-      </w:pPr>
-      <w:r>
-        <w:rPr>
-          <w:b/>
-          <w:bCs/>
-        </w:rPr>
-        <w:t xml:space="preserve">L'IA est lente et faillible, on le montre</w:t>
-      </w:r>
-      <w:r>
-        <w:t xml:space="preserve"> : chaque appel affiche un état d'attente, et les erreurs temporaires proposent un bouton « Réessayer ».</w:t>
-      </w:r>
-    </w:p>
-    <w:p>
-      <w:pPr>
-        <w:pStyle w:val="ListParagraph"/>
-        <w:numPr>
-          <w:ilvl w:val="0"/>
-          <w:numId w:val="2"/>
-        </w:numPr>
-        <w:spacing w:after="60" w:line="280"/>
-      </w:pPr>
-      <w:r>
-        <w:rPr>
-          <w:b/>
-          <w:bCs/>
-        </w:rPr>
-        <w:t xml:space="preserve">Une action principale par écran</w:t>
-      </w:r>
-      <w:r>
-        <w:t xml:space="preserve">, et jamais d'écran vide sans action pour avancer.</w:t>
-      </w:r>
-    </w:p>
-    <w:p>
-      <w:pPr>
-        <w:pStyle w:val="ListParagraph"/>
-        <w:numPr>
-          <w:ilvl w:val="0"/>
-          <w:numId w:val="2"/>
-        </w:numPr>
-        <w:spacing w:after="60" w:line="280"/>
-      </w:pPr>
-      <w:r>
-        <w:rPr>
-          <w:b/>
-          <w:bCs/>
-        </w:rPr>
-        <w:t xml:space="preserve">Accessibilité</w:t>
-      </w:r>
-      <w:r>
-        <w:t xml:space="preserve"> : contraste AA, focus visible, libellés sur tous les champs, navigation au clavier, adaptation aux petits écrans.</w:t>
-      </w:r>
-    </w:p>
-    <w:p>
-      <w:pPr>
-        <w:pStyle w:val="Heading2"/>
-      </w:pPr>
-      <w:r>
-        <w:t xml:space="preserve">4.4 Maquettes des écrans</w:t>
-      </w:r>
-    </w:p>
-    <w:p>
-      <w:pPr>
-        <w:spacing w:after="120" w:line="300"/>
-        <w:jc w:val="both"/>
-      </w:pPr>
-      <w:r>
-        <w:t xml:space="preserve">Les maquettes suivantes définissent la cible visuelle de chaque module. Les données affichées sont fictives ; certains éléments (fin d'entretien, jauge de compétences…) correspondent à des fonctionnalités prévues que chaque responsable implémentera.</w:t>
-      </w:r>
-    </w:p>
-    <w:p>
-      <w:pPr>
-        <w:keepNext/>
-        <w:spacing w:before="120" w:after="60"/>
-        <w:jc w:val="center"/>
-      </w:pPr>
-      <w:r>
-        <w:drawing>
-          <wp:inline distT="0" distB="0" distL="0" distR="0">
-            <wp:extent cx="6096000" cy="2543175"/>
-            <wp:effectExtent t="0" r="0" b="0" l="0"/>
-            <wp:docPr id="1" name="01-connexion.png" descr="Écran de connexion" title="Écran de connexion"/>
-            <wp:cNvGraphicFramePr>
-              <a:graphicFrameLocks xmlns:a="http://schemas.openxmlformats.org/drawingml/2006/main" noChangeAspect="1"/>
-            </wp:cNvGraphicFramePr>
-            <a:graphic xmlns:a="http://schemas.openxmlformats.org/drawingml/2006/main">
-              <a:graphicData uri="http://schemas.openxmlformats.org/drawingml/2006/picture">
-                <pic:pic xmlns:pic="http://schemas.openxmlformats.org/drawingml/2006/picture">
-                  <pic:nvPicPr>
-                    <pic:cNvPr id="0" name="" descr=""/>
-                    <pic:cNvPicPr>
-                      <a:picLocks noChangeAspect="1" noChangeArrowheads="1"/>
-                    </pic:cNvPicPr>
-                  </pic:nvPicPr>
-                  <pic:blipFill>
-                    <a:blip r:embed="rId38" cstate="none"/>
-                    <a:srcRect/>
-                    <a:stretch>
-                      <a:fillRect/>
-                    </a:stretch>
-                  </pic:blipFill>
-                  <pic:spPr bwMode="auto">
-                    <a:xfrm>
-                      <a:off x="0" y="0"/>
-                      <a:ext cx="6096000" cy="2543175"/>
-                    </a:xfrm>
-                    <a:prstGeom prst="rect">
-                      <a:avLst/>
-                    </a:prstGeom>
-                  </pic:spPr>
-                </pic:pic>
-              </a:graphicData>
-            </a:graphic>
-          </wp:inline>
-        </w:drawing>
-      </w:r>
-    </w:p>
-    <w:p>
-      <w:pPr>
-        <w:spacing w:after="240"/>
-        <w:jc w:val="center"/>
-      </w:pPr>
-      <w:r>
-        <w:rPr>
-          <w:i/>
-          <w:iCs/>
-          <w:color w:val="5B6474"/>
-          <w:sz w:val="19"/>
-          <w:szCs w:val="19"/>
-        </w:rPr>
-        <w:t xml:space="preserve">Figure 19 — Écran de connexion</w:t>
-      </w:r>
-    </w:p>
-    <w:p>
-      <w:pPr>
-        <w:keepNext/>
-        <w:spacing w:before="120" w:after="60"/>
-        <w:jc w:val="center"/>
-      </w:pPr>
-      <w:r>
-        <w:drawing>
-          <wp:inline distT="0" distB="0" distL="0" distR="0">
-            <wp:extent cx="6096000" cy="3552825"/>
-            <wp:effectExtent t="0" r="0" b="0" l="0"/>
-            <wp:docPr id="1" name="02-accueil.png" descr="Accueil de l'étudiant : séance en cours et accès aux modules" title="Accueil de l'étudiant : séance en cours et accès aux modules"/>
             <wp:cNvGraphicFramePr>
               <a:graphicFrameLocks xmlns:a="http://schemas.openxmlformats.org/drawingml/2006/main" noChangeAspect="1"/>
             </wp:cNvGraphicFramePr>
@@ -9609,7 +8820,7 @@
                   <pic:spPr bwMode="auto">
                     <a:xfrm>
                       <a:off x="0" y="0"/>
-                      <a:ext cx="6096000" cy="3552825"/>
+                      <a:ext cx="6096000" cy="6686550"/>
                     </a:xfrm>
                     <a:prstGeom prst="rect">
                       <a:avLst/>
@@ -9635,7 +8846,728 @@
           <w:sz w:val="19"/>
           <w:szCs w:val="19"/>
         </w:rPr>
-        <w:t xml:space="preserve">Figure 20 — Accueil de l'étudiant : séance en cours et accès aux modules</w:t>
+        <w:t xml:space="preserve">Figure 18 — Charte graphique : couleurs, typographie et composants</w:t>
+      </w:r>
+    </w:p>
+    <w:tbl>
+      <w:tblPr>
+        <w:tblW w:type="dxa" w:w="9638"/>
+        <w:tblBorders>
+          <w:top w:val="single" w:color="auto" w:sz="4"/>
+          <w:left w:val="single" w:color="auto" w:sz="4"/>
+          <w:bottom w:val="single" w:color="auto" w:sz="4"/>
+          <w:right w:val="single" w:color="auto" w:sz="4"/>
+          <w:insideH w:val="single" w:color="auto" w:sz="4"/>
+          <w:insideV w:val="single" w:color="auto" w:sz="4"/>
+        </w:tblBorders>
+      </w:tblPr>
+      <w:tblGrid>
+        <w:gridCol w:w="1927"/>
+        <w:gridCol w:w="2313"/>
+        <w:gridCol w:w="5398"/>
+      </w:tblGrid>
+      <w:tr>
+        <w:trPr>
+          <w:tblHeader/>
+        </w:trPr>
+        <w:tc>
+          <w:tcPr>
+            <w:tcW w:type="dxa" w:w="1927"/>
+            <w:shd w:fill="B3261E" w:color="auto" w:val="clear"/>
+            <w:tcMar>
+              <w:top w:type="dxa" w:w="60"/>
+              <w:left w:type="dxa" w:w="100"/>
+              <w:bottom w:type="dxa" w:w="60"/>
+              <w:right w:type="dxa" w:w="100"/>
+            </w:tcMar>
+            <w:vAlign w:val="center"/>
+          </w:tcPr>
+          <w:p>
+            <w:pPr>
+              <w:spacing w:after="0"/>
+            </w:pPr>
+            <w:r>
+              <w:rPr>
+                <w:b/>
+                <w:bCs/>
+                <w:color w:val="FFFFFF"/>
+                <w:sz w:val="19"/>
+                <w:szCs w:val="19"/>
+              </w:rPr>
+              <w:t xml:space="preserve">Rôle</w:t>
+            </w:r>
+          </w:p>
+        </w:tc>
+        <w:tc>
+          <w:tcPr>
+            <w:tcW w:type="dxa" w:w="2313"/>
+            <w:shd w:fill="B3261E" w:color="auto" w:val="clear"/>
+            <w:tcMar>
+              <w:top w:type="dxa" w:w="60"/>
+              <w:left w:type="dxa" w:w="100"/>
+              <w:bottom w:type="dxa" w:w="60"/>
+              <w:right w:type="dxa" w:w="100"/>
+            </w:tcMar>
+            <w:vAlign w:val="center"/>
+          </w:tcPr>
+          <w:p>
+            <w:pPr>
+              <w:spacing w:after="0"/>
+            </w:pPr>
+            <w:r>
+              <w:rPr>
+                <w:b/>
+                <w:bCs/>
+                <w:color w:val="FFFFFF"/>
+                <w:sz w:val="19"/>
+                <w:szCs w:val="19"/>
+              </w:rPr>
+              <w:t xml:space="preserve">Couleur</w:t>
+            </w:r>
+          </w:p>
+        </w:tc>
+        <w:tc>
+          <w:tcPr>
+            <w:tcW w:type="dxa" w:w="5398"/>
+            <w:shd w:fill="B3261E" w:color="auto" w:val="clear"/>
+            <w:tcMar>
+              <w:top w:type="dxa" w:w="60"/>
+              <w:left w:type="dxa" w:w="100"/>
+              <w:bottom w:type="dxa" w:w="60"/>
+              <w:right w:type="dxa" w:w="100"/>
+            </w:tcMar>
+            <w:vAlign w:val="center"/>
+          </w:tcPr>
+          <w:p>
+            <w:pPr>
+              <w:spacing w:after="0"/>
+            </w:pPr>
+            <w:r>
+              <w:rPr>
+                <w:b/>
+                <w:bCs/>
+                <w:color w:val="FFFFFF"/>
+                <w:sz w:val="19"/>
+                <w:szCs w:val="19"/>
+              </w:rPr>
+              <w:t xml:space="preserve">Usage</w:t>
+            </w:r>
+          </w:p>
+        </w:tc>
+      </w:tr>
+      <w:tr>
+        <w:tc>
+          <w:tcPr>
+            <w:tcW w:type="dxa" w:w="1927"/>
+            <w:tcMar>
+              <w:top w:type="dxa" w:w="60"/>
+              <w:left w:type="dxa" w:w="100"/>
+              <w:bottom w:type="dxa" w:w="60"/>
+              <w:right w:type="dxa" w:w="100"/>
+            </w:tcMar>
+            <w:vAlign w:val="center"/>
+          </w:tcPr>
+          <w:p>
+            <w:pPr>
+              <w:spacing w:after="0"/>
+            </w:pPr>
+            <w:r>
+              <w:rPr>
+                <w:sz w:val="19"/>
+                <w:szCs w:val="19"/>
+              </w:rPr>
+              <w:t xml:space="preserve">Marque</w:t>
+            </w:r>
+          </w:p>
+        </w:tc>
+        <w:tc>
+          <w:tcPr>
+            <w:tcW w:type="dxa" w:w="2313"/>
+            <w:tcMar>
+              <w:top w:type="dxa" w:w="60"/>
+              <w:left w:type="dxa" w:w="100"/>
+              <w:bottom w:type="dxa" w:w="60"/>
+              <w:right w:type="dxa" w:w="100"/>
+            </w:tcMar>
+            <w:vAlign w:val="center"/>
+          </w:tcPr>
+          <w:p>
+            <w:pPr>
+              <w:spacing w:after="0"/>
+            </w:pPr>
+            <w:r>
+              <w:rPr>
+                <w:sz w:val="19"/>
+                <w:szCs w:val="19"/>
+              </w:rPr>
+              <w:t xml:space="preserve">#B3261E</w:t>
+            </w:r>
+          </w:p>
+        </w:tc>
+        <w:tc>
+          <w:tcPr>
+            <w:tcW w:type="dxa" w:w="5398"/>
+            <w:tcMar>
+              <w:top w:type="dxa" w:w="60"/>
+              <w:left w:type="dxa" w:w="100"/>
+              <w:bottom w:type="dxa" w:w="60"/>
+              <w:right w:type="dxa" w:w="100"/>
+            </w:tcMar>
+            <w:vAlign w:val="center"/>
+          </w:tcPr>
+          <w:p>
+            <w:pPr>
+              <w:spacing w:after="0"/>
+            </w:pPr>
+            <w:r>
+              <w:rPr>
+                <w:sz w:val="19"/>
+                <w:szCs w:val="19"/>
+              </w:rPr>
+              <w:t xml:space="preserve">Boutons principaux, liens, élément actif</w:t>
+            </w:r>
+          </w:p>
+        </w:tc>
+      </w:tr>
+      <w:tr>
+        <w:tc>
+          <w:tcPr>
+            <w:tcW w:type="dxa" w:w="1927"/>
+            <w:tcMar>
+              <w:top w:type="dxa" w:w="60"/>
+              <w:left w:type="dxa" w:w="100"/>
+              <w:bottom w:type="dxa" w:w="60"/>
+              <w:right w:type="dxa" w:w="100"/>
+            </w:tcMar>
+            <w:vAlign w:val="center"/>
+          </w:tcPr>
+          <w:p>
+            <w:pPr>
+              <w:spacing w:after="0"/>
+            </w:pPr>
+            <w:r>
+              <w:rPr>
+                <w:sz w:val="19"/>
+                <w:szCs w:val="19"/>
+              </w:rPr>
+              <w:t xml:space="preserve">Flamme</w:t>
+            </w:r>
+          </w:p>
+        </w:tc>
+        <w:tc>
+          <w:tcPr>
+            <w:tcW w:type="dxa" w:w="2313"/>
+            <w:tcMar>
+              <w:top w:type="dxa" w:w="60"/>
+              <w:left w:type="dxa" w:w="100"/>
+              <w:bottom w:type="dxa" w:w="60"/>
+              <w:right w:type="dxa" w:w="100"/>
+            </w:tcMar>
+            <w:vAlign w:val="center"/>
+          </w:tcPr>
+          <w:p>
+            <w:pPr>
+              <w:spacing w:after="0"/>
+            </w:pPr>
+            <w:r>
+              <w:rPr>
+                <w:sz w:val="19"/>
+                <w:szCs w:val="19"/>
+              </w:rPr>
+              <w:t xml:space="preserve">#E8890C</w:t>
+            </w:r>
+          </w:p>
+        </w:tc>
+        <w:tc>
+          <w:tcPr>
+            <w:tcW w:type="dxa" w:w="5398"/>
+            <w:tcMar>
+              <w:top w:type="dxa" w:w="60"/>
+              <w:left w:type="dxa" w:w="100"/>
+              <w:bottom w:type="dxa" w:w="60"/>
+              <w:right w:type="dxa" w:w="100"/>
+            </w:tcMar>
+            <w:vAlign w:val="center"/>
+          </w:tcPr>
+          <w:p>
+            <w:pPr>
+              <w:spacing w:after="0"/>
+            </w:pPr>
+            <w:r>
+              <w:rPr>
+                <w:sz w:val="19"/>
+                <w:szCs w:val="19"/>
+              </w:rPr>
+              <w:t xml:space="preserve">Indices, jauges de progression</w:t>
+            </w:r>
+          </w:p>
+        </w:tc>
+      </w:tr>
+      <w:tr>
+        <w:tc>
+          <w:tcPr>
+            <w:tcW w:type="dxa" w:w="1927"/>
+            <w:tcMar>
+              <w:top w:type="dxa" w:w="60"/>
+              <w:left w:type="dxa" w:w="100"/>
+              <w:bottom w:type="dxa" w:w="60"/>
+              <w:right w:type="dxa" w:w="100"/>
+            </w:tcMar>
+            <w:vAlign w:val="center"/>
+          </w:tcPr>
+          <w:p>
+            <w:pPr>
+              <w:spacing w:after="0"/>
+            </w:pPr>
+            <w:r>
+              <w:rPr>
+                <w:sz w:val="19"/>
+                <w:szCs w:val="19"/>
+              </w:rPr>
+              <w:t xml:space="preserve">Succès</w:t>
+            </w:r>
+          </w:p>
+        </w:tc>
+        <w:tc>
+          <w:tcPr>
+            <w:tcW w:type="dxa" w:w="2313"/>
+            <w:tcMar>
+              <w:top w:type="dxa" w:w="60"/>
+              <w:left w:type="dxa" w:w="100"/>
+              <w:bottom w:type="dxa" w:w="60"/>
+              <w:right w:type="dxa" w:w="100"/>
+            </w:tcMar>
+            <w:vAlign w:val="center"/>
+          </w:tcPr>
+          <w:p>
+            <w:pPr>
+              <w:spacing w:after="0"/>
+            </w:pPr>
+            <w:r>
+              <w:rPr>
+                <w:sz w:val="19"/>
+                <w:szCs w:val="19"/>
+              </w:rPr>
+              <w:t xml:space="preserve">#1E7D4F</w:t>
+            </w:r>
+          </w:p>
+        </w:tc>
+        <w:tc>
+          <w:tcPr>
+            <w:tcW w:type="dxa" w:w="5398"/>
+            <w:tcMar>
+              <w:top w:type="dxa" w:w="60"/>
+              <w:left w:type="dxa" w:w="100"/>
+              <w:bottom w:type="dxa" w:w="60"/>
+              <w:right w:type="dxa" w:w="100"/>
+            </w:tcMar>
+            <w:vAlign w:val="center"/>
+          </w:tcPr>
+          <w:p>
+            <w:pPr>
+              <w:spacing w:after="0"/>
+            </w:pPr>
+            <w:r>
+              <w:rPr>
+                <w:sz w:val="19"/>
+                <w:szCs w:val="19"/>
+              </w:rPr>
+              <w:t xml:space="preserve">Étape terminée, bonne note, niveau débutant</w:t>
+            </w:r>
+          </w:p>
+        </w:tc>
+      </w:tr>
+      <w:tr>
+        <w:tc>
+          <w:tcPr>
+            <w:tcW w:type="dxa" w:w="1927"/>
+            <w:tcMar>
+              <w:top w:type="dxa" w:w="60"/>
+              <w:left w:type="dxa" w:w="100"/>
+              <w:bottom w:type="dxa" w:w="60"/>
+              <w:right w:type="dxa" w:w="100"/>
+            </w:tcMar>
+            <w:vAlign w:val="center"/>
+          </w:tcPr>
+          <w:p>
+            <w:pPr>
+              <w:spacing w:after="0"/>
+            </w:pPr>
+            <w:r>
+              <w:rPr>
+                <w:sz w:val="19"/>
+                <w:szCs w:val="19"/>
+              </w:rPr>
+              <w:t xml:space="preserve">Attention</w:t>
+            </w:r>
+          </w:p>
+        </w:tc>
+        <w:tc>
+          <w:tcPr>
+            <w:tcW w:type="dxa" w:w="2313"/>
+            <w:tcMar>
+              <w:top w:type="dxa" w:w="60"/>
+              <w:left w:type="dxa" w:w="100"/>
+              <w:bottom w:type="dxa" w:w="60"/>
+              <w:right w:type="dxa" w:w="100"/>
+            </w:tcMar>
+            <w:vAlign w:val="center"/>
+          </w:tcPr>
+          <w:p>
+            <w:pPr>
+              <w:spacing w:after="0"/>
+            </w:pPr>
+            <w:r>
+              <w:rPr>
+                <w:sz w:val="19"/>
+                <w:szCs w:val="19"/>
+              </w:rPr>
+              <w:t xml:space="preserve">#8A5A00</w:t>
+            </w:r>
+          </w:p>
+        </w:tc>
+        <w:tc>
+          <w:tcPr>
+            <w:tcW w:type="dxa" w:w="5398"/>
+            <w:tcMar>
+              <w:top w:type="dxa" w:w="60"/>
+              <w:left w:type="dxa" w:w="100"/>
+              <w:bottom w:type="dxa" w:w="60"/>
+              <w:right w:type="dxa" w:w="100"/>
+            </w:tcMar>
+            <w:vAlign w:val="center"/>
+          </w:tcPr>
+          <w:p>
+            <w:pPr>
+              <w:spacing w:after="0"/>
+            </w:pPr>
+            <w:r>
+              <w:rPr>
+                <w:sz w:val="19"/>
+                <w:szCs w:val="19"/>
+              </w:rPr>
+              <w:t xml:space="preserve">En attente, niveau intermédiaire</w:t>
+            </w:r>
+          </w:p>
+        </w:tc>
+      </w:tr>
+      <w:tr>
+        <w:tc>
+          <w:tcPr>
+            <w:tcW w:type="dxa" w:w="1927"/>
+            <w:tcMar>
+              <w:top w:type="dxa" w:w="60"/>
+              <w:left w:type="dxa" w:w="100"/>
+              <w:bottom w:type="dxa" w:w="60"/>
+              <w:right w:type="dxa" w:w="100"/>
+            </w:tcMar>
+            <w:vAlign w:val="center"/>
+          </w:tcPr>
+          <w:p>
+            <w:pPr>
+              <w:spacing w:after="0"/>
+            </w:pPr>
+            <w:r>
+              <w:rPr>
+                <w:sz w:val="19"/>
+                <w:szCs w:val="19"/>
+              </w:rPr>
+              <w:t xml:space="preserve">Information</w:t>
+            </w:r>
+          </w:p>
+        </w:tc>
+        <w:tc>
+          <w:tcPr>
+            <w:tcW w:type="dxa" w:w="2313"/>
+            <w:tcMar>
+              <w:top w:type="dxa" w:w="60"/>
+              <w:left w:type="dxa" w:w="100"/>
+              <w:bottom w:type="dxa" w:w="60"/>
+              <w:right w:type="dxa" w:w="100"/>
+            </w:tcMar>
+            <w:vAlign w:val="center"/>
+          </w:tcPr>
+          <w:p>
+            <w:pPr>
+              <w:spacing w:after="0"/>
+            </w:pPr>
+            <w:r>
+              <w:rPr>
+                <w:sz w:val="19"/>
+                <w:szCs w:val="19"/>
+              </w:rPr>
+              <w:t xml:space="preserve">#1F5FBF</w:t>
+            </w:r>
+          </w:p>
+        </w:tc>
+        <w:tc>
+          <w:tcPr>
+            <w:tcW w:type="dxa" w:w="5398"/>
+            <w:tcMar>
+              <w:top w:type="dxa" w:w="60"/>
+              <w:left w:type="dxa" w:w="100"/>
+              <w:bottom w:type="dxa" w:w="60"/>
+              <w:right w:type="dxa" w:w="100"/>
+            </w:tcMar>
+            <w:vAlign w:val="center"/>
+          </w:tcPr>
+          <w:p>
+            <w:pPr>
+              <w:spacing w:after="0"/>
+            </w:pPr>
+            <w:r>
+              <w:rPr>
+                <w:sz w:val="19"/>
+                <w:szCs w:val="19"/>
+              </w:rPr>
+              <w:t xml:space="preserve">Astuces, statut « en cours »</w:t>
+            </w:r>
+          </w:p>
+        </w:tc>
+      </w:tr>
+      <w:tr>
+        <w:tc>
+          <w:tcPr>
+            <w:tcW w:type="dxa" w:w="1927"/>
+            <w:tcMar>
+              <w:top w:type="dxa" w:w="60"/>
+              <w:left w:type="dxa" w:w="100"/>
+              <w:bottom w:type="dxa" w:w="60"/>
+              <w:right w:type="dxa" w:w="100"/>
+            </w:tcMar>
+            <w:vAlign w:val="center"/>
+          </w:tcPr>
+          <w:p>
+            <w:pPr>
+              <w:spacing w:after="0"/>
+            </w:pPr>
+            <w:r>
+              <w:rPr>
+                <w:sz w:val="19"/>
+                <w:szCs w:val="19"/>
+              </w:rPr>
+              <w:t xml:space="preserve">Texte</w:t>
+            </w:r>
+          </w:p>
+        </w:tc>
+        <w:tc>
+          <w:tcPr>
+            <w:tcW w:type="dxa" w:w="2313"/>
+            <w:tcMar>
+              <w:top w:type="dxa" w:w="60"/>
+              <w:left w:type="dxa" w:w="100"/>
+              <w:bottom w:type="dxa" w:w="60"/>
+              <w:right w:type="dxa" w:w="100"/>
+            </w:tcMar>
+            <w:vAlign w:val="center"/>
+          </w:tcPr>
+          <w:p>
+            <w:pPr>
+              <w:spacing w:after="0"/>
+            </w:pPr>
+            <w:r>
+              <w:rPr>
+                <w:sz w:val="19"/>
+                <w:szCs w:val="19"/>
+              </w:rPr>
+              <w:t xml:space="preserve">#161A22 / #5B6474</w:t>
+            </w:r>
+          </w:p>
+        </w:tc>
+        <w:tc>
+          <w:tcPr>
+            <w:tcW w:type="dxa" w:w="5398"/>
+            <w:tcMar>
+              <w:top w:type="dxa" w:w="60"/>
+              <w:left w:type="dxa" w:w="100"/>
+              <w:bottom w:type="dxa" w:w="60"/>
+              <w:right w:type="dxa" w:w="100"/>
+            </w:tcMar>
+            <w:vAlign w:val="center"/>
+          </w:tcPr>
+          <w:p>
+            <w:pPr>
+              <w:spacing w:after="0"/>
+            </w:pPr>
+            <w:r>
+              <w:rPr>
+                <w:sz w:val="19"/>
+                <w:szCs w:val="19"/>
+              </w:rPr>
+              <w:t xml:space="preserve">Texte principal / secondaire</w:t>
+            </w:r>
+          </w:p>
+        </w:tc>
+      </w:tr>
+    </w:tbl>
+    <w:p>
+      <w:pPr>
+        <w:spacing w:before="80" w:after="240"/>
+        <w:jc w:val="center"/>
+      </w:pPr>
+      <w:r>
+        <w:rPr>
+          <w:i/>
+          <w:iCs/>
+          <w:color w:val="5B6474"/>
+          <w:sz w:val="19"/>
+          <w:szCs w:val="19"/>
+        </w:rPr>
+        <w:t xml:space="preserve">Tableau 10 — Palette de couleurs</w:t>
+      </w:r>
+    </w:p>
+    <w:p>
+      <w:pPr>
+        <w:spacing w:after="120" w:line="300"/>
+        <w:jc w:val="both"/>
+      </w:pPr>
+      <w:r>
+        <w:t xml:space="preserve">Les contrastes ont été vérifiés par calcul selon le référentiel WCAG (niveau AA, 4,5:1 minimum pour le texte). Un gris trop clair (2,5:1), initialement utilisé pour de petits libellés, a été remplacé ; il est désormais réservé aux textes d'exemple des champs et aux éléments décoratifs.</w:t>
+      </w:r>
+    </w:p>
+    <w:p>
+      <w:pPr>
+        <w:pStyle w:val="Heading2"/>
+      </w:pPr>
+      <w:r>
+        <w:t xml:space="preserve">4.3 Principes d'expérience utilisateur</w:t>
+      </w:r>
+    </w:p>
+    <w:p>
+      <w:pPr>
+        <w:pStyle w:val="ListParagraph"/>
+        <w:numPr>
+          <w:ilvl w:val="0"/>
+          <w:numId w:val="2"/>
+        </w:numPr>
+        <w:spacing w:after="60" w:line="280"/>
+      </w:pPr>
+      <w:r>
+        <w:rPr>
+          <w:b/>
+          <w:bCs/>
+        </w:rPr>
+        <w:t xml:space="preserve">Parcours guidé</w:t>
+      </w:r>
+      <w:r>
+        <w:t xml:space="preserve"> : un indicateur d'étapes (Scénario → Entretien → Cahier des charges → Changements → Évaluation) situe l'étudiant dans sa séance.</w:t>
+      </w:r>
+    </w:p>
+    <w:p>
+      <w:pPr>
+        <w:pStyle w:val="ListParagraph"/>
+        <w:numPr>
+          <w:ilvl w:val="0"/>
+          <w:numId w:val="2"/>
+        </w:numPr>
+        <w:spacing w:after="60" w:line="280"/>
+      </w:pPr>
+      <w:r>
+        <w:rPr>
+          <w:b/>
+          <w:bCs/>
+        </w:rPr>
+        <w:t xml:space="preserve">La séance suit l'étudiant</w:t>
+      </w:r>
+      <w:r>
+        <w:t xml:space="preserve"> : elle est conservée dans l'adresse de la page pour passer d'un module à l'autre sans la perdre.</w:t>
+      </w:r>
+    </w:p>
+    <w:p>
+      <w:pPr>
+        <w:pStyle w:val="ListParagraph"/>
+        <w:numPr>
+          <w:ilvl w:val="0"/>
+          <w:numId w:val="2"/>
+        </w:numPr>
+        <w:spacing w:after="60" w:line="280"/>
+      </w:pPr>
+      <w:r>
+        <w:rPr>
+          <w:b/>
+          <w:bCs/>
+        </w:rPr>
+        <w:t xml:space="preserve">Le besoin caché reste caché</w:t>
+      </w:r>
+      <w:r>
+        <w:t xml:space="preserve"> : aucun écran ne l'affiche, même indirectement ; les évaluations donnent des pistes, pas la réponse.</w:t>
+      </w:r>
+    </w:p>
+    <w:p>
+      <w:pPr>
+        <w:pStyle w:val="ListParagraph"/>
+        <w:numPr>
+          <w:ilvl w:val="0"/>
+          <w:numId w:val="2"/>
+        </w:numPr>
+        <w:spacing w:after="60" w:line="280"/>
+      </w:pPr>
+      <w:r>
+        <w:rPr>
+          <w:b/>
+          <w:bCs/>
+        </w:rPr>
+        <w:t xml:space="preserve">L'IA est lente et faillible, on le montre</w:t>
+      </w:r>
+      <w:r>
+        <w:t xml:space="preserve"> : chaque appel affiche un état d'attente, et les erreurs temporaires proposent un bouton « Réessayer ».</w:t>
+      </w:r>
+    </w:p>
+    <w:p>
+      <w:pPr>
+        <w:pStyle w:val="ListParagraph"/>
+        <w:numPr>
+          <w:ilvl w:val="0"/>
+          <w:numId w:val="2"/>
+        </w:numPr>
+        <w:spacing w:after="60" w:line="280"/>
+      </w:pPr>
+      <w:r>
+        <w:rPr>
+          <w:b/>
+          <w:bCs/>
+        </w:rPr>
+        <w:t xml:space="preserve">Une action principale par écran</w:t>
+      </w:r>
+      <w:r>
+        <w:t xml:space="preserve">, et jamais d'écran vide sans action pour avancer.</w:t>
+      </w:r>
+    </w:p>
+    <w:p>
+      <w:pPr>
+        <w:pStyle w:val="ListParagraph"/>
+        <w:numPr>
+          <w:ilvl w:val="0"/>
+          <w:numId w:val="2"/>
+        </w:numPr>
+        <w:spacing w:after="60" w:line="280"/>
+      </w:pPr>
+      <w:r>
+        <w:rPr>
+          <w:b/>
+          <w:bCs/>
+        </w:rPr>
+        <w:t xml:space="preserve">Accessibilité</w:t>
+      </w:r>
+      <w:r>
+        <w:t xml:space="preserve"> : contraste AA, focus visible, libellés sur tous les champs, navigation au clavier, adaptation aux petits écrans.</w:t>
+      </w:r>
+    </w:p>
+    <w:p>
+      <w:pPr>
+        <w:pStyle w:val="Heading2"/>
+      </w:pPr>
+      <w:r>
+        <w:t xml:space="preserve">4.4 Maquettes des écrans</w:t>
+      </w:r>
+    </w:p>
+    <w:p>
+      <w:pPr>
+        <w:spacing w:after="120" w:line="300"/>
+        <w:jc w:val="both"/>
+      </w:pPr>
+      <w:r>
+        <w:t xml:space="preserve">Les maquettes suivantes définissent la cible visuelle de chaque module. Les données affichées sont fictives ; certains éléments (fin d'entretien, jauge de compétences…) correspondent à des fonctionnalités prévues que chaque responsable implémentera.</w:t>
       </w:r>
     </w:p>
     <w:p>
@@ -9647,9 +9579,9 @@
       <w:r>
         <w:drawing>
           <wp:inline distT="0" distB="0" distL="0" distR="0">
-            <wp:extent cx="6096000" cy="3238500"/>
+            <wp:extent cx="6096000" cy="2543175"/>
             <wp:effectExtent t="0" r="0" b="0" l="0"/>
-            <wp:docPr id="1" name="03-m1-generateur.png" descr="Module 1 — génération et choix d'un scénario" title="Module 1 — génération et choix d'un scénario"/>
+            <wp:docPr id="1" name="01-connexion.png" descr="Écran de connexion" title="Écran de connexion"/>
             <wp:cNvGraphicFramePr>
               <a:graphicFrameLocks xmlns:a="http://schemas.openxmlformats.org/drawingml/2006/main" noChangeAspect="1"/>
             </wp:cNvGraphicFramePr>
@@ -9672,7 +9604,7 @@
                   <pic:spPr bwMode="auto">
                     <a:xfrm>
                       <a:off x="0" y="0"/>
-                      <a:ext cx="6096000" cy="3238500"/>
+                      <a:ext cx="6096000" cy="2543175"/>
                     </a:xfrm>
                     <a:prstGeom prst="rect">
                       <a:avLst/>
@@ -9698,7 +9630,7 @@
           <w:sz w:val="19"/>
           <w:szCs w:val="19"/>
         </w:rPr>
-        <w:t xml:space="preserve">Figure 21 — Module 1 — génération et choix d'un scénario</w:t>
+        <w:t xml:space="preserve">Figure 19 — Écran de connexion</w:t>
       </w:r>
     </w:p>
     <w:p>
@@ -9710,9 +9642,9 @@
       <w:r>
         <w:drawing>
           <wp:inline distT="0" distB="0" distL="0" distR="0">
-            <wp:extent cx="6096000" cy="3943350"/>
+            <wp:extent cx="6096000" cy="3552825"/>
             <wp:effectExtent t="0" r="0" b="0" l="0"/>
-            <wp:docPr id="1" name="04-m2-entretien.png" descr="Module 2 — entretien avec le client simulé" title="Module 2 — entretien avec le client simulé"/>
+            <wp:docPr id="1" name="02-accueil.png" descr="Accueil de l'étudiant : séance en cours et accès aux modules" title="Accueil de l'étudiant : séance en cours et accès aux modules"/>
             <wp:cNvGraphicFramePr>
               <a:graphicFrameLocks xmlns:a="http://schemas.openxmlformats.org/drawingml/2006/main" noChangeAspect="1"/>
             </wp:cNvGraphicFramePr>
@@ -9735,7 +9667,7 @@
                   <pic:spPr bwMode="auto">
                     <a:xfrm>
                       <a:off x="0" y="0"/>
-                      <a:ext cx="6096000" cy="3943350"/>
+                      <a:ext cx="6096000" cy="3552825"/>
                     </a:xfrm>
                     <a:prstGeom prst="rect">
                       <a:avLst/>
@@ -9761,7 +9693,7 @@
           <w:sz w:val="19"/>
           <w:szCs w:val="19"/>
         </w:rPr>
-        <w:t xml:space="preserve">Figure 22 — Module 2 — entretien avec le client simulé</w:t>
+        <w:t xml:space="preserve">Figure 20 — Accueil de l'étudiant : séance en cours et accès aux modules</w:t>
       </w:r>
     </w:p>
     <w:p>
@@ -9773,9 +9705,9 @@
       <w:r>
         <w:drawing>
           <wp:inline distT="0" distB="0" distL="0" distR="0">
-            <wp:extent cx="6096000" cy="4362450"/>
+            <wp:extent cx="6096000" cy="3238500"/>
             <wp:effectExtent t="0" r="0" b="0" l="0"/>
-            <wp:docPr id="1" name="05-m4-cahier-des-charges.png" descr="Module 4 — éditeur du cahier des charges" title="Module 4 — éditeur du cahier des charges"/>
+            <wp:docPr id="1" name="03-m1-generateur.png" descr="Module 1 — génération et choix d'un scénario" title="Module 1 — génération et choix d'un scénario"/>
             <wp:cNvGraphicFramePr>
               <a:graphicFrameLocks xmlns:a="http://schemas.openxmlformats.org/drawingml/2006/main" noChangeAspect="1"/>
             </wp:cNvGraphicFramePr>
@@ -9798,7 +9730,7 @@
                   <pic:spPr bwMode="auto">
                     <a:xfrm>
                       <a:off x="0" y="0"/>
-                      <a:ext cx="6096000" cy="4362450"/>
+                      <a:ext cx="6096000" cy="3238500"/>
                     </a:xfrm>
                     <a:prstGeom prst="rect">
                       <a:avLst/>
@@ -9824,7 +9756,7 @@
           <w:sz w:val="19"/>
           <w:szCs w:val="19"/>
         </w:rPr>
-        <w:t xml:space="preserve">Figure 23 — Module 4 — éditeur du cahier des charges</w:t>
+        <w:t xml:space="preserve">Figure 21 — Module 1 — génération et choix d'un scénario</w:t>
       </w:r>
     </w:p>
     <w:p>
@@ -9836,9 +9768,9 @@
       <w:r>
         <w:drawing>
           <wp:inline distT="0" distB="0" distL="0" distR="0">
-            <wp:extent cx="6096000" cy="3038475"/>
+            <wp:extent cx="6096000" cy="3943350"/>
             <wp:effectExtent t="0" r="0" b="0" l="0"/>
-            <wp:docPr id="1" name="06-m4-evaluation.png" descr="Module 4 — évaluation du cahier des charges selon la grille" title="Module 4 — évaluation du cahier des charges selon la grille"/>
+            <wp:docPr id="1" name="04-m2-entretien.png" descr="Module 2 — entretien avec le client simulé" title="Module 2 — entretien avec le client simulé"/>
             <wp:cNvGraphicFramePr>
               <a:graphicFrameLocks xmlns:a="http://schemas.openxmlformats.org/drawingml/2006/main" noChangeAspect="1"/>
             </wp:cNvGraphicFramePr>
@@ -9861,7 +9793,7 @@
                   <pic:spPr bwMode="auto">
                     <a:xfrm>
                       <a:off x="0" y="0"/>
-                      <a:ext cx="6096000" cy="3038475"/>
+                      <a:ext cx="6096000" cy="3943350"/>
                     </a:xfrm>
                     <a:prstGeom prst="rect">
                       <a:avLst/>
@@ -9887,7 +9819,7 @@
           <w:sz w:val="19"/>
           <w:szCs w:val="19"/>
         </w:rPr>
-        <w:t xml:space="preserve">Figure 24 — Module 4 — évaluation du cahier des charges selon la grille</w:t>
+        <w:t xml:space="preserve">Figure 22 — Module 2 — entretien avec le client simulé</w:t>
       </w:r>
     </w:p>
     <w:p>
@@ -9899,9 +9831,9 @@
       <w:r>
         <w:drawing>
           <wp:inline distT="0" distB="0" distL="0" distR="0">
-            <wp:extent cx="6096000" cy="4191000"/>
+            <wp:extent cx="6096000" cy="4362450"/>
             <wp:effectExtent t="0" r="0" b="0" l="0"/>
-            <wp:docPr id="1" name="07-m3-demande-changement.png" descr="Module 3 — réponse à une demande de changement" title="Module 3 — réponse à une demande de changement"/>
+            <wp:docPr id="1" name="05-m4-cahier-des-charges.png" descr="Module 4 — éditeur du cahier des charges" title="Module 4 — éditeur du cahier des charges"/>
             <wp:cNvGraphicFramePr>
               <a:graphicFrameLocks xmlns:a="http://schemas.openxmlformats.org/drawingml/2006/main" noChangeAspect="1"/>
             </wp:cNvGraphicFramePr>
@@ -9924,7 +9856,7 @@
                   <pic:spPr bwMode="auto">
                     <a:xfrm>
                       <a:off x="0" y="0"/>
-                      <a:ext cx="6096000" cy="4191000"/>
+                      <a:ext cx="6096000" cy="4362450"/>
                     </a:xfrm>
                     <a:prstGeom prst="rect">
                       <a:avLst/>
@@ -9950,7 +9882,7 @@
           <w:sz w:val="19"/>
           <w:szCs w:val="19"/>
         </w:rPr>
-        <w:t xml:space="preserve">Figure 25 — Module 3 — réponse à une demande de changement</w:t>
+        <w:t xml:space="preserve">Figure 23 — Module 4 — éditeur du cahier des charges</w:t>
       </w:r>
     </w:p>
     <w:p>
@@ -9962,9 +9894,9 @@
       <w:r>
         <w:drawing>
           <wp:inline distT="0" distB="0" distL="0" distR="0">
-            <wp:extent cx="6096000" cy="3448050"/>
+            <wp:extent cx="6096000" cy="3038475"/>
             <wp:effectExtent t="0" r="0" b="0" l="0"/>
-            <wp:docPr id="1" name="08-m5-tableau-de-bord.png" descr="Module 5 — tableau de bord de l'étudiant" title="Module 5 — tableau de bord de l'étudiant"/>
+            <wp:docPr id="1" name="06-m4-evaluation.png" descr="Module 4 — évaluation du cahier des charges selon la grille" title="Module 4 — évaluation du cahier des charges selon la grille"/>
             <wp:cNvGraphicFramePr>
               <a:graphicFrameLocks xmlns:a="http://schemas.openxmlformats.org/drawingml/2006/main" noChangeAspect="1"/>
             </wp:cNvGraphicFramePr>
@@ -9987,7 +9919,7 @@
                   <pic:spPr bwMode="auto">
                     <a:xfrm>
                       <a:off x="0" y="0"/>
-                      <a:ext cx="6096000" cy="3448050"/>
+                      <a:ext cx="6096000" cy="3038475"/>
                     </a:xfrm>
                     <a:prstGeom prst="rect">
                       <a:avLst/>
@@ -10013,7 +9945,7 @@
           <w:sz w:val="19"/>
           <w:szCs w:val="19"/>
         </w:rPr>
-        <w:t xml:space="preserve">Figure 26 — Module 5 — tableau de bord de l'étudiant</w:t>
+        <w:t xml:space="preserve">Figure 24 — Module 4 — évaluation du cahier des charges selon la grille</w:t>
       </w:r>
     </w:p>
     <w:p>
@@ -10025,9 +9957,9 @@
       <w:r>
         <w:drawing>
           <wp:inline distT="0" distB="0" distL="0" distR="0">
-            <wp:extent cx="6096000" cy="3429000"/>
+            <wp:extent cx="6096000" cy="4191000"/>
             <wp:effectExtent t="0" r="0" b="0" l="0"/>
-            <wp:docPr id="1" name="09-m5-espace-enseignant.png" descr="Module 5 — espace enseignant" title="Module 5 — espace enseignant"/>
+            <wp:docPr id="1" name="07-m3-demande-changement.png" descr="Module 3 — réponse à une demande de changement" title="Module 3 — réponse à une demande de changement"/>
             <wp:cNvGraphicFramePr>
               <a:graphicFrameLocks xmlns:a="http://schemas.openxmlformats.org/drawingml/2006/main" noChangeAspect="1"/>
             </wp:cNvGraphicFramePr>
@@ -10050,7 +9982,7 @@
                   <pic:spPr bwMode="auto">
                     <a:xfrm>
                       <a:off x="0" y="0"/>
-                      <a:ext cx="6096000" cy="3429000"/>
+                      <a:ext cx="6096000" cy="4191000"/>
                     </a:xfrm>
                     <a:prstGeom prst="rect">
                       <a:avLst/>
@@ -10076,21 +10008,21 @@
           <w:sz w:val="19"/>
           <w:szCs w:val="19"/>
         </w:rPr>
-        <w:t xml:space="preserve">Figure 27 — Module 5 — espace enseignant</w:t>
+        <w:t xml:space="preserve">Figure 25 — Module 3 — réponse à une demande de changement</w:t>
       </w:r>
     </w:p>
     <w:p>
       <w:pPr>
         <w:keepNext/>
-        <w:spacing w:before="160" w:after="40"/>
+        <w:spacing w:before="120" w:after="60"/>
         <w:jc w:val="center"/>
       </w:pPr>
       <w:r>
         <w:drawing>
           <wp:inline distT="0" distB="0" distL="0" distR="0">
-            <wp:extent cx="6096000" cy="4076700"/>
+            <wp:extent cx="6096000" cy="3448050"/>
             <wp:effectExtent t="0" r="0" b="0" l="0"/>
-            <wp:docPr id="1" name="p003-02-maquettes-navigateur.png" descr="Une maquette ouverte dans le navigateur (écran d'entretien, docs/ui/maquettes/04-m2-entretien.html)" title="Une maquette ouverte dans le navigateur (écran d'entretien, docs/ui/maquettes/04-m2-entretien.html)"/>
+            <wp:docPr id="1" name="08-m5-tableau-de-bord.png" descr="Module 5 — tableau de bord de l'étudiant" title="Module 5 — tableau de bord de l'étudiant"/>
             <wp:cNvGraphicFramePr>
               <a:graphicFrameLocks xmlns:a="http://schemas.openxmlformats.org/drawingml/2006/main" noChangeAspect="1"/>
             </wp:cNvGraphicFramePr>
@@ -10113,6 +10045,132 @@
                   <pic:spPr bwMode="auto">
                     <a:xfrm>
                       <a:off x="0" y="0"/>
+                      <a:ext cx="6096000" cy="3448050"/>
+                    </a:xfrm>
+                    <a:prstGeom prst="rect">
+                      <a:avLst/>
+                    </a:prstGeom>
+                  </pic:spPr>
+                </pic:pic>
+              </a:graphicData>
+            </a:graphic>
+          </wp:inline>
+        </w:drawing>
+      </w:r>
+    </w:p>
+    <w:p>
+      <w:pPr>
+        <w:spacing w:after="240"/>
+        <w:jc w:val="center"/>
+      </w:pPr>
+      <w:r>
+        <w:rPr>
+          <w:i/>
+          <w:iCs/>
+          <w:color w:val="5B6474"/>
+          <w:sz w:val="19"/>
+          <w:szCs w:val="19"/>
+        </w:rPr>
+        <w:t xml:space="preserve">Figure 26 — Module 5 — tableau de bord de l'étudiant</w:t>
+      </w:r>
+    </w:p>
+    <w:p>
+      <w:pPr>
+        <w:keepNext/>
+        <w:spacing w:before="120" w:after="60"/>
+        <w:jc w:val="center"/>
+      </w:pPr>
+      <w:r>
+        <w:drawing>
+          <wp:inline distT="0" distB="0" distL="0" distR="0">
+            <wp:extent cx="6096000" cy="3429000"/>
+            <wp:effectExtent t="0" r="0" b="0" l="0"/>
+            <wp:docPr id="1" name="09-m5-espace-enseignant.png" descr="Module 5 — espace enseignant" title="Module 5 — espace enseignant"/>
+            <wp:cNvGraphicFramePr>
+              <a:graphicFrameLocks xmlns:a="http://schemas.openxmlformats.org/drawingml/2006/main" noChangeAspect="1"/>
+            </wp:cNvGraphicFramePr>
+            <a:graphic xmlns:a="http://schemas.openxmlformats.org/drawingml/2006/main">
+              <a:graphicData uri="http://schemas.openxmlformats.org/drawingml/2006/picture">
+                <pic:pic xmlns:pic="http://schemas.openxmlformats.org/drawingml/2006/picture">
+                  <pic:nvPicPr>
+                    <pic:cNvPr id="0" name="" descr=""/>
+                    <pic:cNvPicPr>
+                      <a:picLocks noChangeAspect="1" noChangeArrowheads="1"/>
+                    </pic:cNvPicPr>
+                  </pic:nvPicPr>
+                  <pic:blipFill>
+                    <a:blip r:embed="rId48" cstate="none"/>
+                    <a:srcRect/>
+                    <a:stretch>
+                      <a:fillRect/>
+                    </a:stretch>
+                  </pic:blipFill>
+                  <pic:spPr bwMode="auto">
+                    <a:xfrm>
+                      <a:off x="0" y="0"/>
+                      <a:ext cx="6096000" cy="3429000"/>
+                    </a:xfrm>
+                    <a:prstGeom prst="rect">
+                      <a:avLst/>
+                    </a:prstGeom>
+                  </pic:spPr>
+                </pic:pic>
+              </a:graphicData>
+            </a:graphic>
+          </wp:inline>
+        </w:drawing>
+      </w:r>
+    </w:p>
+    <w:p>
+      <w:pPr>
+        <w:spacing w:after="240"/>
+        <w:jc w:val="center"/>
+      </w:pPr>
+      <w:r>
+        <w:rPr>
+          <w:i/>
+          <w:iCs/>
+          <w:color w:val="5B6474"/>
+          <w:sz w:val="19"/>
+          <w:szCs w:val="19"/>
+        </w:rPr>
+        <w:t xml:space="preserve">Figure 27 — Module 5 — espace enseignant</w:t>
+      </w:r>
+    </w:p>
+    <w:p>
+      <w:pPr>
+        <w:keepNext/>
+        <w:spacing w:before="160" w:after="40"/>
+        <w:jc w:val="center"/>
+      </w:pPr>
+      <w:r>
+        <w:drawing>
+          <wp:inline distT="0" distB="0" distL="0" distR="0">
+            <wp:extent cx="6096000" cy="4076700"/>
+            <wp:effectExtent t="0" r="0" b="0" l="0"/>
+            <wp:docPr id="1" name="p003-02-maquettes-navigateur.png" descr="Une maquette ouverte dans le navigateur (écran d'entretien, docs/ui/maquettes/04-m2-entretien.html)" title="Une maquette ouverte dans le navigateur (écran d'entretien, docs/ui/maquettes/04-m2-entretien.html)"/>
+            <wp:cNvGraphicFramePr>
+              <a:graphicFrameLocks xmlns:a="http://schemas.openxmlformats.org/drawingml/2006/main" noChangeAspect="1"/>
+            </wp:cNvGraphicFramePr>
+            <a:graphic xmlns:a="http://schemas.openxmlformats.org/drawingml/2006/main">
+              <a:graphicData uri="http://schemas.openxmlformats.org/drawingml/2006/picture">
+                <pic:pic xmlns:pic="http://schemas.openxmlformats.org/drawingml/2006/picture">
+                  <pic:nvPicPr>
+                    <pic:cNvPr id="0" name="" descr=""/>
+                    <pic:cNvPicPr>
+                      <a:picLocks noChangeAspect="1" noChangeArrowheads="1"/>
+                    </pic:cNvPicPr>
+                  </pic:nvPicPr>
+                  <pic:blipFill>
+                    <a:blip r:embed="rId49" cstate="none"/>
+                    <a:srcRect/>
+                    <a:stretch>
+                      <a:fillRect/>
+                    </a:stretch>
+                  </pic:blipFill>
+                  <pic:spPr bwMode="auto">
+                    <a:xfrm>
+                      <a:off x="0" y="0"/>
                       <a:ext cx="6096000" cy="4076700"/>
                     </a:xfrm>
                     <a:prstGeom prst="rect">
@@ -12460,7 +12518,7 @@
                     </pic:cNvPicPr>
                   </pic:nvPicPr>
                   <pic:blipFill>
-                    <a:blip r:embed="rId48" cstate="none"/>
+                    <a:blip r:embed="rId50" cstate="none"/>
                     <a:srcRect/>
                     <a:stretch>
                       <a:fillRect/>
@@ -12510,292 +12568,6 @@
             <wp:extent cx="6096000" cy="3810000"/>
             <wp:effectExtent t="0" r="0" b="0" l="0"/>
             <wp:docPr id="1" name="p005-06-ecran-detail-scenario.png" descr="Module 1 réalisé : fiche publique d'un scénario (vue enseignant, avec le bouton Supprimer)" title="Module 1 réalisé : fiche publique d'un scénario (vue enseignant, avec le bouton Supprimer)"/>
-            <wp:cNvGraphicFramePr>
-              <a:graphicFrameLocks xmlns:a="http://schemas.openxmlformats.org/drawingml/2006/main" noChangeAspect="1"/>
-            </wp:cNvGraphicFramePr>
-            <a:graphic xmlns:a="http://schemas.openxmlformats.org/drawingml/2006/main">
-              <a:graphicData uri="http://schemas.openxmlformats.org/drawingml/2006/picture">
-                <pic:pic xmlns:pic="http://schemas.openxmlformats.org/drawingml/2006/picture">
-                  <pic:nvPicPr>
-                    <pic:cNvPr id="0" name="" descr=""/>
-                    <pic:cNvPicPr>
-                      <a:picLocks noChangeAspect="1" noChangeArrowheads="1"/>
-                    </pic:cNvPicPr>
-                  </pic:nvPicPr>
-                  <pic:blipFill>
-                    <a:blip r:embed="rId49" cstate="none"/>
-                    <a:srcRect/>
-                    <a:stretch>
-                      <a:fillRect/>
-                    </a:stretch>
-                  </pic:blipFill>
-                  <pic:spPr bwMode="auto">
-                    <a:xfrm>
-                      <a:off x="0" y="0"/>
-                      <a:ext cx="6096000" cy="3810000"/>
-                    </a:xfrm>
-                    <a:prstGeom prst="rect">
-                      <a:avLst/>
-                    </a:prstGeom>
-                  </pic:spPr>
-                </pic:pic>
-              </a:graphicData>
-            </a:graphic>
-          </wp:inline>
-        </w:drawing>
-      </w:r>
-    </w:p>
-    <w:p>
-      <w:pPr>
-        <w:spacing w:after="240"/>
-        <w:jc w:val="center"/>
-      </w:pPr>
-      <w:r>
-        <w:rPr>
-          <w:i/>
-          <w:iCs/>
-          <w:color w:val="5B6474"/>
-          <w:sz w:val="19"/>
-          <w:szCs w:val="19"/>
-        </w:rPr>
-        <w:t xml:space="preserve">Figure 30 — Module 1 réalisé : fiche publique d'un scénario (vue enseignant, avec le bouton Supprimer)</w:t>
-      </w:r>
-    </w:p>
-    <w:p>
-      <w:pPr>
-        <w:spacing w:after="120" w:line="300"/>
-        <w:jc w:val="both"/>
-      </w:pPr>
-      <w:r>
-        <w:t xml:space="preserve">Par rapport à la maquette, l'écran réalisé ajoute le choix de la personnalité et les filtres demandés par le tableau officiel du projet ; la structure (en-tête, formulaire, cartes de scénarios, badges de niveau) est conservée.</w:t>
-      </w:r>
-    </w:p>
-    <w:p>
-      <w:pPr>
-        <w:pStyle w:val="Heading3"/>
-      </w:pPr>
-      <w:r>
-        <w:t xml:space="preserve">Tests</w:t>
-      </w:r>
-    </w:p>
-    <w:p>
-      <w:pPr>
-        <w:spacing w:after="120" w:line="300"/>
-        <w:jc w:val="both"/>
-      </w:pPr>
-      <w:r>
-        <w:t xml:space="preserve">Le module est couvert par </w:t>
-      </w:r>
-      <w:r>
-        <w:rPr>
-          <w:b/>
-          <w:bCs/>
-        </w:rPr>
-        <w:t xml:space="preserve">18 tests automatisés</w:t>
-      </w:r>
-      <w:r>
-        <w:t xml:space="preserve">, exécutés avec les 13 tests de la base commune (31 tests au total, tous réussis) :</w:t>
-      </w:r>
-    </w:p>
-    <w:p>
-      <w:pPr>
-        <w:pStyle w:val="ListParagraph"/>
-        <w:numPr>
-          <w:ilvl w:val="0"/>
-          <w:numId w:val="2"/>
-        </w:numPr>
-        <w:spacing w:after="60" w:line="280"/>
-      </w:pPr>
-      <w:r>
-        <w:t xml:space="preserve">validation des schémas : profil inconnu refusé, besoin caché identique au besoin exprimé refusé, nombre de contraintes contrôlé pour chaque niveau ;</w:t>
-      </w:r>
-    </w:p>
-    <w:p>
-      <w:pPr>
-        <w:pStyle w:val="ListParagraph"/>
-        <w:numPr>
-          <w:ilvl w:val="0"/>
-          <w:numId w:val="2"/>
-        </w:numPr>
-        <w:spacing w:after="60" w:line="280"/>
-      </w:pPr>
-      <w:r>
-        <w:t xml:space="preserve">réponses simulées conformes au schéma pour les </w:t>
-      </w:r>
-      <w:r>
-        <w:rPr>
-          <w:b/>
-          <w:bCs/>
-        </w:rPr>
-        <w:t xml:space="preserve">108 combinaisons</w:t>
-      </w:r>
-      <w:r>
-        <w:t xml:space="preserve"> domaine × niveau × personnalité ;</w:t>
-      </w:r>
-    </w:p>
-    <w:p>
-      <w:pPr>
-        <w:pStyle w:val="ListParagraph"/>
-        <w:numPr>
-          <w:ilvl w:val="0"/>
-          <w:numId w:val="2"/>
-        </w:numPr>
-        <w:spacing w:after="60" w:line="280"/>
-      </w:pPr>
-      <w:r>
-        <w:t xml:space="preserve">construction du prompt v0.2 sans variable manquante ;</w:t>
-      </w:r>
-    </w:p>
-    <w:p>
-      <w:pPr>
-        <w:pStyle w:val="ListParagraph"/>
-        <w:numPr>
-          <w:ilvl w:val="0"/>
-          <w:numId w:val="2"/>
-        </w:numPr>
-        <w:spacing w:after="60" w:line="280"/>
-      </w:pPr>
-      <w:r>
-        <w:t xml:space="preserve">endpoints testés sur une vraie base : authentification, validation, filtres, rôles (403 pour un étudiant qui supprime), refus de suppression (409), et </w:t>
-      </w:r>
-      <w:r>
-        <w:rPr>
-          <w:b/>
-          <w:bCs/>
-        </w:rPr>
-        <w:t xml:space="preserve">absence du besoin caché et des contraintes implicites dans toutes les réponses</w:t>
-      </w:r>
-      <w:r>
-        <w:t xml:space="preserve">, sans compter sur le filtre de sécurité.</w:t>
-      </w:r>
-    </w:p>
-    <w:p>
-      <w:pPr>
-        <w:pStyle w:val="Heading3"/>
-      </w:pPr>
-      <w:r>
-        <w:t xml:space="preserve">Difficultés et apport de l'IA</w:t>
-      </w:r>
-    </w:p>
-    <w:p>
-      <w:pPr>
-        <w:pStyle w:val="ListParagraph"/>
-        <w:numPr>
-          <w:ilvl w:val="0"/>
-          <w:numId w:val="2"/>
-        </w:numPr>
-        <w:spacing w:after="60" w:line="280"/>
-      </w:pPr>
-      <w:r>
-        <w:rPr>
-          <w:b/>
-          <w:bCs/>
-        </w:rPr>
-        <w:t xml:space="preserve">Couplage caché entre tests</w:t>
-      </w:r>
-      <w:r>
-        <w:t xml:space="preserve"> : des tests de la base commune utilisaient le prompt du module 1 comme exemple et ont échoué avec la v0.2. L'IA a demandé l'accord du chef de projet avant de toucher au code partagé, puis a découplé les tests : chaque membre peut désormais faire évoluer ses prompts sans casser les tests communs.</w:t>
-      </w:r>
-    </w:p>
-    <w:p>
-      <w:pPr>
-        <w:pStyle w:val="ListParagraph"/>
-        <w:numPr>
-          <w:ilvl w:val="0"/>
-          <w:numId w:val="2"/>
-        </w:numPr>
-        <w:spacing w:after="60" w:line="280"/>
-      </w:pPr>
-      <w:r>
-        <w:rPr>
-          <w:b/>
-          <w:bCs/>
-        </w:rPr>
-        <w:t xml:space="preserve">Mode simulé peu crédible</w:t>
-      </w:r>
-      <w:r>
-        <w:t xml:space="preserve"> : pour un domaine sans gabarit dédié (ex. Tourisme), la réponse simulée ne mentionnait pas le domaine. Le défaut a été repéré en vérifiant l'écran dans un navigateur, puis corrigé.</w:t>
-      </w:r>
-    </w:p>
-    <w:p>
-      <w:pPr>
-        <w:pStyle w:val="ListParagraph"/>
-        <w:numPr>
-          <w:ilvl w:val="0"/>
-          <w:numId w:val="2"/>
-        </w:numPr>
-        <w:spacing w:after="60" w:line="280"/>
-      </w:pPr>
-      <w:r>
-        <w:rPr>
-          <w:b/>
-          <w:bCs/>
-        </w:rPr>
-        <w:t xml:space="preserve">Décisions humaines</w:t>
-      </w:r>
-      <w:r>
-        <w:t xml:space="preserve"> : refus de suppression d'un scénario utilisé, génération ouverte aux deux rôles, découplage des tests. Ces choix sont tracés dans le journal des prompts.</w:t>
-      </w:r>
-    </w:p>
-    <w:p>
-      <w:pPr>
-        <w:keepNext/>
-        <w:spacing w:before="160" w:after="40"/>
-        <w:jc w:val="center"/>
-      </w:pPr>
-      <w:r>
-        <w:drawing>
-          <wp:inline distT="0" distB="0" distL="0" distR="0">
-            <wp:extent cx="6096000" cy="5410200"/>
-            <wp:effectExtent t="0" r="0" b="0" l="0"/>
-            <wp:docPr id="1" name="p005-04-resume-1.png" descr="Le résumé produit par l'IA à la fin du prompt P-005" title="Le résumé produit par l'IA à la fin du prompt P-005"/>
-            <wp:cNvGraphicFramePr>
-              <a:graphicFrameLocks xmlns:a="http://schemas.openxmlformats.org/drawingml/2006/main" noChangeAspect="1"/>
-            </wp:cNvGraphicFramePr>
-            <a:graphic xmlns:a="http://schemas.openxmlformats.org/drawingml/2006/main">
-              <a:graphicData uri="http://schemas.openxmlformats.org/drawingml/2006/picture">
-                <pic:pic xmlns:pic="http://schemas.openxmlformats.org/drawingml/2006/picture">
-                  <pic:nvPicPr>
-                    <pic:cNvPr id="0" name="" descr=""/>
-                    <pic:cNvPicPr>
-                      <a:picLocks noChangeAspect="1" noChangeArrowheads="1"/>
-                    </pic:cNvPicPr>
-                  </pic:nvPicPr>
-                  <pic:blipFill>
-                    <a:blip r:embed="rId50" cstate="none"/>
-                    <a:srcRect/>
-                    <a:stretch>
-                      <a:fillRect/>
-                    </a:stretch>
-                  </pic:blipFill>
-                  <pic:spPr bwMode="auto">
-                    <a:xfrm>
-                      <a:off x="0" y="0"/>
-                      <a:ext cx="6096000" cy="5410200"/>
-                    </a:xfrm>
-                    <a:prstGeom prst="rect">
-                      <a:avLst/>
-                    </a:prstGeom>
-                  </pic:spPr>
-                </pic:pic>
-              </a:graphicData>
-            </a:graphic>
-          </wp:inline>
-        </w:drawing>
-      </w:r>
-    </w:p>
-    <w:p>
-      <w:pPr>
-        <w:keepNext/>
-        <w:spacing w:before="40" w:after="40"/>
-        <w:jc w:val="center"/>
-      </w:pPr>
-      <w:r>
-        <w:drawing>
-          <wp:inline distT="0" distB="0" distL="0" distR="0">
-            <wp:extent cx="6096000" cy="6124575"/>
-            <wp:effectExtent t="0" r="0" b="0" l="0"/>
-            <wp:docPr id="1" name="p005-04-resume-2.png" descr="Le résumé produit par l'IA à la fin du prompt P-005" title="Le résumé produit par l'IA à la fin du prompt P-005"/>
             <wp:cNvGraphicFramePr>
               <a:graphicFrameLocks xmlns:a="http://schemas.openxmlformats.org/drawingml/2006/main" noChangeAspect="1"/>
             </wp:cNvGraphicFramePr>
@@ -12818,6 +12590,292 @@
                   <pic:spPr bwMode="auto">
                     <a:xfrm>
                       <a:off x="0" y="0"/>
+                      <a:ext cx="6096000" cy="3810000"/>
+                    </a:xfrm>
+                    <a:prstGeom prst="rect">
+                      <a:avLst/>
+                    </a:prstGeom>
+                  </pic:spPr>
+                </pic:pic>
+              </a:graphicData>
+            </a:graphic>
+          </wp:inline>
+        </w:drawing>
+      </w:r>
+    </w:p>
+    <w:p>
+      <w:pPr>
+        <w:spacing w:after="240"/>
+        <w:jc w:val="center"/>
+      </w:pPr>
+      <w:r>
+        <w:rPr>
+          <w:i/>
+          <w:iCs/>
+          <w:color w:val="5B6474"/>
+          <w:sz w:val="19"/>
+          <w:szCs w:val="19"/>
+        </w:rPr>
+        <w:t xml:space="preserve">Figure 30 — Module 1 réalisé : fiche publique d'un scénario (vue enseignant, avec le bouton Supprimer)</w:t>
+      </w:r>
+    </w:p>
+    <w:p>
+      <w:pPr>
+        <w:spacing w:after="120" w:line="300"/>
+        <w:jc w:val="both"/>
+      </w:pPr>
+      <w:r>
+        <w:t xml:space="preserve">Par rapport à la maquette, l'écran réalisé ajoute le choix de la personnalité et les filtres demandés par le tableau officiel du projet ; la structure (en-tête, formulaire, cartes de scénarios, badges de niveau) est conservée.</w:t>
+      </w:r>
+    </w:p>
+    <w:p>
+      <w:pPr>
+        <w:pStyle w:val="Heading3"/>
+      </w:pPr>
+      <w:r>
+        <w:t xml:space="preserve">Tests</w:t>
+      </w:r>
+    </w:p>
+    <w:p>
+      <w:pPr>
+        <w:spacing w:after="120" w:line="300"/>
+        <w:jc w:val="both"/>
+      </w:pPr>
+      <w:r>
+        <w:t xml:space="preserve">Le module est couvert par </w:t>
+      </w:r>
+      <w:r>
+        <w:rPr>
+          <w:b/>
+          <w:bCs/>
+        </w:rPr>
+        <w:t xml:space="preserve">18 tests automatisés</w:t>
+      </w:r>
+      <w:r>
+        <w:t xml:space="preserve">, exécutés avec les 13 tests de la base commune (31 tests au total, tous réussis) :</w:t>
+      </w:r>
+    </w:p>
+    <w:p>
+      <w:pPr>
+        <w:pStyle w:val="ListParagraph"/>
+        <w:numPr>
+          <w:ilvl w:val="0"/>
+          <w:numId w:val="2"/>
+        </w:numPr>
+        <w:spacing w:after="60" w:line="280"/>
+      </w:pPr>
+      <w:r>
+        <w:t xml:space="preserve">validation des schémas : profil inconnu refusé, besoin caché identique au besoin exprimé refusé, nombre de contraintes contrôlé pour chaque niveau ;</w:t>
+      </w:r>
+    </w:p>
+    <w:p>
+      <w:pPr>
+        <w:pStyle w:val="ListParagraph"/>
+        <w:numPr>
+          <w:ilvl w:val="0"/>
+          <w:numId w:val="2"/>
+        </w:numPr>
+        <w:spacing w:after="60" w:line="280"/>
+      </w:pPr>
+      <w:r>
+        <w:t xml:space="preserve">réponses simulées conformes au schéma pour les </w:t>
+      </w:r>
+      <w:r>
+        <w:rPr>
+          <w:b/>
+          <w:bCs/>
+        </w:rPr>
+        <w:t xml:space="preserve">108 combinaisons</w:t>
+      </w:r>
+      <w:r>
+        <w:t xml:space="preserve"> domaine × niveau × personnalité ;</w:t>
+      </w:r>
+    </w:p>
+    <w:p>
+      <w:pPr>
+        <w:pStyle w:val="ListParagraph"/>
+        <w:numPr>
+          <w:ilvl w:val="0"/>
+          <w:numId w:val="2"/>
+        </w:numPr>
+        <w:spacing w:after="60" w:line="280"/>
+      </w:pPr>
+      <w:r>
+        <w:t xml:space="preserve">construction du prompt v0.2 sans variable manquante ;</w:t>
+      </w:r>
+    </w:p>
+    <w:p>
+      <w:pPr>
+        <w:pStyle w:val="ListParagraph"/>
+        <w:numPr>
+          <w:ilvl w:val="0"/>
+          <w:numId w:val="2"/>
+        </w:numPr>
+        <w:spacing w:after="60" w:line="280"/>
+      </w:pPr>
+      <w:r>
+        <w:t xml:space="preserve">endpoints testés sur une vraie base : authentification, validation, filtres, rôles (403 pour un étudiant qui supprime), refus de suppression (409), et </w:t>
+      </w:r>
+      <w:r>
+        <w:rPr>
+          <w:b/>
+          <w:bCs/>
+        </w:rPr>
+        <w:t xml:space="preserve">absence du besoin caché et des contraintes implicites dans toutes les réponses</w:t>
+      </w:r>
+      <w:r>
+        <w:t xml:space="preserve">, sans compter sur le filtre de sécurité.</w:t>
+      </w:r>
+    </w:p>
+    <w:p>
+      <w:pPr>
+        <w:pStyle w:val="Heading3"/>
+      </w:pPr>
+      <w:r>
+        <w:t xml:space="preserve">Difficultés et apport de l'IA</w:t>
+      </w:r>
+    </w:p>
+    <w:p>
+      <w:pPr>
+        <w:pStyle w:val="ListParagraph"/>
+        <w:numPr>
+          <w:ilvl w:val="0"/>
+          <w:numId w:val="2"/>
+        </w:numPr>
+        <w:spacing w:after="60" w:line="280"/>
+      </w:pPr>
+      <w:r>
+        <w:rPr>
+          <w:b/>
+          <w:bCs/>
+        </w:rPr>
+        <w:t xml:space="preserve">Couplage caché entre tests</w:t>
+      </w:r>
+      <w:r>
+        <w:t xml:space="preserve"> : des tests de la base commune utilisaient le prompt du module 1 comme exemple et ont échoué avec la v0.2. L'IA a demandé l'accord du chef de projet avant de toucher au code partagé, puis a découplé les tests : chaque membre peut désormais faire évoluer ses prompts sans casser les tests communs.</w:t>
+      </w:r>
+    </w:p>
+    <w:p>
+      <w:pPr>
+        <w:pStyle w:val="ListParagraph"/>
+        <w:numPr>
+          <w:ilvl w:val="0"/>
+          <w:numId w:val="2"/>
+        </w:numPr>
+        <w:spacing w:after="60" w:line="280"/>
+      </w:pPr>
+      <w:r>
+        <w:rPr>
+          <w:b/>
+          <w:bCs/>
+        </w:rPr>
+        <w:t xml:space="preserve">Mode simulé peu crédible</w:t>
+      </w:r>
+      <w:r>
+        <w:t xml:space="preserve"> : pour un domaine sans gabarit dédié (ex. Tourisme), la réponse simulée ne mentionnait pas le domaine. Le défaut a été repéré en vérifiant l'écran dans un navigateur, puis corrigé.</w:t>
+      </w:r>
+    </w:p>
+    <w:p>
+      <w:pPr>
+        <w:pStyle w:val="ListParagraph"/>
+        <w:numPr>
+          <w:ilvl w:val="0"/>
+          <w:numId w:val="2"/>
+        </w:numPr>
+        <w:spacing w:after="60" w:line="280"/>
+      </w:pPr>
+      <w:r>
+        <w:rPr>
+          <w:b/>
+          <w:bCs/>
+        </w:rPr>
+        <w:t xml:space="preserve">Décisions humaines</w:t>
+      </w:r>
+      <w:r>
+        <w:t xml:space="preserve"> : refus de suppression d'un scénario utilisé, génération ouverte aux deux rôles, découplage des tests. Ces choix sont tracés dans le journal des prompts.</w:t>
+      </w:r>
+    </w:p>
+    <w:p>
+      <w:pPr>
+        <w:keepNext/>
+        <w:spacing w:before="160" w:after="40"/>
+        <w:jc w:val="center"/>
+      </w:pPr>
+      <w:r>
+        <w:drawing>
+          <wp:inline distT="0" distB="0" distL="0" distR="0">
+            <wp:extent cx="6096000" cy="5410200"/>
+            <wp:effectExtent t="0" r="0" b="0" l="0"/>
+            <wp:docPr id="1" name="p005-04-resume-1.png" descr="Le résumé produit par l'IA à la fin du prompt P-005" title="Le résumé produit par l'IA à la fin du prompt P-005"/>
+            <wp:cNvGraphicFramePr>
+              <a:graphicFrameLocks xmlns:a="http://schemas.openxmlformats.org/drawingml/2006/main" noChangeAspect="1"/>
+            </wp:cNvGraphicFramePr>
+            <a:graphic xmlns:a="http://schemas.openxmlformats.org/drawingml/2006/main">
+              <a:graphicData uri="http://schemas.openxmlformats.org/drawingml/2006/picture">
+                <pic:pic xmlns:pic="http://schemas.openxmlformats.org/drawingml/2006/picture">
+                  <pic:nvPicPr>
+                    <pic:cNvPr id="0" name="" descr=""/>
+                    <pic:cNvPicPr>
+                      <a:picLocks noChangeAspect="1" noChangeArrowheads="1"/>
+                    </pic:cNvPicPr>
+                  </pic:nvPicPr>
+                  <pic:blipFill>
+                    <a:blip r:embed="rId52" cstate="none"/>
+                    <a:srcRect/>
+                    <a:stretch>
+                      <a:fillRect/>
+                    </a:stretch>
+                  </pic:blipFill>
+                  <pic:spPr bwMode="auto">
+                    <a:xfrm>
+                      <a:off x="0" y="0"/>
+                      <a:ext cx="6096000" cy="5410200"/>
+                    </a:xfrm>
+                    <a:prstGeom prst="rect">
+                      <a:avLst/>
+                    </a:prstGeom>
+                  </pic:spPr>
+                </pic:pic>
+              </a:graphicData>
+            </a:graphic>
+          </wp:inline>
+        </w:drawing>
+      </w:r>
+    </w:p>
+    <w:p>
+      <w:pPr>
+        <w:keepNext/>
+        <w:spacing w:before="40" w:after="40"/>
+        <w:jc w:val="center"/>
+      </w:pPr>
+      <w:r>
+        <w:drawing>
+          <wp:inline distT="0" distB="0" distL="0" distR="0">
+            <wp:extent cx="6096000" cy="6124575"/>
+            <wp:effectExtent t="0" r="0" b="0" l="0"/>
+            <wp:docPr id="1" name="p005-04-resume-2.png" descr="Le résumé produit par l'IA à la fin du prompt P-005" title="Le résumé produit par l'IA à la fin du prompt P-005"/>
+            <wp:cNvGraphicFramePr>
+              <a:graphicFrameLocks xmlns:a="http://schemas.openxmlformats.org/drawingml/2006/main" noChangeAspect="1"/>
+            </wp:cNvGraphicFramePr>
+            <a:graphic xmlns:a="http://schemas.openxmlformats.org/drawingml/2006/main">
+              <a:graphicData uri="http://schemas.openxmlformats.org/drawingml/2006/picture">
+                <pic:pic xmlns:pic="http://schemas.openxmlformats.org/drawingml/2006/picture">
+                  <pic:nvPicPr>
+                    <pic:cNvPr id="0" name="" descr=""/>
+                    <pic:cNvPicPr>
+                      <a:picLocks noChangeAspect="1" noChangeArrowheads="1"/>
+                    </pic:cNvPicPr>
+                  </pic:nvPicPr>
+                  <pic:blipFill>
+                    <a:blip r:embed="rId53" cstate="none"/>
+                    <a:srcRect/>
+                    <a:stretch>
+                      <a:fillRect/>
+                    </a:stretch>
+                  </pic:blipFill>
+                  <pic:spPr bwMode="auto">
+                    <a:xfrm>
+                      <a:off x="0" y="0"/>
                       <a:ext cx="6096000" cy="6124575"/>
                     </a:xfrm>
                     <a:prstGeom prst="rect">
@@ -15862,7 +15920,7 @@
                 <w:sz w:val="19"/>
                 <w:szCs w:val="19"/>
               </w:rPr>
-              <w:t xml:space="preserve">p001-04-arborescence</w:t>
+              <w:t xml:space="preserve">p001-04-arborescence-1 et 2</w:t>
             </w:r>
           </w:p>
         </w:tc>
@@ -15910,7 +15968,7 @@
                 <w:sz w:val="19"/>
                 <w:szCs w:val="19"/>
               </w:rPr>
-              <w:t xml:space="preserve">À fournir</w:t>
+              <w:t xml:space="preserve">Insérée</w:t>
             </w:r>
           </w:p>
         </w:tc>

--- a/docs/rapport/Rapport_Client_Infernal.docx
+++ b/docs/rapport/Rapport_Client_Infernal.docx
@@ -13464,6 +13464,3061 @@
     </w:p>
     <w:p>
       <w:pPr>
+        <w:spacing w:after="120" w:line="300"/>
+        <w:jc w:val="both"/>
+      </w:pPr>
+      <w:r>
+        <w:t xml:space="preserve">Le module 4 permet à l'étudiant de traduire ce qu'il a appris pendant l'entretien en un cahier des charges structuré, puis de le faire évaluer par le LLM. Le LLM compare le document au </w:t>
+      </w:r>
+      <w:r>
+        <w:rPr>
+          <w:b/>
+          <w:bCs/>
+        </w:rPr>
+        <w:t xml:space="preserve">véritable besoin du client</w:t>
+      </w:r>
+      <w:r>
+        <w:t xml:space="preserve"> (le besoin caché) et aux contraintes implicites, sans jamais les révéler : il note le travail selon une grille et propose des pistes. Le module conserve aussi les </w:t>
+      </w:r>
+      <w:r>
+        <w:rPr>
+          <w:b/>
+          <w:bCs/>
+        </w:rPr>
+        <w:t xml:space="preserve">versions successives</w:t>
+      </w:r>
+      <w:r>
+        <w:t xml:space="preserve"> du cahier des charges lorsque le client formule une demande de changement (module 3).</w:t>
+      </w:r>
+    </w:p>
+    <w:tbl>
+      <w:tblPr>
+        <w:tblW w:type="dxa" w:w="9638"/>
+        <w:tblBorders>
+          <w:top w:val="single" w:color="auto" w:sz="4"/>
+          <w:left w:val="single" w:color="auto" w:sz="4"/>
+          <w:bottom w:val="single" w:color="auto" w:sz="4"/>
+          <w:right w:val="single" w:color="auto" w:sz="4"/>
+          <w:insideH w:val="single" w:color="auto" w:sz="4"/>
+          <w:insideV w:val="single" w:color="auto" w:sz="4"/>
+        </w:tblBorders>
+      </w:tblPr>
+      <w:tblGrid>
+        <w:gridCol w:w="2505"/>
+        <w:gridCol w:w="7133"/>
+      </w:tblGrid>
+      <w:tr>
+        <w:trPr>
+          <w:tblHeader/>
+        </w:trPr>
+        <w:tc>
+          <w:tcPr>
+            <w:tcW w:type="dxa" w:w="2505"/>
+            <w:shd w:fill="B3261E" w:color="auto" w:val="clear"/>
+            <w:tcMar>
+              <w:top w:type="dxa" w:w="60"/>
+              <w:left w:type="dxa" w:w="100"/>
+              <w:bottom w:type="dxa" w:w="60"/>
+              <w:right w:type="dxa" w:w="100"/>
+            </w:tcMar>
+            <w:vAlign w:val="center"/>
+          </w:tcPr>
+          <w:p>
+            <w:pPr>
+              <w:spacing w:after="0"/>
+            </w:pPr>
+            <w:r>
+              <w:rPr>
+                <w:b/>
+                <w:bCs/>
+                <w:color w:val="FFFFFF"/>
+                <w:sz w:val="19"/>
+                <w:szCs w:val="19"/>
+              </w:rPr>
+              <w:t xml:space="preserve">Fonctionnalité</w:t>
+            </w:r>
+          </w:p>
+        </w:tc>
+        <w:tc>
+          <w:tcPr>
+            <w:tcW w:type="dxa" w:w="7133"/>
+            <w:shd w:fill="B3261E" w:color="auto" w:val="clear"/>
+            <w:tcMar>
+              <w:top w:type="dxa" w:w="60"/>
+              <w:left w:type="dxa" w:w="100"/>
+              <w:bottom w:type="dxa" w:w="60"/>
+              <w:right w:type="dxa" w:w="100"/>
+            </w:tcMar>
+            <w:vAlign w:val="center"/>
+          </w:tcPr>
+          <w:p>
+            <w:pPr>
+              <w:spacing w:after="0"/>
+            </w:pPr>
+            <w:r>
+              <w:rPr>
+                <w:b/>
+                <w:bCs/>
+                <w:color w:val="FFFFFF"/>
+                <w:sz w:val="19"/>
+                <w:szCs w:val="19"/>
+              </w:rPr>
+              <w:t xml:space="preserve">Réalisation</w:t>
+            </w:r>
+          </w:p>
+        </w:tc>
+      </w:tr>
+      <w:tr>
+        <w:tc>
+          <w:tcPr>
+            <w:tcW w:type="dxa" w:w="2505"/>
+            <w:tcMar>
+              <w:top w:type="dxa" w:w="60"/>
+              <w:left w:type="dxa" w:w="100"/>
+              <w:bottom w:type="dxa" w:w="60"/>
+              <w:right w:type="dxa" w:w="100"/>
+            </w:tcMar>
+            <w:vAlign w:val="center"/>
+          </w:tcPr>
+          <w:p>
+            <w:pPr>
+              <w:spacing w:after="0"/>
+            </w:pPr>
+            <w:r>
+              <w:rPr>
+                <w:sz w:val="19"/>
+                <w:szCs w:val="19"/>
+              </w:rPr>
+              <w:t xml:space="preserve">Éditeur structuré</w:t>
+            </w:r>
+          </w:p>
+        </w:tc>
+        <w:tc>
+          <w:tcPr>
+            <w:tcW w:type="dxa" w:w="7133"/>
+            <w:tcMar>
+              <w:top w:type="dxa" w:w="60"/>
+              <w:left w:type="dxa" w:w="100"/>
+              <w:bottom w:type="dxa" w:w="60"/>
+              <w:right w:type="dxa" w:w="100"/>
+            </w:tcMar>
+            <w:vAlign w:val="center"/>
+          </w:tcPr>
+          <w:p>
+            <w:pPr>
+              <w:spacing w:after="0"/>
+            </w:pPr>
+            <w:r>
+              <w:rPr>
+                <w:sz w:val="19"/>
+                <w:szCs w:val="19"/>
+              </w:rPr>
+              <w:t xml:space="preserve">Trois types d'exigences (fonctionnelle, non fonctionnelle, user story), onglets par type avec compteurs ; ajout, modification, suppression et réordonnancement</w:t>
+            </w:r>
+          </w:p>
+        </w:tc>
+      </w:tr>
+      <w:tr>
+        <w:tc>
+          <w:tcPr>
+            <w:tcW w:type="dxa" w:w="2505"/>
+            <w:tcMar>
+              <w:top w:type="dxa" w:w="60"/>
+              <w:left w:type="dxa" w:w="100"/>
+              <w:bottom w:type="dxa" w:w="60"/>
+              <w:right w:type="dxa" w:w="100"/>
+            </w:tcMar>
+            <w:vAlign w:val="center"/>
+          </w:tcPr>
+          <w:p>
+            <w:pPr>
+              <w:spacing w:after="0"/>
+            </w:pPr>
+            <w:r>
+              <w:rPr>
+                <w:sz w:val="19"/>
+                <w:szCs w:val="19"/>
+              </w:rPr>
+              <w:t xml:space="preserve">Numérotation automatique</w:t>
+            </w:r>
+          </w:p>
+        </w:tc>
+        <w:tc>
+          <w:tcPr>
+            <w:tcW w:type="dxa" w:w="7133"/>
+            <w:tcMar>
+              <w:top w:type="dxa" w:w="60"/>
+              <w:left w:type="dxa" w:w="100"/>
+              <w:bottom w:type="dxa" w:w="60"/>
+              <w:right w:type="dxa" w:w="100"/>
+            </w:tcMar>
+            <w:vAlign w:val="center"/>
+          </w:tcPr>
+          <w:p>
+            <w:pPr>
+              <w:spacing w:after="0"/>
+            </w:pPr>
+            <w:r>
+              <w:rPr>
+                <w:sz w:val="19"/>
+                <w:szCs w:val="19"/>
+              </w:rPr>
+              <w:t xml:space="preserve">Codes EF-01, ENF-01, US-01 stables (plus grand numéro du type + 1), uniques, préfixe contrôlé par Zod côté serveur</w:t>
+            </w:r>
+          </w:p>
+        </w:tc>
+      </w:tr>
+      <w:tr>
+        <w:tc>
+          <w:tcPr>
+            <w:tcW w:type="dxa" w:w="2505"/>
+            <w:tcMar>
+              <w:top w:type="dxa" w:w="60"/>
+              <w:left w:type="dxa" w:w="100"/>
+              <w:bottom w:type="dxa" w:w="60"/>
+              <w:right w:type="dxa" w:w="100"/>
+            </w:tcMar>
+            <w:vAlign w:val="center"/>
+          </w:tcPr>
+          <w:p>
+            <w:pPr>
+              <w:spacing w:after="0"/>
+            </w:pPr>
+            <w:r>
+              <w:rPr>
+                <w:sz w:val="19"/>
+                <w:szCs w:val="19"/>
+              </w:rPr>
+              <w:t xml:space="preserve">Priorisation</w:t>
+            </w:r>
+          </w:p>
+        </w:tc>
+        <w:tc>
+          <w:tcPr>
+            <w:tcW w:type="dxa" w:w="7133"/>
+            <w:tcMar>
+              <w:top w:type="dxa" w:w="60"/>
+              <w:left w:type="dxa" w:w="100"/>
+              <w:bottom w:type="dxa" w:w="60"/>
+              <w:right w:type="dxa" w:w="100"/>
+            </w:tcMar>
+            <w:vAlign w:val="center"/>
+          </w:tcPr>
+          <w:p>
+            <w:pPr>
+              <w:spacing w:after="0"/>
+            </w:pPr>
+            <w:r>
+              <w:rPr>
+                <w:sz w:val="19"/>
+                <w:szCs w:val="19"/>
+              </w:rPr>
+              <w:t xml:space="preserve">MoSCoW (MUST, SHOULD, COULD, WONT) avec rappel de la signification de chaque niveau</w:t>
+            </w:r>
+          </w:p>
+        </w:tc>
+      </w:tr>
+      <w:tr>
+        <w:tc>
+          <w:tcPr>
+            <w:tcW w:type="dxa" w:w="2505"/>
+            <w:tcMar>
+              <w:top w:type="dxa" w:w="60"/>
+              <w:left w:type="dxa" w:w="100"/>
+              <w:bottom w:type="dxa" w:w="60"/>
+              <w:right w:type="dxa" w:w="100"/>
+            </w:tcMar>
+            <w:vAlign w:val="center"/>
+          </w:tcPr>
+          <w:p>
+            <w:pPr>
+              <w:spacing w:after="0"/>
+            </w:pPr>
+            <w:r>
+              <w:rPr>
+                <w:sz w:val="19"/>
+                <w:szCs w:val="19"/>
+              </w:rPr>
+              <w:t xml:space="preserve">Aide à la rédaction</w:t>
+            </w:r>
+          </w:p>
+        </w:tc>
+        <w:tc>
+          <w:tcPr>
+            <w:tcW w:type="dxa" w:w="7133"/>
+            <w:tcMar>
+              <w:top w:type="dxa" w:w="60"/>
+              <w:left w:type="dxa" w:w="100"/>
+              <w:bottom w:type="dxa" w:w="60"/>
+              <w:right w:type="dxa" w:w="100"/>
+            </w:tcMar>
+            <w:vAlign w:val="center"/>
+          </w:tcPr>
+          <w:p>
+            <w:pPr>
+              <w:spacing w:after="0"/>
+            </w:pPr>
+            <w:r>
+              <w:rPr>
+                <w:sz w:val="19"/>
+                <w:szCs w:val="19"/>
+              </w:rPr>
+              <w:t xml:space="preserve">Modèle « En tant que… je veux… afin de… », alerte si le format n'est pas respecté, critères d'acceptation pour les user stories, conseil adapté à chaque type</w:t>
+            </w:r>
+          </w:p>
+        </w:tc>
+      </w:tr>
+      <w:tr>
+        <w:tc>
+          <w:tcPr>
+            <w:tcW w:type="dxa" w:w="2505"/>
+            <w:tcMar>
+              <w:top w:type="dxa" w:w="60"/>
+              <w:left w:type="dxa" w:w="100"/>
+              <w:bottom w:type="dxa" w:w="60"/>
+              <w:right w:type="dxa" w:w="100"/>
+            </w:tcMar>
+            <w:vAlign w:val="center"/>
+          </w:tcPr>
+          <w:p>
+            <w:pPr>
+              <w:spacing w:after="0"/>
+            </w:pPr>
+            <w:r>
+              <w:rPr>
+                <w:sz w:val="19"/>
+                <w:szCs w:val="19"/>
+              </w:rPr>
+              <w:t xml:space="preserve">Soumission</w:t>
+            </w:r>
+          </w:p>
+        </w:tc>
+        <w:tc>
+          <w:tcPr>
+            <w:tcW w:type="dxa" w:w="7133"/>
+            <w:tcMar>
+              <w:top w:type="dxa" w:w="60"/>
+              <w:left w:type="dxa" w:w="100"/>
+              <w:bottom w:type="dxa" w:w="60"/>
+              <w:right w:type="dxa" w:w="100"/>
+            </w:tcMar>
+            <w:vAlign w:val="center"/>
+          </w:tcPr>
+          <w:p>
+            <w:pPr>
+              <w:spacing w:after="0"/>
+            </w:pPr>
+            <w:r>
+              <w:rPr>
+                <w:sz w:val="19"/>
+                <w:szCs w:val="19"/>
+              </w:rPr>
+              <w:t xml:space="preserve">Le brouillon est verrouillé et figé en version 1 ; il n'évolue ensuite que par une nouvelle version</w:t>
+            </w:r>
+          </w:p>
+        </w:tc>
+      </w:tr>
+      <w:tr>
+        <w:tc>
+          <w:tcPr>
+            <w:tcW w:type="dxa" w:w="2505"/>
+            <w:tcMar>
+              <w:top w:type="dxa" w:w="60"/>
+              <w:left w:type="dxa" w:w="100"/>
+              <w:bottom w:type="dxa" w:w="60"/>
+              <w:right w:type="dxa" w:w="100"/>
+            </w:tcMar>
+            <w:vAlign w:val="center"/>
+          </w:tcPr>
+          <w:p>
+            <w:pPr>
+              <w:spacing w:after="0"/>
+            </w:pPr>
+            <w:r>
+              <w:rPr>
+                <w:sz w:val="19"/>
+                <w:szCs w:val="19"/>
+              </w:rPr>
+              <w:t xml:space="preserve">Évaluation par l'IA</w:t>
+            </w:r>
+          </w:p>
+        </w:tc>
+        <w:tc>
+          <w:tcPr>
+            <w:tcW w:type="dxa" w:w="7133"/>
+            <w:tcMar>
+              <w:top w:type="dxa" w:w="60"/>
+              <w:left w:type="dxa" w:w="100"/>
+              <w:bottom w:type="dxa" w:w="60"/>
+              <w:right w:type="dxa" w:w="100"/>
+            </w:tcMar>
+            <w:vAlign w:val="center"/>
+          </w:tcPr>
+          <w:p>
+            <w:pPr>
+              <w:spacing w:after="0"/>
+            </w:pPr>
+            <w:r>
+              <w:rPr>
+                <w:sz w:val="19"/>
+                <w:szCs w:val="19"/>
+              </w:rPr>
+              <w:t xml:space="preserve">Prompt système v0.2, grille à 6 critères, réponse validée par Zod, note globale recalculée par le serveur, une évaluation par version, historique</w:t>
+            </w:r>
+          </w:p>
+        </w:tc>
+      </w:tr>
+      <w:tr>
+        <w:tc>
+          <w:tcPr>
+            <w:tcW w:type="dxa" w:w="2505"/>
+            <w:tcMar>
+              <w:top w:type="dxa" w:w="60"/>
+              <w:left w:type="dxa" w:w="100"/>
+              <w:bottom w:type="dxa" w:w="60"/>
+              <w:right w:type="dxa" w:w="100"/>
+            </w:tcMar>
+            <w:vAlign w:val="center"/>
+          </w:tcPr>
+          <w:p>
+            <w:pPr>
+              <w:spacing w:after="0"/>
+            </w:pPr>
+            <w:r>
+              <w:rPr>
+                <w:sz w:val="19"/>
+                <w:szCs w:val="19"/>
+              </w:rPr>
+              <w:t xml:space="preserve">Versions successives</w:t>
+            </w:r>
+          </w:p>
+        </w:tc>
+        <w:tc>
+          <w:tcPr>
+            <w:tcW w:type="dxa" w:w="7133"/>
+            <w:tcMar>
+              <w:top w:type="dxa" w:w="60"/>
+              <w:left w:type="dxa" w:w="100"/>
+              <w:bottom w:type="dxa" w:w="60"/>
+              <w:right w:type="dxa" w:w="100"/>
+            </w:tcMar>
+            <w:vAlign w:val="center"/>
+          </w:tcPr>
+          <w:p>
+            <w:pPr>
+              <w:spacing w:after="0"/>
+            </w:pPr>
+            <w:r>
+              <w:rPr>
+                <w:sz w:val="19"/>
+                <w:szCs w:val="19"/>
+              </w:rPr>
+              <w:t xml:space="preserve">Nouvelle version après une demande de changement acceptée ou négociée (décision commune M3/M4) ; historique et consultation du contenu figé de chaque version</w:t>
+            </w:r>
+          </w:p>
+        </w:tc>
+      </w:tr>
+      <w:tr>
+        <w:tc>
+          <w:tcPr>
+            <w:tcW w:type="dxa" w:w="2505"/>
+            <w:tcMar>
+              <w:top w:type="dxa" w:w="60"/>
+              <w:left w:type="dxa" w:w="100"/>
+              <w:bottom w:type="dxa" w:w="60"/>
+              <w:right w:type="dxa" w:w="100"/>
+            </w:tcMar>
+            <w:vAlign w:val="center"/>
+          </w:tcPr>
+          <w:p>
+            <w:pPr>
+              <w:spacing w:after="0"/>
+            </w:pPr>
+            <w:r>
+              <w:rPr>
+                <w:sz w:val="19"/>
+                <w:szCs w:val="19"/>
+              </w:rPr>
+              <w:t xml:space="preserve">Rôles</w:t>
+            </w:r>
+          </w:p>
+        </w:tc>
+        <w:tc>
+          <w:tcPr>
+            <w:tcW w:type="dxa" w:w="7133"/>
+            <w:tcMar>
+              <w:top w:type="dxa" w:w="60"/>
+              <w:left w:type="dxa" w:w="100"/>
+              <w:bottom w:type="dxa" w:w="60"/>
+              <w:right w:type="dxa" w:w="100"/>
+            </w:tcMar>
+            <w:vAlign w:val="center"/>
+          </w:tcPr>
+          <w:p>
+            <w:pPr>
+              <w:spacing w:after="0"/>
+            </w:pPr>
+            <w:r>
+              <w:rPr>
+                <w:sz w:val="19"/>
+                <w:szCs w:val="19"/>
+              </w:rPr>
+              <w:t xml:space="preserve">L'étudiant propriétaire rédige ; l'enseignant consulte tout en lecture seule</w:t>
+            </w:r>
+          </w:p>
+        </w:tc>
+      </w:tr>
+      <w:tr>
+        <w:tc>
+          <w:tcPr>
+            <w:tcW w:type="dxa" w:w="2505"/>
+            <w:tcMar>
+              <w:top w:type="dxa" w:w="60"/>
+              <w:left w:type="dxa" w:w="100"/>
+              <w:bottom w:type="dxa" w:w="60"/>
+              <w:right w:type="dxa" w:w="100"/>
+            </w:tcMar>
+            <w:vAlign w:val="center"/>
+          </w:tcPr>
+          <w:p>
+            <w:pPr>
+              <w:spacing w:after="0"/>
+            </w:pPr>
+            <w:r>
+              <w:rPr>
+                <w:sz w:val="19"/>
+                <w:szCs w:val="19"/>
+              </w:rPr>
+              <w:t xml:space="preserve">Mode sans clé API</w:t>
+            </w:r>
+          </w:p>
+        </w:tc>
+        <w:tc>
+          <w:tcPr>
+            <w:tcW w:type="dxa" w:w="7133"/>
+            <w:tcMar>
+              <w:top w:type="dxa" w:w="60"/>
+              <w:left w:type="dxa" w:w="100"/>
+              <w:bottom w:type="dxa" w:w="60"/>
+              <w:right w:type="dxa" w:w="100"/>
+            </w:tcMar>
+            <w:vAlign w:val="center"/>
+          </w:tcPr>
+          <w:p>
+            <w:pPr>
+              <w:spacing w:after="0"/>
+            </w:pPr>
+            <w:r>
+              <w:rPr>
+                <w:sz w:val="19"/>
+                <w:szCs w:val="19"/>
+              </w:rPr>
+              <w:t xml:space="preserve">Évaluation simulée calculée à partir du contenu réel du cahier des charges</w:t>
+            </w:r>
+          </w:p>
+        </w:tc>
+      </w:tr>
+    </w:tbl>
+    <w:p>
+      <w:pPr>
+        <w:spacing w:before="80" w:after="240"/>
+        <w:jc w:val="center"/>
+      </w:pPr>
+      <w:r>
+        <w:rPr>
+          <w:i/>
+          <w:iCs/>
+          <w:color w:val="5B6474"/>
+          <w:sz w:val="19"/>
+          <w:szCs w:val="19"/>
+        </w:rPr>
+        <w:t xml:space="preserve">Tableau 15 — Fonctionnalités du module 4</w:t>
+      </w:r>
+    </w:p>
+    <w:tbl>
+      <w:tblPr>
+        <w:tblW w:type="dxa" w:w="9638"/>
+        <w:tblBorders>
+          <w:top w:val="single" w:color="auto" w:sz="4"/>
+          <w:left w:val="single" w:color="auto" w:sz="4"/>
+          <w:bottom w:val="single" w:color="auto" w:sz="4"/>
+          <w:right w:val="single" w:color="auto" w:sz="4"/>
+          <w:insideH w:val="single" w:color="auto" w:sz="4"/>
+          <w:insideV w:val="single" w:color="auto" w:sz="4"/>
+        </w:tblBorders>
+      </w:tblPr>
+      <w:tblGrid>
+        <w:gridCol w:w="850"/>
+        <w:gridCol w:w="4300"/>
+        <w:gridCol w:w="1500"/>
+        <w:gridCol w:w="2988"/>
+      </w:tblGrid>
+      <w:tr>
+        <w:trPr>
+          <w:tblHeader/>
+        </w:trPr>
+        <w:tc>
+          <w:tcPr>
+            <w:tcW w:type="dxa" w:w="850"/>
+            <w:shd w:fill="B3261E" w:color="auto" w:val="clear"/>
+            <w:tcMar>
+              <w:top w:type="dxa" w:w="60"/>
+              <w:left w:type="dxa" w:w="100"/>
+              <w:bottom w:type="dxa" w:w="60"/>
+              <w:right w:type="dxa" w:w="100"/>
+            </w:tcMar>
+            <w:vAlign w:val="center"/>
+          </w:tcPr>
+          <w:p>
+            <w:pPr>
+              <w:spacing w:after="0"/>
+            </w:pPr>
+            <w:r>
+              <w:rPr>
+                <w:b/>
+                <w:bCs/>
+                <w:color w:val="FFFFFF"/>
+                <w:sz w:val="19"/>
+                <w:szCs w:val="19"/>
+              </w:rPr>
+              <w:t xml:space="preserve">Méthode</w:t>
+            </w:r>
+          </w:p>
+        </w:tc>
+        <w:tc>
+          <w:tcPr>
+            <w:tcW w:type="dxa" w:w="4300"/>
+            <w:shd w:fill="B3261E" w:color="auto" w:val="clear"/>
+            <w:tcMar>
+              <w:top w:type="dxa" w:w="60"/>
+              <w:left w:type="dxa" w:w="100"/>
+              <w:bottom w:type="dxa" w:w="60"/>
+              <w:right w:type="dxa" w:w="100"/>
+            </w:tcMar>
+            <w:vAlign w:val="center"/>
+          </w:tcPr>
+          <w:p>
+            <w:pPr>
+              <w:spacing w:after="0"/>
+            </w:pPr>
+            <w:r>
+              <w:rPr>
+                <w:b/>
+                <w:bCs/>
+                <w:color w:val="FFFFFF"/>
+                <w:sz w:val="19"/>
+                <w:szCs w:val="19"/>
+              </w:rPr>
+              <w:t xml:space="preserve">Route</w:t>
+            </w:r>
+          </w:p>
+        </w:tc>
+        <w:tc>
+          <w:tcPr>
+            <w:tcW w:type="dxa" w:w="1500"/>
+            <w:shd w:fill="B3261E" w:color="auto" w:val="clear"/>
+            <w:tcMar>
+              <w:top w:type="dxa" w:w="60"/>
+              <w:left w:type="dxa" w:w="100"/>
+              <w:bottom w:type="dxa" w:w="60"/>
+              <w:right w:type="dxa" w:w="100"/>
+            </w:tcMar>
+            <w:vAlign w:val="center"/>
+          </w:tcPr>
+          <w:p>
+            <w:pPr>
+              <w:spacing w:after="0"/>
+            </w:pPr>
+            <w:r>
+              <w:rPr>
+                <w:b/>
+                <w:bCs/>
+                <w:color w:val="FFFFFF"/>
+                <w:sz w:val="19"/>
+                <w:szCs w:val="19"/>
+              </w:rPr>
+              <w:t xml:space="preserve">Rôle</w:t>
+            </w:r>
+          </w:p>
+        </w:tc>
+        <w:tc>
+          <w:tcPr>
+            <w:tcW w:type="dxa" w:w="2988"/>
+            <w:shd w:fill="B3261E" w:color="auto" w:val="clear"/>
+            <w:tcMar>
+              <w:top w:type="dxa" w:w="60"/>
+              <w:left w:type="dxa" w:w="100"/>
+              <w:bottom w:type="dxa" w:w="60"/>
+              <w:right w:type="dxa" w:w="100"/>
+            </w:tcMar>
+            <w:vAlign w:val="center"/>
+          </w:tcPr>
+          <w:p>
+            <w:pPr>
+              <w:spacing w:after="0"/>
+            </w:pPr>
+            <w:r>
+              <w:rPr>
+                <w:b/>
+                <w:bCs/>
+                <w:color w:val="FFFFFF"/>
+                <w:sz w:val="19"/>
+                <w:szCs w:val="19"/>
+              </w:rPr>
+              <w:t xml:space="preserve">Rôle de l'endpoint</w:t>
+            </w:r>
+          </w:p>
+        </w:tc>
+      </w:tr>
+      <w:tr>
+        <w:tc>
+          <w:tcPr>
+            <w:tcW w:type="dxa" w:w="850"/>
+            <w:tcMar>
+              <w:top w:type="dxa" w:w="60"/>
+              <w:left w:type="dxa" w:w="100"/>
+              <w:bottom w:type="dxa" w:w="60"/>
+              <w:right w:type="dxa" w:w="100"/>
+            </w:tcMar>
+            <w:vAlign w:val="center"/>
+          </w:tcPr>
+          <w:p>
+            <w:pPr>
+              <w:spacing w:after="0"/>
+            </w:pPr>
+            <w:r>
+              <w:rPr>
+                <w:sz w:val="19"/>
+                <w:szCs w:val="19"/>
+              </w:rPr>
+              <w:t xml:space="preserve">GET</w:t>
+            </w:r>
+          </w:p>
+        </w:tc>
+        <w:tc>
+          <w:tcPr>
+            <w:tcW w:type="dxa" w:w="4300"/>
+            <w:tcMar>
+              <w:top w:type="dxa" w:w="60"/>
+              <w:left w:type="dxa" w:w="100"/>
+              <w:bottom w:type="dxa" w:w="60"/>
+              <w:right w:type="dxa" w:w="100"/>
+            </w:tcMar>
+            <w:vAlign w:val="center"/>
+          </w:tcPr>
+          <w:p>
+            <w:pPr>
+              <w:spacing w:after="0"/>
+            </w:pPr>
+            <w:r>
+              <w:rPr>
+                <w:sz w:val="19"/>
+                <w:szCs w:val="19"/>
+              </w:rPr>
+              <w:t xml:space="preserve">/api/requirements/sessions/:sessionId/document</w:t>
+            </w:r>
+          </w:p>
+        </w:tc>
+        <w:tc>
+          <w:tcPr>
+            <w:tcW w:type="dxa" w:w="1500"/>
+            <w:tcMar>
+              <w:top w:type="dxa" w:w="60"/>
+              <w:left w:type="dxa" w:w="100"/>
+              <w:bottom w:type="dxa" w:w="60"/>
+              <w:right w:type="dxa" w:w="100"/>
+            </w:tcMar>
+            <w:vAlign w:val="center"/>
+          </w:tcPr>
+          <w:p>
+            <w:pPr>
+              <w:spacing w:after="0"/>
+            </w:pPr>
+            <w:r>
+              <w:rPr>
+                <w:sz w:val="19"/>
+                <w:szCs w:val="19"/>
+              </w:rPr>
+              <w:t xml:space="preserve">propriétaire ou enseignant</w:t>
+            </w:r>
+          </w:p>
+        </w:tc>
+        <w:tc>
+          <w:tcPr>
+            <w:tcW w:type="dxa" w:w="2988"/>
+            <w:tcMar>
+              <w:top w:type="dxa" w:w="60"/>
+              <w:left w:type="dxa" w:w="100"/>
+              <w:bottom w:type="dxa" w:w="60"/>
+              <w:right w:type="dxa" w:w="100"/>
+            </w:tcMar>
+            <w:vAlign w:val="center"/>
+          </w:tcPr>
+          <w:p>
+            <w:pPr>
+              <w:spacing w:after="0"/>
+            </w:pPr>
+            <w:r>
+              <w:rPr>
+                <w:sz w:val="19"/>
+                <w:szCs w:val="19"/>
+              </w:rPr>
+              <w:t xml:space="preserve">Cahier des charges (créé vide au premier accès), statut et version courante</w:t>
+            </w:r>
+          </w:p>
+        </w:tc>
+      </w:tr>
+      <w:tr>
+        <w:tc>
+          <w:tcPr>
+            <w:tcW w:type="dxa" w:w="850"/>
+            <w:tcMar>
+              <w:top w:type="dxa" w:w="60"/>
+              <w:left w:type="dxa" w:w="100"/>
+              <w:bottom w:type="dxa" w:w="60"/>
+              <w:right w:type="dxa" w:w="100"/>
+            </w:tcMar>
+            <w:vAlign w:val="center"/>
+          </w:tcPr>
+          <w:p>
+            <w:pPr>
+              <w:spacing w:after="0"/>
+            </w:pPr>
+            <w:r>
+              <w:rPr>
+                <w:sz w:val="19"/>
+                <w:szCs w:val="19"/>
+              </w:rPr>
+              <w:t xml:space="preserve">PUT</w:t>
+            </w:r>
+          </w:p>
+        </w:tc>
+        <w:tc>
+          <w:tcPr>
+            <w:tcW w:type="dxa" w:w="4300"/>
+            <w:tcMar>
+              <w:top w:type="dxa" w:w="60"/>
+              <w:left w:type="dxa" w:w="100"/>
+              <w:bottom w:type="dxa" w:w="60"/>
+              <w:right w:type="dxa" w:w="100"/>
+            </w:tcMar>
+            <w:vAlign w:val="center"/>
+          </w:tcPr>
+          <w:p>
+            <w:pPr>
+              <w:spacing w:after="0"/>
+            </w:pPr>
+            <w:r>
+              <w:rPr>
+                <w:sz w:val="19"/>
+                <w:szCs w:val="19"/>
+              </w:rPr>
+              <w:t xml:space="preserve">/api/requirements/sessions/:sessionId/document</w:t>
+            </w:r>
+          </w:p>
+        </w:tc>
+        <w:tc>
+          <w:tcPr>
+            <w:tcW w:type="dxa" w:w="1500"/>
+            <w:tcMar>
+              <w:top w:type="dxa" w:w="60"/>
+              <w:left w:type="dxa" w:w="100"/>
+              <w:bottom w:type="dxa" w:w="60"/>
+              <w:right w:type="dxa" w:w="100"/>
+            </w:tcMar>
+            <w:vAlign w:val="center"/>
+          </w:tcPr>
+          <w:p>
+            <w:pPr>
+              <w:spacing w:after="0"/>
+            </w:pPr>
+            <w:r>
+              <w:rPr>
+                <w:sz w:val="19"/>
+                <w:szCs w:val="19"/>
+              </w:rPr>
+              <w:t xml:space="preserve">étudiant propriétaire</w:t>
+            </w:r>
+          </w:p>
+        </w:tc>
+        <w:tc>
+          <w:tcPr>
+            <w:tcW w:type="dxa" w:w="2988"/>
+            <w:tcMar>
+              <w:top w:type="dxa" w:w="60"/>
+              <w:left w:type="dxa" w:w="100"/>
+              <w:bottom w:type="dxa" w:w="60"/>
+              <w:right w:type="dxa" w:w="100"/>
+            </w:tcMar>
+            <w:vAlign w:val="center"/>
+          </w:tcPr>
+          <w:p>
+            <w:pPr>
+              <w:spacing w:after="0"/>
+            </w:pPr>
+            <w:r>
+              <w:rPr>
+                <w:sz w:val="19"/>
+                <w:szCs w:val="19"/>
+              </w:rPr>
+              <w:t xml:space="preserve">Enregistre le brouillon ; 409 s'il est déjà soumis</w:t>
+            </w:r>
+          </w:p>
+        </w:tc>
+      </w:tr>
+      <w:tr>
+        <w:tc>
+          <w:tcPr>
+            <w:tcW w:type="dxa" w:w="850"/>
+            <w:tcMar>
+              <w:top w:type="dxa" w:w="60"/>
+              <w:left w:type="dxa" w:w="100"/>
+              <w:bottom w:type="dxa" w:w="60"/>
+              <w:right w:type="dxa" w:w="100"/>
+            </w:tcMar>
+            <w:vAlign w:val="center"/>
+          </w:tcPr>
+          <w:p>
+            <w:pPr>
+              <w:spacing w:after="0"/>
+            </w:pPr>
+            <w:r>
+              <w:rPr>
+                <w:sz w:val="19"/>
+                <w:szCs w:val="19"/>
+              </w:rPr>
+              <w:t xml:space="preserve">POST</w:t>
+            </w:r>
+          </w:p>
+        </w:tc>
+        <w:tc>
+          <w:tcPr>
+            <w:tcW w:type="dxa" w:w="4300"/>
+            <w:tcMar>
+              <w:top w:type="dxa" w:w="60"/>
+              <w:left w:type="dxa" w:w="100"/>
+              <w:bottom w:type="dxa" w:w="60"/>
+              <w:right w:type="dxa" w:w="100"/>
+            </w:tcMar>
+            <w:vAlign w:val="center"/>
+          </w:tcPr>
+          <w:p>
+            <w:pPr>
+              <w:spacing w:after="0"/>
+            </w:pPr>
+            <w:r>
+              <w:rPr>
+                <w:sz w:val="19"/>
+                <w:szCs w:val="19"/>
+              </w:rPr>
+              <w:t xml:space="preserve">/api/requirements/sessions/:sessionId/document/submit</w:t>
+            </w:r>
+          </w:p>
+        </w:tc>
+        <w:tc>
+          <w:tcPr>
+            <w:tcW w:type="dxa" w:w="1500"/>
+            <w:tcMar>
+              <w:top w:type="dxa" w:w="60"/>
+              <w:left w:type="dxa" w:w="100"/>
+              <w:bottom w:type="dxa" w:w="60"/>
+              <w:right w:type="dxa" w:w="100"/>
+            </w:tcMar>
+            <w:vAlign w:val="center"/>
+          </w:tcPr>
+          <w:p>
+            <w:pPr>
+              <w:spacing w:after="0"/>
+            </w:pPr>
+            <w:r>
+              <w:rPr>
+                <w:sz w:val="19"/>
+                <w:szCs w:val="19"/>
+              </w:rPr>
+              <w:t xml:space="preserve">étudiant propriétaire</w:t>
+            </w:r>
+          </w:p>
+        </w:tc>
+        <w:tc>
+          <w:tcPr>
+            <w:tcW w:type="dxa" w:w="2988"/>
+            <w:tcMar>
+              <w:top w:type="dxa" w:w="60"/>
+              <w:left w:type="dxa" w:w="100"/>
+              <w:bottom w:type="dxa" w:w="60"/>
+              <w:right w:type="dxa" w:w="100"/>
+            </w:tcMar>
+            <w:vAlign w:val="center"/>
+          </w:tcPr>
+          <w:p>
+            <w:pPr>
+              <w:spacing w:after="0"/>
+            </w:pPr>
+            <w:r>
+              <w:rPr>
+                <w:sz w:val="19"/>
+                <w:szCs w:val="19"/>
+              </w:rPr>
+              <w:t xml:space="preserve">Soumet le brouillon et crée la version 1</w:t>
+            </w:r>
+          </w:p>
+        </w:tc>
+      </w:tr>
+      <w:tr>
+        <w:tc>
+          <w:tcPr>
+            <w:tcW w:type="dxa" w:w="850"/>
+            <w:tcMar>
+              <w:top w:type="dxa" w:w="60"/>
+              <w:left w:type="dxa" w:w="100"/>
+              <w:bottom w:type="dxa" w:w="60"/>
+              <w:right w:type="dxa" w:w="100"/>
+            </w:tcMar>
+            <w:vAlign w:val="center"/>
+          </w:tcPr>
+          <w:p>
+            <w:pPr>
+              <w:spacing w:after="0"/>
+            </w:pPr>
+            <w:r>
+              <w:rPr>
+                <w:sz w:val="19"/>
+                <w:szCs w:val="19"/>
+              </w:rPr>
+              <w:t xml:space="preserve">POST</w:t>
+            </w:r>
+          </w:p>
+        </w:tc>
+        <w:tc>
+          <w:tcPr>
+            <w:tcW w:type="dxa" w:w="4300"/>
+            <w:tcMar>
+              <w:top w:type="dxa" w:w="60"/>
+              <w:left w:type="dxa" w:w="100"/>
+              <w:bottom w:type="dxa" w:w="60"/>
+              <w:right w:type="dxa" w:w="100"/>
+            </w:tcMar>
+            <w:vAlign w:val="center"/>
+          </w:tcPr>
+          <w:p>
+            <w:pPr>
+              <w:spacing w:after="0"/>
+            </w:pPr>
+            <w:r>
+              <w:rPr>
+                <w:sz w:val="19"/>
+                <w:szCs w:val="19"/>
+              </w:rPr>
+              <w:t xml:space="preserve">/api/requirements/sessions/:sessionId/document/evaluate</w:t>
+            </w:r>
+          </w:p>
+        </w:tc>
+        <w:tc>
+          <w:tcPr>
+            <w:tcW w:type="dxa" w:w="1500"/>
+            <w:tcMar>
+              <w:top w:type="dxa" w:w="60"/>
+              <w:left w:type="dxa" w:w="100"/>
+              <w:bottom w:type="dxa" w:w="60"/>
+              <w:right w:type="dxa" w:w="100"/>
+            </w:tcMar>
+            <w:vAlign w:val="center"/>
+          </w:tcPr>
+          <w:p>
+            <w:pPr>
+              <w:spacing w:after="0"/>
+            </w:pPr>
+            <w:r>
+              <w:rPr>
+                <w:sz w:val="19"/>
+                <w:szCs w:val="19"/>
+              </w:rPr>
+              <w:t xml:space="preserve">étudiant propriétaire</w:t>
+            </w:r>
+          </w:p>
+        </w:tc>
+        <w:tc>
+          <w:tcPr>
+            <w:tcW w:type="dxa" w:w="2988"/>
+            <w:tcMar>
+              <w:top w:type="dxa" w:w="60"/>
+              <w:left w:type="dxa" w:w="100"/>
+              <w:bottom w:type="dxa" w:w="60"/>
+              <w:right w:type="dxa" w:w="100"/>
+            </w:tcMar>
+            <w:vAlign w:val="center"/>
+          </w:tcPr>
+          <w:p>
+            <w:pPr>
+              <w:spacing w:after="0"/>
+            </w:pPr>
+            <w:r>
+              <w:rPr>
+                <w:sz w:val="19"/>
+                <w:szCs w:val="19"/>
+              </w:rPr>
+              <w:t xml:space="preserve">Évalue la version courante avec le LLM</w:t>
+            </w:r>
+          </w:p>
+        </w:tc>
+      </w:tr>
+      <w:tr>
+        <w:tc>
+          <w:tcPr>
+            <w:tcW w:type="dxa" w:w="850"/>
+            <w:tcMar>
+              <w:top w:type="dxa" w:w="60"/>
+              <w:left w:type="dxa" w:w="100"/>
+              <w:bottom w:type="dxa" w:w="60"/>
+              <w:right w:type="dxa" w:w="100"/>
+            </w:tcMar>
+            <w:vAlign w:val="center"/>
+          </w:tcPr>
+          <w:p>
+            <w:pPr>
+              <w:spacing w:after="0"/>
+            </w:pPr>
+            <w:r>
+              <w:rPr>
+                <w:sz w:val="19"/>
+                <w:szCs w:val="19"/>
+              </w:rPr>
+              <w:t xml:space="preserve">GET</w:t>
+            </w:r>
+          </w:p>
+        </w:tc>
+        <w:tc>
+          <w:tcPr>
+            <w:tcW w:type="dxa" w:w="4300"/>
+            <w:tcMar>
+              <w:top w:type="dxa" w:w="60"/>
+              <w:left w:type="dxa" w:w="100"/>
+              <w:bottom w:type="dxa" w:w="60"/>
+              <w:right w:type="dxa" w:w="100"/>
+            </w:tcMar>
+            <w:vAlign w:val="center"/>
+          </w:tcPr>
+          <w:p>
+            <w:pPr>
+              <w:spacing w:after="0"/>
+            </w:pPr>
+            <w:r>
+              <w:rPr>
+                <w:sz w:val="19"/>
+                <w:szCs w:val="19"/>
+              </w:rPr>
+              <w:t xml:space="preserve">/api/requirements/sessions/:sessionId/document/evaluations</w:t>
+            </w:r>
+          </w:p>
+        </w:tc>
+        <w:tc>
+          <w:tcPr>
+            <w:tcW w:type="dxa" w:w="1500"/>
+            <w:tcMar>
+              <w:top w:type="dxa" w:w="60"/>
+              <w:left w:type="dxa" w:w="100"/>
+              <w:bottom w:type="dxa" w:w="60"/>
+              <w:right w:type="dxa" w:w="100"/>
+            </w:tcMar>
+            <w:vAlign w:val="center"/>
+          </w:tcPr>
+          <w:p>
+            <w:pPr>
+              <w:spacing w:after="0"/>
+            </w:pPr>
+            <w:r>
+              <w:rPr>
+                <w:sz w:val="19"/>
+                <w:szCs w:val="19"/>
+              </w:rPr>
+              <w:t xml:space="preserve">propriétaire ou enseignant</w:t>
+            </w:r>
+          </w:p>
+        </w:tc>
+        <w:tc>
+          <w:tcPr>
+            <w:tcW w:type="dxa" w:w="2988"/>
+            <w:tcMar>
+              <w:top w:type="dxa" w:w="60"/>
+              <w:left w:type="dxa" w:w="100"/>
+              <w:bottom w:type="dxa" w:w="60"/>
+              <w:right w:type="dxa" w:w="100"/>
+            </w:tcMar>
+            <w:vAlign w:val="center"/>
+          </w:tcPr>
+          <w:p>
+            <w:pPr>
+              <w:spacing w:after="0"/>
+            </w:pPr>
+            <w:r>
+              <w:rPr>
+                <w:sz w:val="19"/>
+                <w:szCs w:val="19"/>
+              </w:rPr>
+              <w:t xml:space="preserve">Historique des évaluations</w:t>
+            </w:r>
+          </w:p>
+        </w:tc>
+      </w:tr>
+      <w:tr>
+        <w:tc>
+          <w:tcPr>
+            <w:tcW w:type="dxa" w:w="850"/>
+            <w:tcMar>
+              <w:top w:type="dxa" w:w="60"/>
+              <w:left w:type="dxa" w:w="100"/>
+              <w:bottom w:type="dxa" w:w="60"/>
+              <w:right w:type="dxa" w:w="100"/>
+            </w:tcMar>
+            <w:vAlign w:val="center"/>
+          </w:tcPr>
+          <w:p>
+            <w:pPr>
+              <w:spacing w:after="0"/>
+            </w:pPr>
+            <w:r>
+              <w:rPr>
+                <w:sz w:val="19"/>
+                <w:szCs w:val="19"/>
+              </w:rPr>
+              <w:t xml:space="preserve">POST</w:t>
+            </w:r>
+          </w:p>
+        </w:tc>
+        <w:tc>
+          <w:tcPr>
+            <w:tcW w:type="dxa" w:w="4300"/>
+            <w:tcMar>
+              <w:top w:type="dxa" w:w="60"/>
+              <w:left w:type="dxa" w:w="100"/>
+              <w:bottom w:type="dxa" w:w="60"/>
+              <w:right w:type="dxa" w:w="100"/>
+            </w:tcMar>
+            <w:vAlign w:val="center"/>
+          </w:tcPr>
+          <w:p>
+            <w:pPr>
+              <w:spacing w:after="0"/>
+            </w:pPr>
+            <w:r>
+              <w:rPr>
+                <w:sz w:val="19"/>
+                <w:szCs w:val="19"/>
+              </w:rPr>
+              <w:t xml:space="preserve">/api/requirements/sessions/:sessionId/document/versions</w:t>
+            </w:r>
+          </w:p>
+        </w:tc>
+        <w:tc>
+          <w:tcPr>
+            <w:tcW w:type="dxa" w:w="1500"/>
+            <w:tcMar>
+              <w:top w:type="dxa" w:w="60"/>
+              <w:left w:type="dxa" w:w="100"/>
+              <w:bottom w:type="dxa" w:w="60"/>
+              <w:right w:type="dxa" w:w="100"/>
+            </w:tcMar>
+            <w:vAlign w:val="center"/>
+          </w:tcPr>
+          <w:p>
+            <w:pPr>
+              <w:spacing w:after="0"/>
+            </w:pPr>
+            <w:r>
+              <w:rPr>
+                <w:sz w:val="19"/>
+                <w:szCs w:val="19"/>
+              </w:rPr>
+              <w:t xml:space="preserve">étudiant propriétaire</w:t>
+            </w:r>
+          </w:p>
+        </w:tc>
+        <w:tc>
+          <w:tcPr>
+            <w:tcW w:type="dxa" w:w="2988"/>
+            <w:tcMar>
+              <w:top w:type="dxa" w:w="60"/>
+              <w:left w:type="dxa" w:w="100"/>
+              <w:bottom w:type="dxa" w:w="60"/>
+              <w:right w:type="dxa" w:w="100"/>
+            </w:tcMar>
+            <w:vAlign w:val="center"/>
+          </w:tcPr>
+          <w:p>
+            <w:pPr>
+              <w:spacing w:after="0"/>
+            </w:pPr>
+            <w:r>
+              <w:rPr>
+                <w:sz w:val="19"/>
+                <w:szCs w:val="19"/>
+              </w:rPr>
+              <w:t xml:space="preserve">Crée la version suivante après une demande de changement acceptée ou négociée</w:t>
+            </w:r>
+          </w:p>
+        </w:tc>
+      </w:tr>
+      <w:tr>
+        <w:tc>
+          <w:tcPr>
+            <w:tcW w:type="dxa" w:w="850"/>
+            <w:tcMar>
+              <w:top w:type="dxa" w:w="60"/>
+              <w:left w:type="dxa" w:w="100"/>
+              <w:bottom w:type="dxa" w:w="60"/>
+              <w:right w:type="dxa" w:w="100"/>
+            </w:tcMar>
+            <w:vAlign w:val="center"/>
+          </w:tcPr>
+          <w:p>
+            <w:pPr>
+              <w:spacing w:after="0"/>
+            </w:pPr>
+            <w:r>
+              <w:rPr>
+                <w:sz w:val="19"/>
+                <w:szCs w:val="19"/>
+              </w:rPr>
+              <w:t xml:space="preserve">GET</w:t>
+            </w:r>
+          </w:p>
+        </w:tc>
+        <w:tc>
+          <w:tcPr>
+            <w:tcW w:type="dxa" w:w="4300"/>
+            <w:tcMar>
+              <w:top w:type="dxa" w:w="60"/>
+              <w:left w:type="dxa" w:w="100"/>
+              <w:bottom w:type="dxa" w:w="60"/>
+              <w:right w:type="dxa" w:w="100"/>
+            </w:tcMar>
+            <w:vAlign w:val="center"/>
+          </w:tcPr>
+          <w:p>
+            <w:pPr>
+              <w:spacing w:after="0"/>
+            </w:pPr>
+            <w:r>
+              <w:rPr>
+                <w:sz w:val="19"/>
+                <w:szCs w:val="19"/>
+              </w:rPr>
+              <w:t xml:space="preserve">/api/requirements/sessions/:sessionId/document/versions</w:t>
+            </w:r>
+          </w:p>
+        </w:tc>
+        <w:tc>
+          <w:tcPr>
+            <w:tcW w:type="dxa" w:w="1500"/>
+            <w:tcMar>
+              <w:top w:type="dxa" w:w="60"/>
+              <w:left w:type="dxa" w:w="100"/>
+              <w:bottom w:type="dxa" w:w="60"/>
+              <w:right w:type="dxa" w:w="100"/>
+            </w:tcMar>
+            <w:vAlign w:val="center"/>
+          </w:tcPr>
+          <w:p>
+            <w:pPr>
+              <w:spacing w:after="0"/>
+            </w:pPr>
+            <w:r>
+              <w:rPr>
+                <w:sz w:val="19"/>
+                <w:szCs w:val="19"/>
+              </w:rPr>
+              <w:t xml:space="preserve">propriétaire ou enseignant</w:t>
+            </w:r>
+          </w:p>
+        </w:tc>
+        <w:tc>
+          <w:tcPr>
+            <w:tcW w:type="dxa" w:w="2988"/>
+            <w:tcMar>
+              <w:top w:type="dxa" w:w="60"/>
+              <w:left w:type="dxa" w:w="100"/>
+              <w:bottom w:type="dxa" w:w="60"/>
+              <w:right w:type="dxa" w:w="100"/>
+            </w:tcMar>
+            <w:vAlign w:val="center"/>
+          </w:tcPr>
+          <w:p>
+            <w:pPr>
+              <w:spacing w:after="0"/>
+            </w:pPr>
+            <w:r>
+              <w:rPr>
+                <w:sz w:val="19"/>
+                <w:szCs w:val="19"/>
+              </w:rPr>
+              <w:t xml:space="preserve">Liste des versions, filtrable par demande de changement (utilisée par le module 3)</w:t>
+            </w:r>
+          </w:p>
+        </w:tc>
+      </w:tr>
+      <w:tr>
+        <w:tc>
+          <w:tcPr>
+            <w:tcW w:type="dxa" w:w="850"/>
+            <w:tcMar>
+              <w:top w:type="dxa" w:w="60"/>
+              <w:left w:type="dxa" w:w="100"/>
+              <w:bottom w:type="dxa" w:w="60"/>
+              <w:right w:type="dxa" w:w="100"/>
+            </w:tcMar>
+            <w:vAlign w:val="center"/>
+          </w:tcPr>
+          <w:p>
+            <w:pPr>
+              <w:spacing w:after="0"/>
+            </w:pPr>
+            <w:r>
+              <w:rPr>
+                <w:sz w:val="19"/>
+                <w:szCs w:val="19"/>
+              </w:rPr>
+              <w:t xml:space="preserve">GET</w:t>
+            </w:r>
+          </w:p>
+        </w:tc>
+        <w:tc>
+          <w:tcPr>
+            <w:tcW w:type="dxa" w:w="4300"/>
+            <w:tcMar>
+              <w:top w:type="dxa" w:w="60"/>
+              <w:left w:type="dxa" w:w="100"/>
+              <w:bottom w:type="dxa" w:w="60"/>
+              <w:right w:type="dxa" w:w="100"/>
+            </w:tcMar>
+            <w:vAlign w:val="center"/>
+          </w:tcPr>
+          <w:p>
+            <w:pPr>
+              <w:spacing w:after="0"/>
+            </w:pPr>
+            <w:r>
+              <w:rPr>
+                <w:sz w:val="19"/>
+                <w:szCs w:val="19"/>
+              </w:rPr>
+              <w:t xml:space="preserve">/api/requirements/sessions/:sessionId/document/versions/:version</w:t>
+            </w:r>
+          </w:p>
+        </w:tc>
+        <w:tc>
+          <w:tcPr>
+            <w:tcW w:type="dxa" w:w="1500"/>
+            <w:tcMar>
+              <w:top w:type="dxa" w:w="60"/>
+              <w:left w:type="dxa" w:w="100"/>
+              <w:bottom w:type="dxa" w:w="60"/>
+              <w:right w:type="dxa" w:w="100"/>
+            </w:tcMar>
+            <w:vAlign w:val="center"/>
+          </w:tcPr>
+          <w:p>
+            <w:pPr>
+              <w:spacing w:after="0"/>
+            </w:pPr>
+            <w:r>
+              <w:rPr>
+                <w:sz w:val="19"/>
+                <w:szCs w:val="19"/>
+              </w:rPr>
+              <w:t xml:space="preserve">propriétaire ou enseignant</w:t>
+            </w:r>
+          </w:p>
+        </w:tc>
+        <w:tc>
+          <w:tcPr>
+            <w:tcW w:type="dxa" w:w="2988"/>
+            <w:tcMar>
+              <w:top w:type="dxa" w:w="60"/>
+              <w:left w:type="dxa" w:w="100"/>
+              <w:bottom w:type="dxa" w:w="60"/>
+              <w:right w:type="dxa" w:w="100"/>
+            </w:tcMar>
+            <w:vAlign w:val="center"/>
+          </w:tcPr>
+          <w:p>
+            <w:pPr>
+              <w:spacing w:after="0"/>
+            </w:pPr>
+            <w:r>
+              <w:rPr>
+                <w:sz w:val="19"/>
+                <w:szCs w:val="19"/>
+              </w:rPr>
+              <w:t xml:space="preserve">Contenu figé d'une version</w:t>
+            </w:r>
+          </w:p>
+        </w:tc>
+      </w:tr>
+    </w:tbl>
+    <w:p>
+      <w:pPr>
+        <w:spacing w:before="80" w:after="240"/>
+        <w:jc w:val="center"/>
+      </w:pPr>
+      <w:r>
+        <w:rPr>
+          <w:i/>
+          <w:iCs/>
+          <w:color w:val="5B6474"/>
+          <w:sz w:val="19"/>
+          <w:szCs w:val="19"/>
+        </w:rPr>
+        <w:t xml:space="preserve">Tableau 16 — Endpoints du module 4</w:t>
+      </w:r>
+    </w:p>
+    <w:p>
+      <w:pPr>
+        <w:spacing w:after="120" w:line="300"/>
+        <w:jc w:val="both"/>
+      </w:pPr>
+      <w:r>
+        <w:t xml:space="preserve">Le document suit le cycle </w:t>
+      </w:r>
+      <w:r>
+        <w:rPr>
+          <w:b/>
+          <w:bCs/>
+        </w:rPr>
+        <w:t xml:space="preserve">Brouillon → Soumis (version 1) → Évalué</w:t>
+      </w:r>
+      <w:r>
+        <w:t xml:space="preserve">. Une demande de changement acceptée ou négociée permet d'enregistrer la version suivante, qui repasse au statut Soumis et peut être réévaluée. Le serveur vérifie lui-même la demande (même séance, réponse ACCEPT ou NEGOTIATE, pas déjà utilisée) : il ne se fie jamais au paramètre transmis dans l'URL.</w:t>
+      </w:r>
+    </w:p>
+    <w:p>
+      <w:pPr>
+        <w:spacing w:after="120" w:line="300"/>
+        <w:jc w:val="both"/>
+      </w:pPr>
+      <w:r>
+        <w:t xml:space="preserve">Cette fonctionnalité touche deux modules et la base de données. Avant tout code, les responsables des modules 3 et 4 ont arrêté une solution commune, validée par le chef de projet : une table </w:t>
+      </w:r>
+      <w:r>
+        <w:rPr>
+          <w:rFonts w:ascii="Consolas" w:cs="Consolas" w:eastAsia="Consolas" w:hAnsi="Consolas"/>
+          <w:color w:val="8C1D18"/>
+          <w:sz w:val="19"/>
+          <w:szCs w:val="19"/>
+        </w:rPr>
+        <w:t xml:space="preserve">RequirementsDocumentVersion</w:t>
+      </w:r>
+      <w:r>
+        <w:t xml:space="preserve"> propriété du module 4 et seulement lue par le module 3, un champ </w:t>
+      </w:r>
+      <w:r>
+        <w:rPr>
+          <w:rFonts w:ascii="Consolas" w:cs="Consolas" w:eastAsia="Consolas" w:hAnsi="Consolas"/>
+          <w:color w:val="8C1D18"/>
+          <w:sz w:val="19"/>
+          <w:szCs w:val="19"/>
+        </w:rPr>
+        <w:t xml:space="preserve">version</w:t>
+      </w:r>
+      <w:r>
+        <w:t xml:space="preserve"> dans </w:t>
+      </w:r>
+      <w:r>
+        <w:rPr>
+          <w:rFonts w:ascii="Consolas" w:cs="Consolas" w:eastAsia="Consolas" w:hAnsi="Consolas"/>
+          <w:color w:val="8C1D18"/>
+          <w:sz w:val="19"/>
+          <w:szCs w:val="19"/>
+        </w:rPr>
+        <w:t xml:space="preserve">RequirementsEvaluation</w:t>
+      </w:r>
+      <w:r>
+        <w:t xml:space="preserve">, et une seule migration (</w:t>
+      </w:r>
+      <w:r>
+        <w:rPr>
+          <w:rFonts w:ascii="Consolas" w:cs="Consolas" w:eastAsia="Consolas" w:hAnsi="Consolas"/>
+          <w:color w:val="8C1D18"/>
+          <w:sz w:val="19"/>
+          <w:szCs w:val="19"/>
+        </w:rPr>
+        <w:t xml:space="preserve">ajout_versions_cahier</w:t>
+      </w:r>
+      <w:r>
+        <w:t xml:space="preserve">), livrée en premier dans un commit séparé pour débloquer le module 3.</w:t>
+      </w:r>
+    </w:p>
+    <w:p>
+      <w:pPr>
+        <w:pStyle w:val="Heading3"/>
+      </w:pPr>
+      <w:r>
+        <w:t xml:space="preserve">Prompts utilisés</w:t>
+      </w:r>
+    </w:p>
+    <w:p>
+      <w:pPr>
+        <w:spacing w:after="120" w:line="300"/>
+        <w:jc w:val="both"/>
+      </w:pPr>
+      <w:r>
+        <w:t xml:space="preserve">Comme pour le module 1, deux types de prompts interviennent : le prompt de développement adressé à l'assistant (journal </w:t>
+      </w:r>
+      <w:r>
+        <w:rPr>
+          <w:rFonts w:ascii="Consolas" w:cs="Consolas" w:eastAsia="Consolas" w:hAnsi="Consolas"/>
+          <w:color w:val="8C1D18"/>
+          <w:sz w:val="19"/>
+          <w:szCs w:val="19"/>
+        </w:rPr>
+        <w:t xml:space="preserve">docs/prompts/requirements.md</w:t>
+      </w:r>
+      <w:r>
+        <w:t xml:space="preserve">) et le prompt système utilisé par l'application.</w:t>
+      </w:r>
+    </w:p>
+    <w:tbl>
+      <w:tblPr>
+        <w:tblW w:type="dxa" w:w="9638"/>
+        <w:tblBorders>
+          <w:top w:val="single" w:color="auto" w:sz="4"/>
+          <w:left w:val="single" w:color="auto" w:sz="4"/>
+          <w:bottom w:val="single" w:color="auto" w:sz="4"/>
+          <w:right w:val="single" w:color="auto" w:sz="4"/>
+          <w:insideH w:val="single" w:color="auto" w:sz="4"/>
+          <w:insideV w:val="single" w:color="auto" w:sz="4"/>
+        </w:tblBorders>
+      </w:tblPr>
+      <w:tblGrid>
+        <w:gridCol w:w="2505"/>
+        <w:gridCol w:w="2200"/>
+        <w:gridCol w:w="4933"/>
+      </w:tblGrid>
+      <w:tr>
+        <w:trPr>
+          <w:tblHeader/>
+        </w:trPr>
+        <w:tc>
+          <w:tcPr>
+            <w:tcW w:type="dxa" w:w="2505"/>
+            <w:shd w:fill="B3261E" w:color="auto" w:val="clear"/>
+            <w:tcMar>
+              <w:top w:type="dxa" w:w="60"/>
+              <w:left w:type="dxa" w:w="100"/>
+              <w:bottom w:type="dxa" w:w="60"/>
+              <w:right w:type="dxa" w:w="100"/>
+            </w:tcMar>
+            <w:vAlign w:val="center"/>
+          </w:tcPr>
+          <w:p>
+            <w:pPr>
+              <w:spacing w:after="0"/>
+            </w:pPr>
+            <w:r>
+              <w:rPr>
+                <w:b/>
+                <w:bCs/>
+                <w:color w:val="FFFFFF"/>
+                <w:sz w:val="19"/>
+                <w:szCs w:val="19"/>
+              </w:rPr>
+              <w:t xml:space="preserve">Prompt</w:t>
+            </w:r>
+          </w:p>
+        </w:tc>
+        <w:tc>
+          <w:tcPr>
+            <w:tcW w:type="dxa" w:w="2200"/>
+            <w:shd w:fill="B3261E" w:color="auto" w:val="clear"/>
+            <w:tcMar>
+              <w:top w:type="dxa" w:w="60"/>
+              <w:left w:type="dxa" w:w="100"/>
+              <w:bottom w:type="dxa" w:w="60"/>
+              <w:right w:type="dxa" w:w="100"/>
+            </w:tcMar>
+            <w:vAlign w:val="center"/>
+          </w:tcPr>
+          <w:p>
+            <w:pPr>
+              <w:spacing w:after="0"/>
+            </w:pPr>
+            <w:r>
+              <w:rPr>
+                <w:b/>
+                <w:bCs/>
+                <w:color w:val="FFFFFF"/>
+                <w:sz w:val="19"/>
+                <w:szCs w:val="19"/>
+              </w:rPr>
+              <w:t xml:space="preserve">Type</w:t>
+            </w:r>
+          </w:p>
+        </w:tc>
+        <w:tc>
+          <w:tcPr>
+            <w:tcW w:type="dxa" w:w="4933"/>
+            <w:shd w:fill="B3261E" w:color="auto" w:val="clear"/>
+            <w:tcMar>
+              <w:top w:type="dxa" w:w="60"/>
+              <w:left w:type="dxa" w:w="100"/>
+              <w:bottom w:type="dxa" w:w="60"/>
+              <w:right w:type="dxa" w:w="100"/>
+            </w:tcMar>
+            <w:vAlign w:val="center"/>
+          </w:tcPr>
+          <w:p>
+            <w:pPr>
+              <w:spacing w:after="0"/>
+            </w:pPr>
+            <w:r>
+              <w:rPr>
+                <w:b/>
+                <w:bCs/>
+                <w:color w:val="FFFFFF"/>
+                <w:sz w:val="19"/>
+                <w:szCs w:val="19"/>
+              </w:rPr>
+              <w:t xml:space="preserve">Rôle</w:t>
+            </w:r>
+          </w:p>
+        </w:tc>
+      </w:tr>
+      <w:tr>
+        <w:tc>
+          <w:tcPr>
+            <w:tcW w:type="dxa" w:w="2505"/>
+            <w:tcMar>
+              <w:top w:type="dxa" w:w="60"/>
+              <w:left w:type="dxa" w:w="100"/>
+              <w:bottom w:type="dxa" w:w="60"/>
+              <w:right w:type="dxa" w:w="100"/>
+            </w:tcMar>
+            <w:vAlign w:val="center"/>
+          </w:tcPr>
+          <w:p>
+            <w:pPr>
+              <w:spacing w:after="0"/>
+            </w:pPr>
+            <w:r>
+              <w:rPr>
+                <w:sz w:val="19"/>
+                <w:szCs w:val="19"/>
+              </w:rPr>
+              <w:t xml:space="preserve">P-M4-001</w:t>
+            </w:r>
+          </w:p>
+        </w:tc>
+        <w:tc>
+          <w:tcPr>
+            <w:tcW w:type="dxa" w:w="2200"/>
+            <w:tcMar>
+              <w:top w:type="dxa" w:w="60"/>
+              <w:left w:type="dxa" w:w="100"/>
+              <w:bottom w:type="dxa" w:w="60"/>
+              <w:right w:type="dxa" w:w="100"/>
+            </w:tcMar>
+            <w:vAlign w:val="center"/>
+          </w:tcPr>
+          <w:p>
+            <w:pPr>
+              <w:spacing w:after="0"/>
+            </w:pPr>
+            <w:r>
+              <w:rPr>
+                <w:sz w:val="19"/>
+                <w:szCs w:val="19"/>
+              </w:rPr>
+              <w:t xml:space="preserve">Développement</w:t>
+            </w:r>
+          </w:p>
+        </w:tc>
+        <w:tc>
+          <w:tcPr>
+            <w:tcW w:type="dxa" w:w="4933"/>
+            <w:tcMar>
+              <w:top w:type="dxa" w:w="60"/>
+              <w:left w:type="dxa" w:w="100"/>
+              <w:bottom w:type="dxa" w:w="60"/>
+              <w:right w:type="dxa" w:w="100"/>
+            </w:tcMar>
+            <w:vAlign w:val="center"/>
+          </w:tcPr>
+          <w:p>
+            <w:pPr>
+              <w:spacing w:after="0"/>
+            </w:pPr>
+            <w:r>
+              <w:rPr>
+                <w:sz w:val="19"/>
+                <w:szCs w:val="19"/>
+              </w:rPr>
+              <w:t xml:space="preserve">Version complète du module : migration, serveur, interface, tests et documentation. Prompt de départ fourni par le chef de projet, complété par la décision commune M3/M4</w:t>
+            </w:r>
+          </w:p>
+        </w:tc>
+      </w:tr>
+      <w:tr>
+        <w:tc>
+          <w:tcPr>
+            <w:tcW w:type="dxa" w:w="2505"/>
+            <w:tcMar>
+              <w:top w:type="dxa" w:w="60"/>
+              <w:left w:type="dxa" w:w="100"/>
+              <w:bottom w:type="dxa" w:w="60"/>
+              <w:right w:type="dxa" w:w="100"/>
+            </w:tcMar>
+            <w:vAlign w:val="center"/>
+          </w:tcPr>
+          <w:p>
+            <w:pPr>
+              <w:spacing w:after="0"/>
+            </w:pPr>
+            <w:r>
+              <w:rPr>
+                <w:sz w:val="19"/>
+                <w:szCs w:val="19"/>
+              </w:rPr>
+              <w:t xml:space="preserve">evaluate-document.md</w:t>
+            </w:r>
+          </w:p>
+        </w:tc>
+        <w:tc>
+          <w:tcPr>
+            <w:tcW w:type="dxa" w:w="2200"/>
+            <w:tcMar>
+              <w:top w:type="dxa" w:w="60"/>
+              <w:left w:type="dxa" w:w="100"/>
+              <w:bottom w:type="dxa" w:w="60"/>
+              <w:right w:type="dxa" w:w="100"/>
+            </w:tcMar>
+            <w:vAlign w:val="center"/>
+          </w:tcPr>
+          <w:p>
+            <w:pPr>
+              <w:spacing w:after="0"/>
+            </w:pPr>
+            <w:r>
+              <w:rPr>
+                <w:sz w:val="19"/>
+                <w:szCs w:val="19"/>
+              </w:rPr>
+              <w:t xml:space="preserve">Système (application)</w:t>
+            </w:r>
+          </w:p>
+        </w:tc>
+        <w:tc>
+          <w:tcPr>
+            <w:tcW w:type="dxa" w:w="4933"/>
+            <w:tcMar>
+              <w:top w:type="dxa" w:w="60"/>
+              <w:left w:type="dxa" w:w="100"/>
+              <w:bottom w:type="dxa" w:w="60"/>
+              <w:right w:type="dxa" w:w="100"/>
+            </w:tcMar>
+            <w:vAlign w:val="center"/>
+          </w:tcPr>
+          <w:p>
+            <w:pPr>
+              <w:spacing w:after="0"/>
+            </w:pPr>
+            <w:r>
+              <w:rPr>
+                <w:sz w:val="19"/>
+                <w:szCs w:val="19"/>
+              </w:rPr>
+              <w:t xml:space="preserve">Évaluation du cahier des charges selon la grille ; v0.1 (squelette) puis v0.2</w:t>
+            </w:r>
+          </w:p>
+        </w:tc>
+      </w:tr>
+    </w:tbl>
+    <w:p>
+      <w:pPr>
+        <w:spacing w:before="80" w:after="240"/>
+        <w:jc w:val="center"/>
+      </w:pPr>
+      <w:r>
+        <w:rPr>
+          <w:i/>
+          <w:iCs/>
+          <w:color w:val="5B6474"/>
+          <w:sz w:val="19"/>
+          <w:szCs w:val="19"/>
+        </w:rPr>
+        <w:t xml:space="preserve">Tableau 17 — Prompts liés au module 4</w:t>
+      </w:r>
+    </w:p>
+    <w:tbl>
+      <w:tblPr>
+        <w:tblW w:type="dxa" w:w="9638"/>
+        <w:tblBorders>
+          <w:top w:val="single" w:color="auto" w:sz="4"/>
+          <w:left w:val="single" w:color="auto" w:sz="4"/>
+          <w:bottom w:val="single" w:color="auto" w:sz="4"/>
+          <w:right w:val="single" w:color="auto" w:sz="4"/>
+          <w:insideH w:val="single" w:color="auto" w:sz="4"/>
+          <w:insideV w:val="single" w:color="auto" w:sz="4"/>
+        </w:tblBorders>
+      </w:tblPr>
+      <w:tblGrid>
+        <w:gridCol w:w="2000"/>
+        <w:gridCol w:w="3300"/>
+        <w:gridCol w:w="4338"/>
+      </w:tblGrid>
+      <w:tr>
+        <w:trPr>
+          <w:tblHeader/>
+        </w:trPr>
+        <w:tc>
+          <w:tcPr>
+            <w:tcW w:type="dxa" w:w="2000"/>
+            <w:shd w:fill="B3261E" w:color="auto" w:val="clear"/>
+            <w:tcMar>
+              <w:top w:type="dxa" w:w="60"/>
+              <w:left w:type="dxa" w:w="100"/>
+              <w:bottom w:type="dxa" w:w="60"/>
+              <w:right w:type="dxa" w:w="100"/>
+            </w:tcMar>
+            <w:vAlign w:val="center"/>
+          </w:tcPr>
+          <w:p>
+            <w:pPr>
+              <w:spacing w:after="0"/>
+            </w:pPr>
+            <w:r>
+              <w:rPr>
+                <w:b/>
+                <w:bCs/>
+                <w:color w:val="FFFFFF"/>
+                <w:sz w:val="19"/>
+                <w:szCs w:val="19"/>
+              </w:rPr>
+              <w:t xml:space="preserve">Aspect</w:t>
+            </w:r>
+          </w:p>
+        </w:tc>
+        <w:tc>
+          <w:tcPr>
+            <w:tcW w:type="dxa" w:w="3300"/>
+            <w:shd w:fill="B3261E" w:color="auto" w:val="clear"/>
+            <w:tcMar>
+              <w:top w:type="dxa" w:w="60"/>
+              <w:left w:type="dxa" w:w="100"/>
+              <w:bottom w:type="dxa" w:w="60"/>
+              <w:right w:type="dxa" w:w="100"/>
+            </w:tcMar>
+            <w:vAlign w:val="center"/>
+          </w:tcPr>
+          <w:p>
+            <w:pPr>
+              <w:spacing w:after="0"/>
+            </w:pPr>
+            <w:r>
+              <w:rPr>
+                <w:b/>
+                <w:bCs/>
+                <w:color w:val="FFFFFF"/>
+                <w:sz w:val="19"/>
+                <w:szCs w:val="19"/>
+              </w:rPr>
+              <w:t xml:space="preserve">Prompt système v0.1</w:t>
+            </w:r>
+          </w:p>
+        </w:tc>
+        <w:tc>
+          <w:tcPr>
+            <w:tcW w:type="dxa" w:w="4338"/>
+            <w:shd w:fill="B3261E" w:color="auto" w:val="clear"/>
+            <w:tcMar>
+              <w:top w:type="dxa" w:w="60"/>
+              <w:left w:type="dxa" w:w="100"/>
+              <w:bottom w:type="dxa" w:w="60"/>
+              <w:right w:type="dxa" w:w="100"/>
+            </w:tcMar>
+            <w:vAlign w:val="center"/>
+          </w:tcPr>
+          <w:p>
+            <w:pPr>
+              <w:spacing w:after="0"/>
+            </w:pPr>
+            <w:r>
+              <w:rPr>
+                <w:b/>
+                <w:bCs/>
+                <w:color w:val="FFFFFF"/>
+                <w:sz w:val="19"/>
+                <w:szCs w:val="19"/>
+              </w:rPr>
+              <w:t xml:space="preserve">Prompt système v0.2 (P-M4-001)</w:t>
+            </w:r>
+          </w:p>
+        </w:tc>
+      </w:tr>
+      <w:tr>
+        <w:tc>
+          <w:tcPr>
+            <w:tcW w:type="dxa" w:w="2000"/>
+            <w:tcMar>
+              <w:top w:type="dxa" w:w="60"/>
+              <w:left w:type="dxa" w:w="100"/>
+              <w:bottom w:type="dxa" w:w="60"/>
+              <w:right w:type="dxa" w:w="100"/>
+            </w:tcMar>
+            <w:vAlign w:val="center"/>
+          </w:tcPr>
+          <w:p>
+            <w:pPr>
+              <w:spacing w:after="0"/>
+            </w:pPr>
+            <w:r>
+              <w:rPr>
+                <w:sz w:val="19"/>
+                <w:szCs w:val="19"/>
+              </w:rPr>
+              <w:t xml:space="preserve">Grille</w:t>
+            </w:r>
+          </w:p>
+        </w:tc>
+        <w:tc>
+          <w:tcPr>
+            <w:tcW w:type="dxa" w:w="3300"/>
+            <w:tcMar>
+              <w:top w:type="dxa" w:w="60"/>
+              <w:left w:type="dxa" w:w="100"/>
+              <w:bottom w:type="dxa" w:w="60"/>
+              <w:right w:type="dxa" w:w="100"/>
+            </w:tcMar>
+            <w:vAlign w:val="center"/>
+          </w:tcPr>
+          <w:p>
+            <w:pPr>
+              <w:spacing w:after="0"/>
+            </w:pPr>
+            <w:r>
+              <w:rPr>
+                <w:sz w:val="19"/>
+                <w:szCs w:val="19"/>
+              </w:rPr>
+              <w:t xml:space="preserve">5 critères (couverture, contraintes, qualité, user stories, priorisation)</w:t>
+            </w:r>
+          </w:p>
+        </w:tc>
+        <w:tc>
+          <w:tcPr>
+            <w:tcW w:type="dxa" w:w="4338"/>
+            <w:tcMar>
+              <w:top w:type="dxa" w:w="60"/>
+              <w:left w:type="dxa" w:w="100"/>
+              <w:bottom w:type="dxa" w:w="60"/>
+              <w:right w:type="dxa" w:w="100"/>
+            </w:tcMar>
+            <w:vAlign w:val="center"/>
+          </w:tcPr>
+          <w:p>
+            <w:pPr>
+              <w:spacing w:after="0"/>
+            </w:pPr>
+            <w:r>
+              <w:rPr>
+                <w:sz w:val="19"/>
+                <w:szCs w:val="19"/>
+              </w:rPr>
+              <w:t xml:space="preserve">6 critères conformes au tableau officiel : couverture du besoin réel (30), contraintes implicites (15), clarté et testabilité (20), absence d'ambiguïtés (15), user stories (10), MoSCoW (10)</w:t>
+            </w:r>
+          </w:p>
+        </w:tc>
+      </w:tr>
+      <w:tr>
+        <w:tc>
+          <w:tcPr>
+            <w:tcW w:type="dxa" w:w="2000"/>
+            <w:tcMar>
+              <w:top w:type="dxa" w:w="60"/>
+              <w:left w:type="dxa" w:w="100"/>
+              <w:bottom w:type="dxa" w:w="60"/>
+              <w:right w:type="dxa" w:w="100"/>
+            </w:tcMar>
+            <w:vAlign w:val="center"/>
+          </w:tcPr>
+          <w:p>
+            <w:pPr>
+              <w:spacing w:after="0"/>
+            </w:pPr>
+            <w:r>
+              <w:rPr>
+                <w:sz w:val="19"/>
+                <w:szCs w:val="19"/>
+              </w:rPr>
+              <w:t xml:space="preserve">Contexte fourni</w:t>
+            </w:r>
+          </w:p>
+        </w:tc>
+        <w:tc>
+          <w:tcPr>
+            <w:tcW w:type="dxa" w:w="3300"/>
+            <w:tcMar>
+              <w:top w:type="dxa" w:w="60"/>
+              <w:left w:type="dxa" w:w="100"/>
+              <w:bottom w:type="dxa" w:w="60"/>
+              <w:right w:type="dxa" w:w="100"/>
+            </w:tcMar>
+            <w:vAlign w:val="center"/>
+          </w:tcPr>
+          <w:p>
+            <w:pPr>
+              <w:spacing w:after="0"/>
+            </w:pPr>
+            <w:r>
+              <w:rPr>
+                <w:sz w:val="19"/>
+                <w:szCs w:val="19"/>
+              </w:rPr>
+              <w:t xml:space="preserve">Besoin exprimé, besoin caché, contraintes</w:t>
+            </w:r>
+          </w:p>
+        </w:tc>
+        <w:tc>
+          <w:tcPr>
+            <w:tcW w:type="dxa" w:w="4338"/>
+            <w:tcMar>
+              <w:top w:type="dxa" w:w="60"/>
+              <w:left w:type="dxa" w:w="100"/>
+              <w:bottom w:type="dxa" w:w="60"/>
+              <w:right w:type="dxa" w:w="100"/>
+            </w:tcMar>
+            <w:vAlign w:val="center"/>
+          </w:tcPr>
+          <w:p>
+            <w:pPr>
+              <w:spacing w:after="0"/>
+            </w:pPr>
+            <w:r>
+              <w:rPr>
+                <w:sz w:val="19"/>
+                <w:szCs w:val="19"/>
+              </w:rPr>
+              <w:t xml:space="preserve">En plus : niveau du scénario, numéro de version, demandes de changement intégrées</w:t>
+            </w:r>
+          </w:p>
+        </w:tc>
+      </w:tr>
+      <w:tr>
+        <w:tc>
+          <w:tcPr>
+            <w:tcW w:type="dxa" w:w="2000"/>
+            <w:tcMar>
+              <w:top w:type="dxa" w:w="60"/>
+              <w:left w:type="dxa" w:w="100"/>
+              <w:bottom w:type="dxa" w:w="60"/>
+              <w:right w:type="dxa" w:w="100"/>
+            </w:tcMar>
+            <w:vAlign w:val="center"/>
+          </w:tcPr>
+          <w:p>
+            <w:pPr>
+              <w:spacing w:after="0"/>
+            </w:pPr>
+            <w:r>
+              <w:rPr>
+                <w:sz w:val="19"/>
+                <w:szCs w:val="19"/>
+              </w:rPr>
+              <w:t xml:space="preserve">Consignes de notation</w:t>
+            </w:r>
+          </w:p>
+        </w:tc>
+        <w:tc>
+          <w:tcPr>
+            <w:tcW w:type="dxa" w:w="3300"/>
+            <w:tcMar>
+              <w:top w:type="dxa" w:w="60"/>
+              <w:left w:type="dxa" w:w="100"/>
+              <w:bottom w:type="dxa" w:w="60"/>
+              <w:right w:type="dxa" w:w="100"/>
+            </w:tcMar>
+            <w:vAlign w:val="center"/>
+          </w:tcPr>
+          <w:p>
+            <w:pPr>
+              <w:spacing w:after="0"/>
+            </w:pPr>
+            <w:r>
+              <w:rPr>
+                <w:sz w:val="19"/>
+                <w:szCs w:val="19"/>
+              </w:rPr>
+              <w:t xml:space="preserve">Aucune</w:t>
+            </w:r>
+          </w:p>
+        </w:tc>
+        <w:tc>
+          <w:tcPr>
+            <w:tcW w:type="dxa" w:w="4338"/>
+            <w:tcMar>
+              <w:top w:type="dxa" w:w="60"/>
+              <w:left w:type="dxa" w:w="100"/>
+              <w:bottom w:type="dxa" w:w="60"/>
+              <w:right w:type="dxa" w:w="100"/>
+            </w:tcMar>
+            <w:vAlign w:val="center"/>
+          </w:tcPr>
+          <w:p>
+            <w:pPr>
+              <w:spacing w:after="0"/>
+            </w:pPr>
+            <w:r>
+              <w:rPr>
+                <w:sz w:val="19"/>
+                <w:szCs w:val="19"/>
+              </w:rPr>
+              <w:t xml:space="preserve">Comparer au besoin réel, exigence adaptée au niveau, commentaires qui citent les codes d'exigences</w:t>
+            </w:r>
+          </w:p>
+        </w:tc>
+      </w:tr>
+      <w:tr>
+        <w:tc>
+          <w:tcPr>
+            <w:tcW w:type="dxa" w:w="2000"/>
+            <w:tcMar>
+              <w:top w:type="dxa" w:w="60"/>
+              <w:left w:type="dxa" w:w="100"/>
+              <w:bottom w:type="dxa" w:w="60"/>
+              <w:right w:type="dxa" w:w="100"/>
+            </w:tcMar>
+            <w:vAlign w:val="center"/>
+          </w:tcPr>
+          <w:p>
+            <w:pPr>
+              <w:spacing w:after="0"/>
+            </w:pPr>
+            <w:r>
+              <w:rPr>
+                <w:sz w:val="19"/>
+                <w:szCs w:val="19"/>
+              </w:rPr>
+              <w:t xml:space="preserve">Protection du besoin caché</w:t>
+            </w:r>
+          </w:p>
+        </w:tc>
+        <w:tc>
+          <w:tcPr>
+            <w:tcW w:type="dxa" w:w="3300"/>
+            <w:tcMar>
+              <w:top w:type="dxa" w:w="60"/>
+              <w:left w:type="dxa" w:w="100"/>
+              <w:bottom w:type="dxa" w:w="60"/>
+              <w:right w:type="dxa" w:w="100"/>
+            </w:tcMar>
+            <w:vAlign w:val="center"/>
+          </w:tcPr>
+          <w:p>
+            <w:pPr>
+              <w:spacing w:after="0"/>
+            </w:pPr>
+            <w:r>
+              <w:rPr>
+                <w:sz w:val="19"/>
+                <w:szCs w:val="19"/>
+              </w:rPr>
+              <w:t xml:space="preserve">Consigne « ne cite jamais »</w:t>
+            </w:r>
+          </w:p>
+        </w:tc>
+        <w:tc>
+          <w:tcPr>
+            <w:tcW w:type="dxa" w:w="4338"/>
+            <w:tcMar>
+              <w:top w:type="dxa" w:w="60"/>
+              <w:left w:type="dxa" w:w="100"/>
+              <w:bottom w:type="dxa" w:w="60"/>
+              <w:right w:type="dxa" w:w="100"/>
+            </w:tcMar>
+            <w:vAlign w:val="center"/>
+          </w:tcPr>
+          <w:p>
+            <w:pPr>
+              <w:spacing w:after="0"/>
+            </w:pPr>
+            <w:r>
+              <w:rPr>
+                <w:sz w:val="19"/>
+                <w:szCs w:val="19"/>
+              </w:rPr>
+              <w:t xml:space="preserve">Exemples interdits et autorisés, et refus automatique par Zod d'un retour qui recopie le besoin caché</w:t>
+            </w:r>
+          </w:p>
+        </w:tc>
+      </w:tr>
+      <w:tr>
+        <w:tc>
+          <w:tcPr>
+            <w:tcW w:type="dxa" w:w="2000"/>
+            <w:tcMar>
+              <w:top w:type="dxa" w:w="60"/>
+              <w:left w:type="dxa" w:w="100"/>
+              <w:bottom w:type="dxa" w:w="60"/>
+              <w:right w:type="dxa" w:w="100"/>
+            </w:tcMar>
+            <w:vAlign w:val="center"/>
+          </w:tcPr>
+          <w:p>
+            <w:pPr>
+              <w:spacing w:after="0"/>
+            </w:pPr>
+            <w:r>
+              <w:rPr>
+                <w:sz w:val="19"/>
+                <w:szCs w:val="19"/>
+              </w:rPr>
+              <w:t xml:space="preserve">Validation Zod</w:t>
+            </w:r>
+          </w:p>
+        </w:tc>
+        <w:tc>
+          <w:tcPr>
+            <w:tcW w:type="dxa" w:w="3300"/>
+            <w:tcMar>
+              <w:top w:type="dxa" w:w="60"/>
+              <w:left w:type="dxa" w:w="100"/>
+              <w:bottom w:type="dxa" w:w="60"/>
+              <w:right w:type="dxa" w:w="100"/>
+            </w:tcMar>
+            <w:vAlign w:val="center"/>
+          </w:tcPr>
+          <w:p>
+            <w:pPr>
+              <w:spacing w:after="0"/>
+            </w:pPr>
+            <w:r>
+              <w:rPr>
+                <w:sz w:val="19"/>
+                <w:szCs w:val="19"/>
+              </w:rPr>
+              <w:t xml:space="preserve">Format seul</w:t>
+            </w:r>
+          </w:p>
+        </w:tc>
+        <w:tc>
+          <w:tcPr>
+            <w:tcW w:type="dxa" w:w="4338"/>
+            <w:tcMar>
+              <w:top w:type="dxa" w:w="60"/>
+              <w:left w:type="dxa" w:w="100"/>
+              <w:bottom w:type="dxa" w:w="60"/>
+              <w:right w:type="dxa" w:w="100"/>
+            </w:tcMar>
+            <w:vAlign w:val="center"/>
+          </w:tcPr>
+          <w:p>
+            <w:pPr>
+              <w:spacing w:after="0"/>
+            </w:pPr>
+            <w:r>
+              <w:rPr>
+                <w:sz w:val="19"/>
+                <w:szCs w:val="19"/>
+              </w:rPr>
+              <w:t xml:space="preserve">Critères et barème imposés, 1 à 4 pistes, note globale recalculée par le serveur</w:t>
+            </w:r>
+          </w:p>
+        </w:tc>
+      </w:tr>
+    </w:tbl>
+    <w:p>
+      <w:pPr>
+        <w:spacing w:before="80" w:after="240"/>
+        <w:jc w:val="center"/>
+      </w:pPr>
+      <w:r>
+        <w:rPr>
+          <w:i/>
+          <w:iCs/>
+          <w:color w:val="5B6474"/>
+          <w:sz w:val="19"/>
+          <w:szCs w:val="19"/>
+        </w:rPr>
+        <w:t xml:space="preserve">Tableau 18 — Évolution du prompt système du module 4</w:t>
+      </w:r>
+    </w:p>
+    <w:p>
+      <w:pPr>
+        <w:spacing w:after="120" w:line="300"/>
+        <w:jc w:val="both"/>
+      </w:pPr>
+      <w:r>
+        <w:t xml:space="preserve">Si l'évaluation recopie un passage du besoin caché ou d'une contrainte implicite (le texte entier ou six mots consécutifs, sans tenir compte des accents ni des majuscules), le schéma Zod la rejette et le service IA partagé relance l'appel : la consigne du prompt est doublée d'une vérification par le code.</w:t>
+      </w:r>
+    </w:p>
+    <w:p>
+      <w:pPr>
+        <w:keepNext/>
+        <w:pBdr>
+          <w:top w:val="dashed" w:color="B3261E" w:sz="12" w:space="12"/>
+          <w:left w:val="dashed" w:color="B3261E" w:sz="12" w:space="12"/>
+          <w:bottom w:val="dashed" w:color="B3261E" w:sz="12" w:space="12"/>
+          <w:right w:val="dashed" w:color="B3261E" w:sz="12" w:space="12"/>
+        </w:pBdr>
+        <w:shd w:fill="FDECEB" w:color="auto" w:val="clear"/>
+        <w:spacing w:before="240" w:after="40"/>
+        <w:jc w:val="center"/>
+      </w:pPr>
+      <w:r>
+        <w:rPr>
+          <w:b/>
+          <w:bCs/>
+          <w:color w:val="B3261E"/>
+        </w:rPr>
+        <w:t xml:space="preserve">[CAPTURE À INSÉRER] </w:t>
+      </w:r>
+      <w:r>
+        <w:rPr>
+          <w:rFonts w:ascii="Consolas" w:cs="Consolas" w:eastAsia="Consolas" w:hAnsi="Consolas"/>
+          <w:color w:val="8C1D18"/>
+          <w:sz w:val="19"/>
+          <w:szCs w:val="19"/>
+        </w:rPr>
+        <w:t xml:space="preserve">docs/rapport/captures/p-m4-001-01-prompt.png</w:t>
+      </w:r>
+      <w:r>
+        <w:rPr>
+          <w:color w:val="8C1D18"/>
+        </w:rPr>
+        <w:t xml:space="preserve"> — prompt P-M4-001 envoyé dans Claude Code</w:t>
+      </w:r>
+    </w:p>
+    <w:p>
+      <w:pPr>
+        <w:spacing w:after="240"/>
+        <w:jc w:val="center"/>
+      </w:pPr>
+      <w:r>
+        <w:rPr>
+          <w:i/>
+          <w:iCs/>
+          <w:color w:val="5B6474"/>
+          <w:sz w:val="19"/>
+          <w:szCs w:val="19"/>
+        </w:rPr>
+        <w:t xml:space="preserve">Figure 32 — Le prompt P-M4-001 envoyé dans Claude Code</w:t>
+      </w:r>
+    </w:p>
+    <w:p>
+      <w:pPr>
+        <w:keepNext/>
+        <w:pBdr>
+          <w:top w:val="dashed" w:color="B3261E" w:sz="12" w:space="12"/>
+          <w:left w:val="dashed" w:color="B3261E" w:sz="12" w:space="12"/>
+          <w:bottom w:val="dashed" w:color="B3261E" w:sz="12" w:space="12"/>
+          <w:right w:val="dashed" w:color="B3261E" w:sz="12" w:space="12"/>
+        </w:pBdr>
+        <w:shd w:fill="FDECEB" w:color="auto" w:val="clear"/>
+        <w:spacing w:before="240" w:after="40"/>
+        <w:jc w:val="center"/>
+      </w:pPr>
+      <w:r>
+        <w:rPr>
+          <w:b/>
+          <w:bCs/>
+          <w:color w:val="B3261E"/>
+        </w:rPr>
+        <w:t xml:space="preserve">[CAPTURE À INSÉRER] </w:t>
+      </w:r>
+      <w:r>
+        <w:rPr>
+          <w:rFonts w:ascii="Consolas" w:cs="Consolas" w:eastAsia="Consolas" w:hAnsi="Consolas"/>
+          <w:color w:val="8C1D18"/>
+          <w:sz w:val="19"/>
+          <w:szCs w:val="19"/>
+        </w:rPr>
+        <w:t xml:space="preserve">docs/rapport/captures/p-m4-001-02-plan.png</w:t>
+      </w:r>
+      <w:r>
+        <w:rPr>
+          <w:color w:val="8C1D18"/>
+        </w:rPr>
+        <w:t xml:space="preserve"> — plan proposé par l'IA et ses 5 questions</w:t>
+      </w:r>
+    </w:p>
+    <w:p>
+      <w:pPr>
+        <w:spacing w:after="240"/>
+        <w:jc w:val="center"/>
+      </w:pPr>
+      <w:r>
+        <w:rPr>
+          <w:i/>
+          <w:iCs/>
+          <w:color w:val="5B6474"/>
+          <w:sz w:val="19"/>
+          <w:szCs w:val="19"/>
+        </w:rPr>
+        <w:t xml:space="preserve">Figure 33 — Le plan proposé par l'IA pour le module 4, avant toute modification</w:t>
+      </w:r>
+    </w:p>
+    <w:p>
+      <w:pPr>
+        <w:pStyle w:val="Heading3"/>
+      </w:pPr>
+      <w:r>
+        <w:t xml:space="preserve">Réalisation et captures</w:t>
+      </w:r>
+    </w:p>
+    <w:p>
+      <w:pPr>
+        <w:spacing w:after="120" w:line="300"/>
+        <w:jc w:val="both"/>
+      </w:pPr>
+      <w:r>
+        <w:t xml:space="preserve">L'interface suit les maquettes 05 et 06 du chapitre 4 (figures 23 et 24) et la charte graphique : en-tête de page, parcours de séance, onglets par type, cartes d'exigences, formulaire à droite, puis note globale, détail par critère avec jauges et pistes d'amélioration. Les captures ci-dessous ont été prises sur l'application lancée en mode simulé, avec le scénario de démonstration « Boulangerie artisanale ».</w:t>
+      </w:r>
+    </w:p>
+    <w:p>
+      <w:pPr>
+        <w:keepNext/>
+        <w:spacing w:before="160" w:after="40"/>
+        <w:jc w:val="center"/>
+      </w:pPr>
+      <w:r>
+        <w:drawing>
+          <wp:inline distT="0" distB="0" distL="0" distR="0">
+            <wp:extent cx="6096000" cy="6244167"/>
+            <wp:effectExtent t="0" r="0" b="0" l="0"/>
+            <wp:docPr id="4000" name="p-m4-001-04-ecran-editeur.png" descr="Module 4 réalisé : éditeur du cahier des charges (brouillon)" title="Module 4 réalisé : éditeur du cahier des charges (brouillon)"/>
+            <wp:cNvGraphicFramePr>
+              <a:graphicFrameLocks xmlns:a="http://schemas.openxmlformats.org/drawingml/2006/main" noChangeAspect="1"/>
+            </wp:cNvGraphicFramePr>
+            <a:graphic xmlns:a="http://schemas.openxmlformats.org/drawingml/2006/main">
+              <a:graphicData uri="http://schemas.openxmlformats.org/drawingml/2006/picture">
+                <pic:pic xmlns:pic="http://schemas.openxmlformats.org/drawingml/2006/picture">
+                  <pic:nvPicPr>
+                    <pic:cNvPr id="4000" name="p-m4-001-04-ecran-editeur.png" descr=""/>
+                    <pic:cNvPicPr>
+                      <a:picLocks noChangeAspect="1" noChangeArrowheads="1"/>
+                    </pic:cNvPicPr>
+                  </pic:nvPicPr>
+                  <pic:blipFill>
+                    <a:blip r:embed="rId55" cstate="none"/>
+                    <a:srcRect/>
+                    <a:stretch>
+                      <a:fillRect/>
+                    </a:stretch>
+                  </pic:blipFill>
+                  <pic:spPr bwMode="auto">
+                    <a:xfrm>
+                      <a:off x="0" y="0"/>
+                      <a:ext cx="6096000" cy="6244167"/>
+                    </a:xfrm>
+                    <a:prstGeom prst="rect">
+                      <a:avLst/>
+                    </a:prstGeom>
+                  </pic:spPr>
+                </pic:pic>
+              </a:graphicData>
+            </a:graphic>
+          </wp:inline>
+        </w:drawing>
+      </w:r>
+    </w:p>
+    <w:p>
+      <w:pPr>
+        <w:spacing w:after="240"/>
+        <w:jc w:val="center"/>
+      </w:pPr>
+      <w:r>
+        <w:rPr>
+          <w:i/>
+          <w:iCs/>
+          <w:color w:val="5B6474"/>
+          <w:sz w:val="19"/>
+          <w:szCs w:val="19"/>
+        </w:rPr>
+        <w:t xml:space="preserve">Figure 34 — Module 4 réalisé : éditeur du cahier des charges (brouillon)</w:t>
+      </w:r>
+    </w:p>
+    <w:p>
+      <w:pPr>
+        <w:keepNext/>
+        <w:spacing w:before="160" w:after="40"/>
+        <w:jc w:val="center"/>
+      </w:pPr>
+      <w:r>
+        <w:drawing>
+          <wp:inline distT="0" distB="0" distL="0" distR="0">
+            <wp:extent cx="6096000" cy="3856567"/>
+            <wp:effectExtent t="0" r="0" b="0" l="0"/>
+            <wp:docPr id="4001" name="p-m4-001-05-ecran-evaluation.png" descr="Module 4 réalisé : évaluation de la version 1 (mode simulé)" title="Module 4 réalisé : évaluation de la version 1 (mode simulé)"/>
+            <wp:cNvGraphicFramePr>
+              <a:graphicFrameLocks xmlns:a="http://schemas.openxmlformats.org/drawingml/2006/main" noChangeAspect="1"/>
+            </wp:cNvGraphicFramePr>
+            <a:graphic xmlns:a="http://schemas.openxmlformats.org/drawingml/2006/main">
+              <a:graphicData uri="http://schemas.openxmlformats.org/drawingml/2006/picture">
+                <pic:pic xmlns:pic="http://schemas.openxmlformats.org/drawingml/2006/picture">
+                  <pic:nvPicPr>
+                    <pic:cNvPr id="4001" name="p-m4-001-05-ecran-evaluation.png" descr=""/>
+                    <pic:cNvPicPr>
+                      <a:picLocks noChangeAspect="1" noChangeArrowheads="1"/>
+                    </pic:cNvPicPr>
+                  </pic:nvPicPr>
+                  <pic:blipFill>
+                    <a:blip r:embed="rId56" cstate="none"/>
+                    <a:srcRect/>
+                    <a:stretch>
+                      <a:fillRect/>
+                    </a:stretch>
+                  </pic:blipFill>
+                  <pic:spPr bwMode="auto">
+                    <a:xfrm>
+                      <a:off x="0" y="0"/>
+                      <a:ext cx="6096000" cy="3856567"/>
+                    </a:xfrm>
+                    <a:prstGeom prst="rect">
+                      <a:avLst/>
+                    </a:prstGeom>
+                  </pic:spPr>
+                </pic:pic>
+              </a:graphicData>
+            </a:graphic>
+          </wp:inline>
+        </w:drawing>
+      </w:r>
+    </w:p>
+    <w:p>
+      <w:pPr>
+        <w:spacing w:after="240"/>
+        <w:jc w:val="center"/>
+      </w:pPr>
+      <w:r>
+        <w:rPr>
+          <w:i/>
+          <w:iCs/>
+          <w:color w:val="5B6474"/>
+          <w:sz w:val="19"/>
+          <w:szCs w:val="19"/>
+        </w:rPr>
+        <w:t xml:space="preserve">Figure 35 — Module 4 réalisé : évaluation de la version 1 (mode simulé)</w:t>
+      </w:r>
+    </w:p>
+    <w:p>
+      <w:pPr>
+        <w:spacing w:after="120" w:line="300"/>
+        <w:jc w:val="both"/>
+      </w:pPr>
+      <w:r>
+        <w:t xml:space="preserve">L'évaluation simulée réagit au contenu : par exemple, l'exigence ENF-02 « rapide et intuitive » fait perdre des points au critère « Absence d'ambiguïtés », et les pistes restent générales, sans révéler le besoin caché.</w:t>
+      </w:r>
+    </w:p>
+    <w:p>
+      <w:pPr>
+        <w:keepNext/>
+        <w:spacing w:before="160" w:after="40"/>
+        <w:jc w:val="center"/>
+      </w:pPr>
+      <w:r>
+        <w:drawing>
+          <wp:inline distT="0" distB="0" distL="0" distR="0">
+            <wp:extent cx="6096000" cy="7374467"/>
+            <wp:effectExtent t="0" r="0" b="0" l="0"/>
+            <wp:docPr id="4002" name="p-m4-001-06-ecran-nouvelle-version.png" descr="Module 4 réalisé : nouvelle version après une demande de changement acceptée" title="Module 4 réalisé : nouvelle version après une demande de changement acceptée"/>
+            <wp:cNvGraphicFramePr>
+              <a:graphicFrameLocks xmlns:a="http://schemas.openxmlformats.org/drawingml/2006/main" noChangeAspect="1"/>
+            </wp:cNvGraphicFramePr>
+            <a:graphic xmlns:a="http://schemas.openxmlformats.org/drawingml/2006/main">
+              <a:graphicData uri="http://schemas.openxmlformats.org/drawingml/2006/picture">
+                <pic:pic xmlns:pic="http://schemas.openxmlformats.org/drawingml/2006/picture">
+                  <pic:nvPicPr>
+                    <pic:cNvPr id="4002" name="p-m4-001-06-ecran-nouvelle-version.png" descr=""/>
+                    <pic:cNvPicPr>
+                      <a:picLocks noChangeAspect="1" noChangeArrowheads="1"/>
+                    </pic:cNvPicPr>
+                  </pic:nvPicPr>
+                  <pic:blipFill>
+                    <a:blip r:embed="rId57" cstate="none"/>
+                    <a:srcRect/>
+                    <a:stretch>
+                      <a:fillRect/>
+                    </a:stretch>
+                  </pic:blipFill>
+                  <pic:spPr bwMode="auto">
+                    <a:xfrm>
+                      <a:off x="0" y="0"/>
+                      <a:ext cx="6096000" cy="7374467"/>
+                    </a:xfrm>
+                    <a:prstGeom prst="rect">
+                      <a:avLst/>
+                    </a:prstGeom>
+                  </pic:spPr>
+                </pic:pic>
+              </a:graphicData>
+            </a:graphic>
+          </wp:inline>
+        </w:drawing>
+      </w:r>
+    </w:p>
+    <w:p>
+      <w:pPr>
+        <w:spacing w:after="240"/>
+        <w:jc w:val="center"/>
+      </w:pPr>
+      <w:r>
+        <w:rPr>
+          <w:i/>
+          <w:iCs/>
+          <w:color w:val="5B6474"/>
+          <w:sz w:val="19"/>
+          <w:szCs w:val="19"/>
+        </w:rPr>
+        <w:t xml:space="preserve">Figure 36 — Module 4 réalisé : nouvelle version après une demande de changement acceptée</w:t>
+      </w:r>
+    </w:p>
+    <w:p>
+      <w:pPr>
+        <w:keepNext/>
+        <w:spacing w:before="160" w:after="40"/>
+        <w:jc w:val="center"/>
+      </w:pPr>
+      <w:r>
+        <w:drawing>
+          <wp:inline distT="0" distB="0" distL="0" distR="0">
+            <wp:extent cx="6096000" cy="6773333"/>
+            <wp:effectExtent t="0" r="0" b="0" l="0"/>
+            <wp:docPr id="4003" name="p-m4-001-07-ecran-versions.png" descr="Module 4 réalisé : historique des versions et contenu figé de la version 1" title="Module 4 réalisé : historique des versions et contenu figé de la version 1"/>
+            <wp:cNvGraphicFramePr>
+              <a:graphicFrameLocks xmlns:a="http://schemas.openxmlformats.org/drawingml/2006/main" noChangeAspect="1"/>
+            </wp:cNvGraphicFramePr>
+            <a:graphic xmlns:a="http://schemas.openxmlformats.org/drawingml/2006/main">
+              <a:graphicData uri="http://schemas.openxmlformats.org/drawingml/2006/picture">
+                <pic:pic xmlns:pic="http://schemas.openxmlformats.org/drawingml/2006/picture">
+                  <pic:nvPicPr>
+                    <pic:cNvPr id="4003" name="p-m4-001-07-ecran-versions.png" descr=""/>
+                    <pic:cNvPicPr>
+                      <a:picLocks noChangeAspect="1" noChangeArrowheads="1"/>
+                    </pic:cNvPicPr>
+                  </pic:nvPicPr>
+                  <pic:blipFill>
+                    <a:blip r:embed="rId58" cstate="none"/>
+                    <a:srcRect/>
+                    <a:stretch>
+                      <a:fillRect/>
+                    </a:stretch>
+                  </pic:blipFill>
+                  <pic:spPr bwMode="auto">
+                    <a:xfrm>
+                      <a:off x="0" y="0"/>
+                      <a:ext cx="6096000" cy="6773333"/>
+                    </a:xfrm>
+                    <a:prstGeom prst="rect">
+                      <a:avLst/>
+                    </a:prstGeom>
+                  </pic:spPr>
+                </pic:pic>
+              </a:graphicData>
+            </a:graphic>
+          </wp:inline>
+        </w:drawing>
+      </w:r>
+    </w:p>
+    <w:p>
+      <w:pPr>
+        <w:spacing w:after="240"/>
+        <w:jc w:val="center"/>
+      </w:pPr>
+      <w:r>
+        <w:rPr>
+          <w:i/>
+          <w:iCs/>
+          <w:color w:val="5B6474"/>
+          <w:sz w:val="19"/>
+          <w:szCs w:val="19"/>
+        </w:rPr>
+        <w:t xml:space="preserve">Figure 37 — Module 4 réalisé : historique des versions et contenu figé de la version 1</w:t>
+      </w:r>
+    </w:p>
+    <w:p>
+      <w:pPr>
+        <w:spacing w:after="120" w:line="300"/>
+        <w:jc w:val="both"/>
+      </w:pPr>
+      <w:r>
+        <w:t xml:space="preserve">Par rapport à la maquette 05, l'écran réalisé ajoute le statut du document, les boutons de réordonnancement et de suppression, l'aide à la rédaction et l'historique des versions. La page d'évaluation reprend la maquette 06 avec six critères au lieu de cinq ; les jauges sont vertes à partir de 70 %, orange à partir de 50 % et rouges en dessous. Pour les figures 36 et 37, la demande de changement a été passée au statut « acceptée » directement en base, car la réponse aux demandes (module 3) n'était pas encore livrée.</w:t>
+      </w:r>
+    </w:p>
+    <w:p>
+      <w:pPr>
+        <w:pStyle w:val="Heading3"/>
+      </w:pPr>
+      <w:r>
+        <w:t xml:space="preserve">Tests</w:t>
+      </w:r>
+    </w:p>
+    <w:p>
+      <w:pPr>
+        <w:spacing w:after="120" w:line="300"/>
+        <w:jc w:val="both"/>
+      </w:pPr>
+      <w:r>
+        <w:t xml:space="preserve">Le module est couvert par 26 tests automatisés, exécutés avec ceux de la base commune et du module 1 (57 tests au total, tous réussis) :</w:t>
+      </w:r>
+    </w:p>
+    <w:p>
+      <w:pPr>
+        <w:pStyle w:val="ListParagraph"/>
+        <w:numPr>
+          <w:ilvl w:val="0"/>
+          <w:numId w:val="2"/>
+        </w:numPr>
+        <w:spacing w:after="60" w:line="280"/>
+      </w:pPr>
+      <w:r>
+        <w:t xml:space="preserve">validation des schémas : préfixe du code cohérent avec le type, codes en double refusés, raison et contenu obligatoires pour une nouvelle version, numéro de version de l'URL contrôlé ;</w:t>
+      </w:r>
+    </w:p>
+    <w:p>
+      <w:pPr>
+        <w:pStyle w:val="ListParagraph"/>
+        <w:numPr>
+          <w:ilvl w:val="0"/>
+          <w:numId w:val="2"/>
+        </w:numPr>
+        <w:spacing w:after="60" w:line="280"/>
+      </w:pPr>
+      <w:r>
+        <w:t xml:space="preserve">protection du besoin caché : une évaluation qui recopie le besoin caché ou une contrainte implicite est refusée, de même qu'un critère manquant ou une note supérieure au barème ;</w:t>
+      </w:r>
+    </w:p>
+    <w:p>
+      <w:pPr>
+        <w:pStyle w:val="ListParagraph"/>
+        <w:numPr>
+          <w:ilvl w:val="0"/>
+          <w:numId w:val="2"/>
+        </w:numPr>
+        <w:spacing w:after="60" w:line="280"/>
+      </w:pPr>
+      <w:r>
+        <w:t xml:space="preserve">évaluation simulée conforme au schéma et croissante avec la qualité du document (vide, minimal, complet) ; prompt v0.2 sans variable manquante ;</w:t>
+      </w:r>
+    </w:p>
+    <w:p>
+      <w:pPr>
+        <w:pStyle w:val="ListParagraph"/>
+        <w:numPr>
+          <w:ilvl w:val="0"/>
+          <w:numId w:val="2"/>
+        </w:numPr>
+        <w:spacing w:after="60" w:line="280"/>
+      </w:pPr>
+      <w:r>
+        <w:t xml:space="preserve">endpoints testés sur une vraie base : authentification, rôles (403 pour l'enseignant et pour un autre étudiant), statuts (409 pour une modification après soumission, l'évaluation d'un brouillon ou une double évaluation), versions (demande en attente, refusée ou d'une autre séance refusée ; une seule version par demande), et absence de </w:t>
+      </w:r>
+      <w:r>
+        <w:rPr>
+          <w:rFonts w:ascii="Consolas" w:cs="Consolas" w:eastAsia="Consolas" w:hAnsi="Consolas"/>
+          <w:color w:val="8C1D18"/>
+          <w:sz w:val="19"/>
+          <w:szCs w:val="19"/>
+        </w:rPr>
+        <w:t xml:space="preserve">hiddenNeed</w:t>
+      </w:r>
+      <w:r>
+        <w:t xml:space="preserve"> et </w:t>
+      </w:r>
+      <w:r>
+        <w:rPr>
+          <w:rFonts w:ascii="Consolas" w:cs="Consolas" w:eastAsia="Consolas" w:hAnsi="Consolas"/>
+          <w:color w:val="8C1D18"/>
+          <w:sz w:val="19"/>
+          <w:szCs w:val="19"/>
+        </w:rPr>
+        <w:t xml:space="preserve">implicitConstraints</w:t>
+      </w:r>
+      <w:r>
+        <w:t xml:space="preserve"> dans toutes les réponses.</w:t>
+      </w:r>
+    </w:p>
+    <w:p>
+      <w:pPr>
+        <w:spacing w:after="120" w:line="300"/>
+        <w:jc w:val="both"/>
+      </w:pPr>
+      <w:r>
+        <w:t xml:space="preserve">Le serveur a aussi été lancé et ses 8 endpoints appelés (16 appels) : tous les codes de retour sont ceux attendus, aucune réponse ne contient de secret et le filet de sécurité </w:t>
+      </w:r>
+      <w:r>
+        <w:rPr>
+          <w:rFonts w:ascii="Consolas" w:cs="Consolas" w:eastAsia="Consolas" w:hAnsi="Consolas"/>
+          <w:color w:val="8C1D18"/>
+          <w:sz w:val="19"/>
+          <w:szCs w:val="19"/>
+        </w:rPr>
+        <w:t xml:space="preserve">responseGuard</w:t>
+      </w:r>
+      <w:r>
+        <w:t xml:space="preserve"> n'a jamais eu à intervenir.</w:t>
+      </w:r>
+    </w:p>
+    <w:p>
+      <w:pPr>
+        <w:pStyle w:val="Heading3"/>
+      </w:pPr>
+      <w:r>
+        <w:t xml:space="preserve">Difficultés et apport de l'IA</w:t>
+      </w:r>
+    </w:p>
+    <w:p>
+      <w:pPr>
+        <w:pStyle w:val="ListParagraph"/>
+        <w:numPr>
+          <w:ilvl w:val="0"/>
+          <w:numId w:val="2"/>
+        </w:numPr>
+        <w:spacing w:after="60" w:line="280"/>
+      </w:pPr>
+      <w:r>
+        <w:rPr>
+          <w:b/>
+          <w:bCs/>
+        </w:rPr>
+        <w:t xml:space="preserve">Faille dans le squelette</w:t>
+      </w:r>
+      <w:r>
+        <w:t xml:space="preserve"> : l'enregistrement ne bloquait que le statut « soumis » ; un document déjà évalué pouvait être modifié et repasser en brouillon. L'IA l'a repéré en lisant le code existant et l'a corrigé (réponse 409).</w:t>
+      </w:r>
+    </w:p>
+    <w:p>
+      <w:pPr>
+        <w:pStyle w:val="ListParagraph"/>
+        <w:numPr>
+          <w:ilvl w:val="0"/>
+          <w:numId w:val="2"/>
+        </w:numPr>
+        <w:spacing w:after="60" w:line="280"/>
+      </w:pPr>
+      <w:r>
+        <w:rPr>
+          <w:b/>
+          <w:bCs/>
+        </w:rPr>
+        <w:t xml:space="preserve">Numérotation</w:t>
+      </w:r>
+      <w:r>
+        <w:t xml:space="preserve"> : calculée côté client par comptage, elle pouvait attribuer deux fois le même code après une suppression. Les codes sont désormais stables et leur unicité est vérifiée côté serveur.</w:t>
+      </w:r>
+    </w:p>
+    <w:p>
+      <w:pPr>
+        <w:pStyle w:val="ListParagraph"/>
+        <w:numPr>
+          <w:ilvl w:val="0"/>
+          <w:numId w:val="2"/>
+        </w:numPr>
+        <w:spacing w:after="60" w:line="280"/>
+      </w:pPr>
+      <w:r>
+        <w:rPr>
+          <w:b/>
+          <w:bCs/>
+        </w:rPr>
+        <w:t xml:space="preserve">Relecture des captures</w:t>
+      </w:r>
+      <w:r>
+        <w:t xml:space="preserve"> : en vérifiant les captures de ce rapport, l'IA a repéré une liste déroulante qui débordait du formulaire, des colonnes décalées (ordre de chargement des feuilles de style) et des accords incorrects dans l'évaluation simulée (« 2 exigence non fonctionnelles »). Ces défauts ont été corrigés avant l'insertion des captures.</w:t>
+      </w:r>
+    </w:p>
+    <w:p>
+      <w:pPr>
+        <w:pStyle w:val="ListParagraph"/>
+        <w:numPr>
+          <w:ilvl w:val="0"/>
+          <w:numId w:val="2"/>
+        </w:numPr>
+        <w:spacing w:after="60" w:line="280"/>
+      </w:pPr>
+      <w:r>
+        <w:rPr>
+          <w:b/>
+          <w:bCs/>
+        </w:rPr>
+        <w:t xml:space="preserve">Dépendance au module 3</w:t>
+      </w:r>
+      <w:r>
+        <w:t xml:space="preserve"> : l'endpoint de réponse aux demandes de changement n'existant pas encore, la création des versions a été testée en modifiant la demande directement en base. L'intégration reste à valider avec le module 3.</w:t>
+      </w:r>
+    </w:p>
+    <w:p>
+      <w:pPr>
+        <w:pStyle w:val="ListParagraph"/>
+        <w:numPr>
+          <w:ilvl w:val="0"/>
+          <w:numId w:val="2"/>
+        </w:numPr>
+        <w:spacing w:after="60" w:line="280"/>
+      </w:pPr>
+      <w:r>
+        <w:rPr>
+          <w:b/>
+          <w:bCs/>
+        </w:rPr>
+        <w:t xml:space="preserve">Décisions humaines</w:t>
+      </w:r>
+      <w:r>
+        <w:t xml:space="preserve"> : la solution commune M3/M4 (prise avec le module 3 et le chef de projet), la grille à six critères, l'enregistrement atomique d'une version avec ses exigences, des codes stables et une seule évaluation par version. Ces choix ont été proposés dans le plan de l'IA et validés par le responsable du module avant la génération.</w:t>
+      </w:r>
+    </w:p>
+    <w:p>
+      <w:pPr>
+        <w:keepNext/>
+        <w:pBdr>
+          <w:top w:val="dashed" w:color="B3261E" w:sz="12" w:space="12"/>
+          <w:left w:val="dashed" w:color="B3261E" w:sz="12" w:space="12"/>
+          <w:bottom w:val="dashed" w:color="B3261E" w:sz="12" w:space="12"/>
+          <w:right w:val="dashed" w:color="B3261E" w:sz="12" w:space="12"/>
+        </w:pBdr>
+        <w:shd w:fill="FDECEB" w:color="auto" w:val="clear"/>
+        <w:spacing w:before="240" w:after="40"/>
+        <w:jc w:val="center"/>
+      </w:pPr>
+      <w:r>
+        <w:rPr>
+          <w:b/>
+          <w:bCs/>
+          <w:color w:val="B3261E"/>
+        </w:rPr>
+        <w:t xml:space="preserve">[CAPTURE À INSÉRER] </w:t>
+      </w:r>
+      <w:r>
+        <w:rPr>
+          <w:rFonts w:ascii="Consolas" w:cs="Consolas" w:eastAsia="Consolas" w:hAnsi="Consolas"/>
+          <w:color w:val="8C1D18"/>
+          <w:sz w:val="19"/>
+          <w:szCs w:val="19"/>
+        </w:rPr>
+        <w:t xml:space="preserve">docs/rapport/captures/p-m4-001-03-resume.png</w:t>
+      </w:r>
+      <w:r>
+        <w:rPr>
+          <w:color w:val="8C1D18"/>
+        </w:rPr>
+        <w:t xml:space="preserve"> — résumé en 6 points produit par l'IA</w:t>
+      </w:r>
+    </w:p>
+    <w:p>
+      <w:pPr>
+        <w:spacing w:after="240"/>
+        <w:jc w:val="center"/>
+      </w:pPr>
+      <w:r>
+        <w:rPr>
+          <w:i/>
+          <w:iCs/>
+          <w:color w:val="5B6474"/>
+          <w:sz w:val="19"/>
+          <w:szCs w:val="19"/>
+        </w:rPr>
+        <w:t xml:space="preserve">Figure 38 — Le résumé produit par l'IA à la fin du prompt P-M4-001</w:t>
+      </w:r>
+    </w:p>
+    <w:p>
+      <w:pPr>
         <w:pBdr>
           <w:left w:val="single" w:color="E8890C" w:sz="24" w:space="8"/>
         </w:pBdr>
@@ -13482,7 +16537,7 @@
         <w:rPr>
           <w:color w:val="8A5A00"/>
         </w:rPr>
-        <w:t xml:space="preserve">décrire les fonctionnalités réalisées et les endpoints implémentés.</w:t>
+        <w:t xml:space="preserve">ajouter ce que le responsable du module a vérifié, corrigé ou refusé lui-même après P-M4-001 (rubrique « Modifications de l'équipe » du journal).</w:t>
       </w:r>
     </w:p>
     <w:p>
@@ -13490,7 +16545,46 @@
         <w:pStyle w:val="Heading3"/>
       </w:pPr>
       <w:r>
-        <w:t xml:space="preserve">Prompts utilisés</w:t>
+        <w:t xml:space="preserve">Limites et perspectives</w:t>
+      </w:r>
+    </w:p>
+    <w:p>
+      <w:pPr>
+        <w:pStyle w:val="ListParagraph"/>
+        <w:numPr>
+          <w:ilvl w:val="0"/>
+          <w:numId w:val="2"/>
+        </w:numPr>
+        <w:spacing w:after="60" w:line="280"/>
+      </w:pPr>
+      <w:r>
+        <w:t xml:space="preserve">Le prompt système v0.2 n'a pas encore été évalué avec un vrai fournisseur (Claude ou OpenAI), faute de clé API.</w:t>
+      </w:r>
+    </w:p>
+    <w:p>
+      <w:pPr>
+        <w:pStyle w:val="ListParagraph"/>
+        <w:numPr>
+          <w:ilvl w:val="0"/>
+          <w:numId w:val="2"/>
+        </w:numPr>
+        <w:spacing w:after="60" w:line="280"/>
+      </w:pPr>
+      <w:r>
+        <w:t xml:space="preserve">Le mode simulé ne connaît pas le besoin caché : sa note de couverture dépend du volume et de la diversité des exigences, pas de leur pertinence réelle.</w:t>
+      </w:r>
+    </w:p>
+    <w:p>
+      <w:pPr>
+        <w:pStyle w:val="ListParagraph"/>
+        <w:numPr>
+          <w:ilvl w:val="0"/>
+          <w:numId w:val="2"/>
+        </w:numPr>
+        <w:spacing w:after="60" w:line="280"/>
+      </w:pPr>
+      <w:r>
+        <w:t xml:space="preserve">Le contenu de l'entretien (module 2) n'est pas encore transmis au prompt d'évaluation, et deux versions ne peuvent pas être comparées visuellement (différences surlignées).</w:t>
       </w:r>
     </w:p>
     <w:p>
@@ -13513,69 +16607,7 @@
         <w:rPr>
           <w:color w:val="8A5A00"/>
         </w:rPr>
-        <w:t xml:space="preserve">lister les prompts du journal (P-xxx) liés au module : prompts de développement adressés à l'assistant et prompts système de l'application (dossier prompts/), avec leurs versions successives.</w:t>
-      </w:r>
-    </w:p>
-    <w:p>
-      <w:pPr>
-        <w:pStyle w:val="Heading3"/>
-      </w:pPr>
-      <w:r>
-        <w:t xml:space="preserve">Réalisation et captures</w:t>
-      </w:r>
-    </w:p>
-    <w:p>
-      <w:pPr>
-        <w:pBdr>
-          <w:left w:val="single" w:color="E8890C" w:sz="24" w:space="8"/>
-        </w:pBdr>
-        <w:shd w:fill="FFF6E0" w:color="auto" w:val="clear"/>
-        <w:spacing w:before="80" w:after="160"/>
-      </w:pPr>
-      <w:r>
-        <w:rPr>
-          <w:b/>
-          <w:bCs/>
-          <w:color w:val="8A5A00"/>
-        </w:rPr>
-        <w:t xml:space="preserve">À compléter : </w:t>
-      </w:r>
-      <w:r>
-        <w:rPr>
-          <w:color w:val="8A5A00"/>
-        </w:rPr>
-        <w:t xml:space="preserve">ajouter les captures des écrans réalisés et les comparer aux maquettes du chapitre 4.</w:t>
-      </w:r>
-    </w:p>
-    <w:p>
-      <w:pPr>
-        <w:pStyle w:val="Heading3"/>
-      </w:pPr>
-      <w:r>
-        <w:t xml:space="preserve">Difficultés et apport de l'IA</w:t>
-      </w:r>
-    </w:p>
-    <w:p>
-      <w:pPr>
-        <w:pBdr>
-          <w:left w:val="single" w:color="E8890C" w:sz="24" w:space="8"/>
-        </w:pBdr>
-        <w:shd w:fill="FFF6E0" w:color="auto" w:val="clear"/>
-        <w:spacing w:before="80" w:after="160"/>
-      </w:pPr>
-      <w:r>
-        <w:rPr>
-          <w:b/>
-          <w:bCs/>
-          <w:color w:val="8A5A00"/>
-        </w:rPr>
-        <w:t xml:space="preserve">À compléter : </w:t>
-      </w:r>
-      <w:r>
-        <w:rPr>
-          <w:color w:val="8A5A00"/>
-        </w:rPr>
-        <w:t xml:space="preserve">analyser ce que l'IA a bien fait, ce qu'il a fallu corriger à la main, et les limites rencontrées.</w:t>
+        <w:t xml:space="preserve">après un test avec un vrai fournisseur, comparer une évaluation réelle à l'évaluation simulée sur le même cahier des charges.</w:t>
       </w:r>
     </w:p>
     <w:p>
@@ -17051,6 +20083,692 @@
           </w:p>
         </w:tc>
       </w:tr>
+      <w:tr>
+        <w:tc>
+          <w:tcPr>
+            <w:tcW w:type="dxa" w:w="590"/>
+            <w:tcMar>
+              <w:top w:type="dxa" w:w="60"/>
+              <w:left w:type="dxa" w:w="100"/>
+              <w:bottom w:type="dxa" w:w="60"/>
+              <w:right w:type="dxa" w:w="100"/>
+            </w:tcMar>
+            <w:vAlign w:val="center"/>
+          </w:tcPr>
+          <w:p>
+            <w:pPr>
+              <w:spacing w:after="0"/>
+            </w:pPr>
+            <w:r>
+              <w:rPr>
+                <w:sz w:val="19"/>
+                <w:szCs w:val="19"/>
+              </w:rPr>
+              <w:t xml:space="preserve">16</w:t>
+            </w:r>
+          </w:p>
+        </w:tc>
+        <w:tc>
+          <w:tcPr>
+            <w:tcW w:type="dxa" w:w="3540"/>
+            <w:tcMar>
+              <w:top w:type="dxa" w:w="60"/>
+              <w:left w:type="dxa" w:w="100"/>
+              <w:bottom w:type="dxa" w:w="60"/>
+              <w:right w:type="dxa" w:w="100"/>
+            </w:tcMar>
+            <w:vAlign w:val="center"/>
+          </w:tcPr>
+          <w:p>
+            <w:pPr>
+              <w:spacing w:after="0"/>
+            </w:pPr>
+            <w:r>
+              <w:rPr>
+                <w:sz w:val="19"/>
+                <w:szCs w:val="19"/>
+              </w:rPr>
+              <w:t xml:space="preserve">p-m4-001-01-prompt</w:t>
+            </w:r>
+          </w:p>
+        </w:tc>
+        <w:tc>
+          <w:tcPr>
+            <w:tcW w:type="dxa" w:w="4327"/>
+            <w:tcMar>
+              <w:top w:type="dxa" w:w="60"/>
+              <w:left w:type="dxa" w:w="100"/>
+              <w:bottom w:type="dxa" w:w="60"/>
+              <w:right w:type="dxa" w:w="100"/>
+            </w:tcMar>
+            <w:vAlign w:val="center"/>
+          </w:tcPr>
+          <w:p>
+            <w:pPr>
+              <w:spacing w:after="0"/>
+            </w:pPr>
+            <w:r>
+              <w:rPr>
+                <w:sz w:val="19"/>
+                <w:szCs w:val="19"/>
+              </w:rPr>
+              <w:t xml:space="preserve">Prompt P-M4-001</w:t>
+            </w:r>
+          </w:p>
+        </w:tc>
+        <w:tc>
+          <w:tcPr>
+            <w:tcW w:type="dxa" w:w="1181"/>
+            <w:tcMar>
+              <w:top w:type="dxa" w:w="60"/>
+              <w:left w:type="dxa" w:w="100"/>
+              <w:bottom w:type="dxa" w:w="60"/>
+              <w:right w:type="dxa" w:w="100"/>
+            </w:tcMar>
+            <w:vAlign w:val="center"/>
+          </w:tcPr>
+          <w:p>
+            <w:pPr>
+              <w:spacing w:after="0"/>
+            </w:pPr>
+            <w:r>
+              <w:rPr>
+                <w:sz w:val="19"/>
+                <w:szCs w:val="19"/>
+              </w:rPr>
+              <w:t xml:space="preserve">À insérer</w:t>
+            </w:r>
+          </w:p>
+        </w:tc>
+      </w:tr>
+      <w:tr>
+        <w:tc>
+          <w:tcPr>
+            <w:tcW w:type="dxa" w:w="590"/>
+            <w:tcMar>
+              <w:top w:type="dxa" w:w="60"/>
+              <w:left w:type="dxa" w:w="100"/>
+              <w:bottom w:type="dxa" w:w="60"/>
+              <w:right w:type="dxa" w:w="100"/>
+            </w:tcMar>
+            <w:vAlign w:val="center"/>
+          </w:tcPr>
+          <w:p>
+            <w:pPr>
+              <w:spacing w:after="0"/>
+            </w:pPr>
+            <w:r>
+              <w:rPr>
+                <w:sz w:val="19"/>
+                <w:szCs w:val="19"/>
+              </w:rPr>
+              <w:t xml:space="preserve">17</w:t>
+            </w:r>
+          </w:p>
+        </w:tc>
+        <w:tc>
+          <w:tcPr>
+            <w:tcW w:type="dxa" w:w="3540"/>
+            <w:tcMar>
+              <w:top w:type="dxa" w:w="60"/>
+              <w:left w:type="dxa" w:w="100"/>
+              <w:bottom w:type="dxa" w:w="60"/>
+              <w:right w:type="dxa" w:w="100"/>
+            </w:tcMar>
+            <w:vAlign w:val="center"/>
+          </w:tcPr>
+          <w:p>
+            <w:pPr>
+              <w:spacing w:after="0"/>
+            </w:pPr>
+            <w:r>
+              <w:rPr>
+                <w:sz w:val="19"/>
+                <w:szCs w:val="19"/>
+              </w:rPr>
+              <w:t xml:space="preserve">p-m4-001-02-plan</w:t>
+            </w:r>
+          </w:p>
+        </w:tc>
+        <w:tc>
+          <w:tcPr>
+            <w:tcW w:type="dxa" w:w="4327"/>
+            <w:tcMar>
+              <w:top w:type="dxa" w:w="60"/>
+              <w:left w:type="dxa" w:w="100"/>
+              <w:bottom w:type="dxa" w:w="60"/>
+              <w:right w:type="dxa" w:w="100"/>
+            </w:tcMar>
+            <w:vAlign w:val="center"/>
+          </w:tcPr>
+          <w:p>
+            <w:pPr>
+              <w:spacing w:after="0"/>
+            </w:pPr>
+            <w:r>
+              <w:rPr>
+                <w:sz w:val="19"/>
+                <w:szCs w:val="19"/>
+              </w:rPr>
+              <w:t xml:space="preserve">Plan du module 4 et questions de l'IA</w:t>
+            </w:r>
+          </w:p>
+        </w:tc>
+        <w:tc>
+          <w:tcPr>
+            <w:tcW w:type="dxa" w:w="1181"/>
+            <w:tcMar>
+              <w:top w:type="dxa" w:w="60"/>
+              <w:left w:type="dxa" w:w="100"/>
+              <w:bottom w:type="dxa" w:w="60"/>
+              <w:right w:type="dxa" w:w="100"/>
+            </w:tcMar>
+            <w:vAlign w:val="center"/>
+          </w:tcPr>
+          <w:p>
+            <w:pPr>
+              <w:spacing w:after="0"/>
+            </w:pPr>
+            <w:r>
+              <w:rPr>
+                <w:sz w:val="19"/>
+                <w:szCs w:val="19"/>
+              </w:rPr>
+              <w:t xml:space="preserve">À insérer</w:t>
+            </w:r>
+          </w:p>
+        </w:tc>
+      </w:tr>
+      <w:tr>
+        <w:tc>
+          <w:tcPr>
+            <w:tcW w:type="dxa" w:w="590"/>
+            <w:tcMar>
+              <w:top w:type="dxa" w:w="60"/>
+              <w:left w:type="dxa" w:w="100"/>
+              <w:bottom w:type="dxa" w:w="60"/>
+              <w:right w:type="dxa" w:w="100"/>
+            </w:tcMar>
+            <w:vAlign w:val="center"/>
+          </w:tcPr>
+          <w:p>
+            <w:pPr>
+              <w:spacing w:after="0"/>
+            </w:pPr>
+            <w:r>
+              <w:rPr>
+                <w:sz w:val="19"/>
+                <w:szCs w:val="19"/>
+              </w:rPr>
+              <w:t xml:space="preserve">18</w:t>
+            </w:r>
+          </w:p>
+        </w:tc>
+        <w:tc>
+          <w:tcPr>
+            <w:tcW w:type="dxa" w:w="3540"/>
+            <w:tcMar>
+              <w:top w:type="dxa" w:w="60"/>
+              <w:left w:type="dxa" w:w="100"/>
+              <w:bottom w:type="dxa" w:w="60"/>
+              <w:right w:type="dxa" w:w="100"/>
+            </w:tcMar>
+            <w:vAlign w:val="center"/>
+          </w:tcPr>
+          <w:p>
+            <w:pPr>
+              <w:spacing w:after="0"/>
+            </w:pPr>
+            <w:r>
+              <w:rPr>
+                <w:sz w:val="19"/>
+                <w:szCs w:val="19"/>
+              </w:rPr>
+              <w:t xml:space="preserve">p-m4-001-03-resume</w:t>
+            </w:r>
+          </w:p>
+        </w:tc>
+        <w:tc>
+          <w:tcPr>
+            <w:tcW w:type="dxa" w:w="4327"/>
+            <w:tcMar>
+              <w:top w:type="dxa" w:w="60"/>
+              <w:left w:type="dxa" w:w="100"/>
+              <w:bottom w:type="dxa" w:w="60"/>
+              <w:right w:type="dxa" w:w="100"/>
+            </w:tcMar>
+            <w:vAlign w:val="center"/>
+          </w:tcPr>
+          <w:p>
+            <w:pPr>
+              <w:spacing w:after="0"/>
+            </w:pPr>
+            <w:r>
+              <w:rPr>
+                <w:sz w:val="19"/>
+                <w:szCs w:val="19"/>
+              </w:rPr>
+              <w:t xml:space="preserve">Résumé final de P-M4-001</w:t>
+            </w:r>
+          </w:p>
+        </w:tc>
+        <w:tc>
+          <w:tcPr>
+            <w:tcW w:type="dxa" w:w="1181"/>
+            <w:tcMar>
+              <w:top w:type="dxa" w:w="60"/>
+              <w:left w:type="dxa" w:w="100"/>
+              <w:bottom w:type="dxa" w:w="60"/>
+              <w:right w:type="dxa" w:w="100"/>
+            </w:tcMar>
+            <w:vAlign w:val="center"/>
+          </w:tcPr>
+          <w:p>
+            <w:pPr>
+              <w:spacing w:after="0"/>
+            </w:pPr>
+            <w:r>
+              <w:rPr>
+                <w:sz w:val="19"/>
+                <w:szCs w:val="19"/>
+              </w:rPr>
+              <w:t xml:space="preserve">À insérer</w:t>
+            </w:r>
+          </w:p>
+        </w:tc>
+      </w:tr>
+      <w:tr>
+        <w:tc>
+          <w:tcPr>
+            <w:tcW w:type="dxa" w:w="590"/>
+            <w:tcMar>
+              <w:top w:type="dxa" w:w="60"/>
+              <w:left w:type="dxa" w:w="100"/>
+              <w:bottom w:type="dxa" w:w="60"/>
+              <w:right w:type="dxa" w:w="100"/>
+            </w:tcMar>
+            <w:vAlign w:val="center"/>
+          </w:tcPr>
+          <w:p>
+            <w:pPr>
+              <w:spacing w:after="0"/>
+            </w:pPr>
+            <w:r>
+              <w:rPr>
+                <w:sz w:val="19"/>
+                <w:szCs w:val="19"/>
+              </w:rPr>
+              <w:t xml:space="preserve">19</w:t>
+            </w:r>
+          </w:p>
+        </w:tc>
+        <w:tc>
+          <w:tcPr>
+            <w:tcW w:type="dxa" w:w="3540"/>
+            <w:tcMar>
+              <w:top w:type="dxa" w:w="60"/>
+              <w:left w:type="dxa" w:w="100"/>
+              <w:bottom w:type="dxa" w:w="60"/>
+              <w:right w:type="dxa" w:w="100"/>
+            </w:tcMar>
+            <w:vAlign w:val="center"/>
+          </w:tcPr>
+          <w:p>
+            <w:pPr>
+              <w:spacing w:after="0"/>
+            </w:pPr>
+            <w:r>
+              <w:rPr>
+                <w:sz w:val="19"/>
+                <w:szCs w:val="19"/>
+              </w:rPr>
+              <w:t xml:space="preserve">p-m4-001-04-ecran-editeur</w:t>
+            </w:r>
+          </w:p>
+        </w:tc>
+        <w:tc>
+          <w:tcPr>
+            <w:tcW w:type="dxa" w:w="4327"/>
+            <w:tcMar>
+              <w:top w:type="dxa" w:w="60"/>
+              <w:left w:type="dxa" w:w="100"/>
+              <w:bottom w:type="dxa" w:w="60"/>
+              <w:right w:type="dxa" w:w="100"/>
+            </w:tcMar>
+            <w:vAlign w:val="center"/>
+          </w:tcPr>
+          <w:p>
+            <w:pPr>
+              <w:spacing w:after="0"/>
+            </w:pPr>
+            <w:r>
+              <w:rPr>
+                <w:sz w:val="19"/>
+                <w:szCs w:val="19"/>
+              </w:rPr>
+              <w:t xml:space="preserve">Écran réalisé : éditeur du cahier des charges</w:t>
+            </w:r>
+          </w:p>
+        </w:tc>
+        <w:tc>
+          <w:tcPr>
+            <w:tcW w:type="dxa" w:w="1181"/>
+            <w:tcMar>
+              <w:top w:type="dxa" w:w="60"/>
+              <w:left w:type="dxa" w:w="100"/>
+              <w:bottom w:type="dxa" w:w="60"/>
+              <w:right w:type="dxa" w:w="100"/>
+            </w:tcMar>
+            <w:vAlign w:val="center"/>
+          </w:tcPr>
+          <w:p>
+            <w:pPr>
+              <w:spacing w:after="0"/>
+            </w:pPr>
+            <w:r>
+              <w:rPr>
+                <w:sz w:val="19"/>
+                <w:szCs w:val="19"/>
+              </w:rPr>
+              <w:t xml:space="preserve">Insérée</w:t>
+            </w:r>
+          </w:p>
+        </w:tc>
+      </w:tr>
+      <w:tr>
+        <w:tc>
+          <w:tcPr>
+            <w:tcW w:type="dxa" w:w="590"/>
+            <w:tcMar>
+              <w:top w:type="dxa" w:w="60"/>
+              <w:left w:type="dxa" w:w="100"/>
+              <w:bottom w:type="dxa" w:w="60"/>
+              <w:right w:type="dxa" w:w="100"/>
+            </w:tcMar>
+            <w:vAlign w:val="center"/>
+          </w:tcPr>
+          <w:p>
+            <w:pPr>
+              <w:spacing w:after="0"/>
+            </w:pPr>
+            <w:r>
+              <w:rPr>
+                <w:sz w:val="19"/>
+                <w:szCs w:val="19"/>
+              </w:rPr>
+              <w:t xml:space="preserve">20</w:t>
+            </w:r>
+          </w:p>
+        </w:tc>
+        <w:tc>
+          <w:tcPr>
+            <w:tcW w:type="dxa" w:w="3540"/>
+            <w:tcMar>
+              <w:top w:type="dxa" w:w="60"/>
+              <w:left w:type="dxa" w:w="100"/>
+              <w:bottom w:type="dxa" w:w="60"/>
+              <w:right w:type="dxa" w:w="100"/>
+            </w:tcMar>
+            <w:vAlign w:val="center"/>
+          </w:tcPr>
+          <w:p>
+            <w:pPr>
+              <w:spacing w:after="0"/>
+            </w:pPr>
+            <w:r>
+              <w:rPr>
+                <w:sz w:val="19"/>
+                <w:szCs w:val="19"/>
+              </w:rPr>
+              <w:t xml:space="preserve">p-m4-001-05-ecran-evaluation</w:t>
+            </w:r>
+          </w:p>
+        </w:tc>
+        <w:tc>
+          <w:tcPr>
+            <w:tcW w:type="dxa" w:w="4327"/>
+            <w:tcMar>
+              <w:top w:type="dxa" w:w="60"/>
+              <w:left w:type="dxa" w:w="100"/>
+              <w:bottom w:type="dxa" w:w="60"/>
+              <w:right w:type="dxa" w:w="100"/>
+            </w:tcMar>
+            <w:vAlign w:val="center"/>
+          </w:tcPr>
+          <w:p>
+            <w:pPr>
+              <w:spacing w:after="0"/>
+            </w:pPr>
+            <w:r>
+              <w:rPr>
+                <w:sz w:val="19"/>
+                <w:szCs w:val="19"/>
+              </w:rPr>
+              <w:t xml:space="preserve">Écran réalisé : évaluation par l'IA</w:t>
+            </w:r>
+          </w:p>
+        </w:tc>
+        <w:tc>
+          <w:tcPr>
+            <w:tcW w:type="dxa" w:w="1181"/>
+            <w:tcMar>
+              <w:top w:type="dxa" w:w="60"/>
+              <w:left w:type="dxa" w:w="100"/>
+              <w:bottom w:type="dxa" w:w="60"/>
+              <w:right w:type="dxa" w:w="100"/>
+            </w:tcMar>
+            <w:vAlign w:val="center"/>
+          </w:tcPr>
+          <w:p>
+            <w:pPr>
+              <w:spacing w:after="0"/>
+            </w:pPr>
+            <w:r>
+              <w:rPr>
+                <w:sz w:val="19"/>
+                <w:szCs w:val="19"/>
+              </w:rPr>
+              <w:t xml:space="preserve">Insérée</w:t>
+            </w:r>
+          </w:p>
+        </w:tc>
+      </w:tr>
+      <w:tr>
+        <w:tc>
+          <w:tcPr>
+            <w:tcW w:type="dxa" w:w="590"/>
+            <w:tcMar>
+              <w:top w:type="dxa" w:w="60"/>
+              <w:left w:type="dxa" w:w="100"/>
+              <w:bottom w:type="dxa" w:w="60"/>
+              <w:right w:type="dxa" w:w="100"/>
+            </w:tcMar>
+            <w:vAlign w:val="center"/>
+          </w:tcPr>
+          <w:p>
+            <w:pPr>
+              <w:spacing w:after="0"/>
+            </w:pPr>
+            <w:r>
+              <w:rPr>
+                <w:sz w:val="19"/>
+                <w:szCs w:val="19"/>
+              </w:rPr>
+              <w:t xml:space="preserve">21</w:t>
+            </w:r>
+          </w:p>
+        </w:tc>
+        <w:tc>
+          <w:tcPr>
+            <w:tcW w:type="dxa" w:w="3540"/>
+            <w:tcMar>
+              <w:top w:type="dxa" w:w="60"/>
+              <w:left w:type="dxa" w:w="100"/>
+              <w:bottom w:type="dxa" w:w="60"/>
+              <w:right w:type="dxa" w:w="100"/>
+            </w:tcMar>
+            <w:vAlign w:val="center"/>
+          </w:tcPr>
+          <w:p>
+            <w:pPr>
+              <w:spacing w:after="0"/>
+            </w:pPr>
+            <w:r>
+              <w:rPr>
+                <w:sz w:val="19"/>
+                <w:szCs w:val="19"/>
+              </w:rPr>
+              <w:t xml:space="preserve">p-m4-001-06-ecran-nouvelle-version</w:t>
+            </w:r>
+          </w:p>
+        </w:tc>
+        <w:tc>
+          <w:tcPr>
+            <w:tcW w:type="dxa" w:w="4327"/>
+            <w:tcMar>
+              <w:top w:type="dxa" w:w="60"/>
+              <w:left w:type="dxa" w:w="100"/>
+              <w:bottom w:type="dxa" w:w="60"/>
+              <w:right w:type="dxa" w:w="100"/>
+            </w:tcMar>
+            <w:vAlign w:val="center"/>
+          </w:tcPr>
+          <w:p>
+            <w:pPr>
+              <w:spacing w:after="0"/>
+            </w:pPr>
+            <w:r>
+              <w:rPr>
+                <w:sz w:val="19"/>
+                <w:szCs w:val="19"/>
+              </w:rPr>
+              <w:t xml:space="preserve">Écran réalisé : nouvelle version après une demande</w:t>
+            </w:r>
+          </w:p>
+        </w:tc>
+        <w:tc>
+          <w:tcPr>
+            <w:tcW w:type="dxa" w:w="1181"/>
+            <w:tcMar>
+              <w:top w:type="dxa" w:w="60"/>
+              <w:left w:type="dxa" w:w="100"/>
+              <w:bottom w:type="dxa" w:w="60"/>
+              <w:right w:type="dxa" w:w="100"/>
+            </w:tcMar>
+            <w:vAlign w:val="center"/>
+          </w:tcPr>
+          <w:p>
+            <w:pPr>
+              <w:spacing w:after="0"/>
+            </w:pPr>
+            <w:r>
+              <w:rPr>
+                <w:sz w:val="19"/>
+                <w:szCs w:val="19"/>
+              </w:rPr>
+              <w:t xml:space="preserve">Insérée</w:t>
+            </w:r>
+          </w:p>
+        </w:tc>
+      </w:tr>
+      <w:tr>
+        <w:tc>
+          <w:tcPr>
+            <w:tcW w:type="dxa" w:w="590"/>
+            <w:tcMar>
+              <w:top w:type="dxa" w:w="60"/>
+              <w:left w:type="dxa" w:w="100"/>
+              <w:bottom w:type="dxa" w:w="60"/>
+              <w:right w:type="dxa" w:w="100"/>
+            </w:tcMar>
+            <w:vAlign w:val="center"/>
+          </w:tcPr>
+          <w:p>
+            <w:pPr>
+              <w:spacing w:after="0"/>
+            </w:pPr>
+            <w:r>
+              <w:rPr>
+                <w:sz w:val="19"/>
+                <w:szCs w:val="19"/>
+              </w:rPr>
+              <w:t xml:space="preserve">22</w:t>
+            </w:r>
+          </w:p>
+        </w:tc>
+        <w:tc>
+          <w:tcPr>
+            <w:tcW w:type="dxa" w:w="3540"/>
+            <w:tcMar>
+              <w:top w:type="dxa" w:w="60"/>
+              <w:left w:type="dxa" w:w="100"/>
+              <w:bottom w:type="dxa" w:w="60"/>
+              <w:right w:type="dxa" w:w="100"/>
+            </w:tcMar>
+            <w:vAlign w:val="center"/>
+          </w:tcPr>
+          <w:p>
+            <w:pPr>
+              <w:spacing w:after="0"/>
+            </w:pPr>
+            <w:r>
+              <w:rPr>
+                <w:sz w:val="19"/>
+                <w:szCs w:val="19"/>
+              </w:rPr>
+              <w:t xml:space="preserve">p-m4-001-07-ecran-versions</w:t>
+            </w:r>
+          </w:p>
+        </w:tc>
+        <w:tc>
+          <w:tcPr>
+            <w:tcW w:type="dxa" w:w="4327"/>
+            <w:tcMar>
+              <w:top w:type="dxa" w:w="60"/>
+              <w:left w:type="dxa" w:w="100"/>
+              <w:bottom w:type="dxa" w:w="60"/>
+              <w:right w:type="dxa" w:w="100"/>
+            </w:tcMar>
+            <w:vAlign w:val="center"/>
+          </w:tcPr>
+          <w:p>
+            <w:pPr>
+              <w:spacing w:after="0"/>
+            </w:pPr>
+            <w:r>
+              <w:rPr>
+                <w:sz w:val="19"/>
+                <w:szCs w:val="19"/>
+              </w:rPr>
+              <w:t xml:space="preserve">Écran réalisé : historique des versions</w:t>
+            </w:r>
+          </w:p>
+        </w:tc>
+        <w:tc>
+          <w:tcPr>
+            <w:tcW w:type="dxa" w:w="1181"/>
+            <w:tcMar>
+              <w:top w:type="dxa" w:w="60"/>
+              <w:left w:type="dxa" w:w="100"/>
+              <w:bottom w:type="dxa" w:w="60"/>
+              <w:right w:type="dxa" w:w="100"/>
+            </w:tcMar>
+            <w:vAlign w:val="center"/>
+          </w:tcPr>
+          <w:p>
+            <w:pPr>
+              <w:spacing w:after="0"/>
+            </w:pPr>
+            <w:r>
+              <w:rPr>
+                <w:sz w:val="19"/>
+                <w:szCs w:val="19"/>
+              </w:rPr>
+              <w:t xml:space="preserve">Insérée</w:t>
+            </w:r>
+          </w:p>
+        </w:tc>
+      </w:tr>
     </w:tbl>
     <w:p>
       <w:pPr>
@@ -17065,7 +20783,7 @@
           <w:sz w:val="19"/>
           <w:szCs w:val="19"/>
         </w:rPr>
-        <w:t xml:space="preserve">Tableau 15 — Liste des captures</w:t>
+        <w:t xml:space="preserve">Tableau 19 — Liste des captures</w:t>
       </w:r>
     </w:p>
     <w:sectPr>
